--- a/AIRS/IFN006 report Oriolson Rodriguez Ramirez.docx
+++ b/AIRS/IFN006 report Oriolson Rodriguez Ramirez.docx
@@ -1704,7 +1704,7 @@
     </w:p>
     <w:p>
       <w:pPr>
-        <w:jc w:val="center"/>
+        <w:jc w:val="both"/>
       </w:pPr>
       <w:r>
         <w:t xml:space="preserve">Research question: </w:t>
@@ -1718,7 +1718,13 @@
         <w:jc w:val="both"/>
       </w:pPr>
       <w:r>
-        <w:t>These projects uses natural language processing to analyse</w:t>
+        <w:t xml:space="preserve">These projects </w:t>
+      </w:r>
+      <w:r>
+        <w:t>use</w:t>
+      </w:r>
+      <w:r>
+        <w:t xml:space="preserve"> natural language processing to analyse</w:t>
       </w:r>
       <w:r>
         <w:t xml:space="preserve"> diplomatic text </w:t>
@@ -1847,28 +1853,7 @@
         <w:t>string,</w:t>
       </w:r>
       <w:r>
-        <w:t xml:space="preserve"> </w:t>
-      </w:r>
-      <w:r>
-        <w:t>the</w:t>
-      </w:r>
-      <w:r>
-        <w:t xml:space="preserve"> research </w:t>
-      </w:r>
-      <w:r>
-        <w:t xml:space="preserve">question </w:t>
-      </w:r>
-      <w:r>
-        <w:t xml:space="preserve">is deconstructed </w:t>
-      </w:r>
-      <w:r>
-        <w:t xml:space="preserve">into research concepts. </w:t>
-      </w:r>
-      <w:r>
-        <w:t>T</w:t>
-      </w:r>
-      <w:r>
-        <w:t xml:space="preserve">hese concepts are deconstructed further into keywords. </w:t>
+        <w:t xml:space="preserve"> the research question is deconstructed into research concepts. These concepts are deconstructed further into keywords. </w:t>
       </w:r>
     </w:p>
     <w:p>
@@ -2040,10 +2025,10 @@
         <w:tblLook w:val="04A0" w:firstRow="1" w:lastRow="0" w:firstColumn="1" w:lastColumn="0" w:noHBand="0" w:noVBand="1"/>
       </w:tblPr>
       <w:tblGrid>
-        <w:gridCol w:w="1528"/>
-        <w:gridCol w:w="2061"/>
-        <w:gridCol w:w="2237"/>
-        <w:gridCol w:w="3190"/>
+        <w:gridCol w:w="1520"/>
+        <w:gridCol w:w="2051"/>
+        <w:gridCol w:w="2224"/>
+        <w:gridCol w:w="3221"/>
       </w:tblGrid>
       <w:tr>
         <w:trPr>
@@ -2490,7 +2475,36 @@
                 <w:lang w:eastAsia="en-AU"/>
                 <w14:ligatures w14:val="none"/>
               </w:rPr>
-              <w:t>agreement; aggregated output</w:t>
+              <w:t xml:space="preserve">Absolute </w:t>
+            </w:r>
+            <w:r>
+              <w:rPr>
+                <w:rFonts w:ascii="Times New Roman" w:eastAsia="Times New Roman" w:hAnsi="Times New Roman" w:cs="Times New Roman"/>
+                <w:kern w:val="0"/>
+                <w:lang w:eastAsia="en-AU"/>
+                <w14:ligatures w14:val="none"/>
+              </w:rPr>
+              <w:t>agreement;</w:t>
+            </w:r>
+          </w:p>
+          <w:p>
+            <w:pPr>
+              <w:spacing w:after="0" w:line="240" w:lineRule="auto"/>
+              <w:rPr>
+                <w:rFonts w:ascii="Times New Roman" w:eastAsia="Times New Roman" w:hAnsi="Times New Roman" w:cs="Times New Roman"/>
+                <w:kern w:val="0"/>
+                <w:lang w:eastAsia="en-AU"/>
+                <w14:ligatures w14:val="none"/>
+              </w:rPr>
+            </w:pPr>
+            <w:r>
+              <w:rPr>
+                <w:rFonts w:ascii="Times New Roman" w:eastAsia="Times New Roman" w:hAnsi="Times New Roman" w:cs="Times New Roman"/>
+                <w:kern w:val="0"/>
+                <w:lang w:eastAsia="en-AU"/>
+                <w14:ligatures w14:val="none"/>
+              </w:rPr>
+              <w:t>aggregated output</w:t>
             </w:r>
           </w:p>
         </w:tc>
@@ -2519,6 +2533,24 @@
               </w:rPr>
               <w:t>consensus algorithms; ensemble prediction; voting/aggregation</w:t>
             </w:r>
+            <w:r>
+              <w:rPr>
+                <w:rFonts w:ascii="Times New Roman" w:eastAsia="Times New Roman" w:hAnsi="Times New Roman" w:cs="Times New Roman"/>
+                <w:kern w:val="0"/>
+                <w:lang w:eastAsia="en-AU"/>
+                <w14:ligatures w14:val="none"/>
+              </w:rPr>
+              <w:t xml:space="preserve">; </w:t>
+            </w:r>
+            <w:r>
+              <w:rPr>
+                <w:rFonts w:ascii="Times New Roman" w:eastAsia="Times New Roman" w:hAnsi="Times New Roman" w:cs="Times New Roman"/>
+                <w:kern w:val="0"/>
+                <w:lang w:eastAsia="en-AU"/>
+                <w14:ligatures w14:val="none"/>
+              </w:rPr>
+              <w:t>Unanimity</w:t>
+            </w:r>
           </w:p>
         </w:tc>
       </w:tr>
@@ -2591,10 +2623,7 @@
         <w:t xml:space="preserve"> literature</w:t>
       </w:r>
       <w:r>
-        <w:t xml:space="preserve"> for c</w:t>
-      </w:r>
-      <w:r>
-        <w:t>onsensus dynamics</w:t>
+        <w:t xml:space="preserve"> for consensus dynamics</w:t>
       </w:r>
       <w:r>
         <w:t xml:space="preserve">. </w:t>
@@ -2651,11 +2680,28 @@
       </w:r>
     </w:p>
     <w:p>
+      <w:pPr>
+        <w:pStyle w:val="ListParagraph"/>
+        <w:numPr>
+          <w:ilvl w:val="0"/>
+          <w:numId w:val="10"/>
+        </w:numPr>
+      </w:pPr>
       <w:r>
         <w:t>The first one was comprehensiveness. It contains more than one hundred million records across three hundred and thirty subject areas. It also contains all the needed literature from different areas: RL simulation, algebra, game theory, and international relations.</w:t>
       </w:r>
-    </w:p>
-    <w:p>
+      <w:r>
+        <w:t xml:space="preserve"> </w:t>
+      </w:r>
+    </w:p>
+    <w:p>
+      <w:pPr>
+        <w:pStyle w:val="ListParagraph"/>
+        <w:numPr>
+          <w:ilvl w:val="0"/>
+          <w:numId w:val="10"/>
+        </w:numPr>
+      </w:pPr>
       <w:r>
         <w:lastRenderedPageBreak/>
         <w:t xml:space="preserve">The second criteria </w:t>
@@ -2668,6 +2714,13 @@
       </w:r>
     </w:p>
     <w:p>
+      <w:pPr>
+        <w:pStyle w:val="ListParagraph"/>
+        <w:numPr>
+          <w:ilvl w:val="0"/>
+          <w:numId w:val="10"/>
+        </w:numPr>
+      </w:pPr>
       <w:r>
         <w:t>The third criterion is quality. All the papers that are there are peer-reviewed and curated. There is an independent content selection in Scopus</w:t>
       </w:r>
@@ -2682,6 +2735,13 @@
       </w:r>
     </w:p>
     <w:p>
+      <w:pPr>
+        <w:pStyle w:val="ListParagraph"/>
+        <w:numPr>
+          <w:ilvl w:val="0"/>
+          <w:numId w:val="10"/>
+        </w:numPr>
+      </w:pPr>
       <w:r>
         <w:t xml:space="preserve">The fourth criterion is the search interface, syntax, and the algorithm. It facilitates all the Boolean and field-targeted searching that </w:t>
       </w:r>
@@ -2699,6 +2759,13 @@
       </w:r>
     </w:p>
     <w:p>
+      <w:pPr>
+        <w:pStyle w:val="ListParagraph"/>
+        <w:numPr>
+          <w:ilvl w:val="0"/>
+          <w:numId w:val="10"/>
+        </w:numPr>
+      </w:pPr>
       <w:r>
         <w:t>The fifth criterion is usability. It is easy to access since it is web-based</w:t>
       </w:r>
@@ -2707,15 +2774,6 @@
       </w:r>
     </w:p>
     <w:p/>
-    <w:p/>
-    <w:p>
-      <w:r>
-        <w:br/>
-      </w:r>
-      <w:r>
-        <w:br/>
-      </w:r>
-    </w:p>
     <w:p>
       <w:pPr>
         <w:pStyle w:val="Heading2"/>
@@ -2726,56 +2784,1305 @@
       </w:pPr>
       <w:bookmarkStart w:id="6" w:name="_Toc2132437029"/>
       <w:r>
+        <w:t>Search strategy</w:t>
+      </w:r>
+      <w:bookmarkEnd w:id="6"/>
+      <w:r>
+        <w:t xml:space="preserve"> </w:t>
+      </w:r>
+    </w:p>
+    <w:p>
+      <w:pPr>
+        <w:pStyle w:val="Heading3"/>
+      </w:pPr>
+      <w:bookmarkStart w:id="7" w:name="_Toc25460463"/>
+      <w:r>
+        <w:t>Formulate search statement</w:t>
+      </w:r>
+      <w:bookmarkEnd w:id="7"/>
+      <w:r>
+        <w:t xml:space="preserve"> </w:t>
+      </w:r>
+    </w:p>
+    <w:p>
+      <w:r>
+        <w:t xml:space="preserve">The initial </w:t>
+      </w:r>
+      <w:r>
+        <w:t>goal</w:t>
+      </w:r>
+      <w:r>
+        <w:t xml:space="preserve"> is to</w:t>
+      </w:r>
+      <w:r>
+        <w:t xml:space="preserve"> build</w:t>
+      </w:r>
+      <w:r>
+        <w:t xml:space="preserve"> the research statement using </w:t>
+      </w:r>
+      <w:r>
+        <w:t>table 1</w:t>
+      </w:r>
+      <w:r>
+        <w:t>, going row-wise (i.e. per research concept)</w:t>
+      </w:r>
+      <w:r>
+        <w:t xml:space="preserve">. </w:t>
+      </w:r>
+      <w:r>
+        <w:t>Per row</w:t>
+      </w:r>
+      <w:r>
+        <w:t>, the</w:t>
+      </w:r>
+      <w:r>
+        <w:t xml:space="preserve"> keywords, </w:t>
+      </w:r>
+      <w:r>
+        <w:t>synonyms</w:t>
+      </w:r>
+      <w:r>
+        <w:t xml:space="preserve"> and related concepts of the first research concepts are </w:t>
+      </w:r>
+      <w:r>
+        <w:t>joined using OR Boolean operators, except when the terms are necessarily mutually exclusive</w:t>
+      </w:r>
+      <w:r>
+        <w:t xml:space="preserve">. </w:t>
+      </w:r>
+      <w:r>
+        <w:t>Likewise,</w:t>
+      </w:r>
+      <w:r>
+        <w:t xml:space="preserve"> the other table rows.</w:t>
+      </w:r>
+      <w:r>
+        <w:t xml:space="preserve"> The </w:t>
+      </w:r>
+      <w:r>
+        <w:t xml:space="preserve">resulting </w:t>
+      </w:r>
+      <w:r>
+        <w:t>string</w:t>
+      </w:r>
+      <w:r>
+        <w:t>s</w:t>
+      </w:r>
+      <w:r>
+        <w:t xml:space="preserve"> from each table row are joined together using AND Boolean operator to restrict the </w:t>
+      </w:r>
+      <w:r>
+        <w:t xml:space="preserve">results to very </w:t>
+      </w:r>
+      <w:r>
+        <w:t>inter</w:t>
+      </w:r>
+      <w:r>
+        <w:t>discipl</w:t>
+      </w:r>
+      <w:r>
+        <w:t>inary</w:t>
+      </w:r>
+      <w:r>
+        <w:t xml:space="preserve"> studies and they are</w:t>
+      </w:r>
+      <w:r>
+        <w:t xml:space="preserve"> </w:t>
+      </w:r>
+      <w:r>
+        <w:t>applied are fields search on title, abstract</w:t>
+      </w:r>
+      <w:r>
+        <w:t xml:space="preserve"> and keywords.</w:t>
+      </w:r>
+    </w:p>
+    <w:p>
+      <w:r>
+        <w:t xml:space="preserve">Since there are several multi-word terms, </w:t>
+      </w:r>
+      <w:r>
+        <w:t xml:space="preserve">phrase searching was applied in several places of the search statement, for example, </w:t>
+      </w:r>
+      <w:r>
+        <w:t>“MARL simulation” and “multi-object reinfo</w:t>
+      </w:r>
+      <w:r>
+        <w:t xml:space="preserve">rcement”. </w:t>
+      </w:r>
+      <w:r>
+        <w:t>Furthermore, n</w:t>
+      </w:r>
+      <w:r>
+        <w:t xml:space="preserve">esting terms were used </w:t>
+      </w:r>
+      <w:r>
+        <w:t xml:space="preserve">to group </w:t>
+      </w:r>
+      <w:r>
+        <w:t>synonyms</w:t>
+      </w:r>
+      <w:r>
+        <w:t xml:space="preserve"> </w:t>
+      </w:r>
+      <w:r>
+        <w:t xml:space="preserve">and truncations for the words that are common with variation, for example, </w:t>
+      </w:r>
+      <w:r>
+        <w:t>“</w:t>
+      </w:r>
+      <w:proofErr w:type="spellStart"/>
+      <w:r>
+        <w:t>reinforc</w:t>
+      </w:r>
+      <w:proofErr w:type="spellEnd"/>
+      <w:r>
+        <w:t>*” which can take the form of “reinforcement”</w:t>
+      </w:r>
+      <w:r>
+        <w:t xml:space="preserve"> or “reinforced”.</w:t>
+      </w:r>
+      <w:r>
+        <w:t xml:space="preserve"> </w:t>
+      </w:r>
+    </w:p>
+    <w:p>
+      <w:r>
+        <w:t xml:space="preserve">The </w:t>
+      </w:r>
+      <w:r>
+        <w:t xml:space="preserve">resulting </w:t>
+      </w:r>
+      <w:r>
+        <w:t>search statement is:</w:t>
+      </w:r>
+    </w:p>
+    <w:p>
+      <w:r>
+        <w:t>TITLE-ABS-KEY ( "multi agent reinforcement learning" OR "multiagent reinforcement learning" OR marl OR "</w:t>
+      </w:r>
+      <w:proofErr w:type="spellStart"/>
+      <w:r>
+        <w:t>decentrali?ed</w:t>
+      </w:r>
+      <w:proofErr w:type="spellEnd"/>
+      <w:r>
+        <w:t xml:space="preserve"> reinforcement learning" OR "stochastic game*" OR "</w:t>
+      </w:r>
+      <w:proofErr w:type="spellStart"/>
+      <w:r>
+        <w:t>markov</w:t>
+      </w:r>
+      <w:proofErr w:type="spellEnd"/>
+      <w:r>
+        <w:t xml:space="preserve"> game*" OR "agent based </w:t>
+      </w:r>
+      <w:proofErr w:type="spellStart"/>
+      <w:r>
+        <w:t>simulat</w:t>
+      </w:r>
+      <w:proofErr w:type="spellEnd"/>
+      <w:r>
+        <w:t xml:space="preserve">*" ) AND ALL ( "preference vector*" OR "preference weight*" OR "weight vector*" OR "preference condition*" OR "multi objective reinforcement learning" OR </w:t>
+      </w:r>
+      <w:proofErr w:type="spellStart"/>
+      <w:r>
+        <w:t>morl</w:t>
+      </w:r>
+      <w:proofErr w:type="spellEnd"/>
+      <w:r>
+        <w:t xml:space="preserve"> OR </w:t>
+      </w:r>
+      <w:proofErr w:type="spellStart"/>
+      <w:r>
+        <w:t>scalari?ation</w:t>
+      </w:r>
+      <w:proofErr w:type="spellEnd"/>
+      <w:r>
+        <w:t xml:space="preserve"> OR "reward weight*" ) AND ALL ( consensus OR "collective decision*" OR "group decision*" OR "emergent agreement" OR "joint policy" OR "joint policies" OR "policy aggregation" OR </w:t>
+      </w:r>
+      <w:proofErr w:type="spellStart"/>
+      <w:r>
+        <w:t>coordinat</w:t>
+      </w:r>
+      <w:proofErr w:type="spellEnd"/>
+      <w:r>
+        <w:t>* OR "social welfare" ) AND ( LIMIT-TO ( SRCTYPE , "j" ) ) AND ( LIMIT-TO ( DOCTYPE , "</w:t>
+      </w:r>
+      <w:proofErr w:type="spellStart"/>
+      <w:r>
+        <w:t>ar</w:t>
+      </w:r>
+      <w:proofErr w:type="spellEnd"/>
+      <w:r>
+        <w:t>" ) OR LIMIT-TO ( DOCTYPE , "re" ) )</w:t>
+      </w:r>
+    </w:p>
+    <w:p>
+      <w:r>
+        <w:t xml:space="preserve">The results of the application of the above statement in Scopus </w:t>
+      </w:r>
+      <w:r>
+        <w:t xml:space="preserve">filtered by </w:t>
+      </w:r>
+      <w:r>
+        <w:t>only include Journals as Source type, and Article and Review as Document Type</w:t>
+      </w:r>
+      <w:r>
+        <w:t xml:space="preserve"> are</w:t>
+      </w:r>
+      <w:r>
+        <w:t xml:space="preserve"> presented in </w:t>
+      </w:r>
+      <w:r>
         <w:lastRenderedPageBreak/>
-        <w:t>Search strategy</w:t>
-      </w:r>
-      <w:bookmarkEnd w:id="6"/>
+        <w:t xml:space="preserve">figure </w:t>
+      </w:r>
+      <w:r>
+        <w:t>1.</w:t>
+      </w:r>
+      <w:r>
+        <w:br/>
+      </w:r>
+      <w:r>
+        <w:br/>
+      </w:r>
+      <w:r>
+        <w:drawing>
+          <wp:inline distT="0" distB="0" distL="0" distR="0" wp14:anchorId="15E746F8" wp14:editId="4E53D6D4">
+            <wp:extent cx="5731510" cy="3634740"/>
+            <wp:effectExtent l="0" t="0" r="2540" b="3810"/>
+            <wp:docPr id="1011726387" name="Picture 1"/>
+            <wp:cNvGraphicFramePr>
+              <a:graphicFrameLocks xmlns:a="http://schemas.openxmlformats.org/drawingml/2006/main" noChangeAspect="1"/>
+            </wp:cNvGraphicFramePr>
+            <a:graphic xmlns:a="http://schemas.openxmlformats.org/drawingml/2006/main">
+              <a:graphicData uri="http://schemas.openxmlformats.org/drawingml/2006/picture">
+                <pic:pic xmlns:pic="http://schemas.openxmlformats.org/drawingml/2006/picture">
+                  <pic:nvPicPr>
+                    <pic:cNvPr id="1011726387" name=""/>
+                    <pic:cNvPicPr/>
+                  </pic:nvPicPr>
+                  <pic:blipFill>
+                    <a:blip r:embed="rId9"/>
+                    <a:stretch>
+                      <a:fillRect/>
+                    </a:stretch>
+                  </pic:blipFill>
+                  <pic:spPr>
+                    <a:xfrm>
+                      <a:off x="0" y="0"/>
+                      <a:ext cx="5731510" cy="3634740"/>
+                    </a:xfrm>
+                    <a:prstGeom prst="rect">
+                      <a:avLst/>
+                    </a:prstGeom>
+                  </pic:spPr>
+                </pic:pic>
+              </a:graphicData>
+            </a:graphic>
+          </wp:inline>
+        </w:drawing>
+      </w:r>
+    </w:p>
+    <w:p/>
+    <w:p>
+      <w:pPr>
+        <w:pStyle w:val="Heading3"/>
+      </w:pPr>
+      <w:bookmarkStart w:id="8" w:name="_Toc880028663"/>
+      <w:r>
+        <w:t>Search strategy development</w:t>
+      </w:r>
+      <w:bookmarkEnd w:id="8"/>
+    </w:p>
+    <w:p>
+      <w:r>
+        <w:t xml:space="preserve">The final research statement is build iteratively, starting from the most restrictive search and the expanding it to a reasonable number of results. The first </w:t>
+      </w:r>
+      <w:r>
+        <w:t>research statement outputs only th</w:t>
+      </w:r>
+      <w:r>
+        <w:t>re</w:t>
+      </w:r>
+      <w:r>
+        <w:t xml:space="preserve">e articles (see figure 2). </w:t>
+      </w:r>
+      <w:r>
+        <w:t xml:space="preserve">Even though they are from the right disciplines, there are still too few to be considered a good </w:t>
+      </w:r>
+      <w:r>
+        <w:t>search</w:t>
+      </w:r>
+      <w:r>
+        <w:t>.</w:t>
+      </w:r>
+      <w:r>
+        <w:t xml:space="preserve"> Therefore, some of the restrictions of the statement (i.e. AND </w:t>
+      </w:r>
+      <w:r>
+        <w:t>Boolean</w:t>
+      </w:r>
+      <w:r>
+        <w:t xml:space="preserve"> operators and </w:t>
+      </w:r>
+      <w:r>
+        <w:t>restricted</w:t>
+      </w:r>
+      <w:r>
+        <w:t xml:space="preserve"> field search</w:t>
+      </w:r>
+      <w:r>
+        <w:t>)</w:t>
+      </w:r>
+      <w:r>
+        <w:t xml:space="preserve"> need to change.</w:t>
+      </w:r>
       <w:r>
         <w:t xml:space="preserve"> </w:t>
       </w:r>
-    </w:p>
+      <w:r>
+        <w:br/>
+        <w:t xml:space="preserve">From the three </w:t>
+      </w:r>
+      <w:r>
+        <w:t xml:space="preserve">research concepts, the most restricted one is consensus. That is because, usually, computer science and mathematics are interrelated, and they show up in several resources together. That is because computer science uses mathematical innovations to work, </w:t>
+      </w:r>
+      <w:r>
+        <w:t>and</w:t>
+      </w:r>
+      <w:r>
+        <w:t>, sometimes mathematicians use computers to</w:t>
+      </w:r>
+      <w:r>
+        <w:t xml:space="preserve"> compute numbers</w:t>
+      </w:r>
+      <w:r>
+        <w:t>.</w:t>
+      </w:r>
+      <w:r>
+        <w:t xml:space="preserve"> </w:t>
+      </w:r>
+      <w:r>
+        <w:t xml:space="preserve">Therefore, the most restrictive term is consensus, or the research concept where consensus or unanimity is </w:t>
+      </w:r>
+      <w:r>
+        <w:t>mentioned</w:t>
+      </w:r>
+      <w:r>
+        <w:t xml:space="preserve">. That is because being </w:t>
+      </w:r>
+      <w:r>
+        <w:t>a</w:t>
+      </w:r>
+      <w:r>
+        <w:t xml:space="preserve"> decision-making </w:t>
+      </w:r>
+      <w:r>
+        <w:t xml:space="preserve">system </w:t>
+      </w:r>
+      <w:r>
+        <w:t xml:space="preserve">makes it the less likely to show up together with computer science and mathematics. There is where all the work needs to focus </w:t>
+      </w:r>
+      <w:r>
+        <w:t>to</w:t>
+      </w:r>
+      <w:r>
+        <w:t xml:space="preserve"> improve our search, at least in the first iterations.</w:t>
+      </w:r>
+    </w:p>
+    <w:p/>
+    <w:p>
+      <w:r>
+        <w:lastRenderedPageBreak/>
+        <w:drawing>
+          <wp:inline distT="0" distB="0" distL="0" distR="0" wp14:anchorId="0793AF7D" wp14:editId="4310C5C7">
+            <wp:extent cx="5731510" cy="2985770"/>
+            <wp:effectExtent l="0" t="0" r="2540" b="5080"/>
+            <wp:docPr id="1796514306" name="Picture 1"/>
+            <wp:cNvGraphicFramePr>
+              <a:graphicFrameLocks xmlns:a="http://schemas.openxmlformats.org/drawingml/2006/main" noChangeAspect="1"/>
+            </wp:cNvGraphicFramePr>
+            <a:graphic xmlns:a="http://schemas.openxmlformats.org/drawingml/2006/main">
+              <a:graphicData uri="http://schemas.openxmlformats.org/drawingml/2006/picture">
+                <pic:pic xmlns:pic="http://schemas.openxmlformats.org/drawingml/2006/picture">
+                  <pic:nvPicPr>
+                    <pic:cNvPr id="1796514306" name=""/>
+                    <pic:cNvPicPr/>
+                  </pic:nvPicPr>
+                  <pic:blipFill>
+                    <a:blip r:embed="rId10"/>
+                    <a:stretch>
+                      <a:fillRect/>
+                    </a:stretch>
+                  </pic:blipFill>
+                  <pic:spPr>
+                    <a:xfrm>
+                      <a:off x="0" y="0"/>
+                      <a:ext cx="5731510" cy="2985770"/>
+                    </a:xfrm>
+                    <a:prstGeom prst="rect">
+                      <a:avLst/>
+                    </a:prstGeom>
+                  </pic:spPr>
+                </pic:pic>
+              </a:graphicData>
+            </a:graphic>
+          </wp:inline>
+        </w:drawing>
+      </w:r>
+    </w:p>
+    <w:p/>
+    <w:p>
+      <w:r>
+        <w:t xml:space="preserve">Changing the </w:t>
+      </w:r>
+      <w:r>
+        <w:t xml:space="preserve">last part to ALL fields instead of just TITLE-ABS-KEY, produces </w:t>
+      </w:r>
+      <w:r>
+        <w:t>2 results</w:t>
+      </w:r>
+      <w:r>
+        <w:t xml:space="preserve"> (see figure 3).</w:t>
+      </w:r>
+      <w:r>
+        <w:br/>
+      </w:r>
+      <w:r>
+        <w:drawing>
+          <wp:inline distT="0" distB="0" distL="0" distR="0" wp14:anchorId="1DB8B261" wp14:editId="4203EAAF">
+            <wp:extent cx="5731510" cy="3738245"/>
+            <wp:effectExtent l="0" t="0" r="2540" b="0"/>
+            <wp:docPr id="1678239719" name="Picture 1"/>
+            <wp:cNvGraphicFramePr>
+              <a:graphicFrameLocks xmlns:a="http://schemas.openxmlformats.org/drawingml/2006/main" noChangeAspect="1"/>
+            </wp:cNvGraphicFramePr>
+            <a:graphic xmlns:a="http://schemas.openxmlformats.org/drawingml/2006/main">
+              <a:graphicData uri="http://schemas.openxmlformats.org/drawingml/2006/picture">
+                <pic:pic xmlns:pic="http://schemas.openxmlformats.org/drawingml/2006/picture">
+                  <pic:nvPicPr>
+                    <pic:cNvPr id="1678239719" name=""/>
+                    <pic:cNvPicPr/>
+                  </pic:nvPicPr>
+                  <pic:blipFill>
+                    <a:blip r:embed="rId11"/>
+                    <a:stretch>
+                      <a:fillRect/>
+                    </a:stretch>
+                  </pic:blipFill>
+                  <pic:spPr>
+                    <a:xfrm>
+                      <a:off x="0" y="0"/>
+                      <a:ext cx="5731510" cy="3738245"/>
+                    </a:xfrm>
+                    <a:prstGeom prst="rect">
+                      <a:avLst/>
+                    </a:prstGeom>
+                  </pic:spPr>
+                </pic:pic>
+              </a:graphicData>
+            </a:graphic>
+          </wp:inline>
+        </w:drawing>
+      </w:r>
+    </w:p>
+    <w:p/>
+    <w:p>
+      <w:r>
+        <w:t xml:space="preserve">When changing the format and the way of writing the third sub-research statement that handles the consensus and unanimity terms, it always gives us very, very few results. Therefore, a further test is needed to try to test our hypothesis about the restriction that </w:t>
+      </w:r>
+      <w:r>
+        <w:lastRenderedPageBreak/>
+        <w:t xml:space="preserve">this third concept represents. If it happens to be true, it means that we need to revisit the research concept to try to find better terms in the consensus part. The hypothesis is that maybe the third concept, with its keywords, related terms, and synonyms, are not </w:t>
+      </w:r>
+      <w:proofErr w:type="spellStart"/>
+      <w:r>
+        <w:t>fraimed</w:t>
+      </w:r>
+      <w:proofErr w:type="spellEnd"/>
+      <w:r>
+        <w:t xml:space="preserve"> well.</w:t>
+      </w:r>
+      <w:r>
+        <w:t xml:space="preserve"> </w:t>
+      </w:r>
+      <w:r>
+        <w:t xml:space="preserve">When removing </w:t>
+      </w:r>
+      <w:r>
+        <w:t xml:space="preserve">the third concept from the research statement, the </w:t>
+      </w:r>
+      <w:r>
+        <w:t xml:space="preserve">search </w:t>
+      </w:r>
+      <w:r>
+        <w:t>results</w:t>
+      </w:r>
+      <w:r>
+        <w:t xml:space="preserve"> </w:t>
+      </w:r>
+      <w:r>
+        <w:t>Figure 4 shows</w:t>
+      </w:r>
+      <w:r>
+        <w:t xml:space="preserve"> the expansion of the results to </w:t>
+      </w:r>
+      <w:r>
+        <w:t xml:space="preserve">77. This confirms the hypothesis about </w:t>
+      </w:r>
+      <w:proofErr w:type="spellStart"/>
+      <w:r>
+        <w:t>Consencus</w:t>
+      </w:r>
+      <w:proofErr w:type="spellEnd"/>
+      <w:r>
+        <w:t xml:space="preserve"> term being the restrictive factor.</w:t>
+      </w:r>
+      <w:r>
+        <w:br/>
+      </w:r>
+      <w:r>
+        <w:t>‘</w:t>
+      </w:r>
+    </w:p>
+    <w:p>
+      <w:r>
+        <w:t>Therefore, for this third research concept — synonyms: absolute agreements, and aggregated outputs are change</w:t>
+      </w:r>
+      <w:r>
+        <w:t>d</w:t>
+      </w:r>
+      <w:r>
+        <w:t xml:space="preserve"> </w:t>
+      </w:r>
+      <w:r>
+        <w:t xml:space="preserve">for </w:t>
+      </w:r>
+      <w:r>
+        <w:t xml:space="preserve">collective decision, group decision, and emergent agreement. </w:t>
+      </w:r>
+      <w:r>
+        <w:t>R</w:t>
+      </w:r>
+      <w:r>
+        <w:t>elated terms: consensus algorithms, ensemble prediction, both-in aggregation, and unanimity are change</w:t>
+      </w:r>
+      <w:r>
+        <w:t>d</w:t>
+      </w:r>
+      <w:r>
+        <w:t xml:space="preserve"> </w:t>
+      </w:r>
+      <w:r>
+        <w:t>to</w:t>
+      </w:r>
+      <w:r>
+        <w:t xml:space="preserve"> joint policy, policy aggregation, coordination, and social welfare.</w:t>
+      </w:r>
+      <w:r>
+        <w:t xml:space="preserve"> The refined table is the following</w:t>
+      </w:r>
+    </w:p>
+    <w:tbl>
+      <w:tblPr>
+        <w:tblW w:w="0" w:type="auto"/>
+        <w:tblCellSpacing w:w="15" w:type="dxa"/>
+        <w:tblBorders>
+          <w:top w:val="single" w:sz="4" w:space="0" w:color="auto"/>
+          <w:left w:val="single" w:sz="4" w:space="0" w:color="auto"/>
+          <w:bottom w:val="single" w:sz="4" w:space="0" w:color="auto"/>
+          <w:right w:val="single" w:sz="4" w:space="0" w:color="auto"/>
+          <w:insideH w:val="single" w:sz="4" w:space="0" w:color="auto"/>
+          <w:insideV w:val="single" w:sz="4" w:space="0" w:color="auto"/>
+        </w:tblBorders>
+        <w:tblCellMar>
+          <w:top w:w="15" w:type="dxa"/>
+          <w:left w:w="15" w:type="dxa"/>
+          <w:bottom w:w="15" w:type="dxa"/>
+          <w:right w:w="15" w:type="dxa"/>
+        </w:tblCellMar>
+        <w:tblLook w:val="04A0" w:firstRow="1" w:lastRow="0" w:firstColumn="1" w:lastColumn="0" w:noHBand="0" w:noVBand="1"/>
+      </w:tblPr>
+      <w:tblGrid>
+        <w:gridCol w:w="1526"/>
+        <w:gridCol w:w="2058"/>
+        <w:gridCol w:w="2234"/>
+        <w:gridCol w:w="3198"/>
+      </w:tblGrid>
+      <w:tr>
+        <w:trPr>
+          <w:tblHeader/>
+          <w:tblCellSpacing w:w="15" w:type="dxa"/>
+        </w:trPr>
+        <w:tc>
+          <w:tcPr>
+            <w:tcW w:w="0" w:type="auto"/>
+            <w:shd w:val="clear" w:color="auto" w:fill="0A2F41" w:themeFill="accent1" w:themeFillShade="80"/>
+            <w:vAlign w:val="center"/>
+            <w:hideMark/>
+          </w:tcPr>
+          <w:p>
+            <w:pPr>
+              <w:spacing w:after="0" w:line="240" w:lineRule="auto"/>
+              <w:jc w:val="center"/>
+              <w:rPr>
+                <w:rFonts w:ascii="Times New Roman" w:eastAsia="Times New Roman" w:hAnsi="Times New Roman" w:cs="Times New Roman"/>
+                <w:b/>
+                <w:bCs/>
+                <w:kern w:val="0"/>
+                <w:lang w:eastAsia="en-AU"/>
+                <w14:ligatures w14:val="none"/>
+              </w:rPr>
+            </w:pPr>
+            <w:r>
+              <w:rPr>
+                <w:rFonts w:ascii="Times New Roman" w:eastAsia="Times New Roman" w:hAnsi="Times New Roman" w:cs="Times New Roman"/>
+                <w:b/>
+                <w:bCs/>
+                <w:kern w:val="0"/>
+                <w:lang w:eastAsia="en-AU"/>
+                <w14:ligatures w14:val="none"/>
+              </w:rPr>
+              <w:t>Research concept</w:t>
+            </w:r>
+          </w:p>
+        </w:tc>
+        <w:tc>
+          <w:tcPr>
+            <w:tcW w:w="0" w:type="auto"/>
+            <w:shd w:val="clear" w:color="auto" w:fill="0A2F41" w:themeFill="accent1" w:themeFillShade="80"/>
+            <w:vAlign w:val="center"/>
+            <w:hideMark/>
+          </w:tcPr>
+          <w:p>
+            <w:pPr>
+              <w:spacing w:after="0" w:line="240" w:lineRule="auto"/>
+              <w:jc w:val="center"/>
+              <w:rPr>
+                <w:rFonts w:ascii="Times New Roman" w:eastAsia="Times New Roman" w:hAnsi="Times New Roman" w:cs="Times New Roman"/>
+                <w:b/>
+                <w:bCs/>
+                <w:kern w:val="0"/>
+                <w:lang w:eastAsia="en-AU"/>
+                <w14:ligatures w14:val="none"/>
+              </w:rPr>
+            </w:pPr>
+            <w:r>
+              <w:rPr>
+                <w:rFonts w:ascii="Times New Roman" w:eastAsia="Times New Roman" w:hAnsi="Times New Roman" w:cs="Times New Roman"/>
+                <w:b/>
+                <w:bCs/>
+                <w:kern w:val="0"/>
+                <w:lang w:eastAsia="en-AU"/>
+                <w14:ligatures w14:val="none"/>
+              </w:rPr>
+              <w:t>Keyword</w:t>
+            </w:r>
+          </w:p>
+        </w:tc>
+        <w:tc>
+          <w:tcPr>
+            <w:tcW w:w="0" w:type="auto"/>
+            <w:shd w:val="clear" w:color="auto" w:fill="0A2F41" w:themeFill="accent1" w:themeFillShade="80"/>
+            <w:vAlign w:val="center"/>
+            <w:hideMark/>
+          </w:tcPr>
+          <w:p>
+            <w:pPr>
+              <w:spacing w:after="0" w:line="240" w:lineRule="auto"/>
+              <w:jc w:val="center"/>
+              <w:rPr>
+                <w:rFonts w:ascii="Times New Roman" w:eastAsia="Times New Roman" w:hAnsi="Times New Roman" w:cs="Times New Roman"/>
+                <w:b/>
+                <w:bCs/>
+                <w:kern w:val="0"/>
+                <w:lang w:eastAsia="en-AU"/>
+                <w14:ligatures w14:val="none"/>
+              </w:rPr>
+            </w:pPr>
+            <w:r>
+              <w:rPr>
+                <w:rFonts w:ascii="Times New Roman" w:eastAsia="Times New Roman" w:hAnsi="Times New Roman" w:cs="Times New Roman"/>
+                <w:b/>
+                <w:bCs/>
+                <w:kern w:val="0"/>
+                <w:lang w:eastAsia="en-AU"/>
+                <w14:ligatures w14:val="none"/>
+              </w:rPr>
+              <w:t>Synonyms</w:t>
+            </w:r>
+          </w:p>
+        </w:tc>
+        <w:tc>
+          <w:tcPr>
+            <w:tcW w:w="0" w:type="auto"/>
+            <w:shd w:val="clear" w:color="auto" w:fill="0A2F41" w:themeFill="accent1" w:themeFillShade="80"/>
+            <w:vAlign w:val="center"/>
+            <w:hideMark/>
+          </w:tcPr>
+          <w:p>
+            <w:pPr>
+              <w:spacing w:after="0" w:line="240" w:lineRule="auto"/>
+              <w:jc w:val="center"/>
+              <w:rPr>
+                <w:rFonts w:ascii="Times New Roman" w:eastAsia="Times New Roman" w:hAnsi="Times New Roman" w:cs="Times New Roman"/>
+                <w:b/>
+                <w:bCs/>
+                <w:kern w:val="0"/>
+                <w:lang w:eastAsia="en-AU"/>
+                <w14:ligatures w14:val="none"/>
+              </w:rPr>
+            </w:pPr>
+            <w:r>
+              <w:rPr>
+                <w:rFonts w:ascii="Times New Roman" w:eastAsia="Times New Roman" w:hAnsi="Times New Roman" w:cs="Times New Roman"/>
+                <w:b/>
+                <w:bCs/>
+                <w:kern w:val="0"/>
+                <w:lang w:eastAsia="en-AU"/>
+                <w14:ligatures w14:val="none"/>
+              </w:rPr>
+              <w:t>Related terms</w:t>
+            </w:r>
+          </w:p>
+        </w:tc>
+      </w:tr>
+      <w:tr>
+        <w:trPr>
+          <w:tblCellSpacing w:w="15" w:type="dxa"/>
+        </w:trPr>
+        <w:tc>
+          <w:tcPr>
+            <w:tcW w:w="0" w:type="auto"/>
+            <w:vAlign w:val="center"/>
+            <w:hideMark/>
+          </w:tcPr>
+          <w:p>
+            <w:pPr>
+              <w:spacing w:after="0" w:line="240" w:lineRule="auto"/>
+              <w:rPr>
+                <w:rFonts w:ascii="Times New Roman" w:eastAsia="Times New Roman" w:hAnsi="Times New Roman" w:cs="Times New Roman"/>
+                <w:kern w:val="0"/>
+                <w:lang w:eastAsia="en-AU"/>
+                <w14:ligatures w14:val="none"/>
+              </w:rPr>
+            </w:pPr>
+            <w:r>
+              <w:rPr>
+                <w:rFonts w:ascii="Times New Roman" w:eastAsia="Times New Roman" w:hAnsi="Times New Roman" w:cs="Times New Roman"/>
+                <w:kern w:val="0"/>
+                <w:lang w:eastAsia="en-AU"/>
+                <w14:ligatures w14:val="none"/>
+              </w:rPr>
+              <w:t>MARL simulation</w:t>
+            </w:r>
+          </w:p>
+        </w:tc>
+        <w:tc>
+          <w:tcPr>
+            <w:tcW w:w="0" w:type="auto"/>
+            <w:vAlign w:val="center"/>
+            <w:hideMark/>
+          </w:tcPr>
+          <w:p>
+            <w:pPr>
+              <w:spacing w:after="0" w:line="240" w:lineRule="auto"/>
+              <w:rPr>
+                <w:rFonts w:ascii="Times New Roman" w:eastAsia="Times New Roman" w:hAnsi="Times New Roman" w:cs="Times New Roman"/>
+                <w:kern w:val="0"/>
+                <w:lang w:eastAsia="en-AU"/>
+                <w14:ligatures w14:val="none"/>
+              </w:rPr>
+            </w:pPr>
+            <w:r>
+              <w:rPr>
+                <w:rFonts w:ascii="Times New Roman" w:eastAsia="Times New Roman" w:hAnsi="Times New Roman" w:cs="Times New Roman"/>
+                <w:kern w:val="0"/>
+                <w:lang w:eastAsia="en-AU"/>
+                <w14:ligatures w14:val="none"/>
+              </w:rPr>
+              <w:t>Multi-agent reinforcement learning (MARL)</w:t>
+            </w:r>
+          </w:p>
+        </w:tc>
+        <w:tc>
+          <w:tcPr>
+            <w:tcW w:w="0" w:type="auto"/>
+            <w:vAlign w:val="center"/>
+            <w:hideMark/>
+          </w:tcPr>
+          <w:p>
+            <w:pPr>
+              <w:spacing w:after="0" w:line="240" w:lineRule="auto"/>
+              <w:rPr>
+                <w:rFonts w:ascii="Times New Roman" w:eastAsia="Times New Roman" w:hAnsi="Times New Roman" w:cs="Times New Roman"/>
+                <w:kern w:val="0"/>
+                <w:lang w:eastAsia="en-AU"/>
+                <w14:ligatures w14:val="none"/>
+              </w:rPr>
+            </w:pPr>
+            <w:r>
+              <w:rPr>
+                <w:rFonts w:ascii="Times New Roman" w:eastAsia="Times New Roman" w:hAnsi="Times New Roman" w:cs="Times New Roman"/>
+                <w:kern w:val="0"/>
+                <w:lang w:eastAsia="en-AU"/>
+                <w14:ligatures w14:val="none"/>
+              </w:rPr>
+              <w:t>multi-agent RL; decentralised reinforcement learning</w:t>
+            </w:r>
+          </w:p>
+        </w:tc>
+        <w:tc>
+          <w:tcPr>
+            <w:tcW w:w="0" w:type="auto"/>
+            <w:vAlign w:val="center"/>
+            <w:hideMark/>
+          </w:tcPr>
+          <w:p>
+            <w:pPr>
+              <w:spacing w:after="0" w:line="240" w:lineRule="auto"/>
+              <w:rPr>
+                <w:rFonts w:ascii="Times New Roman" w:eastAsia="Times New Roman" w:hAnsi="Times New Roman" w:cs="Times New Roman"/>
+                <w:kern w:val="0"/>
+                <w:lang w:eastAsia="en-AU"/>
+                <w14:ligatures w14:val="none"/>
+              </w:rPr>
+            </w:pPr>
+            <w:r>
+              <w:rPr>
+                <w:rFonts w:ascii="Times New Roman" w:eastAsia="Times New Roman" w:hAnsi="Times New Roman" w:cs="Times New Roman"/>
+                <w:kern w:val="0"/>
+                <w:lang w:eastAsia="en-AU"/>
+                <w14:ligatures w14:val="none"/>
+              </w:rPr>
+              <w:t>agent-based simulation; Markov/stochastic games; multi-agent systems</w:t>
+            </w:r>
+          </w:p>
+        </w:tc>
+      </w:tr>
+      <w:tr>
+        <w:trPr>
+          <w:tblCellSpacing w:w="15" w:type="dxa"/>
+        </w:trPr>
+        <w:tc>
+          <w:tcPr>
+            <w:tcW w:w="0" w:type="auto"/>
+            <w:vAlign w:val="center"/>
+            <w:hideMark/>
+          </w:tcPr>
+          <w:p>
+            <w:pPr>
+              <w:spacing w:after="0" w:line="240" w:lineRule="auto"/>
+              <w:rPr>
+                <w:rFonts w:ascii="Times New Roman" w:eastAsia="Times New Roman" w:hAnsi="Times New Roman" w:cs="Times New Roman"/>
+                <w:kern w:val="0"/>
+                <w:lang w:eastAsia="en-AU"/>
+                <w14:ligatures w14:val="none"/>
+              </w:rPr>
+            </w:pPr>
+            <w:r>
+              <w:rPr>
+                <w:rFonts w:ascii="Times New Roman" w:eastAsia="Times New Roman" w:hAnsi="Times New Roman" w:cs="Times New Roman"/>
+                <w:kern w:val="0"/>
+                <w:lang w:eastAsia="en-AU"/>
+                <w14:ligatures w14:val="none"/>
+              </w:rPr>
+              <w:t>Parametric preference vectors</w:t>
+            </w:r>
+          </w:p>
+        </w:tc>
+        <w:tc>
+          <w:tcPr>
+            <w:tcW w:w="0" w:type="auto"/>
+            <w:vAlign w:val="center"/>
+            <w:hideMark/>
+          </w:tcPr>
+          <w:p>
+            <w:pPr>
+              <w:spacing w:after="0" w:line="240" w:lineRule="auto"/>
+              <w:rPr>
+                <w:rFonts w:ascii="Times New Roman" w:eastAsia="Times New Roman" w:hAnsi="Times New Roman" w:cs="Times New Roman"/>
+                <w:kern w:val="0"/>
+                <w:lang w:eastAsia="en-AU"/>
+                <w14:ligatures w14:val="none"/>
+              </w:rPr>
+            </w:pPr>
+            <w:r>
+              <w:rPr>
+                <w:rFonts w:ascii="Times New Roman" w:eastAsia="Times New Roman" w:hAnsi="Times New Roman" w:cs="Times New Roman"/>
+                <w:kern w:val="0"/>
+                <w:lang w:eastAsia="en-AU"/>
+                <w14:ligatures w14:val="none"/>
+              </w:rPr>
+              <w:t>Preference vector</w:t>
+            </w:r>
+          </w:p>
+        </w:tc>
+        <w:tc>
+          <w:tcPr>
+            <w:tcW w:w="0" w:type="auto"/>
+            <w:vAlign w:val="center"/>
+            <w:hideMark/>
+          </w:tcPr>
+          <w:p>
+            <w:pPr>
+              <w:spacing w:after="0" w:line="240" w:lineRule="auto"/>
+              <w:rPr>
+                <w:rFonts w:ascii="Times New Roman" w:eastAsia="Times New Roman" w:hAnsi="Times New Roman" w:cs="Times New Roman"/>
+                <w:kern w:val="0"/>
+                <w:lang w:eastAsia="en-AU"/>
+                <w14:ligatures w14:val="none"/>
+              </w:rPr>
+            </w:pPr>
+            <w:r>
+              <w:rPr>
+                <w:rFonts w:ascii="Times New Roman" w:eastAsia="Times New Roman" w:hAnsi="Times New Roman" w:cs="Times New Roman"/>
+                <w:kern w:val="0"/>
+                <w:lang w:eastAsia="en-AU"/>
+                <w14:ligatures w14:val="none"/>
+              </w:rPr>
+              <w:t>preference weights; preference-conditioned policy</w:t>
+            </w:r>
+          </w:p>
+        </w:tc>
+        <w:tc>
+          <w:tcPr>
+            <w:tcW w:w="0" w:type="auto"/>
+            <w:vAlign w:val="center"/>
+            <w:hideMark/>
+          </w:tcPr>
+          <w:p>
+            <w:pPr>
+              <w:spacing w:after="0" w:line="240" w:lineRule="auto"/>
+              <w:rPr>
+                <w:rFonts w:ascii="Times New Roman" w:eastAsia="Times New Roman" w:hAnsi="Times New Roman" w:cs="Times New Roman"/>
+                <w:kern w:val="0"/>
+                <w:lang w:eastAsia="en-AU"/>
+                <w14:ligatures w14:val="none"/>
+              </w:rPr>
+            </w:pPr>
+            <w:r>
+              <w:rPr>
+                <w:rFonts w:ascii="Times New Roman" w:eastAsia="Times New Roman" w:hAnsi="Times New Roman" w:cs="Times New Roman"/>
+                <w:kern w:val="0"/>
+                <w:lang w:eastAsia="en-AU"/>
+                <w14:ligatures w14:val="none"/>
+              </w:rPr>
+              <w:t>multi-objective reinforcement learning (MORL); scalarisation; reward weighting</w:t>
+            </w:r>
+          </w:p>
+        </w:tc>
+      </w:tr>
+      <w:tr>
+        <w:trPr>
+          <w:tblCellSpacing w:w="15" w:type="dxa"/>
+        </w:trPr>
+        <w:tc>
+          <w:tcPr>
+            <w:tcW w:w="0" w:type="auto"/>
+            <w:vAlign w:val="center"/>
+            <w:hideMark/>
+          </w:tcPr>
+          <w:p>
+            <w:pPr>
+              <w:spacing w:after="0" w:line="240" w:lineRule="auto"/>
+              <w:rPr>
+                <w:rFonts w:ascii="Times New Roman" w:eastAsia="Times New Roman" w:hAnsi="Times New Roman" w:cs="Times New Roman"/>
+                <w:kern w:val="0"/>
+                <w:lang w:eastAsia="en-AU"/>
+                <w14:ligatures w14:val="none"/>
+              </w:rPr>
+            </w:pPr>
+            <w:r>
+              <w:rPr>
+                <w:rFonts w:ascii="Times New Roman" w:eastAsia="Times New Roman" w:hAnsi="Times New Roman" w:cs="Times New Roman"/>
+                <w:kern w:val="0"/>
+                <w:lang w:eastAsia="en-AU"/>
+                <w14:ligatures w14:val="none"/>
+              </w:rPr>
+              <w:t>Consensus output prediction</w:t>
+            </w:r>
+          </w:p>
+        </w:tc>
+        <w:tc>
+          <w:tcPr>
+            <w:tcW w:w="0" w:type="auto"/>
+            <w:vAlign w:val="center"/>
+            <w:hideMark/>
+          </w:tcPr>
+          <w:p>
+            <w:pPr>
+              <w:spacing w:after="0" w:line="240" w:lineRule="auto"/>
+              <w:rPr>
+                <w:rFonts w:ascii="Times New Roman" w:eastAsia="Times New Roman" w:hAnsi="Times New Roman" w:cs="Times New Roman"/>
+                <w:kern w:val="0"/>
+                <w:lang w:eastAsia="en-AU"/>
+                <w14:ligatures w14:val="none"/>
+              </w:rPr>
+            </w:pPr>
+            <w:r>
+              <w:rPr>
+                <w:rFonts w:ascii="Times New Roman" w:eastAsia="Times New Roman" w:hAnsi="Times New Roman" w:cs="Times New Roman"/>
+                <w:kern w:val="0"/>
+                <w:lang w:eastAsia="en-AU"/>
+                <w14:ligatures w14:val="none"/>
+              </w:rPr>
+              <w:t>Consensus</w:t>
+            </w:r>
+          </w:p>
+        </w:tc>
+        <w:tc>
+          <w:tcPr>
+            <w:tcW w:w="0" w:type="auto"/>
+            <w:vAlign w:val="center"/>
+            <w:hideMark/>
+          </w:tcPr>
+          <w:p>
+            <w:pPr>
+              <w:spacing w:after="0" w:line="240" w:lineRule="auto"/>
+              <w:rPr>
+                <w:rFonts w:ascii="Times New Roman" w:eastAsia="Times New Roman" w:hAnsi="Times New Roman" w:cs="Times New Roman"/>
+                <w:kern w:val="0"/>
+                <w:lang w:eastAsia="en-AU"/>
+                <w14:ligatures w14:val="none"/>
+              </w:rPr>
+            </w:pPr>
+            <w:r>
+              <w:rPr>
+                <w:rFonts w:ascii="Times New Roman" w:eastAsia="Times New Roman" w:hAnsi="Times New Roman" w:cs="Times New Roman"/>
+                <w:kern w:val="0"/>
+                <w:lang w:eastAsia="en-AU"/>
+                <w14:ligatures w14:val="none"/>
+              </w:rPr>
+              <w:t>collective decision; group decision</w:t>
+            </w:r>
+          </w:p>
+        </w:tc>
+        <w:tc>
+          <w:tcPr>
+            <w:tcW w:w="0" w:type="auto"/>
+            <w:vAlign w:val="center"/>
+            <w:hideMark/>
+          </w:tcPr>
+          <w:p>
+            <w:pPr>
+              <w:spacing w:after="0" w:line="240" w:lineRule="auto"/>
+              <w:rPr>
+                <w:rFonts w:ascii="Times New Roman" w:eastAsia="Times New Roman" w:hAnsi="Times New Roman" w:cs="Times New Roman"/>
+                <w:kern w:val="0"/>
+                <w:lang w:eastAsia="en-AU"/>
+                <w14:ligatures w14:val="none"/>
+              </w:rPr>
+            </w:pPr>
+            <w:r>
+              <w:rPr>
+                <w:rFonts w:ascii="Times New Roman" w:eastAsia="Times New Roman" w:hAnsi="Times New Roman" w:cs="Times New Roman"/>
+                <w:kern w:val="0"/>
+                <w:lang w:eastAsia="en-AU"/>
+                <w14:ligatures w14:val="none"/>
+              </w:rPr>
+              <w:t>emergent agreement</w:t>
+            </w:r>
+            <w:r>
+              <w:rPr>
+                <w:rFonts w:ascii="Times New Roman" w:eastAsia="Times New Roman" w:hAnsi="Times New Roman" w:cs="Times New Roman"/>
+                <w:kern w:val="0"/>
+                <w:lang w:eastAsia="en-AU"/>
+                <w14:ligatures w14:val="none"/>
+              </w:rPr>
+              <w:tab/>
+              <w:t>joint policy; policy aggregation; coordination; social welfare</w:t>
+            </w:r>
+          </w:p>
+        </w:tc>
+      </w:tr>
+    </w:tbl>
+    <w:p/>
+    <w:p>
+      <w:r>
+        <w:t>Using</w:t>
+      </w:r>
+      <w:r>
+        <w:t xml:space="preserve"> the same strategy as described in the previous section, provides the research statement that is used to output </w:t>
+      </w:r>
+      <w:r>
+        <w:t>ninety</w:t>
+      </w:r>
+      <w:r>
+        <w:t xml:space="preserve"> results that seem to have good quality. All those results belong to the disciplines that this report considers important. Therefore, this is considered the final research statement.</w:t>
+      </w:r>
+    </w:p>
+    <w:p/>
     <w:p>
       <w:pPr>
         <w:pStyle w:val="Heading3"/>
       </w:pPr>
-      <w:bookmarkStart w:id="7" w:name="_Toc25460463"/>
-      <w:r>
-        <w:t>Formulate search statement</w:t>
-      </w:r>
-      <w:bookmarkEnd w:id="7"/>
+      <w:bookmarkStart w:id="9" w:name="_Toc88204301"/>
+      <w:r>
+        <w:t>S</w:t>
+      </w:r>
+      <w:r>
+        <w:t xml:space="preserve">earch results </w:t>
+      </w:r>
+      <w:r>
+        <w:t>analysis</w:t>
+      </w:r>
+      <w:bookmarkEnd w:id="9"/>
       <w:r>
         <w:t xml:space="preserve"> </w:t>
       </w:r>
     </w:p>
     <w:p>
-      <w:pPr>
-        <w:pStyle w:val="Heading3"/>
-      </w:pPr>
-      <w:bookmarkStart w:id="8" w:name="_Toc880028663"/>
-      <w:r>
-        <w:t>Search strategy development</w:t>
-      </w:r>
-      <w:bookmarkEnd w:id="8"/>
-    </w:p>
-    <w:p>
-      <w:pPr>
-        <w:pStyle w:val="Heading3"/>
-      </w:pPr>
-      <w:bookmarkStart w:id="9" w:name="_Toc88204301"/>
-      <w:r>
-        <w:t>S</w:t>
-      </w:r>
-      <w:r>
-        <w:t xml:space="preserve">earch results </w:t>
-      </w:r>
-      <w:r>
-        <w:t>analysis</w:t>
-      </w:r>
-      <w:bookmarkEnd w:id="9"/>
+      <w:r>
+        <w:t>The criteria that is used to evaluate the results is the following: First, it will start with the quality of the results. Second, it will evaluate the scope of the results. And third, it will evaluate if the results belong to the disciplines that are relevant to the research question and the project itself.</w:t>
+      </w:r>
+    </w:p>
+    <w:p>
+      <w:r>
+        <w:t xml:space="preserve">The ninety results obtained from the search statement are already filtered out to only show journals that are peer-reviewed, and it only shows articles and reviews. Therefore, the quality of the results is ensured by </w:t>
+      </w:r>
+      <w:r>
+        <w:t>showin</w:t>
+      </w:r>
+      <w:r>
+        <w:t>g</w:t>
+      </w:r>
+      <w:r>
+        <w:t xml:space="preserve"> only articles from </w:t>
+      </w:r>
+      <w:r>
+        <w:t>peer-reviewed journals</w:t>
+      </w:r>
+      <w:r>
+        <w:t>.</w:t>
+      </w:r>
+    </w:p>
+    <w:p>
+      <w:r>
+        <w:lastRenderedPageBreak/>
+        <w:t xml:space="preserve">The scope of the results is evaluated based on the years of publication and the range of the whole set of articles that search outputs. </w:t>
+      </w:r>
+      <w:r>
+        <w:t xml:space="preserve">The years of publication </w:t>
+      </w:r>
+      <w:r>
+        <w:t>range from 2017 to 2026,</w:t>
+      </w:r>
       <w:r>
         <w:t xml:space="preserve"> </w:t>
       </w:r>
-    </w:p>
+      <w:r>
+        <w:t xml:space="preserve">it reflects the fact </w:t>
+      </w:r>
+      <w:r>
+        <w:t xml:space="preserve">that this </w:t>
+      </w:r>
+      <w:r>
+        <w:t>multi-</w:t>
+      </w:r>
+      <w:r>
+        <w:t>disciplin</w:t>
+      </w:r>
+      <w:r>
+        <w:t>ary</w:t>
+      </w:r>
+      <w:r>
+        <w:t xml:space="preserve"> field</w:t>
+      </w:r>
+      <w:r>
+        <w:t xml:space="preserve"> is very recent</w:t>
+      </w:r>
+      <w:r>
+        <w:t xml:space="preserve">. </w:t>
+      </w:r>
+      <w:r>
+        <w:t xml:space="preserve">Only when the graphic processing units, GPUs, were developed and made public, they made artificial intelligence, and more specifically, multi-agent reinforcement learning, possible. That's the starting point of this specific field, and that occurred between </w:t>
+      </w:r>
+      <w:r>
+        <w:t>2015 and 2020</w:t>
+      </w:r>
+      <w:r>
+        <w:t xml:space="preserve">, in the research labs. And this matches the </w:t>
+      </w:r>
+      <w:r>
+        <w:t xml:space="preserve">dates of  publication of </w:t>
+      </w:r>
+      <w:r>
+        <w:t xml:space="preserve">the </w:t>
+      </w:r>
+      <w:r>
+        <w:t>result</w:t>
+      </w:r>
+      <w:r>
+        <w:t>ing articles.</w:t>
+      </w:r>
+    </w:p>
+    <w:p>
+      <w:r>
+        <w:t xml:space="preserve">Finally, the results' relevance is evaluated based on the number of disciplines that the </w:t>
+      </w:r>
+      <w:r>
+        <w:t>re</w:t>
+      </w:r>
+      <w:r>
+        <w:t xml:space="preserve">search articles </w:t>
+      </w:r>
+      <w:r>
+        <w:t>belong to</w:t>
+      </w:r>
+      <w:r>
+        <w:t>. In this case, most of the articles belong to computer science, engineering, mathematics, social science</w:t>
+      </w:r>
+      <w:r>
+        <w:t xml:space="preserve"> and</w:t>
+      </w:r>
+      <w:r>
+        <w:t xml:space="preserve"> decision science, which are actually the core of </w:t>
+      </w:r>
+      <w:r>
+        <w:t>the</w:t>
+      </w:r>
+      <w:r>
+        <w:t xml:space="preserve"> research.</w:t>
+      </w:r>
+      <w:r>
+        <w:t xml:space="preserve"> </w:t>
+      </w:r>
+      <w:r>
+        <w:t xml:space="preserve">Even though most of the </w:t>
+      </w:r>
+      <w:r>
+        <w:t>results</w:t>
+      </w:r>
+      <w:r>
+        <w:t xml:space="preserve"> belong to the field this research question is focused on, there are around </w:t>
+      </w:r>
+      <w:r>
+        <w:t>seven</w:t>
+      </w:r>
+      <w:r>
+        <w:t xml:space="preserve"> results that are from other disciplines that are </w:t>
+      </w:r>
+      <w:r>
+        <w:t>un</w:t>
+      </w:r>
+      <w:r>
+        <w:t>related. For example, medicine, earth and planetary sciences, biochemistry, genetics and molecular biology, and chemistry.</w:t>
+      </w:r>
+      <w:r>
+        <w:t xml:space="preserve"> These fields are </w:t>
+      </w:r>
+      <w:r>
+        <w:t>filtered out</w:t>
+      </w:r>
+      <w:r>
+        <w:t>.</w:t>
+      </w:r>
+    </w:p>
+    <w:p/>
+    <w:p/>
+    <w:p/>
     <w:p>
       <w:pPr>
         <w:pStyle w:val="Heading2"/>
@@ -2794,6 +4101,49 @@
       </w:r>
     </w:p>
     <w:p>
+      <w:r>
+        <w:t xml:space="preserve">Due to the high number of research articles that </w:t>
+      </w:r>
+      <w:r>
+        <w:t xml:space="preserve">the </w:t>
+      </w:r>
+      <w:r>
+        <w:t>strategies</w:t>
+      </w:r>
+      <w:r>
+        <w:t xml:space="preserve"> </w:t>
+      </w:r>
+      <w:r>
+        <w:t>output (</w:t>
+      </w:r>
+      <w:r>
+        <w:t>i.e. 90 in this case).</w:t>
+      </w:r>
+      <w:r>
+        <w:t xml:space="preserve"> </w:t>
+      </w:r>
+      <w:r>
+        <w:t>T</w:t>
+      </w:r>
+      <w:r>
+        <w:t>he existence of an information management strategy is fundamental to the success of a research project during the whole research degree.</w:t>
+      </w:r>
+    </w:p>
+    <w:p>
+      <w:r>
+        <w:t>For that reason, in the following sections, there will be a description of all the different steps that are taken to r</w:t>
+      </w:r>
+      <w:r>
+        <w:t>ead</w:t>
+      </w:r>
+      <w:r>
+        <w:t>, organize, store, classify, annotate, and retrieve the information in an efficient and organized way</w:t>
+      </w:r>
+      <w:r>
+        <w:t>.</w:t>
+      </w:r>
+    </w:p>
+    <w:p>
       <w:pPr>
         <w:pStyle w:val="Heading3"/>
       </w:pPr>
@@ -2807,28 +4157,190 @@
       </w:r>
     </w:p>
     <w:p>
+      <w:r>
+        <w:t xml:space="preserve">All </w:t>
+      </w:r>
+      <w:r>
+        <w:t>articles</w:t>
+      </w:r>
+      <w:r>
+        <w:t xml:space="preserve"> are</w:t>
+      </w:r>
+      <w:r>
+        <w:t xml:space="preserve"> filtered by reading the title, abstract and keywords</w:t>
+      </w:r>
+      <w:r>
+        <w:t xml:space="preserve"> first, this discard some of the irrelevant ones. </w:t>
+      </w:r>
+      <w:proofErr w:type="spellStart"/>
+      <w:r>
+        <w:t>Subsiquently</w:t>
+      </w:r>
+      <w:proofErr w:type="spellEnd"/>
+      <w:r>
+        <w:t xml:space="preserve">, </w:t>
+      </w:r>
+      <w:r>
+        <w:t xml:space="preserve">the selected list of articles are input into </w:t>
+      </w:r>
+      <w:r>
+        <w:t xml:space="preserve">Zotero, including the actual pdf. During this step all type of </w:t>
+      </w:r>
+      <w:r>
+        <w:t xml:space="preserve">syncing is disable do avoid the pdf being uploaded to external servers. </w:t>
+      </w:r>
+    </w:p>
+    <w:p>
+      <w:r>
+        <w:t xml:space="preserve">The </w:t>
+      </w:r>
+      <w:r>
+        <w:rPr>
+          <w:b/>
+          <w:bCs/>
+        </w:rPr>
+        <w:t>Zotero</w:t>
+      </w:r>
+      <w:r>
+        <w:t xml:space="preserve"> pdf reader in used locally, this reader allows writing</w:t>
+      </w:r>
+      <w:r>
+        <w:t xml:space="preserve"> and annotating</w:t>
+      </w:r>
+      <w:r>
+        <w:t xml:space="preserve"> over the pdf and storing those comments and </w:t>
+      </w:r>
+      <w:r>
+        <w:t xml:space="preserve">pdf text systematically for later referencing. Exporting references can be done in Zotero or </w:t>
+      </w:r>
+      <w:r>
+        <w:t xml:space="preserve">in any other software tool. </w:t>
+      </w:r>
+    </w:p>
+    <w:p>
       <w:pPr>
         <w:pStyle w:val="Heading3"/>
       </w:pPr>
       <w:bookmarkStart w:id="12" w:name="_Toc1656586523"/>
       <w:r>
+        <w:lastRenderedPageBreak/>
         <w:t>Storing and organising literature</w:t>
       </w:r>
       <w:bookmarkEnd w:id="12"/>
     </w:p>
     <w:p>
+      <w:r>
+        <w:t>For storing and organizing literature Zotero software is being used</w:t>
+      </w:r>
+      <w:r>
+        <w:t xml:space="preserve"> to Store </w:t>
+      </w:r>
+      <w:proofErr w:type="spellStart"/>
+      <w:r>
+        <w:t>medata</w:t>
+      </w:r>
+      <w:proofErr w:type="spellEnd"/>
+      <w:r>
+        <w:t xml:space="preserve"> (title, abstract, </w:t>
+      </w:r>
+      <w:proofErr w:type="spellStart"/>
+      <w:r>
+        <w:t>authord</w:t>
+      </w:r>
+      <w:proofErr w:type="spellEnd"/>
+      <w:r>
+        <w:t>, DOI etc) and the pdf itself.</w:t>
+      </w:r>
+      <w:r>
+        <w:t xml:space="preserve"> The syncing Zotero feature is disable in order to prevent </w:t>
+      </w:r>
+      <w:r>
+        <w:t>the pdf being uploaded to unwanted server.</w:t>
+      </w:r>
+    </w:p>
+    <w:p>
+      <w:r>
+        <w:t xml:space="preserve">Using </w:t>
+      </w:r>
+      <w:r>
+        <w:t>Zotero</w:t>
+      </w:r>
+      <w:r>
+        <w:t xml:space="preserve"> and </w:t>
+      </w:r>
+      <w:r>
+        <w:t xml:space="preserve">using its </w:t>
+      </w:r>
+      <w:r>
+        <w:t xml:space="preserve">collections capabilities the articles are classified according to </w:t>
+      </w:r>
+      <w:r>
+        <w:t xml:space="preserve">its </w:t>
+      </w:r>
+      <w:bookmarkStart w:id="13" w:name="_Toc1276434707"/>
+      <w:r>
+        <w:t>purpose</w:t>
+      </w:r>
+      <w:r>
+        <w:t>:</w:t>
+      </w:r>
+      <w:r>
+        <w:t xml:space="preserve"> meth</w:t>
+      </w:r>
+      <w:r>
+        <w:t>od</w:t>
+      </w:r>
+      <w:r>
+        <w:t xml:space="preserve">ology, framework, application or review. </w:t>
+      </w:r>
+    </w:p>
+    <w:p>
       <w:pPr>
         <w:pStyle w:val="Heading3"/>
-      </w:pPr>
-      <w:bookmarkStart w:id="13" w:name="_Toc1276434707"/>
+        <w:numPr>
+          <w:ilvl w:val="1"/>
+          <w:numId w:val="11"/>
+        </w:numPr>
+      </w:pPr>
       <w:r>
         <w:t>Managing references</w:t>
       </w:r>
-      <w:bookmarkEnd w:id="13"/>
       <w:r>
         <w:t xml:space="preserve"> </w:t>
       </w:r>
     </w:p>
+    <w:bookmarkEnd w:id="13"/>
+    <w:p>
+      <w:r>
+        <w:t>Zotero is used as the primary reference manager</w:t>
+      </w:r>
+      <w:r>
+        <w:t xml:space="preserve"> using it </w:t>
+      </w:r>
+      <w:proofErr w:type="spellStart"/>
+      <w:r>
+        <w:t>pluging</w:t>
+      </w:r>
+      <w:proofErr w:type="spellEnd"/>
+      <w:r>
+        <w:t xml:space="preserve"> to Word text editor. This allows the direct referencing of in-text </w:t>
+      </w:r>
+      <w:r>
+        <w:t xml:space="preserve"> citations directly from Zotero</w:t>
+      </w:r>
+      <w:r>
+        <w:t>. Since, all articles are imported directly from Scopus</w:t>
+      </w:r>
+      <w:r>
+        <w:t xml:space="preserve">, the whole process </w:t>
+      </w:r>
+      <w:r>
+        <w:t xml:space="preserve">does not require </w:t>
+      </w:r>
+      <w:r>
+        <w:t>manual data entry.</w:t>
+      </w:r>
+    </w:p>
     <w:p>
       <w:pPr>
         <w:pStyle w:val="Heading3"/>
@@ -2842,6 +4354,81 @@
         <w:t xml:space="preserve"> </w:t>
       </w:r>
     </w:p>
+    <w:p>
+      <w:r>
+        <w:t>The search is documented using Scopus build-in feature to save search string and results</w:t>
+      </w:r>
+      <w:r>
+        <w:t xml:space="preserve"> (</w:t>
+      </w:r>
+      <w:r>
+        <w:t>See picture below</w:t>
+      </w:r>
+      <w:r>
+        <w:t>)</w:t>
+      </w:r>
+      <w:r>
+        <w:t xml:space="preserve">. This will allow </w:t>
+      </w:r>
+      <w:r>
+        <w:t xml:space="preserve">the tracking every search with its results and </w:t>
+      </w:r>
+      <w:r>
+        <w:t xml:space="preserve">date. Furthermore, in case of extra comments need to added a </w:t>
+      </w:r>
+      <w:r>
+        <w:t xml:space="preserve">md file will be kept in </w:t>
+      </w:r>
+      <w:r>
+        <w:t>one</w:t>
+      </w:r>
+      <w:r>
+        <w:t xml:space="preserve"> drive that links the search with the log entry comments.</w:t>
+      </w:r>
+    </w:p>
+    <w:p>
+      <w:r>
+        <w:br/>
+      </w:r>
+      <w:r>
+        <w:drawing>
+          <wp:inline distT="0" distB="0" distL="0" distR="0" wp14:anchorId="08A73C0E" wp14:editId="73864AE1">
+            <wp:extent cx="5731510" cy="1308735"/>
+            <wp:effectExtent l="0" t="0" r="2540" b="5715"/>
+            <wp:docPr id="1297216566" name="Picture 1"/>
+            <wp:cNvGraphicFramePr>
+              <a:graphicFrameLocks xmlns:a="http://schemas.openxmlformats.org/drawingml/2006/main" noChangeAspect="1"/>
+            </wp:cNvGraphicFramePr>
+            <a:graphic xmlns:a="http://schemas.openxmlformats.org/drawingml/2006/main">
+              <a:graphicData uri="http://schemas.openxmlformats.org/drawingml/2006/picture">
+                <pic:pic xmlns:pic="http://schemas.openxmlformats.org/drawingml/2006/picture">
+                  <pic:nvPicPr>
+                    <pic:cNvPr id="1297216566" name=""/>
+                    <pic:cNvPicPr/>
+                  </pic:nvPicPr>
+                  <pic:blipFill>
+                    <a:blip r:embed="rId12"/>
+                    <a:stretch>
+                      <a:fillRect/>
+                    </a:stretch>
+                  </pic:blipFill>
+                  <pic:spPr>
+                    <a:xfrm>
+                      <a:off x="0" y="0"/>
+                      <a:ext cx="5731510" cy="1308735"/>
+                    </a:xfrm>
+                    <a:prstGeom prst="rect">
+                      <a:avLst/>
+                    </a:prstGeom>
+                  </pic:spPr>
+                </pic:pic>
+              </a:graphicData>
+            </a:graphic>
+          </wp:inline>
+        </w:drawing>
+      </w:r>
+    </w:p>
+    <w:p/>
     <w:p>
       <w:pPr>
         <w:pStyle w:val="Heading2"/>
@@ -2860,11 +4447,42 @@
       </w:r>
     </w:p>
     <w:p>
+      <w:r>
+        <w:t xml:space="preserve">In Artificial Intelligence related field the </w:t>
+      </w:r>
+      <w:proofErr w:type="spellStart"/>
+      <w:r>
+        <w:t>advace</w:t>
+      </w:r>
+      <w:proofErr w:type="spellEnd"/>
+      <w:r>
+        <w:t xml:space="preserve"> and </w:t>
+      </w:r>
+      <w:r>
+        <w:t xml:space="preserve">of scientific knowledge is staggering in the las decade. This makes </w:t>
+      </w:r>
+      <w:proofErr w:type="spellStart"/>
+      <w:r>
+        <w:t>a</w:t>
+      </w:r>
+      <w:proofErr w:type="spellEnd"/>
+      <w:r>
+        <w:t xml:space="preserve"> awareness strategy necessary to keep the pace of the </w:t>
+      </w:r>
+      <w:r>
+        <w:t xml:space="preserve">of cutting edge </w:t>
+      </w:r>
+      <w:r>
+        <w:t xml:space="preserve">. </w:t>
+      </w:r>
+    </w:p>
+    <w:p>
       <w:pPr>
         <w:pStyle w:val="Heading3"/>
       </w:pPr>
       <w:bookmarkStart w:id="16" w:name="_Toc474746882"/>
       <w:r>
+        <w:lastRenderedPageBreak/>
         <w:t>Strategy 1:</w:t>
       </w:r>
       <w:bookmarkEnd w:id="16"/>
@@ -3026,7 +4644,7 @@
       <w:r>
         <w:t xml:space="preserve">More details can be found here: </w:t>
       </w:r>
-      <w:hyperlink r:id="rId9">
+      <w:hyperlink r:id="rId13">
         <w:r>
           <w:rPr>
             <w:rStyle w:val="Hyperlink"/>
@@ -3336,6 +4954,119 @@
     </w:lvl>
   </w:abstractNum>
   <w:abstractNum w:abstractNumId="3" w15:restartNumberingAfterBreak="0">
+    <w:nsid w:val="10357994"/>
+    <w:multiLevelType w:val="hybridMultilevel"/>
+    <w:tmpl w:val="CFD49670"/>
+    <w:lvl w:ilvl="0" w:tplc="0C090001">
+      <w:start w:val="1"/>
+      <w:numFmt w:val="bullet"/>
+      <w:lvlText w:val=""/>
+      <w:lvlJc w:val="left"/>
+      <w:pPr>
+        <w:ind w:left="720" w:hanging="360"/>
+      </w:pPr>
+      <w:rPr>
+        <w:rFonts w:ascii="Symbol" w:hAnsi="Symbol" w:hint="default"/>
+      </w:rPr>
+    </w:lvl>
+    <w:lvl w:ilvl="1" w:tplc="0C090003" w:tentative="1">
+      <w:start w:val="1"/>
+      <w:numFmt w:val="bullet"/>
+      <w:lvlText w:val="o"/>
+      <w:lvlJc w:val="left"/>
+      <w:pPr>
+        <w:ind w:left="1440" w:hanging="360"/>
+      </w:pPr>
+      <w:rPr>
+        <w:rFonts w:ascii="Courier New" w:hAnsi="Courier New" w:cs="Courier New" w:hint="default"/>
+      </w:rPr>
+    </w:lvl>
+    <w:lvl w:ilvl="2" w:tplc="0C090005" w:tentative="1">
+      <w:start w:val="1"/>
+      <w:numFmt w:val="bullet"/>
+      <w:lvlText w:val=""/>
+      <w:lvlJc w:val="left"/>
+      <w:pPr>
+        <w:ind w:left="2160" w:hanging="360"/>
+      </w:pPr>
+      <w:rPr>
+        <w:rFonts w:ascii="Wingdings" w:hAnsi="Wingdings" w:hint="default"/>
+      </w:rPr>
+    </w:lvl>
+    <w:lvl w:ilvl="3" w:tplc="0C090001" w:tentative="1">
+      <w:start w:val="1"/>
+      <w:numFmt w:val="bullet"/>
+      <w:lvlText w:val=""/>
+      <w:lvlJc w:val="left"/>
+      <w:pPr>
+        <w:ind w:left="2880" w:hanging="360"/>
+      </w:pPr>
+      <w:rPr>
+        <w:rFonts w:ascii="Symbol" w:hAnsi="Symbol" w:hint="default"/>
+      </w:rPr>
+    </w:lvl>
+    <w:lvl w:ilvl="4" w:tplc="0C090003" w:tentative="1">
+      <w:start w:val="1"/>
+      <w:numFmt w:val="bullet"/>
+      <w:lvlText w:val="o"/>
+      <w:lvlJc w:val="left"/>
+      <w:pPr>
+        <w:ind w:left="3600" w:hanging="360"/>
+      </w:pPr>
+      <w:rPr>
+        <w:rFonts w:ascii="Courier New" w:hAnsi="Courier New" w:cs="Courier New" w:hint="default"/>
+      </w:rPr>
+    </w:lvl>
+    <w:lvl w:ilvl="5" w:tplc="0C090005" w:tentative="1">
+      <w:start w:val="1"/>
+      <w:numFmt w:val="bullet"/>
+      <w:lvlText w:val=""/>
+      <w:lvlJc w:val="left"/>
+      <w:pPr>
+        <w:ind w:left="4320" w:hanging="360"/>
+      </w:pPr>
+      <w:rPr>
+        <w:rFonts w:ascii="Wingdings" w:hAnsi="Wingdings" w:hint="default"/>
+      </w:rPr>
+    </w:lvl>
+    <w:lvl w:ilvl="6" w:tplc="0C090001" w:tentative="1">
+      <w:start w:val="1"/>
+      <w:numFmt w:val="bullet"/>
+      <w:lvlText w:val=""/>
+      <w:lvlJc w:val="left"/>
+      <w:pPr>
+        <w:ind w:left="5040" w:hanging="360"/>
+      </w:pPr>
+      <w:rPr>
+        <w:rFonts w:ascii="Symbol" w:hAnsi="Symbol" w:hint="default"/>
+      </w:rPr>
+    </w:lvl>
+    <w:lvl w:ilvl="7" w:tplc="0C090003" w:tentative="1">
+      <w:start w:val="1"/>
+      <w:numFmt w:val="bullet"/>
+      <w:lvlText w:val="o"/>
+      <w:lvlJc w:val="left"/>
+      <w:pPr>
+        <w:ind w:left="5760" w:hanging="360"/>
+      </w:pPr>
+      <w:rPr>
+        <w:rFonts w:ascii="Courier New" w:hAnsi="Courier New" w:cs="Courier New" w:hint="default"/>
+      </w:rPr>
+    </w:lvl>
+    <w:lvl w:ilvl="8" w:tplc="0C090005" w:tentative="1">
+      <w:start w:val="1"/>
+      <w:numFmt w:val="bullet"/>
+      <w:lvlText w:val=""/>
+      <w:lvlJc w:val="left"/>
+      <w:pPr>
+        <w:ind w:left="6480" w:hanging="360"/>
+      </w:pPr>
+      <w:rPr>
+        <w:rFonts w:ascii="Wingdings" w:hAnsi="Wingdings" w:hint="default"/>
+      </w:rPr>
+    </w:lvl>
+  </w:abstractNum>
+  <w:abstractNum w:abstractNumId="4" w15:restartNumberingAfterBreak="0">
     <w:nsid w:val="1C833B1E"/>
     <w:multiLevelType w:val="hybridMultilevel"/>
     <w:tmpl w:val="3E34D8CA"/>
@@ -3448,7 +5179,7 @@
       </w:rPr>
     </w:lvl>
   </w:abstractNum>
-  <w:abstractNum w:abstractNumId="4" w15:restartNumberingAfterBreak="0">
+  <w:abstractNum w:abstractNumId="5" w15:restartNumberingAfterBreak="0">
     <w:nsid w:val="22373DC2"/>
     <w:multiLevelType w:val="hybridMultilevel"/>
     <w:tmpl w:val="F5ECE2BC"/>
@@ -3561,7 +5292,7 @@
       </w:rPr>
     </w:lvl>
   </w:abstractNum>
-  <w:abstractNum w:abstractNumId="5" w15:restartNumberingAfterBreak="0">
+  <w:abstractNum w:abstractNumId="6" w15:restartNumberingAfterBreak="0">
     <w:nsid w:val="2B325676"/>
     <w:multiLevelType w:val="hybridMultilevel"/>
     <w:tmpl w:val="69705AAC"/>
@@ -3647,7 +5378,7 @@
       </w:pPr>
     </w:lvl>
   </w:abstractNum>
-  <w:abstractNum w:abstractNumId="6" w15:restartNumberingAfterBreak="0">
+  <w:abstractNum w:abstractNumId="7" w15:restartNumberingAfterBreak="0">
     <w:nsid w:val="611957B3"/>
     <w:multiLevelType w:val="multilevel"/>
     <w:tmpl w:val="47A858EA"/>
@@ -3796,7 +5527,7 @@
       </w:rPr>
     </w:lvl>
   </w:abstractNum>
-  <w:abstractNum w:abstractNumId="7" w15:restartNumberingAfterBreak="0">
+  <w:abstractNum w:abstractNumId="8" w15:restartNumberingAfterBreak="0">
     <w:nsid w:val="6E963C9C"/>
     <w:multiLevelType w:val="multilevel"/>
     <w:tmpl w:val="0C09001F"/>
@@ -3882,7 +5613,7 @@
       </w:pPr>
     </w:lvl>
   </w:abstractNum>
-  <w:abstractNum w:abstractNumId="8" w15:restartNumberingAfterBreak="0">
+  <w:abstractNum w:abstractNumId="9" w15:restartNumberingAfterBreak="0">
     <w:nsid w:val="76502E9C"/>
     <w:multiLevelType w:val="multilevel"/>
     <w:tmpl w:val="091E405C"/>
@@ -3973,28 +5704,61 @@
     <w:abstractNumId w:val="2"/>
   </w:num>
   <w:num w:numId="2" w16cid:durableId="1315138699">
-    <w:abstractNumId w:val="3"/>
+    <w:abstractNumId w:val="4"/>
   </w:num>
   <w:num w:numId="3" w16cid:durableId="683287785">
-    <w:abstractNumId w:val="5"/>
+    <w:abstractNumId w:val="6"/>
   </w:num>
   <w:num w:numId="4" w16cid:durableId="1592852956">
     <w:abstractNumId w:val="1"/>
   </w:num>
   <w:num w:numId="5" w16cid:durableId="1844320523">
-    <w:abstractNumId w:val="8"/>
+    <w:abstractNumId w:val="9"/>
   </w:num>
   <w:num w:numId="6" w16cid:durableId="2013604388">
-    <w:abstractNumId w:val="7"/>
+    <w:abstractNumId w:val="8"/>
   </w:num>
   <w:num w:numId="7" w16cid:durableId="515778692">
     <w:abstractNumId w:val="0"/>
   </w:num>
   <w:num w:numId="8" w16cid:durableId="1356031321">
-    <w:abstractNumId w:val="6"/>
+    <w:abstractNumId w:val="7"/>
   </w:num>
   <w:num w:numId="9" w16cid:durableId="652683066">
-    <w:abstractNumId w:val="4"/>
+    <w:abstractNumId w:val="5"/>
+  </w:num>
+  <w:num w:numId="10" w16cid:durableId="783234174">
+    <w:abstractNumId w:val="3"/>
+  </w:num>
+  <w:num w:numId="11" w16cid:durableId="1060249197">
+    <w:abstractNumId w:val="9"/>
+    <w:lvlOverride w:ilvl="0">
+      <w:startOverride w:val="1"/>
+    </w:lvlOverride>
+    <w:lvlOverride w:ilvl="1">
+      <w:startOverride w:val="1"/>
+    </w:lvlOverride>
+    <w:lvlOverride w:ilvl="2">
+      <w:startOverride w:val="1"/>
+    </w:lvlOverride>
+    <w:lvlOverride w:ilvl="3">
+      <w:startOverride w:val="1"/>
+    </w:lvlOverride>
+    <w:lvlOverride w:ilvl="4">
+      <w:startOverride w:val="1"/>
+    </w:lvlOverride>
+    <w:lvlOverride w:ilvl="5">
+      <w:startOverride w:val="1"/>
+    </w:lvlOverride>
+    <w:lvlOverride w:ilvl="6">
+      <w:startOverride w:val="1"/>
+    </w:lvlOverride>
+    <w:lvlOverride w:ilvl="7">
+      <w:startOverride w:val="1"/>
+    </w:lvlOverride>
+    <w:lvlOverride w:ilvl="8">
+      <w:startOverride w:val="1"/>
+    </w:lvlOverride>
   </w:num>
 </w:numbering>
 </file>
@@ -4399,6 +6163,7 @@
   <w:style w:type="paragraph" w:default="1" w:styleId="Normal">
     <w:name w:val="Normal"/>
     <w:qFormat/>
+    <w:rsid w:val="00D05188"/>
   </w:style>
   <w:style w:type="paragraph" w:styleId="Heading1">
     <w:name w:val="heading 1"/>
@@ -5307,10 +7072,26 @@
 </file>
 
 <file path=customXml/item1.xml><?xml version="1.0" encoding="utf-8"?>
-<b:Sources xmlns:b="http://schemas.openxmlformats.org/officeDocument/2006/bibliography" xmlns="http://schemas.openxmlformats.org/officeDocument/2006/bibliography" SelectedStyle="\APASixthEditionOfficeOnline.xsl" StyleName="APA" Version="6"/>
+<p:properties xmlns:p="http://schemas.microsoft.com/office/2006/metadata/properties" xmlns:xsi="http://www.w3.org/2001/XMLSchema-instance" xmlns:pc="http://schemas.microsoft.com/office/infopath/2007/PartnerControls">
+  <documentManagement>
+    <lcf76f155ced4ddcb4097134ff3c332f xmlns="1e6c8ea6-7bba-4134-a4d4-65070d127d3e">
+      <Terms xmlns="http://schemas.microsoft.com/office/infopath/2007/PartnerControls"/>
+    </lcf76f155ced4ddcb4097134ff3c332f>
+    <TaxCatchAll xmlns="ba2c0041-fee8-48a2-b713-a8827e2ef91f" xsi:nil="true"/>
+  </documentManagement>
+</p:properties>
 </file>
 
 <file path=customXml/item2.xml><?xml version="1.0" encoding="utf-8"?>
+<?mso-contentType ?>
+<FormTemplates xmlns="http://schemas.microsoft.com/sharepoint/v3/contenttype/forms">
+  <Display>DocumentLibraryForm</Display>
+  <Edit>DocumentLibraryForm</Edit>
+  <New>DocumentLibraryForm</New>
+</FormTemplates>
+</file>
+
+<file path=customXml/item3.xml><?xml version="1.0" encoding="utf-8"?>
 <ct:contentTypeSchema xmlns:ct="http://schemas.microsoft.com/office/2006/metadata/contentType" xmlns:ma="http://schemas.microsoft.com/office/2006/metadata/properties/metaAttributes" ct:_="" ma:_="" ma:contentTypeName="Document" ma:contentTypeID="0x0101009C890A217D91C04B99D570E54F0C6F1E" ma:contentTypeVersion="14" ma:contentTypeDescription="Create a new document." ma:contentTypeScope="" ma:versionID="13ec8812ab6acf6aa125929c0c9b0a67">
   <xsd:schema xmlns:xsd="http://www.w3.org/2001/XMLSchema" xmlns:xs="http://www.w3.org/2001/XMLSchema" xmlns:p="http://schemas.microsoft.com/office/2006/metadata/properties" xmlns:ns2="1e6c8ea6-7bba-4134-a4d4-65070d127d3e" xmlns:ns3="ba2c0041-fee8-48a2-b713-a8827e2ef91f" targetNamespace="http://schemas.microsoft.com/office/2006/metadata/properties" ma:root="true" ma:fieldsID="59525349419be25600ca3844ec4dfcda" ns2:_="" ns3:_="">
     <xsd:import namespace="1e6c8ea6-7bba-4134-a4d4-65070d127d3e"/>
@@ -5539,35 +7320,30 @@
 </ct:contentTypeSchema>
 </file>
 
-<file path=customXml/item3.xml><?xml version="1.0" encoding="utf-8"?>
-<?mso-contentType ?>
-<FormTemplates xmlns="http://schemas.microsoft.com/sharepoint/v3/contenttype/forms">
-  <Display>DocumentLibraryForm</Display>
-  <Edit>DocumentLibraryForm</Edit>
-  <New>DocumentLibraryForm</New>
-</FormTemplates>
-</file>
-
 <file path=customXml/item4.xml><?xml version="1.0" encoding="utf-8"?>
-<p:properties xmlns:p="http://schemas.microsoft.com/office/2006/metadata/properties" xmlns:xsi="http://www.w3.org/2001/XMLSchema-instance" xmlns:pc="http://schemas.microsoft.com/office/infopath/2007/PartnerControls">
-  <documentManagement>
-    <lcf76f155ced4ddcb4097134ff3c332f xmlns="1e6c8ea6-7bba-4134-a4d4-65070d127d3e">
-      <Terms xmlns="http://schemas.microsoft.com/office/infopath/2007/PartnerControls"/>
-    </lcf76f155ced4ddcb4097134ff3c332f>
-    <TaxCatchAll xmlns="ba2c0041-fee8-48a2-b713-a8827e2ef91f" xsi:nil="true"/>
-  </documentManagement>
-</p:properties>
+<b:Sources xmlns:b="http://schemas.openxmlformats.org/officeDocument/2006/bibliography" xmlns="http://schemas.openxmlformats.org/officeDocument/2006/bibliography" SelectedStyle="\APASixthEditionOfficeOnline.xsl" StyleName="APA" Version="6"/>
 </file>
 
 <file path=customXml/itemProps1.xml><?xml version="1.0" encoding="utf-8"?>
-<ds:datastoreItem xmlns:ds="http://schemas.openxmlformats.org/officeDocument/2006/customXml" ds:itemID="{9D6A992C-3F4B-436A-8310-78D249FA449F}">
+<ds:datastoreItem xmlns:ds="http://schemas.openxmlformats.org/officeDocument/2006/customXml" ds:itemID="{2A9E4AC2-9564-48F8-B6BE-E92D0983C6D1}">
   <ds:schemaRefs>
-    <ds:schemaRef ds:uri="http://schemas.openxmlformats.org/officeDocument/2006/bibliography"/>
+    <ds:schemaRef ds:uri="http://schemas.microsoft.com/office/2006/metadata/properties"/>
+    <ds:schemaRef ds:uri="http://schemas.microsoft.com/office/infopath/2007/PartnerControls"/>
+    <ds:schemaRef ds:uri="1e6c8ea6-7bba-4134-a4d4-65070d127d3e"/>
+    <ds:schemaRef ds:uri="ba2c0041-fee8-48a2-b713-a8827e2ef91f"/>
   </ds:schemaRefs>
 </ds:datastoreItem>
 </file>
 
 <file path=customXml/itemProps2.xml><?xml version="1.0" encoding="utf-8"?>
+<ds:datastoreItem xmlns:ds="http://schemas.openxmlformats.org/officeDocument/2006/customXml" ds:itemID="{05FF8E5F-B78E-4B6E-A230-F04733E1C1BD}">
+  <ds:schemaRefs>
+    <ds:schemaRef ds:uri="http://schemas.microsoft.com/sharepoint/v3/contenttype/forms"/>
+  </ds:schemaRefs>
+</ds:datastoreItem>
+</file>
+
+<file path=customXml/itemProps3.xml><?xml version="1.0" encoding="utf-8"?>
 <ds:datastoreItem xmlns:ds="http://schemas.openxmlformats.org/officeDocument/2006/customXml" ds:itemID="{4CC9510D-FE53-481C-910B-A2D4F19C8232}">
   <ds:schemaRefs>
     <ds:schemaRef ds:uri="http://schemas.microsoft.com/office/2006/metadata/contentType"/>
@@ -5586,21 +7362,10 @@
 </ds:datastoreItem>
 </file>
 
-<file path=customXml/itemProps3.xml><?xml version="1.0" encoding="utf-8"?>
-<ds:datastoreItem xmlns:ds="http://schemas.openxmlformats.org/officeDocument/2006/customXml" ds:itemID="{05FF8E5F-B78E-4B6E-A230-F04733E1C1BD}">
+<file path=customXml/itemProps4.xml><?xml version="1.0" encoding="utf-8"?>
+<ds:datastoreItem xmlns:ds="http://schemas.openxmlformats.org/officeDocument/2006/customXml" ds:itemID="{9D6A992C-3F4B-436A-8310-78D249FA449F}">
   <ds:schemaRefs>
-    <ds:schemaRef ds:uri="http://schemas.microsoft.com/sharepoint/v3/contenttype/forms"/>
-  </ds:schemaRefs>
-</ds:datastoreItem>
-</file>
-
-<file path=customXml/itemProps4.xml><?xml version="1.0" encoding="utf-8"?>
-<ds:datastoreItem xmlns:ds="http://schemas.openxmlformats.org/officeDocument/2006/customXml" ds:itemID="{2A9E4AC2-9564-48F8-B6BE-E92D0983C6D1}">
-  <ds:schemaRefs>
-    <ds:schemaRef ds:uri="http://schemas.microsoft.com/office/2006/metadata/properties"/>
-    <ds:schemaRef ds:uri="http://schemas.microsoft.com/office/infopath/2007/PartnerControls"/>
-    <ds:schemaRef ds:uri="1e6c8ea6-7bba-4134-a4d4-65070d127d3e"/>
-    <ds:schemaRef ds:uri="ba2c0041-fee8-48a2-b713-a8827e2ef91f"/>
+    <ds:schemaRef ds:uri="http://schemas.openxmlformats.org/officeDocument/2006/bibliography"/>
   </ds:schemaRefs>
 </ds:datastoreItem>
 </file>
--- a/AIRS/IFN006 report Oriolson Rodriguez Ramirez.docx
+++ b/AIRS/IFN006 report Oriolson Rodriguez Ramirez.docx
@@ -102,6 +102,7 @@
           <w:docPartUnique/>
         </w:docPartObj>
       </w:sdtPr>
+      <w:sdtEndPr/>
       <w:sdtContent>
         <w:p>
           <w:r>
@@ -2928,15 +2929,7 @@
         <w:t xml:space="preserve">and truncations for the words that are common with variation, for example, </w:t>
       </w:r>
       <w:r>
-        <w:t>“</w:t>
-      </w:r>
-      <w:proofErr w:type="spellStart"/>
-      <w:r>
-        <w:t>reinforc</w:t>
-      </w:r>
-      <w:proofErr w:type="spellEnd"/>
-      <w:r>
-        <w:t>*” which can take the form of “reinforcement”</w:t>
+        <w:t>“reinforc*” which can take the form of “reinforcement”</w:t>
       </w:r>
       <w:r>
         <w:t xml:space="preserve"> or “reinforced”.</w:t>
@@ -2958,63 +2951,7 @@
     </w:p>
     <w:p>
       <w:r>
-        <w:t>TITLE-ABS-KEY ( "multi agent reinforcement learning" OR "multiagent reinforcement learning" OR marl OR "</w:t>
-      </w:r>
-      <w:proofErr w:type="spellStart"/>
-      <w:r>
-        <w:t>decentrali?ed</w:t>
-      </w:r>
-      <w:proofErr w:type="spellEnd"/>
-      <w:r>
-        <w:t xml:space="preserve"> reinforcement learning" OR "stochastic game*" OR "</w:t>
-      </w:r>
-      <w:proofErr w:type="spellStart"/>
-      <w:r>
-        <w:t>markov</w:t>
-      </w:r>
-      <w:proofErr w:type="spellEnd"/>
-      <w:r>
-        <w:t xml:space="preserve"> game*" OR "agent based </w:t>
-      </w:r>
-      <w:proofErr w:type="spellStart"/>
-      <w:r>
-        <w:t>simulat</w:t>
-      </w:r>
-      <w:proofErr w:type="spellEnd"/>
-      <w:r>
-        <w:t xml:space="preserve">*" ) AND ALL ( "preference vector*" OR "preference weight*" OR "weight vector*" OR "preference condition*" OR "multi objective reinforcement learning" OR </w:t>
-      </w:r>
-      <w:proofErr w:type="spellStart"/>
-      <w:r>
-        <w:t>morl</w:t>
-      </w:r>
-      <w:proofErr w:type="spellEnd"/>
-      <w:r>
-        <w:t xml:space="preserve"> OR </w:t>
-      </w:r>
-      <w:proofErr w:type="spellStart"/>
-      <w:r>
-        <w:t>scalari?ation</w:t>
-      </w:r>
-      <w:proofErr w:type="spellEnd"/>
-      <w:r>
-        <w:t xml:space="preserve"> OR "reward weight*" ) AND ALL ( consensus OR "collective decision*" OR "group decision*" OR "emergent agreement" OR "joint policy" OR "joint policies" OR "policy aggregation" OR </w:t>
-      </w:r>
-      <w:proofErr w:type="spellStart"/>
-      <w:r>
-        <w:t>coordinat</w:t>
-      </w:r>
-      <w:proofErr w:type="spellEnd"/>
-      <w:r>
-        <w:t>* OR "social welfare" ) AND ( LIMIT-TO ( SRCTYPE , "j" ) ) AND ( LIMIT-TO ( DOCTYPE , "</w:t>
-      </w:r>
-      <w:proofErr w:type="spellStart"/>
-      <w:r>
-        <w:t>ar</w:t>
-      </w:r>
-      <w:proofErr w:type="spellEnd"/>
-      <w:r>
-        <w:t>" ) OR LIMIT-TO ( DOCTYPE , "re" ) )</w:t>
+        <w:t>TITLE-ABS-KEY ( "multi agent reinforcement learning" OR "multiagent reinforcement learning" OR marl OR "decentrali?ed reinforcement learning" OR "stochastic game*" OR "markov game*" OR "agent based simulat*" ) AND ALL ( "preference vector*" OR "preference weight*" OR "weight vector*" OR "preference condition*" OR "multi objective reinforcement learning" OR morl OR scalari?ation OR "reward weight*" ) AND ALL ( consensus OR "collective decision*" OR "group decision*" OR "emergent agreement" OR "joint policy" OR "joint policies" OR "policy aggregation" OR coordinat* OR "social welfare" ) AND ( LIMIT-TO ( SRCTYPE , "j" ) ) AND ( LIMIT-TO ( DOCTYPE , "ar" ) OR LIMIT-TO ( DOCTYPE , "re" ) )</w:t>
       </w:r>
     </w:p>
     <w:p>
@@ -3296,11 +3233,9 @@
         <w:lastRenderedPageBreak/>
         <w:t xml:space="preserve">this third concept represents. If it happens to be true, it means that we need to revisit the research concept to try to find better terms in the consensus part. The hypothesis is that maybe the third concept, with its keywords, related terms, and synonyms, are not </w:t>
       </w:r>
-      <w:proofErr w:type="spellStart"/>
       <w:r>
         <w:t>fraimed</w:t>
       </w:r>
-      <w:proofErr w:type="spellEnd"/>
       <w:r>
         <w:t xml:space="preserve"> well.</w:t>
       </w:r>
@@ -3329,15 +3264,7 @@
         <w:t xml:space="preserve"> the expansion of the results to </w:t>
       </w:r>
       <w:r>
-        <w:t xml:space="preserve">77. This confirms the hypothesis about </w:t>
-      </w:r>
-      <w:proofErr w:type="spellStart"/>
-      <w:r>
-        <w:t>Consencus</w:t>
-      </w:r>
-      <w:proofErr w:type="spellEnd"/>
-      <w:r>
-        <w:t xml:space="preserve"> term being the restrictive factor.</w:t>
+        <w:t>77. This confirms the hypothesis about Consencus term being the restrictive factor.</w:t>
       </w:r>
       <w:r>
         <w:br/>
@@ -4170,15 +4097,7 @@
         <w:t xml:space="preserve"> filtered by reading the title, abstract and keywords</w:t>
       </w:r>
       <w:r>
-        <w:t xml:space="preserve"> first, this discard some of the irrelevant ones. </w:t>
-      </w:r>
-      <w:proofErr w:type="spellStart"/>
-      <w:r>
-        <w:t>Subsiquently</w:t>
-      </w:r>
-      <w:proofErr w:type="spellEnd"/>
-      <w:r>
-        <w:t xml:space="preserve">, </w:t>
+        <w:t xml:space="preserve"> first, this discard some of the irrelevant ones. Subsiquently, </w:t>
       </w:r>
       <w:r>
         <w:t xml:space="preserve">the selected list of articles are input into </w:t>
@@ -4233,23 +4152,7 @@
         <w:t>For storing and organizing literature Zotero software is being used</w:t>
       </w:r>
       <w:r>
-        <w:t xml:space="preserve"> to Store </w:t>
-      </w:r>
-      <w:proofErr w:type="spellStart"/>
-      <w:r>
-        <w:t>medata</w:t>
-      </w:r>
-      <w:proofErr w:type="spellEnd"/>
-      <w:r>
-        <w:t xml:space="preserve"> (title, abstract, </w:t>
-      </w:r>
-      <w:proofErr w:type="spellStart"/>
-      <w:r>
-        <w:t>authord</w:t>
-      </w:r>
-      <w:proofErr w:type="spellEnd"/>
-      <w:r>
-        <w:t>, DOI etc) and the pdf itself.</w:t>
+        <w:t xml:space="preserve"> to Store medata (title, abstract, authord, DOI etc) and the pdf itself.</w:t>
       </w:r>
       <w:r>
         <w:t xml:space="preserve"> The syncing Zotero feature is disable in order to prevent </w:t>
@@ -4317,13 +4220,8 @@
       <w:r>
         <w:t xml:space="preserve"> using it </w:t>
       </w:r>
-      <w:proofErr w:type="spellStart"/>
-      <w:r>
-        <w:t>pluging</w:t>
-      </w:r>
-      <w:proofErr w:type="spellEnd"/>
-      <w:r>
-        <w:t xml:space="preserve"> to Word text editor. This allows the direct referencing of in-text </w:t>
+      <w:r>
+        <w:t xml:space="preserve">pluging to Word text editor. This allows the direct referencing of in-text </w:t>
       </w:r>
       <w:r>
         <w:t xml:space="preserve"> citations directly from Zotero</w:t>
@@ -4448,32 +4346,28 @@
     </w:p>
     <w:p>
       <w:r>
-        <w:t xml:space="preserve">In Artificial Intelligence related field the </w:t>
-      </w:r>
-      <w:proofErr w:type="spellStart"/>
-      <w:r>
-        <w:t>advace</w:t>
-      </w:r>
-      <w:proofErr w:type="spellEnd"/>
-      <w:r>
-        <w:t xml:space="preserve"> and </w:t>
+        <w:t xml:space="preserve">In Artificial Intelligence related field the advace and </w:t>
       </w:r>
       <w:r>
         <w:t xml:space="preserve">of scientific knowledge is staggering in the las decade. This makes </w:t>
       </w:r>
-      <w:proofErr w:type="spellStart"/>
-      <w:r>
-        <w:t>a</w:t>
-      </w:r>
-      <w:proofErr w:type="spellEnd"/>
-      <w:r>
-        <w:t xml:space="preserve"> awareness strategy necessary to keep the pace of the </w:t>
-      </w:r>
-      <w:r>
-        <w:t xml:space="preserve">of cutting edge </w:t>
-      </w:r>
-      <w:r>
-        <w:t xml:space="preserve">. </w:t>
+      <w:r>
+        <w:t xml:space="preserve">a awareness strategy necessary to keep the pace of the </w:t>
+      </w:r>
+      <w:r>
+        <w:t xml:space="preserve">of cutting </w:t>
+      </w:r>
+      <w:r>
+        <w:t>edge</w:t>
+      </w:r>
+      <w:r>
+        <w:t xml:space="preserve"> AI science</w:t>
+      </w:r>
+      <w:r>
+        <w:t>.</w:t>
+      </w:r>
+      <w:r>
+        <w:t xml:space="preserve"> </w:t>
       </w:r>
     </w:p>
     <w:p>
@@ -4482,11 +4376,68 @@
       </w:pPr>
       <w:bookmarkStart w:id="16" w:name="_Toc474746882"/>
       <w:r>
+        <w:t>Strategy 1:</w:t>
+      </w:r>
+      <w:bookmarkEnd w:id="16"/>
+      <w:r>
+        <w:t xml:space="preserve"> Scopus alarms</w:t>
+      </w:r>
+    </w:p>
+    <w:p>
+      <w:r>
+        <w:t xml:space="preserve">The first awareness strategy is set </w:t>
+      </w:r>
+      <w:r>
+        <w:t xml:space="preserve">using Scopes build-in tool where a periodical alarm sends you an email every stated day </w:t>
+      </w:r>
+      <w:r>
+        <w:t>informing about the newest results on the search statement that the user wants</w:t>
+      </w:r>
+      <w:r>
+        <w:t>. See figure below.</w:t>
+      </w:r>
+    </w:p>
+    <w:p>
+      <w:r>
         <w:lastRenderedPageBreak/>
-        <w:t>Strategy 1:</w:t>
-      </w:r>
-      <w:bookmarkEnd w:id="16"/>
-    </w:p>
+        <w:drawing>
+          <wp:inline distT="0" distB="0" distL="0" distR="0" wp14:anchorId="675B6FAB" wp14:editId="5B84E5F0">
+            <wp:extent cx="3700755" cy="4909399"/>
+            <wp:effectExtent l="0" t="0" r="0" b="5715"/>
+            <wp:docPr id="738605137" name="Picture 1"/>
+            <wp:cNvGraphicFramePr>
+              <a:graphicFrameLocks xmlns:a="http://schemas.openxmlformats.org/drawingml/2006/main" noChangeAspect="1"/>
+            </wp:cNvGraphicFramePr>
+            <a:graphic xmlns:a="http://schemas.openxmlformats.org/drawingml/2006/main">
+              <a:graphicData uri="http://schemas.openxmlformats.org/drawingml/2006/picture">
+                <pic:pic xmlns:pic="http://schemas.openxmlformats.org/drawingml/2006/picture">
+                  <pic:nvPicPr>
+                    <pic:cNvPr id="738605137" name=""/>
+                    <pic:cNvPicPr/>
+                  </pic:nvPicPr>
+                  <pic:blipFill>
+                    <a:blip r:embed="rId13"/>
+                    <a:stretch>
+                      <a:fillRect/>
+                    </a:stretch>
+                  </pic:blipFill>
+                  <pic:spPr>
+                    <a:xfrm>
+                      <a:off x="0" y="0"/>
+                      <a:ext cx="3703775" cy="4913406"/>
+                    </a:xfrm>
+                    <a:prstGeom prst="rect">
+                      <a:avLst/>
+                    </a:prstGeom>
+                  </pic:spPr>
+                </pic:pic>
+              </a:graphicData>
+            </a:graphic>
+          </wp:inline>
+        </w:drawing>
+      </w:r>
+    </w:p>
+    <w:p/>
     <w:p>
       <w:pPr>
         <w:pStyle w:val="Heading3"/>
@@ -4499,6 +4450,72 @@
       <w:r>
         <w:t xml:space="preserve"> </w:t>
       </w:r>
+      <w:r>
+        <w:t xml:space="preserve">Following </w:t>
+      </w:r>
+      <w:r>
+        <w:t xml:space="preserve">lead researchers in </w:t>
+      </w:r>
+      <w:r>
+        <w:t>Linkedin</w:t>
+      </w:r>
+      <w:r>
+        <w:t>.</w:t>
+      </w:r>
+    </w:p>
+    <w:p>
+      <w:r>
+        <w:t xml:space="preserve">The second </w:t>
+      </w:r>
+      <w:r>
+        <w:t>strategy is to follow the top</w:t>
+      </w:r>
+      <w:r>
+        <w:t xml:space="preserve"> researchers in this interdisciplinary field. Usually, lead researchers publish in their linkedin pages when new has been released to the public. One of those researchers is </w:t>
+      </w:r>
+      <w:r>
+        <w:t>Zhen Gao, who is in the author of two of the articles resulting from the search. See figure below.</w:t>
+      </w:r>
+    </w:p>
+    <w:p>
+      <w:r>
+        <w:lastRenderedPageBreak/>
+        <w:drawing>
+          <wp:inline distT="0" distB="0" distL="0" distR="0" wp14:anchorId="38A0D3F6" wp14:editId="6E74F9B1">
+            <wp:extent cx="5731510" cy="4441825"/>
+            <wp:effectExtent l="0" t="0" r="2540" b="0"/>
+            <wp:docPr id="1878055507" name="Picture 1"/>
+            <wp:cNvGraphicFramePr>
+              <a:graphicFrameLocks xmlns:a="http://schemas.openxmlformats.org/drawingml/2006/main" noChangeAspect="1"/>
+            </wp:cNvGraphicFramePr>
+            <a:graphic xmlns:a="http://schemas.openxmlformats.org/drawingml/2006/main">
+              <a:graphicData uri="http://schemas.openxmlformats.org/drawingml/2006/picture">
+                <pic:pic xmlns:pic="http://schemas.openxmlformats.org/drawingml/2006/picture">
+                  <pic:nvPicPr>
+                    <pic:cNvPr id="1878055507" name=""/>
+                    <pic:cNvPicPr/>
+                  </pic:nvPicPr>
+                  <pic:blipFill>
+                    <a:blip r:embed="rId14"/>
+                    <a:stretch>
+                      <a:fillRect/>
+                    </a:stretch>
+                  </pic:blipFill>
+                  <pic:spPr>
+                    <a:xfrm>
+                      <a:off x="0" y="0"/>
+                      <a:ext cx="5731510" cy="4441825"/>
+                    </a:xfrm>
+                    <a:prstGeom prst="rect">
+                      <a:avLst/>
+                    </a:prstGeom>
+                  </pic:spPr>
+                </pic:pic>
+              </a:graphicData>
+            </a:graphic>
+          </wp:inline>
+        </w:drawing>
+      </w:r>
     </w:p>
     <w:p>
       <w:pPr>
@@ -4511,6 +4528,45 @@
       <w:bookmarkEnd w:id="18"/>
       <w:r>
         <w:t xml:space="preserve"> </w:t>
+      </w:r>
+      <w:r>
+        <w:t>Conference attendance and subscription</w:t>
+      </w:r>
+    </w:p>
+    <w:p>
+      <w:r>
+        <w:t xml:space="preserve">The other way to keep </w:t>
+      </w:r>
+      <w:r>
+        <w:t xml:space="preserve">up to date with the latest research developments is to subscribe to email alerts </w:t>
+      </w:r>
+      <w:r>
+        <w:t xml:space="preserve">to the biggest conferences </w:t>
+      </w:r>
+      <w:r>
+        <w:t xml:space="preserve">and to attend to those when possible. In this case, the biggest is </w:t>
+      </w:r>
+      <w:r>
+        <w:rPr>
+          <w:b/>
+          <w:bCs/>
+        </w:rPr>
+        <w:t>AAMAS</w:t>
+      </w:r>
+      <w:r>
+        <w:t xml:space="preserve"> (t</w:t>
+      </w:r>
+      <w:r>
+        <w:t>he International Conference on Autonomous Agents and Multiagent Systems</w:t>
+      </w:r>
+      <w:r>
+        <w:t xml:space="preserve">) </w:t>
+      </w:r>
+      <w:r>
+        <w:t>which take place yearly</w:t>
+      </w:r>
+      <w:r>
+        <w:t xml:space="preserve"> in different cities around the world.</w:t>
       </w:r>
     </w:p>
     <w:p>
@@ -4531,6 +4587,32 @@
       </w:r>
     </w:p>
     <w:p>
+      <w:r>
+        <w:t xml:space="preserve">In this section three provided references are analysed for </w:t>
+      </w:r>
+      <w:r>
+        <w:t xml:space="preserve">authenticity following an structured validation strategy. </w:t>
+      </w:r>
+      <w:r>
+        <w:t xml:space="preserve">For each source a judgement of authenticity is provided and </w:t>
+      </w:r>
+      <w:r>
+        <w:t xml:space="preserve">the </w:t>
+      </w:r>
+      <w:r>
+        <w:t>process that leads to that judgement.</w:t>
+      </w:r>
+      <w:r>
+        <w:t xml:space="preserve"> When the source</w:t>
+      </w:r>
+      <w:r>
+        <w:t xml:space="preserve">’s judgement resolves to “frabricated”, no other criteria is </w:t>
+      </w:r>
+      <w:r>
+        <w:t>used, since, there is not point in continuing.</w:t>
+      </w:r>
+    </w:p>
+    <w:p>
       <w:pPr>
         <w:pStyle w:val="Heading3"/>
       </w:pPr>
@@ -4541,6 +4623,153 @@
       <w:bookmarkEnd w:id="20"/>
     </w:p>
     <w:p>
+      <w:r>
+        <w:t>Gunton, L. &amp; Thorpe, C. (2023). Academic integrity as a shared institutional responsibility: The evolving role of</w:t>
+      </w:r>
+      <w:r>
+        <w:t xml:space="preserve"> </w:t>
+      </w:r>
+      <w:r>
+        <w:t>librarians in higher education. Journal of the Australian Library and Information Association, 72(3), Article 12.</w:t>
+      </w:r>
+      <w:r>
+        <w:t xml:space="preserve"> </w:t>
+      </w:r>
+      <w:hyperlink r:id="rId15" w:history="1">
+        <w:r>
+          <w:rPr>
+            <w:rStyle w:val="Hyperlink"/>
+          </w:rPr>
+          <w:t>https://doi.org/10.1080/24750158.20</w:t>
+        </w:r>
+        <w:r>
+          <w:rPr>
+            <w:rStyle w:val="Hyperlink"/>
+          </w:rPr>
+          <w:t>2</w:t>
+        </w:r>
+        <w:r>
+          <w:rPr>
+            <w:rStyle w:val="Hyperlink"/>
+          </w:rPr>
+          <w:t>5.2460128</w:t>
+        </w:r>
+      </w:hyperlink>
+      <w:r>
+        <w:t xml:space="preserve"> </w:t>
+      </w:r>
+    </w:p>
+    <w:p>
+      <w:pPr>
+        <w:rPr>
+          <w:b/>
+          <w:bCs/>
+        </w:rPr>
+      </w:pPr>
+      <w:r>
+        <w:rPr>
+          <w:b/>
+          <w:bCs/>
+        </w:rPr>
+        <w:t>Authenticity judgement:</w:t>
+      </w:r>
+    </w:p>
+    <w:p>
+      <w:r>
+        <w:t>Fabricated</w:t>
+      </w:r>
+    </w:p>
+    <w:p>
+      <w:pPr>
+        <w:rPr>
+          <w:b/>
+          <w:bCs/>
+        </w:rPr>
+      </w:pPr>
+      <w:r>
+        <w:rPr>
+          <w:b/>
+          <w:bCs/>
+        </w:rPr>
+        <w:lastRenderedPageBreak/>
+        <w:t>Veri</w:t>
+      </w:r>
+      <w:r>
+        <w:rPr>
+          <w:b/>
+          <w:bCs/>
+        </w:rPr>
+        <w:t>fication process and criteria:</w:t>
+      </w:r>
+    </w:p>
+    <w:p>
+      <w:pPr>
+        <w:pStyle w:val="ListParagraph"/>
+        <w:numPr>
+          <w:ilvl w:val="0"/>
+          <w:numId w:val="13"/>
+        </w:numPr>
+        <w:rPr>
+          <w:b/>
+          <w:bCs/>
+        </w:rPr>
+      </w:pPr>
+      <w:r>
+        <w:t xml:space="preserve">Does the metadata </w:t>
+      </w:r>
+      <w:r>
+        <w:t>make sense</w:t>
+      </w:r>
+      <w:r>
+        <w:t>?</w:t>
+      </w:r>
+      <w:r>
+        <w:t xml:space="preserve"> No, The DOI </w:t>
+      </w:r>
+      <w:r>
+        <w:t>shows “</w:t>
+      </w:r>
+      <w:r>
+        <w:t>2025” but the year of publication is 2023. This mismatch gives a bad smell</w:t>
+      </w:r>
+    </w:p>
+    <w:p>
+      <w:pPr>
+        <w:pStyle w:val="ListParagraph"/>
+        <w:numPr>
+          <w:ilvl w:val="0"/>
+          <w:numId w:val="12"/>
+        </w:numPr>
+      </w:pPr>
+      <w:r>
+        <w:t>Does t</w:t>
+      </w:r>
+      <w:r>
+        <w:t xml:space="preserve">he DOI </w:t>
+      </w:r>
+      <w:r>
+        <w:t>resolve</w:t>
+      </w:r>
+      <w:r>
+        <w:t xml:space="preserve"> to the referenced article</w:t>
+      </w:r>
+      <w:r>
+        <w:t>?</w:t>
+      </w:r>
+      <w:r>
+        <w:t xml:space="preserve"> No, </w:t>
+      </w:r>
+      <w:r>
+        <w:t xml:space="preserve">the given DOI leads to </w:t>
+      </w:r>
+      <w:r>
+        <w:t xml:space="preserve">a totally different </w:t>
+      </w:r>
+      <w:r>
+        <w:t>article and different authors.</w:t>
+      </w:r>
+    </w:p>
+    <w:p>
       <w:pPr>
         <w:pStyle w:val="Heading3"/>
       </w:pPr>
@@ -4551,6 +4780,179 @@
       <w:bookmarkEnd w:id="21"/>
     </w:p>
     <w:p>
+      <w:r>
+        <w:t>Walter, M. (2025). Doing Indigenous statistics in Australia: The racial burden of disregard. In Chris Andersen, Maggie</w:t>
+      </w:r>
+      <w:r>
+        <w:t xml:space="preserve"> </w:t>
+      </w:r>
+      <w:r>
+        <w:t>Walter, Tahu Kukutai, &amp; Chelsea Gabel (Eds.), Indigenous statistics: From data deficits to data sovereignty.</w:t>
+      </w:r>
+      <w:r>
+        <w:t xml:space="preserve"> </w:t>
+      </w:r>
+      <w:r>
+        <w:t>(2nd ed., pp. 139–159). Routledge.</w:t>
+      </w:r>
+    </w:p>
+    <w:p>
+      <w:pPr>
+        <w:rPr>
+          <w:b/>
+          <w:bCs/>
+        </w:rPr>
+      </w:pPr>
+      <w:r>
+        <w:rPr>
+          <w:b/>
+          <w:bCs/>
+        </w:rPr>
+        <w:t>Authenticity judgement:</w:t>
+      </w:r>
+    </w:p>
+    <w:p>
+      <w:r>
+        <w:t>Genuine</w:t>
+      </w:r>
+    </w:p>
+    <w:p>
+      <w:pPr>
+        <w:rPr>
+          <w:b/>
+          <w:bCs/>
+        </w:rPr>
+      </w:pPr>
+      <w:r>
+        <w:rPr>
+          <w:b/>
+          <w:bCs/>
+        </w:rPr>
+        <w:t>Verification process and criteria:</w:t>
+      </w:r>
+    </w:p>
+    <w:p>
+      <w:pPr>
+        <w:pStyle w:val="ListParagraph"/>
+        <w:numPr>
+          <w:ilvl w:val="0"/>
+          <w:numId w:val="12"/>
+        </w:numPr>
+      </w:pPr>
+      <w:r>
+        <w:t xml:space="preserve">Is the resource found when </w:t>
+      </w:r>
+      <w:r>
+        <w:t xml:space="preserve">doing </w:t>
+      </w:r>
+      <w:r>
+        <w:t>a</w:t>
+      </w:r>
+      <w:r>
+        <w:t xml:space="preserve"> string</w:t>
+      </w:r>
+      <w:r>
+        <w:t xml:space="preserve"> google search</w:t>
+      </w:r>
+      <w:r>
+        <w:t>?</w:t>
+      </w:r>
+      <w:r>
+        <w:t xml:space="preserve"> </w:t>
+      </w:r>
+      <w:r>
+        <w:t>Y</w:t>
+      </w:r>
+      <w:r>
+        <w:t>es</w:t>
+      </w:r>
+      <w:r>
+        <w:t>.</w:t>
+      </w:r>
+    </w:p>
+    <w:p>
+      <w:pPr>
+        <w:pStyle w:val="ListParagraph"/>
+        <w:numPr>
+          <w:ilvl w:val="0"/>
+          <w:numId w:val="12"/>
+        </w:numPr>
+      </w:pPr>
+      <w:r>
+        <w:t xml:space="preserve">Do the </w:t>
+      </w:r>
+      <w:r>
+        <w:t>authors</w:t>
+      </w:r>
+      <w:r>
+        <w:t xml:space="preserve"> mat</w:t>
+      </w:r>
+      <w:r>
+        <w:t>c</w:t>
+      </w:r>
+      <w:r>
+        <w:t xml:space="preserve">h the </w:t>
+      </w:r>
+      <w:r>
+        <w:t>resource found on the internet? Yes</w:t>
+      </w:r>
+      <w:r>
+        <w:t>.</w:t>
+      </w:r>
+    </w:p>
+    <w:p>
+      <w:pPr>
+        <w:pStyle w:val="ListParagraph"/>
+        <w:numPr>
+          <w:ilvl w:val="0"/>
+          <w:numId w:val="12"/>
+        </w:numPr>
+      </w:pPr>
+      <w:r>
+        <w:t xml:space="preserve">Do the </w:t>
+      </w:r>
+      <w:r>
+        <w:t xml:space="preserve">referenced </w:t>
+      </w:r>
+      <w:r>
+        <w:t xml:space="preserve">pages match the </w:t>
+      </w:r>
+      <w:r>
+        <w:t>books pages? Yes</w:t>
+      </w:r>
+      <w:r>
+        <w:t xml:space="preserve"> (The book is </w:t>
+      </w:r>
+      <w:r>
+        <w:t>open access).</w:t>
+      </w:r>
+    </w:p>
+    <w:p>
+      <w:pPr>
+        <w:pStyle w:val="ListParagraph"/>
+        <w:numPr>
+          <w:ilvl w:val="0"/>
+          <w:numId w:val="12"/>
+        </w:numPr>
+      </w:pPr>
+      <w:r>
+        <w:t>Do</w:t>
+      </w:r>
+      <w:r>
+        <w:t>es</w:t>
+      </w:r>
+      <w:r>
+        <w:t xml:space="preserve"> the referenced chapter match the one in the </w:t>
+      </w:r>
+      <w:r>
+        <w:t>book</w:t>
+      </w:r>
+      <w:r>
+        <w:t>? Yes.</w:t>
+      </w:r>
+    </w:p>
+    <w:p/>
+    <w:p>
       <w:pPr>
         <w:pStyle w:val="Heading3"/>
       </w:pPr>
@@ -4560,6 +4962,177 @@
       </w:r>
       <w:bookmarkEnd w:id="22"/>
     </w:p>
+    <w:p>
+      <w:r>
+        <w:t>Nourizadeh, P., Milford, M., &amp; Fischer, T. (2024, May 13-17). Teach and repeat navigation: A robust control approach</w:t>
+      </w:r>
+      <w:r>
+        <w:t xml:space="preserve"> </w:t>
+      </w:r>
+      <w:r>
+        <w:t>[Conference paper]. 2024 IEEE International Conference on Robotics and Automation (ICRA), Yokohama,</w:t>
+      </w:r>
+      <w:r>
+        <w:t xml:space="preserve"> </w:t>
+      </w:r>
+      <w:r>
+        <w:t xml:space="preserve">Japan, pp. 2909-2916. </w:t>
+      </w:r>
+      <w:hyperlink r:id="rId16" w:history="1">
+        <w:r>
+          <w:rPr>
+            <w:rStyle w:val="Hyperlink"/>
+          </w:rPr>
+          <w:t>https://doi.org/10.1109/ICRA57147.2024.10611662</w:t>
+        </w:r>
+      </w:hyperlink>
+      <w:r>
+        <w:t xml:space="preserve"> </w:t>
+      </w:r>
+    </w:p>
+    <w:p>
+      <w:pPr>
+        <w:rPr>
+          <w:b/>
+          <w:bCs/>
+        </w:rPr>
+      </w:pPr>
+      <w:r>
+        <w:rPr>
+          <w:b/>
+          <w:bCs/>
+        </w:rPr>
+        <w:t>Verification process and criteria:</w:t>
+      </w:r>
+    </w:p>
+    <w:p>
+      <w:pPr>
+        <w:pStyle w:val="ListParagraph"/>
+        <w:numPr>
+          <w:ilvl w:val="0"/>
+          <w:numId w:val="12"/>
+        </w:numPr>
+      </w:pPr>
+      <w:r>
+        <w:t xml:space="preserve">Does the metadata </w:t>
+      </w:r>
+      <w:r>
+        <w:t>make sense</w:t>
+      </w:r>
+      <w:r>
+        <w:t>? Yes</w:t>
+      </w:r>
+      <w:r>
+        <w:t xml:space="preserve">, there is no contradictory information in the reference </w:t>
+      </w:r>
+      <w:r>
+        <w:t>metadata.</w:t>
+      </w:r>
+    </w:p>
+    <w:p>
+      <w:pPr>
+        <w:pStyle w:val="ListParagraph"/>
+        <w:numPr>
+          <w:ilvl w:val="0"/>
+          <w:numId w:val="12"/>
+        </w:numPr>
+      </w:pPr>
+      <w:r>
+        <w:t>Does the DOI revolve to an article with same metadata</w:t>
+      </w:r>
+      <w:r>
+        <w:t xml:space="preserve"> as the reference</w:t>
+      </w:r>
+      <w:r>
+        <w:t>? Yes</w:t>
+      </w:r>
+    </w:p>
+    <w:p>
+      <w:pPr>
+        <w:pStyle w:val="ListParagraph"/>
+        <w:numPr>
+          <w:ilvl w:val="0"/>
+          <w:numId w:val="12"/>
+        </w:numPr>
+      </w:pPr>
+      <w:r>
+        <w:t>Do the authors match the resource found on the internet? Yes</w:t>
+      </w:r>
+      <w:r>
+        <w:t>.</w:t>
+      </w:r>
+    </w:p>
+    <w:p>
+      <w:pPr>
+        <w:pStyle w:val="ListParagraph"/>
+        <w:numPr>
+          <w:ilvl w:val="0"/>
+          <w:numId w:val="12"/>
+        </w:numPr>
+      </w:pPr>
+      <w:r>
+        <w:t xml:space="preserve">Do the </w:t>
+      </w:r>
+      <w:r>
+        <w:t xml:space="preserve">referenced </w:t>
+      </w:r>
+      <w:r>
+        <w:t>pages match the books pages? Yes</w:t>
+      </w:r>
+      <w:r>
+        <w:t>.</w:t>
+      </w:r>
+    </w:p>
+    <w:p>
+      <w:pPr>
+        <w:pStyle w:val="ListParagraph"/>
+        <w:numPr>
+          <w:ilvl w:val="0"/>
+          <w:numId w:val="12"/>
+        </w:numPr>
+      </w:pPr>
+      <w:r>
+        <w:t>Does</w:t>
+      </w:r>
+      <w:r>
+        <w:t xml:space="preserve"> </w:t>
+      </w:r>
+      <w:r>
+        <w:t xml:space="preserve">Journal or conference match the reference? </w:t>
+      </w:r>
+      <w:r>
+        <w:t>Kind of, the reference shows “</w:t>
+      </w:r>
+      <w:r>
+        <w:t>[Conference paper]</w:t>
+      </w:r>
+      <w:r>
+        <w:t>” and the actual conference is “</w:t>
+      </w:r>
+      <w:r>
+        <w:rPr>
+          <w:i/>
+          <w:iCs/>
+        </w:rPr>
+        <w:t>2024 IEEE International Conference on Robotics and Automation (ICRA</w:t>
+      </w:r>
+      <w:r>
+        <w:t>)</w:t>
+      </w:r>
+      <w:r>
+        <w:t xml:space="preserve">” but that does </w:t>
+      </w:r>
+      <w:r>
+        <w:t xml:space="preserve">not make </w:t>
+      </w:r>
+      <w:r>
+        <w:t xml:space="preserve">it fabricated just not </w:t>
+      </w:r>
+      <w:r>
+        <w:t>complete enough.</w:t>
+      </w:r>
+    </w:p>
+    <w:p/>
     <w:p>
       <w:pPr>
         <w:rPr>
@@ -4570,16 +5143,67 @@
         </w:rPr>
       </w:pPr>
       <w:r>
+        <w:lastRenderedPageBreak/>
         <w:br w:type="page"/>
       </w:r>
     </w:p>
     <w:p>
       <w:pPr>
+        <w:rPr>
+          <w:b/>
+          <w:bCs/>
+        </w:rPr>
+      </w:pPr>
+      <w:bookmarkStart w:id="23" w:name="_Toc159275700"/>
+      <w:r>
+        <w:rPr>
+          <w:b/>
+          <w:bCs/>
+        </w:rPr>
+        <w:lastRenderedPageBreak/>
+        <w:t>Authenticity judgement:</w:t>
+      </w:r>
+    </w:p>
+    <w:p>
+      <w:r>
+        <w:t>Genuine</w:t>
+      </w:r>
+    </w:p>
+    <w:p>
+      <w:pPr>
+        <w:rPr>
+          <w:b/>
+          <w:bCs/>
+        </w:rPr>
+      </w:pPr>
+      <w:r>
+        <w:rPr>
+          <w:b/>
+          <w:bCs/>
+        </w:rPr>
+        <w:t>Verification process and criteria:</w:t>
+      </w:r>
+    </w:p>
+    <w:p>
+      <w:pPr>
+        <w:pStyle w:val="ListParagraph"/>
+        <w:numPr>
+          <w:ilvl w:val="0"/>
+          <w:numId w:val="12"/>
+        </w:numPr>
+      </w:pPr>
+      <w:r>
+        <w:t>Is the resource found when doing a string google search? Yes</w:t>
+      </w:r>
+      <w:r>
+        <w:t>.</w:t>
+      </w:r>
+    </w:p>
+    <w:p>
+      <w:pPr>
         <w:pStyle w:val="Heading2"/>
       </w:pPr>
-      <w:bookmarkStart w:id="23" w:name="_Toc159275700"/>
-      <w:r>
-        <w:lastRenderedPageBreak/>
+      <w:r>
         <w:t>Reference list (if needed)</w:t>
       </w:r>
       <w:bookmarkEnd w:id="23"/>
@@ -4644,7 +5268,7 @@
       <w:r>
         <w:t xml:space="preserve">More details can be found here: </w:t>
       </w:r>
-      <w:hyperlink r:id="rId13">
+      <w:hyperlink r:id="rId17">
         <w:r>
           <w:rPr>
             <w:rStyle w:val="Hyperlink"/>
@@ -4841,6 +5465,119 @@
     </w:lvl>
   </w:abstractNum>
   <w:abstractNum w:abstractNumId="2" w15:restartNumberingAfterBreak="0">
+    <w:nsid w:val="07323120"/>
+    <w:multiLevelType w:val="hybridMultilevel"/>
+    <w:tmpl w:val="9A5435A4"/>
+    <w:lvl w:ilvl="0" w:tplc="0C090001">
+      <w:start w:val="1"/>
+      <w:numFmt w:val="bullet"/>
+      <w:lvlText w:val=""/>
+      <w:lvlJc w:val="left"/>
+      <w:pPr>
+        <w:ind w:left="720" w:hanging="360"/>
+      </w:pPr>
+      <w:rPr>
+        <w:rFonts w:ascii="Symbol" w:hAnsi="Symbol" w:hint="default"/>
+      </w:rPr>
+    </w:lvl>
+    <w:lvl w:ilvl="1" w:tplc="0C090003" w:tentative="1">
+      <w:start w:val="1"/>
+      <w:numFmt w:val="bullet"/>
+      <w:lvlText w:val="o"/>
+      <w:lvlJc w:val="left"/>
+      <w:pPr>
+        <w:ind w:left="1440" w:hanging="360"/>
+      </w:pPr>
+      <w:rPr>
+        <w:rFonts w:ascii="Courier New" w:hAnsi="Courier New" w:cs="Courier New" w:hint="default"/>
+      </w:rPr>
+    </w:lvl>
+    <w:lvl w:ilvl="2" w:tplc="0C090005" w:tentative="1">
+      <w:start w:val="1"/>
+      <w:numFmt w:val="bullet"/>
+      <w:lvlText w:val=""/>
+      <w:lvlJc w:val="left"/>
+      <w:pPr>
+        <w:ind w:left="2160" w:hanging="360"/>
+      </w:pPr>
+      <w:rPr>
+        <w:rFonts w:ascii="Wingdings" w:hAnsi="Wingdings" w:hint="default"/>
+      </w:rPr>
+    </w:lvl>
+    <w:lvl w:ilvl="3" w:tplc="0C090001" w:tentative="1">
+      <w:start w:val="1"/>
+      <w:numFmt w:val="bullet"/>
+      <w:lvlText w:val=""/>
+      <w:lvlJc w:val="left"/>
+      <w:pPr>
+        <w:ind w:left="2880" w:hanging="360"/>
+      </w:pPr>
+      <w:rPr>
+        <w:rFonts w:ascii="Symbol" w:hAnsi="Symbol" w:hint="default"/>
+      </w:rPr>
+    </w:lvl>
+    <w:lvl w:ilvl="4" w:tplc="0C090003" w:tentative="1">
+      <w:start w:val="1"/>
+      <w:numFmt w:val="bullet"/>
+      <w:lvlText w:val="o"/>
+      <w:lvlJc w:val="left"/>
+      <w:pPr>
+        <w:ind w:left="3600" w:hanging="360"/>
+      </w:pPr>
+      <w:rPr>
+        <w:rFonts w:ascii="Courier New" w:hAnsi="Courier New" w:cs="Courier New" w:hint="default"/>
+      </w:rPr>
+    </w:lvl>
+    <w:lvl w:ilvl="5" w:tplc="0C090005" w:tentative="1">
+      <w:start w:val="1"/>
+      <w:numFmt w:val="bullet"/>
+      <w:lvlText w:val=""/>
+      <w:lvlJc w:val="left"/>
+      <w:pPr>
+        <w:ind w:left="4320" w:hanging="360"/>
+      </w:pPr>
+      <w:rPr>
+        <w:rFonts w:ascii="Wingdings" w:hAnsi="Wingdings" w:hint="default"/>
+      </w:rPr>
+    </w:lvl>
+    <w:lvl w:ilvl="6" w:tplc="0C090001" w:tentative="1">
+      <w:start w:val="1"/>
+      <w:numFmt w:val="bullet"/>
+      <w:lvlText w:val=""/>
+      <w:lvlJc w:val="left"/>
+      <w:pPr>
+        <w:ind w:left="5040" w:hanging="360"/>
+      </w:pPr>
+      <w:rPr>
+        <w:rFonts w:ascii="Symbol" w:hAnsi="Symbol" w:hint="default"/>
+      </w:rPr>
+    </w:lvl>
+    <w:lvl w:ilvl="7" w:tplc="0C090003" w:tentative="1">
+      <w:start w:val="1"/>
+      <w:numFmt w:val="bullet"/>
+      <w:lvlText w:val="o"/>
+      <w:lvlJc w:val="left"/>
+      <w:pPr>
+        <w:ind w:left="5760" w:hanging="360"/>
+      </w:pPr>
+      <w:rPr>
+        <w:rFonts w:ascii="Courier New" w:hAnsi="Courier New" w:cs="Courier New" w:hint="default"/>
+      </w:rPr>
+    </w:lvl>
+    <w:lvl w:ilvl="8" w:tplc="0C090005" w:tentative="1">
+      <w:start w:val="1"/>
+      <w:numFmt w:val="bullet"/>
+      <w:lvlText w:val=""/>
+      <w:lvlJc w:val="left"/>
+      <w:pPr>
+        <w:ind w:left="6480" w:hanging="360"/>
+      </w:pPr>
+      <w:rPr>
+        <w:rFonts w:ascii="Wingdings" w:hAnsi="Wingdings" w:hint="default"/>
+      </w:rPr>
+    </w:lvl>
+  </w:abstractNum>
+  <w:abstractNum w:abstractNumId="3" w15:restartNumberingAfterBreak="0">
     <w:nsid w:val="0BE10519"/>
     <w:multiLevelType w:val="hybridMultilevel"/>
     <w:tmpl w:val="65D87B7E"/>
@@ -4953,7 +5690,7 @@
       </w:rPr>
     </w:lvl>
   </w:abstractNum>
-  <w:abstractNum w:abstractNumId="3" w15:restartNumberingAfterBreak="0">
+  <w:abstractNum w:abstractNumId="4" w15:restartNumberingAfterBreak="0">
     <w:nsid w:val="10357994"/>
     <w:multiLevelType w:val="hybridMultilevel"/>
     <w:tmpl w:val="CFD49670"/>
@@ -5066,7 +5803,7 @@
       </w:rPr>
     </w:lvl>
   </w:abstractNum>
-  <w:abstractNum w:abstractNumId="4" w15:restartNumberingAfterBreak="0">
+  <w:abstractNum w:abstractNumId="5" w15:restartNumberingAfterBreak="0">
     <w:nsid w:val="1C833B1E"/>
     <w:multiLevelType w:val="hybridMultilevel"/>
     <w:tmpl w:val="3E34D8CA"/>
@@ -5179,7 +5916,7 @@
       </w:rPr>
     </w:lvl>
   </w:abstractNum>
-  <w:abstractNum w:abstractNumId="5" w15:restartNumberingAfterBreak="0">
+  <w:abstractNum w:abstractNumId="6" w15:restartNumberingAfterBreak="0">
     <w:nsid w:val="22373DC2"/>
     <w:multiLevelType w:val="hybridMultilevel"/>
     <w:tmpl w:val="F5ECE2BC"/>
@@ -5292,7 +6029,7 @@
       </w:rPr>
     </w:lvl>
   </w:abstractNum>
-  <w:abstractNum w:abstractNumId="6" w15:restartNumberingAfterBreak="0">
+  <w:abstractNum w:abstractNumId="7" w15:restartNumberingAfterBreak="0">
     <w:nsid w:val="2B325676"/>
     <w:multiLevelType w:val="hybridMultilevel"/>
     <w:tmpl w:val="69705AAC"/>
@@ -5378,7 +6115,120 @@
       </w:pPr>
     </w:lvl>
   </w:abstractNum>
-  <w:abstractNum w:abstractNumId="7" w15:restartNumberingAfterBreak="0">
+  <w:abstractNum w:abstractNumId="8" w15:restartNumberingAfterBreak="0">
+    <w:nsid w:val="5C5F00AA"/>
+    <w:multiLevelType w:val="hybridMultilevel"/>
+    <w:tmpl w:val="66A676DC"/>
+    <w:lvl w:ilvl="0" w:tplc="0C090001">
+      <w:start w:val="1"/>
+      <w:numFmt w:val="bullet"/>
+      <w:lvlText w:val=""/>
+      <w:lvlJc w:val="left"/>
+      <w:pPr>
+        <w:ind w:left="720" w:hanging="360"/>
+      </w:pPr>
+      <w:rPr>
+        <w:rFonts w:ascii="Symbol" w:hAnsi="Symbol" w:hint="default"/>
+      </w:rPr>
+    </w:lvl>
+    <w:lvl w:ilvl="1" w:tplc="0C090003" w:tentative="1">
+      <w:start w:val="1"/>
+      <w:numFmt w:val="bullet"/>
+      <w:lvlText w:val="o"/>
+      <w:lvlJc w:val="left"/>
+      <w:pPr>
+        <w:ind w:left="1440" w:hanging="360"/>
+      </w:pPr>
+      <w:rPr>
+        <w:rFonts w:ascii="Courier New" w:hAnsi="Courier New" w:cs="Courier New" w:hint="default"/>
+      </w:rPr>
+    </w:lvl>
+    <w:lvl w:ilvl="2" w:tplc="0C090005" w:tentative="1">
+      <w:start w:val="1"/>
+      <w:numFmt w:val="bullet"/>
+      <w:lvlText w:val=""/>
+      <w:lvlJc w:val="left"/>
+      <w:pPr>
+        <w:ind w:left="2160" w:hanging="360"/>
+      </w:pPr>
+      <w:rPr>
+        <w:rFonts w:ascii="Wingdings" w:hAnsi="Wingdings" w:hint="default"/>
+      </w:rPr>
+    </w:lvl>
+    <w:lvl w:ilvl="3" w:tplc="0C090001" w:tentative="1">
+      <w:start w:val="1"/>
+      <w:numFmt w:val="bullet"/>
+      <w:lvlText w:val=""/>
+      <w:lvlJc w:val="left"/>
+      <w:pPr>
+        <w:ind w:left="2880" w:hanging="360"/>
+      </w:pPr>
+      <w:rPr>
+        <w:rFonts w:ascii="Symbol" w:hAnsi="Symbol" w:hint="default"/>
+      </w:rPr>
+    </w:lvl>
+    <w:lvl w:ilvl="4" w:tplc="0C090003" w:tentative="1">
+      <w:start w:val="1"/>
+      <w:numFmt w:val="bullet"/>
+      <w:lvlText w:val="o"/>
+      <w:lvlJc w:val="left"/>
+      <w:pPr>
+        <w:ind w:left="3600" w:hanging="360"/>
+      </w:pPr>
+      <w:rPr>
+        <w:rFonts w:ascii="Courier New" w:hAnsi="Courier New" w:cs="Courier New" w:hint="default"/>
+      </w:rPr>
+    </w:lvl>
+    <w:lvl w:ilvl="5" w:tplc="0C090005" w:tentative="1">
+      <w:start w:val="1"/>
+      <w:numFmt w:val="bullet"/>
+      <w:lvlText w:val=""/>
+      <w:lvlJc w:val="left"/>
+      <w:pPr>
+        <w:ind w:left="4320" w:hanging="360"/>
+      </w:pPr>
+      <w:rPr>
+        <w:rFonts w:ascii="Wingdings" w:hAnsi="Wingdings" w:hint="default"/>
+      </w:rPr>
+    </w:lvl>
+    <w:lvl w:ilvl="6" w:tplc="0C090001" w:tentative="1">
+      <w:start w:val="1"/>
+      <w:numFmt w:val="bullet"/>
+      <w:lvlText w:val=""/>
+      <w:lvlJc w:val="left"/>
+      <w:pPr>
+        <w:ind w:left="5040" w:hanging="360"/>
+      </w:pPr>
+      <w:rPr>
+        <w:rFonts w:ascii="Symbol" w:hAnsi="Symbol" w:hint="default"/>
+      </w:rPr>
+    </w:lvl>
+    <w:lvl w:ilvl="7" w:tplc="0C090003" w:tentative="1">
+      <w:start w:val="1"/>
+      <w:numFmt w:val="bullet"/>
+      <w:lvlText w:val="o"/>
+      <w:lvlJc w:val="left"/>
+      <w:pPr>
+        <w:ind w:left="5760" w:hanging="360"/>
+      </w:pPr>
+      <w:rPr>
+        <w:rFonts w:ascii="Courier New" w:hAnsi="Courier New" w:cs="Courier New" w:hint="default"/>
+      </w:rPr>
+    </w:lvl>
+    <w:lvl w:ilvl="8" w:tplc="0C090005" w:tentative="1">
+      <w:start w:val="1"/>
+      <w:numFmt w:val="bullet"/>
+      <w:lvlText w:val=""/>
+      <w:lvlJc w:val="left"/>
+      <w:pPr>
+        <w:ind w:left="6480" w:hanging="360"/>
+      </w:pPr>
+      <w:rPr>
+        <w:rFonts w:ascii="Wingdings" w:hAnsi="Wingdings" w:hint="default"/>
+      </w:rPr>
+    </w:lvl>
+  </w:abstractNum>
+  <w:abstractNum w:abstractNumId="9" w15:restartNumberingAfterBreak="0">
     <w:nsid w:val="611957B3"/>
     <w:multiLevelType w:val="multilevel"/>
     <w:tmpl w:val="47A858EA"/>
@@ -5527,7 +6377,7 @@
       </w:rPr>
     </w:lvl>
   </w:abstractNum>
-  <w:abstractNum w:abstractNumId="8" w15:restartNumberingAfterBreak="0">
+  <w:abstractNum w:abstractNumId="10" w15:restartNumberingAfterBreak="0">
     <w:nsid w:val="6E963C9C"/>
     <w:multiLevelType w:val="multilevel"/>
     <w:tmpl w:val="0C09001F"/>
@@ -5613,7 +6463,7 @@
       </w:pPr>
     </w:lvl>
   </w:abstractNum>
-  <w:abstractNum w:abstractNumId="9" w15:restartNumberingAfterBreak="0">
+  <w:abstractNum w:abstractNumId="11" w15:restartNumberingAfterBreak="0">
     <w:nsid w:val="76502E9C"/>
     <w:multiLevelType w:val="multilevel"/>
     <w:tmpl w:val="091E405C"/>
@@ -5701,37 +6551,37 @@
     </w:lvl>
   </w:abstractNum>
   <w:num w:numId="1" w16cid:durableId="1383210634">
-    <w:abstractNumId w:val="2"/>
+    <w:abstractNumId w:val="3"/>
   </w:num>
   <w:num w:numId="2" w16cid:durableId="1315138699">
-    <w:abstractNumId w:val="4"/>
+    <w:abstractNumId w:val="5"/>
   </w:num>
   <w:num w:numId="3" w16cid:durableId="683287785">
-    <w:abstractNumId w:val="6"/>
+    <w:abstractNumId w:val="7"/>
   </w:num>
   <w:num w:numId="4" w16cid:durableId="1592852956">
     <w:abstractNumId w:val="1"/>
   </w:num>
   <w:num w:numId="5" w16cid:durableId="1844320523">
-    <w:abstractNumId w:val="9"/>
+    <w:abstractNumId w:val="11"/>
   </w:num>
   <w:num w:numId="6" w16cid:durableId="2013604388">
-    <w:abstractNumId w:val="8"/>
+    <w:abstractNumId w:val="10"/>
   </w:num>
   <w:num w:numId="7" w16cid:durableId="515778692">
     <w:abstractNumId w:val="0"/>
   </w:num>
   <w:num w:numId="8" w16cid:durableId="1356031321">
-    <w:abstractNumId w:val="7"/>
+    <w:abstractNumId w:val="9"/>
   </w:num>
   <w:num w:numId="9" w16cid:durableId="652683066">
-    <w:abstractNumId w:val="5"/>
+    <w:abstractNumId w:val="6"/>
   </w:num>
   <w:num w:numId="10" w16cid:durableId="783234174">
-    <w:abstractNumId w:val="3"/>
+    <w:abstractNumId w:val="4"/>
   </w:num>
   <w:num w:numId="11" w16cid:durableId="1060249197">
-    <w:abstractNumId w:val="9"/>
+    <w:abstractNumId w:val="11"/>
     <w:lvlOverride w:ilvl="0">
       <w:startOverride w:val="1"/>
     </w:lvlOverride>
@@ -5759,6 +6609,12 @@
     <w:lvlOverride w:ilvl="8">
       <w:startOverride w:val="1"/>
     </w:lvlOverride>
+  </w:num>
+  <w:num w:numId="12" w16cid:durableId="363940914">
+    <w:abstractNumId w:val="8"/>
+  </w:num>
+  <w:num w:numId="13" w16cid:durableId="646935549">
+    <w:abstractNumId w:val="2"/>
   </w:num>
 </w:numbering>
 </file>
@@ -6163,7 +7019,7 @@
   <w:style w:type="paragraph" w:default="1" w:styleId="Normal">
     <w:name w:val="Normal"/>
     <w:qFormat/>
-    <w:rsid w:val="00D05188"/>
+    <w:rsid w:val="00282AAA"/>
   </w:style>
   <w:style w:type="paragraph" w:styleId="Heading1">
     <w:name w:val="heading 1"/>
@@ -6751,6 +7607,30 @@
       <w:kern w:val="0"/>
       <w:lang w:eastAsia="en-AU"/>
       <w14:ligatures w14:val="none"/>
+    </w:rPr>
+  </w:style>
+  <w:style w:type="character" w:styleId="UnresolvedMention">
+    <w:name w:val="Unresolved Mention"/>
+    <w:basedOn w:val="DefaultParagraphFont"/>
+    <w:uiPriority w:val="99"/>
+    <w:semiHidden/>
+    <w:unhideWhenUsed/>
+    <w:rsid w:val="00E32269"/>
+    <w:rPr>
+      <w:color w:val="605E5C"/>
+      <w:shd w:val="clear" w:color="auto" w:fill="E1DFDD"/>
+    </w:rPr>
+  </w:style>
+  <w:style w:type="character" w:styleId="FollowedHyperlink">
+    <w:name w:val="FollowedHyperlink"/>
+    <w:basedOn w:val="DefaultParagraphFont"/>
+    <w:uiPriority w:val="99"/>
+    <w:semiHidden/>
+    <w:unhideWhenUsed/>
+    <w:rsid w:val="00E32269"/>
+    <w:rPr>
+      <w:color w:val="96607D" w:themeColor="followedHyperlink"/>
+      <w:u w:val="single"/>
     </w:rPr>
   </w:style>
 </w:styles>

--- a/AIRS/IFN006 report Oriolson Rodriguez Ramirez.docx
+++ b/AIRS/IFN006 report Oriolson Rodriguez Ramirez.docx
@@ -1367,642 +1367,512 @@
       <w:bookmarkEnd w:id="0"/>
     </w:p>
     <w:p>
-      <w:r>
+      <w:pPr>
+        <w:pStyle w:val="Heading2"/>
+        <w:ind w:left="360"/>
+        <w:jc w:val="both"/>
         <w:rPr>
-          <w:lang w:val="en-US"/>
+          <w:rFonts w:asciiTheme="minorHAnsi" w:eastAsiaTheme="minorHAnsi" w:hAnsiTheme="minorHAnsi" w:cstheme="minorBidi"/>
+          <w:color w:val="auto"/>
+          <w:sz w:val="24"/>
+          <w:szCs w:val="24"/>
+        </w:rPr>
+      </w:pPr>
+      <w:bookmarkStart w:id="1" w:name="_Toc1569493088"/>
+      <w:r>
+        <w:rPr>
+          <w:rFonts w:asciiTheme="minorHAnsi" w:eastAsiaTheme="minorHAnsi" w:hAnsiTheme="minorHAnsi" w:cstheme="minorBidi"/>
+          <w:color w:val="auto"/>
+          <w:sz w:val="24"/>
+          <w:szCs w:val="24"/>
         </w:rPr>
         <w:t xml:space="preserve">This document </w:t>
       </w:r>
       <w:r>
         <w:rPr>
-          <w:lang w:val="en-US"/>
+          <w:rFonts w:asciiTheme="minorHAnsi" w:eastAsiaTheme="minorHAnsi" w:hAnsiTheme="minorHAnsi" w:cstheme="minorBidi"/>
+          <w:color w:val="auto"/>
+          <w:sz w:val="24"/>
+          <w:szCs w:val="24"/>
         </w:rPr>
-        <w:t>shows</w:t>
+        <w:t>presents</w:t>
       </w:r>
       <w:r>
         <w:rPr>
-          <w:lang w:val="en-US"/>
+          <w:rFonts w:asciiTheme="minorHAnsi" w:eastAsiaTheme="minorHAnsi" w:hAnsiTheme="minorHAnsi" w:cstheme="minorBidi"/>
+          <w:color w:val="auto"/>
+          <w:sz w:val="24"/>
+          <w:szCs w:val="24"/>
         </w:rPr>
-        <w:t xml:space="preserve"> a detailed </w:t>
+        <w:t xml:space="preserve"> a detailed Research Information Strategy Report</w:t>
       </w:r>
       <w:r>
         <w:rPr>
-          <w:lang w:val="en-US"/>
+          <w:rFonts w:asciiTheme="minorHAnsi" w:eastAsiaTheme="minorHAnsi" w:hAnsiTheme="minorHAnsi" w:cstheme="minorBidi"/>
+          <w:color w:val="auto"/>
+          <w:sz w:val="24"/>
+          <w:szCs w:val="24"/>
         </w:rPr>
-        <w:t>R</w:t>
+        <w:t xml:space="preserve"> subdivided into sections. It starts with the research question</w:t>
       </w:r>
       <w:r>
         <w:rPr>
-          <w:lang w:val="en-US"/>
+          <w:rFonts w:asciiTheme="minorHAnsi" w:eastAsiaTheme="minorHAnsi" w:hAnsiTheme="minorHAnsi" w:cstheme="minorBidi"/>
+          <w:color w:val="auto"/>
+          <w:sz w:val="24"/>
+          <w:szCs w:val="24"/>
         </w:rPr>
-        <w:t xml:space="preserve">esearch </w:t>
+        <w:t>. Then, t</w:t>
       </w:r>
       <w:r>
         <w:rPr>
-          <w:lang w:val="en-US"/>
+          <w:rFonts w:asciiTheme="minorHAnsi" w:eastAsiaTheme="minorHAnsi" w:hAnsiTheme="minorHAnsi" w:cstheme="minorBidi"/>
+          <w:color w:val="auto"/>
+          <w:sz w:val="24"/>
+          <w:szCs w:val="24"/>
+        </w:rPr>
+        <w:t xml:space="preserve">his question is decomposed into concepts and keywords that will help construct the search string. </w:t>
+      </w:r>
+      <w:r>
+        <w:rPr>
+          <w:rFonts w:asciiTheme="minorHAnsi" w:eastAsiaTheme="minorHAnsi" w:hAnsiTheme="minorHAnsi" w:cstheme="minorBidi"/>
+          <w:color w:val="auto"/>
+          <w:sz w:val="24"/>
+          <w:szCs w:val="24"/>
         </w:rPr>
         <w:t>I</w:t>
       </w:r>
       <w:r>
         <w:rPr>
-          <w:lang w:val="en-US"/>
+          <w:rFonts w:asciiTheme="minorHAnsi" w:eastAsiaTheme="minorHAnsi" w:hAnsiTheme="minorHAnsi" w:cstheme="minorBidi"/>
+          <w:color w:val="auto"/>
+          <w:sz w:val="24"/>
+          <w:szCs w:val="24"/>
         </w:rPr>
-        <w:t xml:space="preserve">nformation </w:t>
+        <w:t>t shows the database selection followed by the research strategy that contains the search statement and its findings. Afterwards, it present</w:t>
       </w:r>
       <w:r>
         <w:rPr>
-          <w:lang w:val="en-US"/>
+          <w:rFonts w:asciiTheme="minorHAnsi" w:eastAsiaTheme="minorHAnsi" w:hAnsiTheme="minorHAnsi" w:cstheme="minorBidi"/>
+          <w:color w:val="auto"/>
+          <w:sz w:val="24"/>
+          <w:szCs w:val="24"/>
         </w:rPr>
-        <w:t>S</w:t>
+        <w:t>s</w:t>
       </w:r>
       <w:r>
         <w:rPr>
-          <w:lang w:val="en-US"/>
+          <w:rFonts w:asciiTheme="minorHAnsi" w:eastAsiaTheme="minorHAnsi" w:hAnsiTheme="minorHAnsi" w:cstheme="minorBidi"/>
+          <w:color w:val="auto"/>
+          <w:sz w:val="24"/>
+          <w:szCs w:val="24"/>
         </w:rPr>
-        <w:t>trategy</w:t>
+        <w:t xml:space="preserve"> the information management strategy followed by the current awareness strategy, where the document will show how to keep the researcher updated with the latest developments in the field. Finally, it will move to the analysis of some sources; in this section, three provided sources </w:t>
       </w:r>
       <w:r>
         <w:rPr>
-          <w:lang w:val="en-US"/>
+          <w:rFonts w:asciiTheme="minorHAnsi" w:eastAsiaTheme="minorHAnsi" w:hAnsiTheme="minorHAnsi" w:cstheme="minorBidi"/>
+          <w:color w:val="auto"/>
+          <w:sz w:val="24"/>
+          <w:szCs w:val="24"/>
         </w:rPr>
-        <w:t xml:space="preserve"> Report subdivided in sections</w:t>
+        <w:t>are</w:t>
       </w:r>
       <w:r>
         <w:rPr>
-          <w:lang w:val="en-US"/>
+          <w:rFonts w:asciiTheme="minorHAnsi" w:eastAsiaTheme="minorHAnsi" w:hAnsiTheme="minorHAnsi" w:cstheme="minorBidi"/>
+          <w:color w:val="auto"/>
+          <w:sz w:val="24"/>
+          <w:szCs w:val="24"/>
         </w:rPr>
-        <w:t xml:space="preserve">. It starts with </w:t>
-      </w:r>
-      <w:r>
-        <w:t>the research question</w:t>
-      </w:r>
+        <w:t xml:space="preserve"> analysed for authenticity</w:t>
+      </w:r>
+      <w:r>
+        <w:rPr>
+          <w:rFonts w:asciiTheme="minorHAnsi" w:eastAsiaTheme="minorHAnsi" w:hAnsiTheme="minorHAnsi" w:cstheme="minorBidi"/>
+          <w:color w:val="auto"/>
+          <w:sz w:val="24"/>
+          <w:szCs w:val="24"/>
+        </w:rPr>
+        <w:t>.</w:t>
+      </w:r>
+    </w:p>
+    <w:p>
+      <w:pPr>
+        <w:pStyle w:val="Heading3"/>
+      </w:pPr>
+      <w:r>
+        <w:t>Research question</w:t>
+      </w:r>
+      <w:bookmarkEnd w:id="1"/>
       <w:r>
         <w:t xml:space="preserve"> </w:t>
       </w:r>
-      <w:r>
-        <w:t>that</w:t>
-      </w:r>
+      <w:bookmarkStart w:id="2" w:name="_Toc1120900347"/>
+    </w:p>
+    <w:p>
+      <w:pPr>
+        <w:pStyle w:val="Heading3"/>
+        <w:numPr>
+          <w:ilvl w:val="1"/>
+          <w:numId w:val="5"/>
+        </w:numPr>
+      </w:pPr>
+      <w:r>
+        <w:t xml:space="preserve">Research </w:t>
+      </w:r>
+      <w:r>
+        <w:t>q</w:t>
+      </w:r>
+      <w:r>
+        <w:t>uestion</w:t>
+      </w:r>
+      <w:bookmarkEnd w:id="2"/>
       <w:r>
         <w:t xml:space="preserve"> </w:t>
       </w:r>
       <w:r>
+        <w:t xml:space="preserve"> </w:t>
+      </w:r>
+    </w:p>
+    <w:p>
+      <w:r>
+        <w:t xml:space="preserve"> </w:t>
+      </w:r>
+      <w:bookmarkStart w:id="3" w:name="_Toc953919908"/>
+      <w:r>
+        <w:t xml:space="preserve">The following research question </w:t>
+      </w:r>
+      <w:r>
+        <w:t xml:space="preserve">is </w:t>
+      </w:r>
+      <w:r>
+        <w:t>part</w:t>
+      </w:r>
+      <w:r>
+        <w:t xml:space="preserve"> of a set of three that</w:t>
+      </w:r>
+      <w:r>
+        <w:t xml:space="preserve"> is </w:t>
+      </w:r>
+      <w:r>
+        <w:t xml:space="preserve">the </w:t>
+      </w:r>
+      <w:r>
+        <w:t>actual</w:t>
+      </w:r>
+      <w:r>
+        <w:t xml:space="preserve"> authors research</w:t>
+      </w:r>
+      <w:r>
+        <w:t xml:space="preserve"> project. </w:t>
+      </w:r>
+      <w:proofErr w:type="gramStart"/>
+      <w:r>
+        <w:t>For the purpose of</w:t>
+      </w:r>
+      <w:proofErr w:type="gramEnd"/>
+      <w:r>
+        <w:t xml:space="preserve"> this document, only the third one </w:t>
+      </w:r>
+      <w:r>
         <w:t>is</w:t>
       </w:r>
       <w:r>
-        <w:t xml:space="preserve"> part of my research project</w:t>
-      </w:r>
-      <w:r>
-        <w:t>;</w:t>
-      </w:r>
-      <w:r>
+        <w:t xml:space="preserve"> analysed.</w:t>
+      </w:r>
+    </w:p>
+    <w:p>
+      <w:pPr>
+        <w:rPr>
+          <w:i/>
+          <w:iCs/>
+        </w:rPr>
+      </w:pPr>
+      <w:r>
+        <w:rPr>
+          <w:i/>
+          <w:iCs/>
+        </w:rPr>
+        <w:t>Research question: How to build a MARL simulation, parametrized by preference vectors, to predict consensus output?</w:t>
+      </w:r>
+    </w:p>
+    <w:p>
+      <w:r>
+        <w:t>This project uses natural language processing to analyse diplomatic text that has been submitted to the Antarctic Treaty Consultative Meetings (ATCM) that take place every year. The first and second parts of this project contain two questions that are focused on extracting, out of the diplomatic text, the positions or vectors of different countries throughout the history of the ATCMs</w:t>
+      </w:r>
+      <w:r>
+        <w:t xml:space="preserve">. </w:t>
+      </w:r>
+      <w:r>
+        <w:t>T</w:t>
+      </w:r>
+      <w:r>
+        <w:t>hese are the parametric vectors</w:t>
+      </w:r>
+      <w:r>
+        <w:t xml:space="preserve"> that</w:t>
+      </w:r>
+      <w:r>
+        <w:t>, in the question above, are used to build a multi</w:t>
+      </w:r>
+      <w:r>
+        <w:t xml:space="preserve">-agent reinforcement learning (MARL) simulation, to match the historical outputs of the ATCM, and then predict the outputs of future </w:t>
+      </w:r>
+      <w:r>
+        <w:t xml:space="preserve">ATCMs, which </w:t>
+      </w:r>
+      <w:r>
+        <w:t>decide</w:t>
+      </w:r>
+      <w:r>
+        <w:t xml:space="preserve"> everything through consensus.</w:t>
+      </w:r>
+    </w:p>
+    <w:p>
+      <w:pPr>
+        <w:pStyle w:val="ListParagraph"/>
+        <w:numPr>
+          <w:ilvl w:val="1"/>
+          <w:numId w:val="5"/>
+        </w:numPr>
+        <w:rPr>
+          <w:rFonts w:eastAsiaTheme="majorEastAsia" w:cstheme="majorBidi"/>
+          <w:color w:val="0F4761" w:themeColor="accent1" w:themeShade="BF"/>
+          <w:sz w:val="26"/>
+          <w:szCs w:val="28"/>
+        </w:rPr>
+      </w:pPr>
+      <w:r>
+        <w:rPr>
+          <w:rFonts w:eastAsiaTheme="majorEastAsia" w:cstheme="majorBidi"/>
+          <w:color w:val="0F4761" w:themeColor="accent1" w:themeShade="BF"/>
+          <w:sz w:val="26"/>
+          <w:szCs w:val="28"/>
+        </w:rPr>
+        <w:t xml:space="preserve">Research </w:t>
+      </w:r>
+      <w:r>
+        <w:rPr>
+          <w:rFonts w:eastAsiaTheme="majorEastAsia" w:cstheme="majorBidi"/>
+          <w:color w:val="0F4761" w:themeColor="accent1" w:themeShade="BF"/>
+          <w:sz w:val="26"/>
+          <w:szCs w:val="28"/>
+        </w:rPr>
+        <w:t>c</w:t>
+      </w:r>
+      <w:r>
+        <w:rPr>
+          <w:rFonts w:eastAsiaTheme="majorEastAsia" w:cstheme="majorBidi"/>
+          <w:color w:val="0F4761" w:themeColor="accent1" w:themeShade="BF"/>
+          <w:sz w:val="26"/>
+          <w:szCs w:val="28"/>
+        </w:rPr>
+        <w:t>oncepts</w:t>
+      </w:r>
+      <w:bookmarkEnd w:id="3"/>
+      <w:r>
+        <w:rPr>
+          <w:rFonts w:eastAsiaTheme="majorEastAsia" w:cstheme="majorBidi"/>
+          <w:color w:val="0F4761" w:themeColor="accent1" w:themeShade="BF"/>
+          <w:sz w:val="26"/>
+          <w:szCs w:val="28"/>
+        </w:rPr>
         <w:t xml:space="preserve"> </w:t>
       </w:r>
-      <w:r>
-        <w:t xml:space="preserve"> this </w:t>
-      </w:r>
-      <w:r>
-        <w:t>question</w:t>
-      </w:r>
-      <w:r>
-        <w:t xml:space="preserve"> is decomposed into concepts and</w:t>
-      </w:r>
-      <w:r>
-        <w:t xml:space="preserve"> keywords that will help </w:t>
-      </w:r>
-      <w:r>
-        <w:t>constru</w:t>
-      </w:r>
-      <w:r>
-        <w:t>ct</w:t>
-      </w:r>
-      <w:r>
-        <w:t xml:space="preserve"> the </w:t>
-      </w:r>
-      <w:r>
-        <w:t>string</w:t>
-      </w:r>
-      <w:r>
-        <w:t xml:space="preserve"> search</w:t>
-      </w:r>
-      <w:r>
-        <w:t xml:space="preserve">. </w:t>
-      </w:r>
-      <w:r>
-        <w:t xml:space="preserve">Then </w:t>
-      </w:r>
-      <w:r>
-        <w:t>it</w:t>
-      </w:r>
-      <w:r>
-        <w:t xml:space="preserve"> </w:t>
-      </w:r>
-      <w:r>
-        <w:t>shows</w:t>
-      </w:r>
-      <w:r>
-        <w:t xml:space="preserve"> the database selection followed by the research strategy</w:t>
-      </w:r>
-      <w:r>
-        <w:t xml:space="preserve"> that </w:t>
-      </w:r>
-      <w:r>
-        <w:t>c</w:t>
-      </w:r>
-      <w:r>
-        <w:t xml:space="preserve">ontains the </w:t>
-      </w:r>
-      <w:r>
-        <w:t>search</w:t>
-      </w:r>
-      <w:r>
-        <w:t xml:space="preserve"> statement</w:t>
-      </w:r>
-      <w:r>
-        <w:t xml:space="preserve"> add its </w:t>
-      </w:r>
-      <w:r>
-        <w:t>findings</w:t>
-      </w:r>
-      <w:r>
-        <w:t>.</w:t>
-      </w:r>
-      <w:r>
-        <w:t xml:space="preserve"> </w:t>
-      </w:r>
-      <w:r>
-        <w:t xml:space="preserve"> </w:t>
-      </w:r>
-      <w:r>
-        <w:t>Afterwards,</w:t>
-      </w:r>
-      <w:r>
-        <w:t xml:space="preserve"> it will present the </w:t>
-      </w:r>
-      <w:r>
-        <w:t>Information management strategy</w:t>
-      </w:r>
-      <w:r>
-        <w:t xml:space="preserve"> follow</w:t>
-      </w:r>
-      <w:r>
-        <w:t>ed by</w:t>
-      </w:r>
-      <w:r>
-        <w:t xml:space="preserve"> the current awareness strategy</w:t>
-      </w:r>
-      <w:r>
-        <w:t xml:space="preserve"> </w:t>
-      </w:r>
-      <w:r>
-        <w:t xml:space="preserve">where </w:t>
-      </w:r>
-      <w:r>
-        <w:t>the</w:t>
-      </w:r>
-      <w:r>
-        <w:t xml:space="preserve"> document will show how to keep the </w:t>
-      </w:r>
-      <w:r>
-        <w:t>r</w:t>
-      </w:r>
-      <w:r>
-        <w:t>esearcher updated with the latest development in its field</w:t>
-      </w:r>
-      <w:r>
-        <w:t>.</w:t>
-      </w:r>
-      <w:r>
-        <w:t xml:space="preserve"> </w:t>
-      </w:r>
-      <w:r>
-        <w:t>F</w:t>
-      </w:r>
-      <w:r>
-        <w:t>inally</w:t>
-      </w:r>
-      <w:r>
-        <w:t>,</w:t>
-      </w:r>
-      <w:r>
-        <w:t xml:space="preserve"> he will move to the analysis of some </w:t>
-      </w:r>
-      <w:r>
-        <w:t xml:space="preserve">sources, </w:t>
-      </w:r>
-      <w:r>
-        <w:t>in</w:t>
-      </w:r>
-      <w:r>
-        <w:t xml:space="preserve"> this section </w:t>
-      </w:r>
-      <w:r>
-        <w:t xml:space="preserve">three </w:t>
-      </w:r>
-      <w:r>
-        <w:t xml:space="preserve"> provided sources will be analysed for authenticity</w:t>
-      </w:r>
-      <w:r>
-        <w:t xml:space="preserve"> </w:t>
-      </w:r>
-      <w:r>
-        <w:t>a</w:t>
-      </w:r>
-      <w:r>
-        <w:t>nd other important aspects</w:t>
-      </w:r>
-      <w:r>
-        <w:t xml:space="preserve"> </w:t>
-      </w:r>
-      <w:r>
-        <w:t>t</w:t>
-      </w:r>
-      <w:r>
-        <w:t>hat are part of any academic researcher's life</w:t>
-      </w:r>
-      <w:r>
-        <w:t xml:space="preserve"> when handling </w:t>
-      </w:r>
-      <w:r>
-        <w:t>sources and references.</w:t>
-      </w:r>
-    </w:p>
-    <w:p>
-      <w:pPr>
-        <w:pStyle w:val="Heading2"/>
+    </w:p>
+    <w:p>
+      <w:r>
+        <w:t xml:space="preserve">To build a structured search string, the research question is deconstructed into research concepts. These concepts are </w:t>
+      </w:r>
+      <w:r>
+        <w:t>taken apart</w:t>
+      </w:r>
+      <w:r>
+        <w:t xml:space="preserve"> further into keywords. The research concepts that were found in this question are the following:</w:t>
+      </w:r>
+    </w:p>
+    <w:p>
+      <w:pPr>
+        <w:pStyle w:val="ListParagraph"/>
         <w:numPr>
           <w:ilvl w:val="0"/>
+          <w:numId w:val="14"/>
+        </w:numPr>
+      </w:pPr>
+      <w:r>
+        <w:t>MARL simulation.</w:t>
+      </w:r>
+    </w:p>
+    <w:p>
+      <w:pPr>
+        <w:pStyle w:val="ListParagraph"/>
+        <w:numPr>
+          <w:ilvl w:val="0"/>
+          <w:numId w:val="14"/>
+        </w:numPr>
+      </w:pPr>
+      <w:r>
+        <w:t>Parametric preference vectors.</w:t>
+      </w:r>
+    </w:p>
+    <w:p>
+      <w:pPr>
+        <w:pStyle w:val="ListParagraph"/>
+        <w:numPr>
+          <w:ilvl w:val="0"/>
+          <w:numId w:val="14"/>
+        </w:numPr>
+      </w:pPr>
+      <w:r>
+        <w:t>Consensus output prediction.</w:t>
+      </w:r>
+    </w:p>
+    <w:p>
+      <w:r>
+        <w:t xml:space="preserve">Three research concepts span three different fields that define the scope of the literature search. The first one is computer science, </w:t>
+      </w:r>
+      <w:r>
+        <w:t>e.g</w:t>
+      </w:r>
+      <w:r>
+        <w:t xml:space="preserve">., deep learning. The second one is game theory and negotiation theory. And the third one is consensus dynamics and prediction, which belong to a </w:t>
+      </w:r>
+      <w:r>
+        <w:t>broader</w:t>
+      </w:r>
+      <w:r>
+        <w:t xml:space="preserve"> area</w:t>
+      </w:r>
+      <w:r>
+        <w:t xml:space="preserve"> of</w:t>
+      </w:r>
+      <w:r>
+        <w:t xml:space="preserve"> </w:t>
+      </w:r>
+      <w:r>
+        <w:t>decision science</w:t>
+      </w:r>
+      <w:r>
+        <w:t>.</w:t>
+      </w:r>
+    </w:p>
+    <w:p>
+      <w:r>
+        <w:lastRenderedPageBreak/>
+        <w:t xml:space="preserve">In the following section, the document shows a set of synonyms, related terms, and keywords that </w:t>
+      </w:r>
+      <w:r>
+        <w:t>are</w:t>
+      </w:r>
+      <w:r>
+        <w:t xml:space="preserve"> used for the search string in the database.</w:t>
+      </w:r>
+    </w:p>
+    <w:p>
+      <w:pPr>
+        <w:pStyle w:val="Heading3"/>
+        <w:numPr>
+          <w:ilvl w:val="1"/>
           <w:numId w:val="5"/>
         </w:numPr>
       </w:pPr>
-      <w:bookmarkStart w:id="1" w:name="_Toc1569493088"/>
-      <w:r>
-        <w:t>Research question</w:t>
-      </w:r>
-      <w:bookmarkEnd w:id="1"/>
+      <w:bookmarkStart w:id="4" w:name="_Toc1504867220"/>
+      <w:r>
+        <w:t>Keywords, synonyms and related terms</w:t>
+      </w:r>
+      <w:bookmarkEnd w:id="4"/>
       <w:r>
         <w:t xml:space="preserve"> </w:t>
       </w:r>
     </w:p>
     <w:p>
-      <w:pPr>
-        <w:pStyle w:val="Heading3"/>
-      </w:pPr>
-      <w:bookmarkStart w:id="2" w:name="_Toc1120900347"/>
-      <w:r>
-        <w:t xml:space="preserve">Research </w:t>
-      </w:r>
-      <w:r>
-        <w:t>q</w:t>
-      </w:r>
-      <w:r>
-        <w:t>uestion</w:t>
-      </w:r>
-      <w:bookmarkEnd w:id="2"/>
+      <w:r>
+        <w:t>To</w:t>
+      </w:r>
+      <w:r>
+        <w:t xml:space="preserve"> find </w:t>
+      </w:r>
+      <w:r>
+        <w:t xml:space="preserve">the </w:t>
+      </w:r>
+      <w:r>
+        <w:t xml:space="preserve">synonyms and related terms that researchers </w:t>
+      </w:r>
+      <w:r>
+        <w:t>use when</w:t>
+      </w:r>
       <w:r>
         <w:t xml:space="preserve"> </w:t>
       </w:r>
       <w:r>
-        <w:t xml:space="preserve"> </w:t>
-      </w:r>
-    </w:p>
-    <w:p>
-      <w:r>
-        <w:t xml:space="preserve"> </w:t>
-      </w:r>
-      <w:r>
-        <w:t>T</w:t>
-      </w:r>
-      <w:r>
-        <w:t>he following</w:t>
-      </w:r>
-      <w:r>
-        <w:t xml:space="preserve"> </w:t>
-      </w:r>
-      <w:r>
-        <w:t>Research equations</w:t>
-      </w:r>
-      <w:r>
-        <w:t xml:space="preserve"> is the third question of a set of three </w:t>
-      </w:r>
-      <w:r>
-        <w:t>t</w:t>
-      </w:r>
-      <w:r>
-        <w:t xml:space="preserve">hat </w:t>
-      </w:r>
-      <w:r>
-        <w:t>is</w:t>
-      </w:r>
-      <w:r>
-        <w:t xml:space="preserve"> part of my research project</w:t>
-      </w:r>
-      <w:r>
-        <w:t>,</w:t>
-      </w:r>
-      <w:r>
-        <w:t xml:space="preserve"> for the purpose of this document only the third one will be analysed</w:t>
-      </w:r>
-    </w:p>
-    <w:p>
-      <w:pPr>
-        <w:jc w:val="both"/>
-      </w:pPr>
-      <w:r>
-        <w:t xml:space="preserve">Research question: </w:t>
-      </w:r>
-      <w:r>
-        <w:t>How to build a MARL simulation, parametrized by preference vectors, to predict consensus output?</w:t>
-      </w:r>
-    </w:p>
-    <w:p>
-      <w:pPr>
-        <w:jc w:val="both"/>
-      </w:pPr>
-      <w:r>
-        <w:t xml:space="preserve">These projects </w:t>
-      </w:r>
-      <w:r>
-        <w:t>use</w:t>
-      </w:r>
-      <w:r>
-        <w:t xml:space="preserve"> natural language processing to analyse</w:t>
-      </w:r>
-      <w:r>
-        <w:t xml:space="preserve"> diplomatic text </w:t>
-      </w:r>
-      <w:r>
-        <w:t>that has been</w:t>
-      </w:r>
-      <w:r>
-        <w:t xml:space="preserve"> submitted </w:t>
-      </w:r>
-      <w:r>
-        <w:t xml:space="preserve">to </w:t>
-      </w:r>
-      <w:r>
-        <w:t xml:space="preserve">The Antarctic treaty consultative meetings </w:t>
-      </w:r>
-      <w:r>
-        <w:t>(ATCM)</w:t>
-      </w:r>
-      <w:r>
-        <w:t xml:space="preserve"> that </w:t>
-      </w:r>
-      <w:r>
-        <w:t>take place</w:t>
-      </w:r>
-      <w:r>
-        <w:t xml:space="preserve"> every year</w:t>
+        <w:t>publishing relevant</w:t>
+      </w:r>
+      <w:r>
+        <w:t xml:space="preserve"> studies </w:t>
+      </w:r>
+      <w:r>
+        <w:t>to our literature review, the</w:t>
+      </w:r>
+      <w:r>
+        <w:t xml:space="preserve"> research concepts are </w:t>
+      </w:r>
+      <w:r>
+        <w:t>deconstructed</w:t>
+      </w:r>
+      <w:r>
+        <w:t xml:space="preserve"> into keywords. These keywords are the second column in Table 1. The first column shows the concept that these keywords were derived from, </w:t>
+      </w:r>
+      <w:r>
+        <w:t>and the third</w:t>
+      </w:r>
+      <w:r>
+        <w:t xml:space="preserve"> and fourth</w:t>
+      </w:r>
+      <w:r>
+        <w:t xml:space="preserve"> column</w:t>
+      </w:r>
+      <w:r>
+        <w:t>s</w:t>
+      </w:r>
+      <w:r>
+        <w:t xml:space="preserve"> show the related terms or synonyms</w:t>
+      </w:r>
+      <w:r>
+        <w:t xml:space="preserve"> that will be used for our literature search</w:t>
       </w:r>
       <w:r>
         <w:t>.</w:t>
       </w:r>
-      <w:r>
-        <w:t xml:space="preserve"> </w:t>
-      </w:r>
-      <w:r>
-        <w:t xml:space="preserve">The first and second part of this project contain two questions that are focused on extracting, out of the diplomatic text, the positions or vectors of different countries throughout the history of the ATCNs. Then these vectors are the </w:t>
-      </w:r>
-      <w:r>
-        <w:t>parametric</w:t>
-      </w:r>
-      <w:r>
-        <w:t xml:space="preserve"> </w:t>
-      </w:r>
-      <w:r>
-        <w:t>vectors</w:t>
-      </w:r>
-      <w:r>
-        <w:t>,</w:t>
-      </w:r>
-      <w:r>
-        <w:t xml:space="preserve"> </w:t>
-      </w:r>
-      <w:r>
-        <w:t>i</w:t>
-      </w:r>
-      <w:r>
-        <w:t>n the question above, are used to build a multi-agent reinforcement learning</w:t>
-      </w:r>
-      <w:r>
-        <w:t xml:space="preserve"> (MARL)</w:t>
-      </w:r>
-      <w:r>
-        <w:t xml:space="preserve"> simulation, to match the historic outputs of the A</w:t>
-      </w:r>
-      <w:r>
-        <w:t>T</w:t>
-      </w:r>
-      <w:r>
-        <w:t xml:space="preserve">CM, and then </w:t>
-      </w:r>
-      <w:r>
-        <w:t>predict</w:t>
-      </w:r>
-      <w:r>
-        <w:t xml:space="preserve"> the outputs of future ATCMs, which happens to decide everything </w:t>
-      </w:r>
-      <w:r>
-        <w:t>through</w:t>
-      </w:r>
-      <w:r>
-        <w:t xml:space="preserve"> consensus.</w:t>
-      </w:r>
-      <w:r>
-        <w:t xml:space="preserve"> </w:t>
-      </w:r>
-      <w:r>
-        <w:t xml:space="preserve"> </w:t>
-      </w:r>
-    </w:p>
-    <w:p>
-      <w:pPr>
-        <w:pStyle w:val="Heading3"/>
-      </w:pPr>
-      <w:bookmarkStart w:id="3" w:name="_Toc953919908"/>
-      <w:r>
-        <w:t xml:space="preserve">Research </w:t>
-      </w:r>
-      <w:r>
-        <w:t>c</w:t>
-      </w:r>
-      <w:r>
-        <w:t>oncepts</w:t>
-      </w:r>
-      <w:bookmarkEnd w:id="3"/>
-      <w:r>
-        <w:t xml:space="preserve"> </w:t>
-      </w:r>
-    </w:p>
-    <w:p>
-      <w:pPr>
-        <w:pStyle w:val="font-claude-response-body"/>
-      </w:pPr>
-      <w:r>
-        <w:t>To</w:t>
-      </w:r>
-      <w:r>
-        <w:t xml:space="preserve"> build </w:t>
-      </w:r>
-      <w:r>
-        <w:t>a</w:t>
-      </w:r>
-      <w:r>
-        <w:t xml:space="preserve"> structured search </w:t>
-      </w:r>
-      <w:r>
-        <w:t>string,</w:t>
-      </w:r>
-      <w:r>
-        <w:t xml:space="preserve"> the research question is deconstructed into research concepts. These concepts are deconstructed further into keywords. </w:t>
-      </w:r>
-    </w:p>
-    <w:p>
-      <w:pPr>
-        <w:pStyle w:val="font-claude-response-body"/>
-      </w:pPr>
-      <w:r>
-        <w:t xml:space="preserve">The research concepts that were found in </w:t>
-      </w:r>
-      <w:r>
-        <w:t>this</w:t>
-      </w:r>
-      <w:r>
-        <w:t xml:space="preserve"> question are the following:</w:t>
-      </w:r>
-    </w:p>
-    <w:p>
-      <w:pPr>
-        <w:pStyle w:val="font-claude-response-body"/>
-        <w:numPr>
-          <w:ilvl w:val="0"/>
-          <w:numId w:val="9"/>
-        </w:numPr>
-      </w:pPr>
-      <w:r>
-        <w:t>MARL simulation</w:t>
-      </w:r>
-      <w:r>
-        <w:t>.</w:t>
-      </w:r>
-    </w:p>
-    <w:p>
-      <w:pPr>
-        <w:pStyle w:val="font-claude-response-body"/>
-        <w:numPr>
-          <w:ilvl w:val="0"/>
-          <w:numId w:val="9"/>
-        </w:numPr>
-      </w:pPr>
-      <w:r>
-        <w:t>P</w:t>
-      </w:r>
-      <w:r>
-        <w:t>arametri</w:t>
-      </w:r>
-      <w:r>
-        <w:t>c</w:t>
-      </w:r>
-      <w:r>
-        <w:t xml:space="preserve"> preference vectors</w:t>
-      </w:r>
-      <w:r>
-        <w:t>.</w:t>
-      </w:r>
-    </w:p>
-    <w:p>
-      <w:pPr>
-        <w:pStyle w:val="font-claude-response-body"/>
-        <w:numPr>
-          <w:ilvl w:val="0"/>
-          <w:numId w:val="9"/>
-        </w:numPr>
-      </w:pPr>
-      <w:r>
-        <w:t>C</w:t>
-      </w:r>
-      <w:r>
-        <w:t>onsensus output</w:t>
-      </w:r>
-      <w:r>
-        <w:t xml:space="preserve"> prediction.</w:t>
-      </w:r>
-    </w:p>
-    <w:p>
-      <w:r>
-        <w:t xml:space="preserve">Three research concepts spanned three different fields that define the scope of the literature search. The first one is computer science, i.e., deep learning. The second one </w:t>
-      </w:r>
-      <w:r>
-        <w:lastRenderedPageBreak/>
-        <w:t>is game theory and negotiation theory. And the third one is consensus dynamics and prediction, which belong to a bigger area, which is international relations</w:t>
-      </w:r>
-      <w:r>
-        <w:t xml:space="preserve">. </w:t>
-      </w:r>
-    </w:p>
-    <w:p>
-      <w:r>
-        <w:t>Following section, the document shows a set of synonyms, related terms, and keywords that will be used for the search string in the database.</w:t>
-      </w:r>
-    </w:p>
-    <w:p>
-      <w:pPr>
-        <w:pStyle w:val="Heading3"/>
-      </w:pPr>
-      <w:bookmarkStart w:id="4" w:name="_Toc1504867220"/>
-      <w:r>
-        <w:t>Keywords, synonyms and related terms</w:t>
-      </w:r>
-      <w:bookmarkEnd w:id="4"/>
-      <w:r>
-        <w:t xml:space="preserve"> </w:t>
-      </w:r>
-    </w:p>
-    <w:p>
-      <w:r>
-        <w:t>I</w:t>
-      </w:r>
-      <w:r>
-        <w:t xml:space="preserve">n order to find synonyms and related terms that may be used by researchers when publishing studies that are </w:t>
-      </w:r>
-      <w:r>
-        <w:t>relevant</w:t>
-      </w:r>
-      <w:r>
-        <w:t xml:space="preserve"> to our literature review, </w:t>
-      </w:r>
-      <w:r>
-        <w:t>the research concept is</w:t>
-      </w:r>
-      <w:r>
-        <w:t xml:space="preserve"> decomposed into keywords. These keywords are the second column in table </w:t>
-      </w:r>
-      <w:r>
+    </w:p>
+    <w:p>
+      <w:pPr>
+        <w:pStyle w:val="Caption"/>
+        <w:keepNext/>
+      </w:pPr>
+      <w:r>
+        <w:t xml:space="preserve">Table </w:t>
+      </w:r>
+      <w:r>
+        <w:fldChar w:fldCharType="begin"/>
+      </w:r>
+      <w:r>
+        <w:instrText xml:space="preserve"> SEQ Table \* ARABIC </w:instrText>
+      </w:r>
+      <w:r>
+        <w:fldChar w:fldCharType="separate"/>
+      </w:r>
+      <w:r>
+        <w:rPr>
+          <w:noProof/>
+        </w:rPr>
         <w:t>1</w:t>
       </w:r>
       <w:r>
-        <w:t xml:space="preserve">. The first column shows the concept that these keywords were derived from, and the third column shows the related terms or synonyms that </w:t>
-      </w:r>
-      <w:r>
-        <w:t xml:space="preserve">will be </w:t>
-      </w:r>
-      <w:r>
-        <w:t>use</w:t>
-      </w:r>
-      <w:r>
-        <w:t>d</w:t>
-      </w:r>
-      <w:r>
-        <w:t xml:space="preserve"> for our </w:t>
-      </w:r>
-      <w:r>
-        <w:t xml:space="preserve">literature </w:t>
-      </w:r>
-      <w:r>
-        <w:t>search</w:t>
-      </w:r>
-      <w:r>
-        <w:t>.</w:t>
+        <w:fldChar w:fldCharType="end"/>
+      </w:r>
+      <w:r>
+        <w:t>. Keywords</w:t>
       </w:r>
     </w:p>
     <w:tbl>
@@ -2929,7 +2799,15 @@
         <w:t xml:space="preserve">and truncations for the words that are common with variation, for example, </w:t>
       </w:r>
       <w:r>
-        <w:t>“reinforc*” which can take the form of “reinforcement”</w:t>
+        <w:t>“</w:t>
+      </w:r>
+      <w:proofErr w:type="spellStart"/>
+      <w:r>
+        <w:t>reinforc</w:t>
+      </w:r>
+      <w:proofErr w:type="spellEnd"/>
+      <w:r>
+        <w:t>*” which can take the form of “reinforcement”</w:t>
       </w:r>
       <w:r>
         <w:t xml:space="preserve"> or “reinforced”.</w:t>
@@ -2951,7 +2829,63 @@
     </w:p>
     <w:p>
       <w:r>
-        <w:t>TITLE-ABS-KEY ( "multi agent reinforcement learning" OR "multiagent reinforcement learning" OR marl OR "decentrali?ed reinforcement learning" OR "stochastic game*" OR "markov game*" OR "agent based simulat*" ) AND ALL ( "preference vector*" OR "preference weight*" OR "weight vector*" OR "preference condition*" OR "multi objective reinforcement learning" OR morl OR scalari?ation OR "reward weight*" ) AND ALL ( consensus OR "collective decision*" OR "group decision*" OR "emergent agreement" OR "joint policy" OR "joint policies" OR "policy aggregation" OR coordinat* OR "social welfare" ) AND ( LIMIT-TO ( SRCTYPE , "j" ) ) AND ( LIMIT-TO ( DOCTYPE , "ar" ) OR LIMIT-TO ( DOCTYPE , "re" ) )</w:t>
+        <w:t>TITLE-ABS-KEY ( "multi agent reinforcement learning" OR "multiagent reinforcement learning" OR marl OR "</w:t>
+      </w:r>
+      <w:proofErr w:type="spellStart"/>
+      <w:r>
+        <w:t>decentrali?ed</w:t>
+      </w:r>
+      <w:proofErr w:type="spellEnd"/>
+      <w:r>
+        <w:t xml:space="preserve"> reinforcement learning" OR "stochastic game*" OR "</w:t>
+      </w:r>
+      <w:proofErr w:type="spellStart"/>
+      <w:r>
+        <w:t>markov</w:t>
+      </w:r>
+      <w:proofErr w:type="spellEnd"/>
+      <w:r>
+        <w:t xml:space="preserve"> game*" OR "agent based </w:t>
+      </w:r>
+      <w:proofErr w:type="spellStart"/>
+      <w:r>
+        <w:t>simulat</w:t>
+      </w:r>
+      <w:proofErr w:type="spellEnd"/>
+      <w:r>
+        <w:t xml:space="preserve">*" ) AND ALL ( "preference vector*" OR "preference weight*" OR "weight vector*" OR "preference condition*" OR "multi objective reinforcement learning" OR </w:t>
+      </w:r>
+      <w:proofErr w:type="spellStart"/>
+      <w:r>
+        <w:t>morl</w:t>
+      </w:r>
+      <w:proofErr w:type="spellEnd"/>
+      <w:r>
+        <w:t xml:space="preserve"> OR </w:t>
+      </w:r>
+      <w:proofErr w:type="spellStart"/>
+      <w:r>
+        <w:t>scalari?ation</w:t>
+      </w:r>
+      <w:proofErr w:type="spellEnd"/>
+      <w:r>
+        <w:t xml:space="preserve"> OR "reward weight*" ) AND ALL ( consensus OR "collective decision*" OR "group decision*" OR "emergent agreement" OR "joint policy" OR "joint policies" OR "policy aggregation" OR </w:t>
+      </w:r>
+      <w:proofErr w:type="spellStart"/>
+      <w:r>
+        <w:t>coordinat</w:t>
+      </w:r>
+      <w:proofErr w:type="spellEnd"/>
+      <w:r>
+        <w:t>* OR "social welfare" ) AND ( LIMIT-TO ( SRCTYPE , "j" ) ) AND ( LIMIT-TO ( DOCTYPE , "</w:t>
+      </w:r>
+      <w:proofErr w:type="spellStart"/>
+      <w:r>
+        <w:t>ar</w:t>
+      </w:r>
+      <w:proofErr w:type="spellEnd"/>
+      <w:r>
+        <w:t>" ) OR LIMIT-TO ( DOCTYPE , "re" ) )</w:t>
       </w:r>
     </w:p>
     <w:p>
@@ -3034,7 +2968,15 @@
     </w:p>
     <w:p>
       <w:r>
-        <w:t xml:space="preserve">The final research statement is build iteratively, starting from the most restrictive search and the expanding it to a reasonable number of results. The first </w:t>
+        <w:t xml:space="preserve">The final research statement is </w:t>
+      </w:r>
+      <w:proofErr w:type="gramStart"/>
+      <w:r>
+        <w:t>build</w:t>
+      </w:r>
+      <w:proofErr w:type="gramEnd"/>
+      <w:r>
+        <w:t xml:space="preserve"> iteratively, starting from the most restrictive search and the expanding it to a reasonable number of results. The first </w:t>
       </w:r>
       <w:r>
         <w:t>research statement outputs only th</w:t>
@@ -3085,11 +3027,16 @@
       <w:r>
         <w:t xml:space="preserve">research concepts, the most restricted one is consensus. That is because, usually, computer science and mathematics are interrelated, and they show up in several resources together. That is because computer science uses mathematical innovations to work, </w:t>
       </w:r>
+      <w:proofErr w:type="gramStart"/>
       <w:r>
         <w:t>and</w:t>
       </w:r>
       <w:r>
-        <w:t>, sometimes mathematicians use computers to</w:t>
+        <w:t>,</w:t>
+      </w:r>
+      <w:proofErr w:type="gramEnd"/>
+      <w:r>
+        <w:t xml:space="preserve"> sometimes mathematicians use computers to</w:t>
       </w:r>
       <w:r>
         <w:t xml:space="preserve"> compute numbers</w:t>
@@ -3233,9 +3180,11 @@
         <w:lastRenderedPageBreak/>
         <w:t xml:space="preserve">this third concept represents. If it happens to be true, it means that we need to revisit the research concept to try to find better terms in the consensus part. The hypothesis is that maybe the third concept, with its keywords, related terms, and synonyms, are not </w:t>
       </w:r>
+      <w:proofErr w:type="spellStart"/>
       <w:r>
         <w:t>fraimed</w:t>
       </w:r>
+      <w:proofErr w:type="spellEnd"/>
       <w:r>
         <w:t xml:space="preserve"> well.</w:t>
       </w:r>
@@ -3264,7 +3213,15 @@
         <w:t xml:space="preserve"> the expansion of the results to </w:t>
       </w:r>
       <w:r>
-        <w:t>77. This confirms the hypothesis about Consencus term being the restrictive factor.</w:t>
+        <w:t xml:space="preserve">77. This confirms the hypothesis about </w:t>
+      </w:r>
+      <w:proofErr w:type="spellStart"/>
+      <w:r>
+        <w:t>Consencus</w:t>
+      </w:r>
+      <w:proofErr w:type="spellEnd"/>
+      <w:r>
+        <w:t xml:space="preserve"> term being the restrictive factor.</w:t>
       </w:r>
       <w:r>
         <w:br/>
@@ -3862,7 +3819,15 @@
     </w:p>
     <w:p>
       <w:r>
-        <w:t>The criteria that is used to evaluate the results is the following: First, it will start with the quality of the results. Second, it will evaluate the scope of the results. And third, it will evaluate if the results belong to the disciplines that are relevant to the research question and the project itself.</w:t>
+        <w:t xml:space="preserve">The criteria that </w:t>
+      </w:r>
+      <w:proofErr w:type="gramStart"/>
+      <w:r>
+        <w:t>is</w:t>
+      </w:r>
+      <w:proofErr w:type="gramEnd"/>
+      <w:r>
+        <w:t xml:space="preserve"> used to evaluate the results is the following: First, it will start with the quality of the results. Second, it will evaluate the scope of the results. And third, it will evaluate if the results belong to the disciplines that are relevant to the research question and the project itself.</w:t>
       </w:r>
     </w:p>
     <w:p>
@@ -3894,8 +3859,13 @@
         <w:t xml:space="preserve">The years of publication </w:t>
       </w:r>
       <w:r>
-        <w:t>range from 2017 to 2026,</w:t>
-      </w:r>
+        <w:t xml:space="preserve">range from 2017 to </w:t>
+      </w:r>
+      <w:proofErr w:type="gramStart"/>
+      <w:r>
+        <w:t>2026,</w:t>
+      </w:r>
+      <w:proofErr w:type="gramEnd"/>
       <w:r>
         <w:t xml:space="preserve"> </w:t>
       </w:r>
@@ -3933,7 +3903,15 @@
         <w:t xml:space="preserve">, in the research labs. And this matches the </w:t>
       </w:r>
       <w:r>
-        <w:t xml:space="preserve">dates of  publication of </w:t>
+        <w:t xml:space="preserve">dates </w:t>
+      </w:r>
+      <w:proofErr w:type="gramStart"/>
+      <w:r>
+        <w:t>of  publication</w:t>
+      </w:r>
+      <w:proofErr w:type="gramEnd"/>
+      <w:r>
+        <w:t xml:space="preserve"> of </w:t>
       </w:r>
       <w:r>
         <w:t xml:space="preserve">the </w:t>
@@ -3965,7 +3943,15 @@
         <w:t xml:space="preserve"> and</w:t>
       </w:r>
       <w:r>
-        <w:t xml:space="preserve"> decision science, which are actually the core of </w:t>
+        <w:t xml:space="preserve"> decision science, which are </w:t>
+      </w:r>
+      <w:proofErr w:type="gramStart"/>
+      <w:r>
+        <w:t>actually the</w:t>
+      </w:r>
+      <w:proofErr w:type="gramEnd"/>
+      <w:r>
+        <w:t xml:space="preserve"> core of </w:t>
       </w:r>
       <w:r>
         <w:t>the</w:t>
@@ -4097,10 +4083,26 @@
         <w:t xml:space="preserve"> filtered by reading the title, abstract and keywords</w:t>
       </w:r>
       <w:r>
-        <w:t xml:space="preserve"> first, this discard some of the irrelevant ones. Subsiquently, </w:t>
-      </w:r>
-      <w:r>
-        <w:t xml:space="preserve">the selected list of articles are input into </w:t>
+        <w:t xml:space="preserve"> first, this discard some of the irrelevant ones. </w:t>
+      </w:r>
+      <w:proofErr w:type="spellStart"/>
+      <w:r>
+        <w:t>Subsiquently</w:t>
+      </w:r>
+      <w:proofErr w:type="spellEnd"/>
+      <w:r>
+        <w:t xml:space="preserve">, </w:t>
+      </w:r>
+      <w:r>
+        <w:t xml:space="preserve">the selected list of articles </w:t>
+      </w:r>
+      <w:proofErr w:type="gramStart"/>
+      <w:r>
+        <w:t>are</w:t>
+      </w:r>
+      <w:proofErr w:type="gramEnd"/>
+      <w:r>
+        <w:t xml:space="preserve"> input into </w:t>
       </w:r>
       <w:r>
         <w:t xml:space="preserve">Zotero, including the actual pdf. During this step all type of </w:t>
@@ -4152,10 +4154,34 @@
         <w:t>For storing and organizing literature Zotero software is being used</w:t>
       </w:r>
       <w:r>
-        <w:t xml:space="preserve"> to Store medata (title, abstract, authord, DOI etc) and the pdf itself.</w:t>
-      </w:r>
-      <w:r>
-        <w:t xml:space="preserve"> The syncing Zotero feature is disable in order to prevent </w:t>
+        <w:t xml:space="preserve"> to Store </w:t>
+      </w:r>
+      <w:proofErr w:type="spellStart"/>
+      <w:r>
+        <w:t>medata</w:t>
+      </w:r>
+      <w:proofErr w:type="spellEnd"/>
+      <w:r>
+        <w:t xml:space="preserve"> (title, abstract, </w:t>
+      </w:r>
+      <w:proofErr w:type="spellStart"/>
+      <w:r>
+        <w:t>authord</w:t>
+      </w:r>
+      <w:proofErr w:type="spellEnd"/>
+      <w:r>
+        <w:t>, DOI etc) and the pdf itself.</w:t>
+      </w:r>
+      <w:r>
+        <w:t xml:space="preserve"> The syncing Zotero feature is disable </w:t>
+      </w:r>
+      <w:proofErr w:type="gramStart"/>
+      <w:r>
+        <w:t>in order to</w:t>
+      </w:r>
+      <w:proofErr w:type="gramEnd"/>
+      <w:r>
+        <w:t xml:space="preserve"> prevent </w:t>
       </w:r>
       <w:r>
         <w:t>the pdf being uploaded to unwanted server.</w:t>
@@ -4220,11 +4246,24 @@
       <w:r>
         <w:t xml:space="preserve"> using it </w:t>
       </w:r>
-      <w:r>
-        <w:t xml:space="preserve">pluging to Word text editor. This allows the direct referencing of in-text </w:t>
-      </w:r>
-      <w:r>
-        <w:t xml:space="preserve"> citations directly from Zotero</w:t>
+      <w:proofErr w:type="spellStart"/>
+      <w:r>
+        <w:t>pluging</w:t>
+      </w:r>
+      <w:proofErr w:type="spellEnd"/>
+      <w:r>
+        <w:t xml:space="preserve"> to Word text editor. This allows the direct referencing of in-</w:t>
+      </w:r>
+      <w:proofErr w:type="gramStart"/>
+      <w:r>
+        <w:t xml:space="preserve">text </w:t>
+      </w:r>
+      <w:r>
+        <w:t xml:space="preserve"> citations</w:t>
+      </w:r>
+      <w:proofErr w:type="gramEnd"/>
+      <w:r>
+        <w:t xml:space="preserve"> directly from Zotero</w:t>
       </w:r>
       <w:r>
         <w:t>. Since, all articles are imported directly from Scopus</w:t>
@@ -4272,7 +4311,15 @@
         <w:t xml:space="preserve">the tracking every search with its results and </w:t>
       </w:r>
       <w:r>
-        <w:t xml:space="preserve">date. Furthermore, in case of extra comments need to added a </w:t>
+        <w:t xml:space="preserve">date. Furthermore, in case of extra comments need to </w:t>
+      </w:r>
+      <w:proofErr w:type="gramStart"/>
+      <w:r>
+        <w:t>added</w:t>
+      </w:r>
+      <w:proofErr w:type="gramEnd"/>
+      <w:r>
+        <w:t xml:space="preserve"> a </w:t>
       </w:r>
       <w:r>
         <w:t xml:space="preserve">md file will be kept in </w:t>
@@ -4346,20 +4393,48 @@
     </w:p>
     <w:p>
       <w:r>
-        <w:t xml:space="preserve">In Artificial Intelligence related field the advace and </w:t>
+        <w:t xml:space="preserve">In Artificial Intelligence related </w:t>
+      </w:r>
+      <w:proofErr w:type="gramStart"/>
+      <w:r>
+        <w:t>field</w:t>
+      </w:r>
+      <w:proofErr w:type="gramEnd"/>
+      <w:r>
+        <w:t xml:space="preserve"> the </w:t>
+      </w:r>
+      <w:proofErr w:type="spellStart"/>
+      <w:r>
+        <w:t>advace</w:t>
+      </w:r>
+      <w:proofErr w:type="spellEnd"/>
+      <w:r>
+        <w:t xml:space="preserve"> and </w:t>
       </w:r>
       <w:r>
         <w:t xml:space="preserve">of scientific knowledge is staggering in the las decade. This makes </w:t>
       </w:r>
-      <w:r>
-        <w:t xml:space="preserve">a awareness strategy necessary to keep the pace of the </w:t>
-      </w:r>
-      <w:r>
-        <w:t xml:space="preserve">of cutting </w:t>
+      <w:proofErr w:type="spellStart"/>
+      <w:proofErr w:type="gramStart"/>
+      <w:r>
+        <w:t>a</w:t>
+      </w:r>
+      <w:proofErr w:type="spellEnd"/>
+      <w:proofErr w:type="gramEnd"/>
+      <w:r>
+        <w:t xml:space="preserve"> awareness strategy necessary to keep the pace of the </w:t>
+      </w:r>
+      <w:r>
+        <w:t xml:space="preserve">of </w:t>
+      </w:r>
+      <w:proofErr w:type="gramStart"/>
+      <w:r>
+        <w:t xml:space="preserve">cutting </w:t>
       </w:r>
       <w:r>
         <w:t>edge</w:t>
       </w:r>
+      <w:proofErr w:type="gramEnd"/>
       <w:r>
         <w:t xml:space="preserve"> AI science</w:t>
       </w:r>
@@ -4456,9 +4531,11 @@
       <w:r>
         <w:t xml:space="preserve">lead researchers in </w:t>
       </w:r>
+      <w:proofErr w:type="spellStart"/>
       <w:r>
         <w:t>Linkedin</w:t>
       </w:r>
+      <w:proofErr w:type="spellEnd"/>
       <w:r>
         <w:t>.</w:t>
       </w:r>
@@ -4471,7 +4548,15 @@
         <w:t>strategy is to follow the top</w:t>
       </w:r>
       <w:r>
-        <w:t xml:space="preserve"> researchers in this interdisciplinary field. Usually, lead researchers publish in their linkedin pages when new has been released to the public. One of those researchers is </w:t>
+        <w:t xml:space="preserve"> researchers in this interdisciplinary field. Usually, lead researchers publish in their </w:t>
+      </w:r>
+      <w:proofErr w:type="spellStart"/>
+      <w:r>
+        <w:t>linkedin</w:t>
+      </w:r>
+      <w:proofErr w:type="spellEnd"/>
+      <w:r>
+        <w:t xml:space="preserve"> pages when new has been released to the public. One of those researchers is </w:t>
       </w:r>
       <w:r>
         <w:t>Zhen Gao, who is in the author of two of the articles resulting from the search. See figure below.</w:t>
@@ -4591,7 +4676,15 @@
         <w:t xml:space="preserve">In this section three provided references are analysed for </w:t>
       </w:r>
       <w:r>
-        <w:t xml:space="preserve">authenticity following an structured validation strategy. </w:t>
+        <w:t xml:space="preserve">authenticity following </w:t>
+      </w:r>
+      <w:proofErr w:type="gramStart"/>
+      <w:r>
+        <w:t>an</w:t>
+      </w:r>
+      <w:proofErr w:type="gramEnd"/>
+      <w:r>
+        <w:t xml:space="preserve"> structured validation strategy. </w:t>
       </w:r>
       <w:r>
         <w:t xml:space="preserve">For each source a judgement of authenticity is provided and </w:t>
@@ -4606,10 +4699,34 @@
         <w:t xml:space="preserve"> When the source</w:t>
       </w:r>
       <w:r>
-        <w:t xml:space="preserve">’s judgement resolves to “frabricated”, no other criteria is </w:t>
-      </w:r>
-      <w:r>
-        <w:t>used, since, there is not point in continuing.</w:t>
+        <w:t>’s judgement resolves to “</w:t>
+      </w:r>
+      <w:proofErr w:type="spellStart"/>
+      <w:r>
+        <w:t>frabricated</w:t>
+      </w:r>
+      <w:proofErr w:type="spellEnd"/>
+      <w:r>
+        <w:t xml:space="preserve">”, no other criteria is </w:t>
+      </w:r>
+      <w:r>
+        <w:t xml:space="preserve">used, </w:t>
+      </w:r>
+      <w:proofErr w:type="gramStart"/>
+      <w:r>
+        <w:t>since,</w:t>
+      </w:r>
+      <w:proofErr w:type="gramEnd"/>
+      <w:r>
+        <w:t xml:space="preserve"> there is </w:t>
+      </w:r>
+      <w:proofErr w:type="spellStart"/>
+      <w:r>
+        <w:t>not</w:t>
+      </w:r>
+      <w:proofErr w:type="spellEnd"/>
+      <w:r>
+        <w:t xml:space="preserve"> point in continuing.</w:t>
       </w:r>
     </w:p>
     <w:p>
@@ -4963,8 +5080,13 @@
       <w:bookmarkEnd w:id="22"/>
     </w:p>
     <w:p>
-      <w:r>
-        <w:t>Nourizadeh, P., Milford, M., &amp; Fischer, T. (2024, May 13-17). Teach and repeat navigation: A robust control approach</w:t>
+      <w:proofErr w:type="spellStart"/>
+      <w:r>
+        <w:t>Nourizadeh</w:t>
+      </w:r>
+      <w:proofErr w:type="spellEnd"/>
+      <w:r>
+        <w:t>, P., Milford, M., &amp; Fischer, T. (2024, May 13-17). Teach and repeat navigation: A robust control approach</w:t>
       </w:r>
       <w:r>
         <w:t xml:space="preserve"> </w:t>
@@ -6116,6 +6238,119 @@
     </w:lvl>
   </w:abstractNum>
   <w:abstractNum w:abstractNumId="8" w15:restartNumberingAfterBreak="0">
+    <w:nsid w:val="430C6DDB"/>
+    <w:multiLevelType w:val="hybridMultilevel"/>
+    <w:tmpl w:val="91026C5C"/>
+    <w:lvl w:ilvl="0" w:tplc="0C090001">
+      <w:start w:val="1"/>
+      <w:numFmt w:val="bullet"/>
+      <w:lvlText w:val=""/>
+      <w:lvlJc w:val="left"/>
+      <w:pPr>
+        <w:ind w:left="720" w:hanging="360"/>
+      </w:pPr>
+      <w:rPr>
+        <w:rFonts w:ascii="Symbol" w:hAnsi="Symbol" w:hint="default"/>
+      </w:rPr>
+    </w:lvl>
+    <w:lvl w:ilvl="1" w:tplc="0C090003" w:tentative="1">
+      <w:start w:val="1"/>
+      <w:numFmt w:val="bullet"/>
+      <w:lvlText w:val="o"/>
+      <w:lvlJc w:val="left"/>
+      <w:pPr>
+        <w:ind w:left="1440" w:hanging="360"/>
+      </w:pPr>
+      <w:rPr>
+        <w:rFonts w:ascii="Courier New" w:hAnsi="Courier New" w:cs="Courier New" w:hint="default"/>
+      </w:rPr>
+    </w:lvl>
+    <w:lvl w:ilvl="2" w:tplc="0C090005" w:tentative="1">
+      <w:start w:val="1"/>
+      <w:numFmt w:val="bullet"/>
+      <w:lvlText w:val=""/>
+      <w:lvlJc w:val="left"/>
+      <w:pPr>
+        <w:ind w:left="2160" w:hanging="360"/>
+      </w:pPr>
+      <w:rPr>
+        <w:rFonts w:ascii="Wingdings" w:hAnsi="Wingdings" w:hint="default"/>
+      </w:rPr>
+    </w:lvl>
+    <w:lvl w:ilvl="3" w:tplc="0C090001" w:tentative="1">
+      <w:start w:val="1"/>
+      <w:numFmt w:val="bullet"/>
+      <w:lvlText w:val=""/>
+      <w:lvlJc w:val="left"/>
+      <w:pPr>
+        <w:ind w:left="2880" w:hanging="360"/>
+      </w:pPr>
+      <w:rPr>
+        <w:rFonts w:ascii="Symbol" w:hAnsi="Symbol" w:hint="default"/>
+      </w:rPr>
+    </w:lvl>
+    <w:lvl w:ilvl="4" w:tplc="0C090003" w:tentative="1">
+      <w:start w:val="1"/>
+      <w:numFmt w:val="bullet"/>
+      <w:lvlText w:val="o"/>
+      <w:lvlJc w:val="left"/>
+      <w:pPr>
+        <w:ind w:left="3600" w:hanging="360"/>
+      </w:pPr>
+      <w:rPr>
+        <w:rFonts w:ascii="Courier New" w:hAnsi="Courier New" w:cs="Courier New" w:hint="default"/>
+      </w:rPr>
+    </w:lvl>
+    <w:lvl w:ilvl="5" w:tplc="0C090005" w:tentative="1">
+      <w:start w:val="1"/>
+      <w:numFmt w:val="bullet"/>
+      <w:lvlText w:val=""/>
+      <w:lvlJc w:val="left"/>
+      <w:pPr>
+        <w:ind w:left="4320" w:hanging="360"/>
+      </w:pPr>
+      <w:rPr>
+        <w:rFonts w:ascii="Wingdings" w:hAnsi="Wingdings" w:hint="default"/>
+      </w:rPr>
+    </w:lvl>
+    <w:lvl w:ilvl="6" w:tplc="0C090001" w:tentative="1">
+      <w:start w:val="1"/>
+      <w:numFmt w:val="bullet"/>
+      <w:lvlText w:val=""/>
+      <w:lvlJc w:val="left"/>
+      <w:pPr>
+        <w:ind w:left="5040" w:hanging="360"/>
+      </w:pPr>
+      <w:rPr>
+        <w:rFonts w:ascii="Symbol" w:hAnsi="Symbol" w:hint="default"/>
+      </w:rPr>
+    </w:lvl>
+    <w:lvl w:ilvl="7" w:tplc="0C090003" w:tentative="1">
+      <w:start w:val="1"/>
+      <w:numFmt w:val="bullet"/>
+      <w:lvlText w:val="o"/>
+      <w:lvlJc w:val="left"/>
+      <w:pPr>
+        <w:ind w:left="5760" w:hanging="360"/>
+      </w:pPr>
+      <w:rPr>
+        <w:rFonts w:ascii="Courier New" w:hAnsi="Courier New" w:cs="Courier New" w:hint="default"/>
+      </w:rPr>
+    </w:lvl>
+    <w:lvl w:ilvl="8" w:tplc="0C090005" w:tentative="1">
+      <w:start w:val="1"/>
+      <w:numFmt w:val="bullet"/>
+      <w:lvlText w:val=""/>
+      <w:lvlJc w:val="left"/>
+      <w:pPr>
+        <w:ind w:left="6480" w:hanging="360"/>
+      </w:pPr>
+      <w:rPr>
+        <w:rFonts w:ascii="Wingdings" w:hAnsi="Wingdings" w:hint="default"/>
+      </w:rPr>
+    </w:lvl>
+  </w:abstractNum>
+  <w:abstractNum w:abstractNumId="9" w15:restartNumberingAfterBreak="0">
     <w:nsid w:val="5C5F00AA"/>
     <w:multiLevelType w:val="hybridMultilevel"/>
     <w:tmpl w:val="66A676DC"/>
@@ -6228,7 +6463,7 @@
       </w:rPr>
     </w:lvl>
   </w:abstractNum>
-  <w:abstractNum w:abstractNumId="9" w15:restartNumberingAfterBreak="0">
+  <w:abstractNum w:abstractNumId="10" w15:restartNumberingAfterBreak="0">
     <w:nsid w:val="611957B3"/>
     <w:multiLevelType w:val="multilevel"/>
     <w:tmpl w:val="47A858EA"/>
@@ -6377,7 +6612,7 @@
       </w:rPr>
     </w:lvl>
   </w:abstractNum>
-  <w:abstractNum w:abstractNumId="10" w15:restartNumberingAfterBreak="0">
+  <w:abstractNum w:abstractNumId="11" w15:restartNumberingAfterBreak="0">
     <w:nsid w:val="6E963C9C"/>
     <w:multiLevelType w:val="multilevel"/>
     <w:tmpl w:val="0C09001F"/>
@@ -6463,23 +6698,23 @@
       </w:pPr>
     </w:lvl>
   </w:abstractNum>
-  <w:abstractNum w:abstractNumId="11" w15:restartNumberingAfterBreak="0">
+  <w:abstractNum w:abstractNumId="12" w15:restartNumberingAfterBreak="0">
     <w:nsid w:val="76502E9C"/>
     <w:multiLevelType w:val="multilevel"/>
-    <w:tmpl w:val="091E405C"/>
+    <w:tmpl w:val="2C005786"/>
     <w:lvl w:ilvl="0">
-      <w:start w:val="1"/>
-      <w:numFmt w:val="decimal"/>
-      <w:lvlText w:val="%1."/>
-      <w:lvlJc w:val="left"/>
-      <w:pPr>
-        <w:ind w:left="360" w:hanging="360"/>
-      </w:pPr>
-    </w:lvl>
-    <w:lvl w:ilvl="1">
       <w:start w:val="1"/>
       <w:numFmt w:val="decimal"/>
       <w:pStyle w:val="Heading3"/>
+      <w:lvlText w:val="%1."/>
+      <w:lvlJc w:val="left"/>
+      <w:pPr>
+        <w:ind w:left="360" w:hanging="360"/>
+      </w:pPr>
+    </w:lvl>
+    <w:lvl w:ilvl="1">
+      <w:start w:val="1"/>
+      <w:numFmt w:val="decimal"/>
       <w:lvlText w:val="%1.%2."/>
       <w:lvlJc w:val="left"/>
       <w:pPr>
@@ -6563,16 +6798,16 @@
     <w:abstractNumId w:val="1"/>
   </w:num>
   <w:num w:numId="5" w16cid:durableId="1844320523">
-    <w:abstractNumId w:val="11"/>
+    <w:abstractNumId w:val="12"/>
   </w:num>
   <w:num w:numId="6" w16cid:durableId="2013604388">
-    <w:abstractNumId w:val="10"/>
+    <w:abstractNumId w:val="11"/>
   </w:num>
   <w:num w:numId="7" w16cid:durableId="515778692">
     <w:abstractNumId w:val="0"/>
   </w:num>
   <w:num w:numId="8" w16cid:durableId="1356031321">
-    <w:abstractNumId w:val="9"/>
+    <w:abstractNumId w:val="10"/>
   </w:num>
   <w:num w:numId="9" w16cid:durableId="652683066">
     <w:abstractNumId w:val="6"/>
@@ -6581,7 +6816,7 @@
     <w:abstractNumId w:val="4"/>
   </w:num>
   <w:num w:numId="11" w16cid:durableId="1060249197">
-    <w:abstractNumId w:val="11"/>
+    <w:abstractNumId w:val="12"/>
     <w:lvlOverride w:ilvl="0">
       <w:startOverride w:val="1"/>
     </w:lvlOverride>
@@ -6611,10 +6846,13 @@
     </w:lvlOverride>
   </w:num>
   <w:num w:numId="12" w16cid:durableId="363940914">
-    <w:abstractNumId w:val="8"/>
+    <w:abstractNumId w:val="9"/>
   </w:num>
   <w:num w:numId="13" w16cid:durableId="646935549">
     <w:abstractNumId w:val="2"/>
+  </w:num>
+  <w:num w:numId="14" w16cid:durableId="1984115583">
+    <w:abstractNumId w:val="8"/>
   </w:num>
 </w:numbering>
 </file>
@@ -7074,12 +7312,11 @@
     <w:uiPriority w:val="9"/>
     <w:unhideWhenUsed/>
     <w:qFormat/>
-    <w:rsid w:val="00D77719"/>
+    <w:rsid w:val="00035505"/>
     <w:pPr>
       <w:keepNext/>
       <w:keepLines/>
       <w:numPr>
-        <w:ilvl w:val="1"/>
         <w:numId w:val="5"/>
       </w:numPr>
       <w:spacing w:before="160" w:after="80"/>
@@ -7281,7 +7518,7 @@
     <w:basedOn w:val="DefaultParagraphFont"/>
     <w:link w:val="Heading3"/>
     <w:uiPriority w:val="9"/>
-    <w:rsid w:val="00D77719"/>
+    <w:rsid w:val="00035505"/>
     <w:rPr>
       <w:rFonts w:eastAsiaTheme="majorEastAsia" w:cstheme="majorBidi"/>
       <w:color w:val="0F4761" w:themeColor="accent1" w:themeShade="BF"/>
@@ -7631,6 +7868,36 @@
     <w:rPr>
       <w:color w:val="96607D" w:themeColor="followedHyperlink"/>
       <w:u w:val="single"/>
+    </w:rPr>
+  </w:style>
+  <w:style w:type="paragraph" w:styleId="NormalWeb">
+    <w:name w:val="Normal (Web)"/>
+    <w:basedOn w:val="Normal"/>
+    <w:uiPriority w:val="99"/>
+    <w:semiHidden/>
+    <w:unhideWhenUsed/>
+    <w:rsid w:val="001665B9"/>
+    <w:rPr>
+      <w:rFonts w:ascii="Times New Roman" w:hAnsi="Times New Roman" w:cs="Times New Roman"/>
+    </w:rPr>
+  </w:style>
+  <w:style w:type="paragraph" w:styleId="Caption">
+    <w:name w:val="caption"/>
+    <w:basedOn w:val="Normal"/>
+    <w:next w:val="Normal"/>
+    <w:uiPriority w:val="35"/>
+    <w:unhideWhenUsed/>
+    <w:qFormat/>
+    <w:rsid w:val="00B262CF"/>
+    <w:pPr>
+      <w:spacing w:after="200" w:line="240" w:lineRule="auto"/>
+    </w:pPr>
+    <w:rPr>
+      <w:i/>
+      <w:iCs/>
+      <w:color w:val="0E2841" w:themeColor="text2"/>
+      <w:sz w:val="18"/>
+      <w:szCs w:val="18"/>
     </w:rPr>
   </w:style>
 </w:styles>

--- a/AIRS/IFN006 report Oriolson Rodriguez Ramirez.docx
+++ b/AIRS/IFN006 report Oriolson Rodriguez Ramirez.docx
@@ -1,6 +1,6 @@
 
 <file path=word/document.xml><?xml version="1.0" encoding="utf-8"?>
-<w:document xmlns:wpc="http://schemas.microsoft.com/office/word/2010/wordprocessingCanvas" xmlns:cx="http://schemas.microsoft.com/office/drawing/2014/chartex" xmlns:cx1="http://schemas.microsoft.com/office/drawing/2015/9/8/chartex" xmlns:cx2="http://schemas.microsoft.com/office/drawing/2015/10/21/chartex" xmlns:cx3="http://schemas.microsoft.com/office/drawing/2016/5/9/chartex" xmlns:cx4="http://schemas.microsoft.com/office/drawing/2016/5/10/chartex" xmlns:cx5="http://schemas.microsoft.com/office/drawing/2016/5/11/chartex" xmlns:cx6="http://schemas.microsoft.com/office/drawing/2016/5/12/chartex" xmlns:cx7="http://schemas.microsoft.com/office/drawing/2016/5/13/chartex" xmlns:cx8="http://schemas.microsoft.com/office/drawing/2016/5/14/chartex" xmlns:mc="http://schemas.openxmlformats.org/markup-compatibility/2006" xmlns:aink="http://schemas.microsoft.com/office/drawing/2016/ink" xmlns:am3d="http://schemas.microsoft.com/office/drawing/2017/model3d" xmlns:o="urn:schemas-microsoft-com:office:office" xmlns:oel="http://schemas.microsoft.com/office/2019/extlst" xmlns:r="http://schemas.openxmlformats.org/officeDocument/2006/relationships" xmlns:m="http://schemas.openxmlformats.org/officeDocument/2006/math" xmlns:v="urn:schemas-microsoft-com:vml" xmlns:wp14="http://schemas.microsoft.com/office/word/2010/wordprocessingDrawing" xmlns:wp="http://schemas.openxmlformats.org/drawingml/2006/wordprocessingDrawing" xmlns:w10="urn:schemas-microsoft-com:office:word" xmlns:w="http://schemas.openxmlformats.org/wordprocessingml/2006/main" xmlns:w14="http://schemas.microsoft.com/office/word/2010/wordml" xmlns:w15="http://schemas.microsoft.com/office/word/2012/wordml" xmlns:w16cex="http://schemas.microsoft.com/office/word/2018/wordml/cex" xmlns:w16cid="http://schemas.microsoft.com/office/word/2016/wordml/cid" xmlns:w16="http://schemas.microsoft.com/office/word/2018/wordml" xmlns:w16du="http://schemas.microsoft.com/office/word/2023/wordml/word16du" xmlns:w16sdtdh="http://schemas.microsoft.com/office/word/2020/wordml/sdtdatahash" xmlns:w16sdtfl="http://schemas.microsoft.com/office/word/2024/wordml/sdtformatlock" xmlns:w16se="http://schemas.microsoft.com/office/word/2015/wordml/symex" xmlns:wpg="http://schemas.microsoft.com/office/word/2010/wordprocessingGroup" xmlns:wpi="http://schemas.microsoft.com/office/word/2010/wordprocessingInk" xmlns:wne="http://schemas.microsoft.com/office/word/2006/wordml" xmlns:wps="http://schemas.microsoft.com/office/word/2010/wordprocessingShape" mc:Ignorable="w14 w15 w16se w16cid w16 w16cex w16sdtdh w16sdtfl w16du wp14">
+<w:document xmlns:wpc="http://schemas.microsoft.com/office/word/2010/wordprocessingCanvas" xmlns:cx="http://schemas.microsoft.com/office/drawing/2014/chartex" xmlns:cx1="http://schemas.microsoft.com/office/drawing/2015/9/8/chartex" xmlns:cx2="http://schemas.microsoft.com/office/drawing/2015/10/21/chartex" xmlns:cx3="http://schemas.microsoft.com/office/drawing/2016/5/9/chartex" xmlns:cx4="http://schemas.microsoft.com/office/drawing/2016/5/10/chartex" xmlns:cx5="http://schemas.microsoft.com/office/drawing/2016/5/11/chartex" xmlns:cx6="http://schemas.microsoft.com/office/drawing/2016/5/12/chartex" xmlns:cx7="http://schemas.microsoft.com/office/drawing/2016/5/13/chartex" xmlns:cx8="http://schemas.microsoft.com/office/drawing/2016/5/14/chartex" xmlns:mc="http://schemas.openxmlformats.org/markup-compatibility/2006" xmlns:aink="http://schemas.microsoft.com/office/drawing/2016/ink" xmlns:am3d="http://schemas.microsoft.com/office/drawing/2017/model3d" xmlns:o="urn:schemas-microsoft-com:office:office" xmlns:oel="http://schemas.microsoft.com/office/2019/extlst" xmlns:r="http://schemas.openxmlformats.org/officeDocument/2006/relationships" xmlns:m="http://schemas.openxmlformats.org/officeDocument/2006/math" xmlns:v="urn:schemas-microsoft-com:vml" xmlns:wp14="http://schemas.microsoft.com/office/word/2010/wordprocessingDrawing" xmlns:wp="http://schemas.openxmlformats.org/drawingml/2006/wordprocessingDrawing" xmlns:w10="urn:schemas-microsoft-com:office:word" xmlns:w="http://schemas.openxmlformats.org/wordprocessingml/2006/main" xmlns:w14="http://schemas.microsoft.com/office/word/2010/wordml" xmlns:w15="http://schemas.microsoft.com/office/word/2012/wordml" xmlns:w16cei="http://schemas.microsoft.com/office/word/2026/wordml/cei" xmlns:w16cex="http://schemas.microsoft.com/office/word/2018/wordml/cex" xmlns:w16cid="http://schemas.microsoft.com/office/word/2016/wordml/cid" xmlns:w16="http://schemas.microsoft.com/office/word/2018/wordml" xmlns:w16du="http://schemas.microsoft.com/office/word/2023/wordml/word16du" xmlns:w16sdtdh="http://schemas.microsoft.com/office/word/2020/wordml/sdtdatahash" xmlns:w16sdtfl="http://schemas.microsoft.com/office/word/2024/wordml/sdtformatlock" xmlns:w16se="http://schemas.microsoft.com/office/word/2015/wordml/symex" xmlns:wpg="http://schemas.microsoft.com/office/word/2010/wordprocessingGroup" xmlns:wpi="http://schemas.microsoft.com/office/word/2010/wordprocessingInk" xmlns:wne="http://schemas.microsoft.com/office/word/2006/wordml" xmlns:wps="http://schemas.microsoft.com/office/word/2010/wordprocessingShape" mc:Ignorable="w14 w15 w16se w16cid w16 w16cex w16sdtdh w16sdtfl w16du wp14">
   <w:body>
     <w:p>
       <w:pPr>
@@ -102,7 +102,6 @@
           <w:docPartUnique/>
         </w:docPartObj>
       </w:sdtPr>
-      <w:sdtEndPr/>
       <w:sdtContent>
         <w:p>
           <w:r>
@@ -114,7 +113,7 @@
             <w:pStyle w:val="TOC2"/>
             <w:tabs>
               <w:tab w:val="left" w:pos="720"/>
-              <w:tab w:val="right" w:leader="dot" w:pos="9015"/>
+              <w:tab w:val="right" w:leader="dot" w:pos="9016"/>
             </w:tabs>
             <w:rPr>
               <w:rFonts w:eastAsiaTheme="minorEastAsia"/>
@@ -131,41 +130,333 @@
           <w:r>
             <w:fldChar w:fldCharType="separate"/>
           </w:r>
-          <w:hyperlink w:anchor="_Toc2011181414">
+          <w:hyperlink w:anchor="_Toc235909161" w:history="1">
             <w:r>
               <w:rPr>
                 <w:rStyle w:val="Hyperlink"/>
+                <w:noProof/>
               </w:rPr>
               <w:t>1.</w:t>
             </w:r>
             <w:r>
+              <w:rPr>
+                <w:rFonts w:eastAsiaTheme="minorEastAsia"/>
+                <w:noProof/>
+                <w:lang w:eastAsia="en-AU"/>
+              </w:rPr>
               <w:tab/>
             </w:r>
             <w:r>
               <w:rPr>
                 <w:rStyle w:val="Hyperlink"/>
+                <w:noProof/>
               </w:rPr>
               <w:t>Introduction</w:t>
             </w:r>
             <w:r>
+              <w:rPr>
+                <w:noProof/>
+                <w:webHidden/>
+              </w:rPr>
               <w:tab/>
             </w:r>
             <w:r>
+              <w:rPr>
+                <w:noProof/>
+                <w:webHidden/>
+              </w:rPr>
               <w:fldChar w:fldCharType="begin"/>
             </w:r>
             <w:r>
-              <w:instrText>PAGEREF _Toc2011181414 \h</w:instrText>
-            </w:r>
-            <w:r>
+              <w:rPr>
+                <w:noProof/>
+                <w:webHidden/>
+              </w:rPr>
+              <w:instrText xml:space="preserve"> PAGEREF _Toc235909161 \h </w:instrText>
+            </w:r>
+            <w:r>
+              <w:rPr>
+                <w:noProof/>
+                <w:webHidden/>
+              </w:rPr>
+            </w:r>
+            <w:r>
+              <w:rPr>
+                <w:noProof/>
+                <w:webHidden/>
+              </w:rPr>
               <w:fldChar w:fldCharType="separate"/>
             </w:r>
             <w:r>
               <w:rPr>
+                <w:noProof/>
+                <w:webHidden/>
+              </w:rPr>
+              <w:t>3</w:t>
+            </w:r>
+            <w:r>
+              <w:rPr>
+                <w:noProof/>
+                <w:webHidden/>
+              </w:rPr>
+              <w:fldChar w:fldCharType="end"/>
+            </w:r>
+          </w:hyperlink>
+        </w:p>
+        <w:p>
+          <w:pPr>
+            <w:pStyle w:val="TOC3"/>
+            <w:tabs>
+              <w:tab w:val="left" w:pos="960"/>
+              <w:tab w:val="right" w:leader="dot" w:pos="9016"/>
+            </w:tabs>
+            <w:rPr>
+              <w:rFonts w:eastAsiaTheme="minorEastAsia"/>
+              <w:noProof/>
+              <w:lang w:eastAsia="en-AU"/>
+            </w:rPr>
+          </w:pPr>
+          <w:hyperlink w:anchor="_Toc235909162" w:history="1">
+            <w:r>
+              <w:rPr>
                 <w:rStyle w:val="Hyperlink"/>
-              </w:rPr>
-              <w:t>2</w:t>
-            </w:r>
-            <w:r>
+                <w:noProof/>
+              </w:rPr>
+              <w:t>2.</w:t>
+            </w:r>
+            <w:r>
+              <w:rPr>
+                <w:rFonts w:eastAsiaTheme="minorEastAsia"/>
+                <w:noProof/>
+                <w:lang w:eastAsia="en-AU"/>
+              </w:rPr>
+              <w:tab/>
+            </w:r>
+            <w:r>
+              <w:rPr>
+                <w:rStyle w:val="Hyperlink"/>
+                <w:noProof/>
+              </w:rPr>
+              <w:t>Research question</w:t>
+            </w:r>
+            <w:r>
+              <w:rPr>
+                <w:noProof/>
+                <w:webHidden/>
+              </w:rPr>
+              <w:tab/>
+            </w:r>
+            <w:r>
+              <w:rPr>
+                <w:noProof/>
+                <w:webHidden/>
+              </w:rPr>
+              <w:fldChar w:fldCharType="begin"/>
+            </w:r>
+            <w:r>
+              <w:rPr>
+                <w:noProof/>
+                <w:webHidden/>
+              </w:rPr>
+              <w:instrText xml:space="preserve"> PAGEREF _Toc235909162 \h </w:instrText>
+            </w:r>
+            <w:r>
+              <w:rPr>
+                <w:noProof/>
+                <w:webHidden/>
+              </w:rPr>
+            </w:r>
+            <w:r>
+              <w:rPr>
+                <w:noProof/>
+                <w:webHidden/>
+              </w:rPr>
+              <w:fldChar w:fldCharType="separate"/>
+            </w:r>
+            <w:r>
+              <w:rPr>
+                <w:noProof/>
+                <w:webHidden/>
+              </w:rPr>
+              <w:t>3</w:t>
+            </w:r>
+            <w:r>
+              <w:rPr>
+                <w:noProof/>
+                <w:webHidden/>
+              </w:rPr>
+              <w:fldChar w:fldCharType="end"/>
+            </w:r>
+          </w:hyperlink>
+        </w:p>
+        <w:p>
+          <w:pPr>
+            <w:pStyle w:val="TOC3"/>
+            <w:tabs>
+              <w:tab w:val="left" w:pos="1200"/>
+              <w:tab w:val="right" w:leader="dot" w:pos="9016"/>
+            </w:tabs>
+            <w:rPr>
+              <w:rFonts w:eastAsiaTheme="minorEastAsia"/>
+              <w:noProof/>
+              <w:lang w:eastAsia="en-AU"/>
+            </w:rPr>
+          </w:pPr>
+          <w:hyperlink w:anchor="_Toc235909163" w:history="1">
+            <w:r>
+              <w:rPr>
+                <w:rStyle w:val="Hyperlink"/>
+                <w:noProof/>
+              </w:rPr>
+              <w:t>2.1.</w:t>
+            </w:r>
+            <w:r>
+              <w:rPr>
+                <w:rFonts w:eastAsiaTheme="minorEastAsia"/>
+                <w:noProof/>
+                <w:lang w:eastAsia="en-AU"/>
+              </w:rPr>
+              <w:tab/>
+            </w:r>
+            <w:r>
+              <w:rPr>
+                <w:rStyle w:val="Hyperlink"/>
+                <w:noProof/>
+              </w:rPr>
+              <w:t>Research question</w:t>
+            </w:r>
+            <w:r>
+              <w:rPr>
+                <w:noProof/>
+                <w:webHidden/>
+              </w:rPr>
+              <w:tab/>
+            </w:r>
+            <w:r>
+              <w:rPr>
+                <w:noProof/>
+                <w:webHidden/>
+              </w:rPr>
+              <w:fldChar w:fldCharType="begin"/>
+            </w:r>
+            <w:r>
+              <w:rPr>
+                <w:noProof/>
+                <w:webHidden/>
+              </w:rPr>
+              <w:instrText xml:space="preserve"> PAGEREF _Toc235909163 \h </w:instrText>
+            </w:r>
+            <w:r>
+              <w:rPr>
+                <w:noProof/>
+                <w:webHidden/>
+              </w:rPr>
+            </w:r>
+            <w:r>
+              <w:rPr>
+                <w:noProof/>
+                <w:webHidden/>
+              </w:rPr>
+              <w:fldChar w:fldCharType="separate"/>
+            </w:r>
+            <w:r>
+              <w:rPr>
+                <w:noProof/>
+                <w:webHidden/>
+              </w:rPr>
+              <w:t>3</w:t>
+            </w:r>
+            <w:r>
+              <w:rPr>
+                <w:noProof/>
+                <w:webHidden/>
+              </w:rPr>
+              <w:fldChar w:fldCharType="end"/>
+            </w:r>
+          </w:hyperlink>
+        </w:p>
+        <w:p>
+          <w:pPr>
+            <w:pStyle w:val="TOC3"/>
+            <w:tabs>
+              <w:tab w:val="left" w:pos="1200"/>
+              <w:tab w:val="right" w:leader="dot" w:pos="9016"/>
+            </w:tabs>
+            <w:rPr>
+              <w:rFonts w:eastAsiaTheme="minorEastAsia"/>
+              <w:noProof/>
+              <w:lang w:eastAsia="en-AU"/>
+            </w:rPr>
+          </w:pPr>
+          <w:hyperlink w:anchor="_Toc235909164" w:history="1">
+            <w:r>
+              <w:rPr>
+                <w:rStyle w:val="Hyperlink"/>
+                <w:noProof/>
+              </w:rPr>
+              <w:t>2.3.</w:t>
+            </w:r>
+            <w:r>
+              <w:rPr>
+                <w:rFonts w:eastAsiaTheme="minorEastAsia"/>
+                <w:noProof/>
+                <w:lang w:eastAsia="en-AU"/>
+              </w:rPr>
+              <w:tab/>
+            </w:r>
+            <w:r>
+              <w:rPr>
+                <w:rStyle w:val="Hyperlink"/>
+                <w:noProof/>
+              </w:rPr>
+              <w:t>Keywords, synonyms and related terms</w:t>
+            </w:r>
+            <w:r>
+              <w:rPr>
+                <w:noProof/>
+                <w:webHidden/>
+              </w:rPr>
+              <w:tab/>
+            </w:r>
+            <w:r>
+              <w:rPr>
+                <w:noProof/>
+                <w:webHidden/>
+              </w:rPr>
+              <w:fldChar w:fldCharType="begin"/>
+            </w:r>
+            <w:r>
+              <w:rPr>
+                <w:noProof/>
+                <w:webHidden/>
+              </w:rPr>
+              <w:instrText xml:space="preserve"> PAGEREF _Toc235909164 \h </w:instrText>
+            </w:r>
+            <w:r>
+              <w:rPr>
+                <w:noProof/>
+                <w:webHidden/>
+              </w:rPr>
+            </w:r>
+            <w:r>
+              <w:rPr>
+                <w:noProof/>
+                <w:webHidden/>
+              </w:rPr>
+              <w:fldChar w:fldCharType="separate"/>
+            </w:r>
+            <w:r>
+              <w:rPr>
+                <w:noProof/>
+                <w:webHidden/>
+              </w:rPr>
+              <w:t>4</w:t>
+            </w:r>
+            <w:r>
+              <w:rPr>
+                <w:noProof/>
+                <w:webHidden/>
+              </w:rPr>
               <w:fldChar w:fldCharType="end"/>
             </w:r>
           </w:hyperlink>
@@ -175,7 +466,7 @@
             <w:pStyle w:val="TOC2"/>
             <w:tabs>
               <w:tab w:val="left" w:pos="720"/>
-              <w:tab w:val="right" w:leader="dot" w:pos="9015"/>
+              <w:tab w:val="right" w:leader="dot" w:pos="9016"/>
             </w:tabs>
             <w:rPr>
               <w:rFonts w:eastAsiaTheme="minorEastAsia"/>
@@ -183,51 +474,85 @@
               <w:lang w:eastAsia="en-AU"/>
             </w:rPr>
           </w:pPr>
-          <w:hyperlink w:anchor="_Toc1569493088">
+          <w:hyperlink w:anchor="_Toc235909165" w:history="1">
             <w:r>
               <w:rPr>
                 <w:rStyle w:val="Hyperlink"/>
-              </w:rPr>
-              <w:t>2.</w:t>
-            </w:r>
-            <w:r>
+                <w:noProof/>
+              </w:rPr>
+              <w:t>3.</w:t>
+            </w:r>
+            <w:r>
+              <w:rPr>
+                <w:rFonts w:eastAsiaTheme="minorEastAsia"/>
+                <w:noProof/>
+                <w:lang w:eastAsia="en-AU"/>
+              </w:rPr>
               <w:tab/>
             </w:r>
             <w:r>
               <w:rPr>
                 <w:rStyle w:val="Hyperlink"/>
-              </w:rPr>
-              <w:t>Research question</w:t>
-            </w:r>
-            <w:r>
+                <w:noProof/>
+              </w:rPr>
+              <w:t>Database</w:t>
+            </w:r>
+            <w:r>
+              <w:rPr>
+                <w:noProof/>
+                <w:webHidden/>
+              </w:rPr>
               <w:tab/>
             </w:r>
             <w:r>
+              <w:rPr>
+                <w:noProof/>
+                <w:webHidden/>
+              </w:rPr>
               <w:fldChar w:fldCharType="begin"/>
             </w:r>
             <w:r>
-              <w:instrText>PAGEREF _Toc1569493088 \h</w:instrText>
-            </w:r>
-            <w:r>
+              <w:rPr>
+                <w:noProof/>
+                <w:webHidden/>
+              </w:rPr>
+              <w:instrText xml:space="preserve"> PAGEREF _Toc235909165 \h </w:instrText>
+            </w:r>
+            <w:r>
+              <w:rPr>
+                <w:noProof/>
+                <w:webHidden/>
+              </w:rPr>
+            </w:r>
+            <w:r>
+              <w:rPr>
+                <w:noProof/>
+                <w:webHidden/>
+              </w:rPr>
               <w:fldChar w:fldCharType="separate"/>
             </w:r>
             <w:r>
               <w:rPr>
-                <w:rStyle w:val="Hyperlink"/>
-              </w:rPr>
-              <w:t>3</w:t>
-            </w:r>
-            <w:r>
+                <w:noProof/>
+                <w:webHidden/>
+              </w:rPr>
+              <w:t>4</w:t>
+            </w:r>
+            <w:r>
+              <w:rPr>
+                <w:noProof/>
+                <w:webHidden/>
+              </w:rPr>
               <w:fldChar w:fldCharType="end"/>
             </w:r>
           </w:hyperlink>
         </w:p>
         <w:p>
           <w:pPr>
-            <w:pStyle w:val="TOC3"/>
+            <w:pStyle w:val="TOC2"/>
             <w:tabs>
-              <w:tab w:val="left" w:pos="960"/>
-              <w:tab w:val="right" w:leader="dot" w:pos="9015"/>
+              <w:tab w:val="left" w:pos="720"/>
+              <w:tab w:val="right" w:leader="dot" w:pos="9016"/>
             </w:tabs>
             <w:rPr>
               <w:rFonts w:eastAsiaTheme="minorEastAsia"/>
@@ -235,41 +560,75 @@
               <w:lang w:eastAsia="en-AU"/>
             </w:rPr>
           </w:pPr>
-          <w:hyperlink w:anchor="_Toc1120900347">
+          <w:hyperlink w:anchor="_Toc235909166" w:history="1">
             <w:r>
               <w:rPr>
                 <w:rStyle w:val="Hyperlink"/>
-              </w:rPr>
-              <w:t>2.1.</w:t>
-            </w:r>
-            <w:r>
+                <w:noProof/>
+              </w:rPr>
+              <w:t>4.</w:t>
+            </w:r>
+            <w:r>
+              <w:rPr>
+                <w:rFonts w:eastAsiaTheme="minorEastAsia"/>
+                <w:noProof/>
+                <w:lang w:eastAsia="en-AU"/>
+              </w:rPr>
               <w:tab/>
             </w:r>
             <w:r>
               <w:rPr>
                 <w:rStyle w:val="Hyperlink"/>
-              </w:rPr>
-              <w:t>Research Question</w:t>
-            </w:r>
-            <w:r>
+                <w:noProof/>
+              </w:rPr>
+              <w:t>Search strategy</w:t>
+            </w:r>
+            <w:r>
+              <w:rPr>
+                <w:noProof/>
+                <w:webHidden/>
+              </w:rPr>
               <w:tab/>
             </w:r>
             <w:r>
+              <w:rPr>
+                <w:noProof/>
+                <w:webHidden/>
+              </w:rPr>
               <w:fldChar w:fldCharType="begin"/>
             </w:r>
             <w:r>
-              <w:instrText>PAGEREF _Toc1120900347 \h</w:instrText>
-            </w:r>
-            <w:r>
+              <w:rPr>
+                <w:noProof/>
+                <w:webHidden/>
+              </w:rPr>
+              <w:instrText xml:space="preserve"> PAGEREF _Toc235909166 \h </w:instrText>
+            </w:r>
+            <w:r>
+              <w:rPr>
+                <w:noProof/>
+                <w:webHidden/>
+              </w:rPr>
+            </w:r>
+            <w:r>
+              <w:rPr>
+                <w:noProof/>
+                <w:webHidden/>
+              </w:rPr>
               <w:fldChar w:fldCharType="separate"/>
             </w:r>
             <w:r>
               <w:rPr>
-                <w:rStyle w:val="Hyperlink"/>
-              </w:rPr>
-              <w:t>3</w:t>
-            </w:r>
-            <w:r>
+                <w:noProof/>
+                <w:webHidden/>
+              </w:rPr>
+              <w:t>5</w:t>
+            </w:r>
+            <w:r>
+              <w:rPr>
+                <w:noProof/>
+                <w:webHidden/>
+              </w:rPr>
               <w:fldChar w:fldCharType="end"/>
             </w:r>
           </w:hyperlink>
@@ -278,8 +637,8 @@
           <w:pPr>
             <w:pStyle w:val="TOC3"/>
             <w:tabs>
-              <w:tab w:val="left" w:pos="960"/>
-              <w:tab w:val="right" w:leader="dot" w:pos="9015"/>
+              <w:tab w:val="left" w:pos="1200"/>
+              <w:tab w:val="right" w:leader="dot" w:pos="9016"/>
             </w:tabs>
             <w:rPr>
               <w:rFonts w:eastAsiaTheme="minorEastAsia"/>
@@ -287,41 +646,75 @@
               <w:lang w:eastAsia="en-AU"/>
             </w:rPr>
           </w:pPr>
-          <w:hyperlink w:anchor="_Toc953919908">
+          <w:hyperlink w:anchor="_Toc235909167" w:history="1">
             <w:r>
               <w:rPr>
                 <w:rStyle w:val="Hyperlink"/>
-              </w:rPr>
-              <w:t>2.2.</w:t>
-            </w:r>
-            <w:r>
+                <w:noProof/>
+              </w:rPr>
+              <w:t>4.1.</w:t>
+            </w:r>
+            <w:r>
+              <w:rPr>
+                <w:rFonts w:eastAsiaTheme="minorEastAsia"/>
+                <w:noProof/>
+                <w:lang w:eastAsia="en-AU"/>
+              </w:rPr>
               <w:tab/>
             </w:r>
             <w:r>
               <w:rPr>
                 <w:rStyle w:val="Hyperlink"/>
-              </w:rPr>
-              <w:t>Research Concepts</w:t>
-            </w:r>
-            <w:r>
+                <w:noProof/>
+              </w:rPr>
+              <w:t>Formulate search statement</w:t>
+            </w:r>
+            <w:r>
+              <w:rPr>
+                <w:noProof/>
+                <w:webHidden/>
+              </w:rPr>
               <w:tab/>
             </w:r>
             <w:r>
+              <w:rPr>
+                <w:noProof/>
+                <w:webHidden/>
+              </w:rPr>
               <w:fldChar w:fldCharType="begin"/>
             </w:r>
             <w:r>
-              <w:instrText>PAGEREF _Toc953919908 \h</w:instrText>
-            </w:r>
-            <w:r>
+              <w:rPr>
+                <w:noProof/>
+                <w:webHidden/>
+              </w:rPr>
+              <w:instrText xml:space="preserve"> PAGEREF _Toc235909167 \h </w:instrText>
+            </w:r>
+            <w:r>
+              <w:rPr>
+                <w:noProof/>
+                <w:webHidden/>
+              </w:rPr>
+            </w:r>
+            <w:r>
+              <w:rPr>
+                <w:noProof/>
+                <w:webHidden/>
+              </w:rPr>
               <w:fldChar w:fldCharType="separate"/>
             </w:r>
             <w:r>
               <w:rPr>
-                <w:rStyle w:val="Hyperlink"/>
-              </w:rPr>
-              <w:t>3</w:t>
-            </w:r>
-            <w:r>
+                <w:noProof/>
+                <w:webHidden/>
+              </w:rPr>
+              <w:t>5</w:t>
+            </w:r>
+            <w:r>
+              <w:rPr>
+                <w:noProof/>
+                <w:webHidden/>
+              </w:rPr>
               <w:fldChar w:fldCharType="end"/>
             </w:r>
           </w:hyperlink>
@@ -330,48 +723,170 @@
           <w:pPr>
             <w:pStyle w:val="TOC3"/>
             <w:tabs>
-              <w:tab w:val="left" w:pos="960"/>
-              <w:tab w:val="right" w:leader="dot" w:pos="9015"/>
+              <w:tab w:val="left" w:pos="1200"/>
+              <w:tab w:val="right" w:leader="dot" w:pos="9016"/>
             </w:tabs>
             <w:rPr>
+              <w:rFonts w:eastAsiaTheme="minorEastAsia"/>
               <w:noProof/>
+              <w:lang w:eastAsia="en-AU"/>
             </w:rPr>
           </w:pPr>
-          <w:hyperlink w:anchor="_Toc1504867220">
+          <w:hyperlink w:anchor="_Toc235909168" w:history="1">
             <w:r>
               <w:rPr>
                 <w:rStyle w:val="Hyperlink"/>
-              </w:rPr>
-              <w:t>2.3.</w:t>
-            </w:r>
-            <w:r>
+                <w:noProof/>
+              </w:rPr>
+              <w:t>4.2.</w:t>
+            </w:r>
+            <w:r>
+              <w:rPr>
+                <w:rFonts w:eastAsiaTheme="minorEastAsia"/>
+                <w:noProof/>
+                <w:lang w:eastAsia="en-AU"/>
+              </w:rPr>
               <w:tab/>
             </w:r>
             <w:r>
               <w:rPr>
                 <w:rStyle w:val="Hyperlink"/>
-              </w:rPr>
-              <w:t>Keywords, synonyms and related terms</w:t>
-            </w:r>
-            <w:r>
+                <w:noProof/>
+              </w:rPr>
+              <w:t>Search strategy development</w:t>
+            </w:r>
+            <w:r>
+              <w:rPr>
+                <w:noProof/>
+                <w:webHidden/>
+              </w:rPr>
               <w:tab/>
             </w:r>
             <w:r>
+              <w:rPr>
+                <w:noProof/>
+                <w:webHidden/>
+              </w:rPr>
               <w:fldChar w:fldCharType="begin"/>
             </w:r>
             <w:r>
-              <w:instrText>PAGEREF _Toc1504867220 \h</w:instrText>
-            </w:r>
-            <w:r>
+              <w:rPr>
+                <w:noProof/>
+                <w:webHidden/>
+              </w:rPr>
+              <w:instrText xml:space="preserve"> PAGEREF _Toc235909168 \h </w:instrText>
+            </w:r>
+            <w:r>
+              <w:rPr>
+                <w:noProof/>
+                <w:webHidden/>
+              </w:rPr>
+            </w:r>
+            <w:r>
+              <w:rPr>
+                <w:noProof/>
+                <w:webHidden/>
+              </w:rPr>
               <w:fldChar w:fldCharType="separate"/>
             </w:r>
             <w:r>
               <w:rPr>
+                <w:noProof/>
+                <w:webHidden/>
+              </w:rPr>
+              <w:t>6</w:t>
+            </w:r>
+            <w:r>
+              <w:rPr>
+                <w:noProof/>
+                <w:webHidden/>
+              </w:rPr>
+              <w:fldChar w:fldCharType="end"/>
+            </w:r>
+          </w:hyperlink>
+        </w:p>
+        <w:p>
+          <w:pPr>
+            <w:pStyle w:val="TOC3"/>
+            <w:tabs>
+              <w:tab w:val="left" w:pos="1200"/>
+              <w:tab w:val="right" w:leader="dot" w:pos="9016"/>
+            </w:tabs>
+            <w:rPr>
+              <w:rFonts w:eastAsiaTheme="minorEastAsia"/>
+              <w:noProof/>
+              <w:lang w:eastAsia="en-AU"/>
+            </w:rPr>
+          </w:pPr>
+          <w:hyperlink w:anchor="_Toc235909169" w:history="1">
+            <w:r>
+              <w:rPr>
                 <w:rStyle w:val="Hyperlink"/>
-              </w:rPr>
-              <w:t>3</w:t>
-            </w:r>
-            <w:r>
+                <w:noProof/>
+              </w:rPr>
+              <w:t>4.3.</w:t>
+            </w:r>
+            <w:r>
+              <w:rPr>
+                <w:rFonts w:eastAsiaTheme="minorEastAsia"/>
+                <w:noProof/>
+                <w:lang w:eastAsia="en-AU"/>
+              </w:rPr>
+              <w:tab/>
+            </w:r>
+            <w:r>
+              <w:rPr>
+                <w:rStyle w:val="Hyperlink"/>
+                <w:noProof/>
+              </w:rPr>
+              <w:t>Search results analysis</w:t>
+            </w:r>
+            <w:r>
+              <w:rPr>
+                <w:noProof/>
+                <w:webHidden/>
+              </w:rPr>
+              <w:tab/>
+            </w:r>
+            <w:r>
+              <w:rPr>
+                <w:noProof/>
+                <w:webHidden/>
+              </w:rPr>
+              <w:fldChar w:fldCharType="begin"/>
+            </w:r>
+            <w:r>
+              <w:rPr>
+                <w:noProof/>
+                <w:webHidden/>
+              </w:rPr>
+              <w:instrText xml:space="preserve"> PAGEREF _Toc235909169 \h </w:instrText>
+            </w:r>
+            <w:r>
+              <w:rPr>
+                <w:noProof/>
+                <w:webHidden/>
+              </w:rPr>
+            </w:r>
+            <w:r>
+              <w:rPr>
+                <w:noProof/>
+                <w:webHidden/>
+              </w:rPr>
+              <w:fldChar w:fldCharType="separate"/>
+            </w:r>
+            <w:r>
+              <w:rPr>
+                <w:noProof/>
+                <w:webHidden/>
+              </w:rPr>
+              <w:t>8</w:t>
+            </w:r>
+            <w:r>
+              <w:rPr>
+                <w:noProof/>
+                <w:webHidden/>
+              </w:rPr>
               <w:fldChar w:fldCharType="end"/>
             </w:r>
           </w:hyperlink>
@@ -381,47 +896,427 @@
             <w:pStyle w:val="TOC2"/>
             <w:tabs>
               <w:tab w:val="left" w:pos="720"/>
-              <w:tab w:val="right" w:leader="dot" w:pos="9015"/>
+              <w:tab w:val="right" w:leader="dot" w:pos="9016"/>
             </w:tabs>
             <w:rPr>
+              <w:rFonts w:eastAsiaTheme="minorEastAsia"/>
               <w:noProof/>
+              <w:lang w:eastAsia="en-AU"/>
             </w:rPr>
           </w:pPr>
-          <w:hyperlink w:anchor="_Toc634669455">
+          <w:hyperlink w:anchor="_Toc235909170" w:history="1">
             <w:r>
               <w:rPr>
                 <w:rStyle w:val="Hyperlink"/>
-              </w:rPr>
-              <w:t>3.</w:t>
-            </w:r>
-            <w:r>
+                <w:noProof/>
+              </w:rPr>
+              <w:t>5.</w:t>
+            </w:r>
+            <w:r>
+              <w:rPr>
+                <w:rFonts w:eastAsiaTheme="minorEastAsia"/>
+                <w:noProof/>
+                <w:lang w:eastAsia="en-AU"/>
+              </w:rPr>
               <w:tab/>
             </w:r>
             <w:r>
               <w:rPr>
                 <w:rStyle w:val="Hyperlink"/>
-              </w:rPr>
-              <w:t>Database</w:t>
-            </w:r>
-            <w:r>
+                <w:noProof/>
+              </w:rPr>
+              <w:t>Information management strategy</w:t>
+            </w:r>
+            <w:r>
+              <w:rPr>
+                <w:noProof/>
+                <w:webHidden/>
+              </w:rPr>
               <w:tab/>
             </w:r>
             <w:r>
+              <w:rPr>
+                <w:noProof/>
+                <w:webHidden/>
+              </w:rPr>
               <w:fldChar w:fldCharType="begin"/>
             </w:r>
             <w:r>
-              <w:instrText>PAGEREF _Toc634669455 \h</w:instrText>
-            </w:r>
-            <w:r>
+              <w:rPr>
+                <w:noProof/>
+                <w:webHidden/>
+              </w:rPr>
+              <w:instrText xml:space="preserve"> PAGEREF _Toc235909170 \h </w:instrText>
+            </w:r>
+            <w:r>
+              <w:rPr>
+                <w:noProof/>
+                <w:webHidden/>
+              </w:rPr>
+            </w:r>
+            <w:r>
+              <w:rPr>
+                <w:noProof/>
+                <w:webHidden/>
+              </w:rPr>
               <w:fldChar w:fldCharType="separate"/>
             </w:r>
             <w:r>
               <w:rPr>
+                <w:noProof/>
+                <w:webHidden/>
+              </w:rPr>
+              <w:t>9</w:t>
+            </w:r>
+            <w:r>
+              <w:rPr>
+                <w:noProof/>
+                <w:webHidden/>
+              </w:rPr>
+              <w:fldChar w:fldCharType="end"/>
+            </w:r>
+          </w:hyperlink>
+        </w:p>
+        <w:p>
+          <w:pPr>
+            <w:pStyle w:val="TOC3"/>
+            <w:tabs>
+              <w:tab w:val="left" w:pos="1200"/>
+              <w:tab w:val="right" w:leader="dot" w:pos="9016"/>
+            </w:tabs>
+            <w:rPr>
+              <w:rFonts w:eastAsiaTheme="minorEastAsia"/>
+              <w:noProof/>
+              <w:lang w:eastAsia="en-AU"/>
+            </w:rPr>
+          </w:pPr>
+          <w:hyperlink w:anchor="_Toc235909171" w:history="1">
+            <w:r>
+              <w:rPr>
                 <w:rStyle w:val="Hyperlink"/>
-              </w:rPr>
-              <w:t>3</w:t>
-            </w:r>
-            <w:r>
+                <w:noProof/>
+              </w:rPr>
+              <w:t>5.1.</w:t>
+            </w:r>
+            <w:r>
+              <w:rPr>
+                <w:rFonts w:eastAsiaTheme="minorEastAsia"/>
+                <w:noProof/>
+                <w:lang w:eastAsia="en-AU"/>
+              </w:rPr>
+              <w:tab/>
+            </w:r>
+            <w:r>
+              <w:rPr>
+                <w:rStyle w:val="Hyperlink"/>
+                <w:noProof/>
+              </w:rPr>
+              <w:t>Reading and taking notes</w:t>
+            </w:r>
+            <w:r>
+              <w:rPr>
+                <w:noProof/>
+                <w:webHidden/>
+              </w:rPr>
+              <w:tab/>
+            </w:r>
+            <w:r>
+              <w:rPr>
+                <w:noProof/>
+                <w:webHidden/>
+              </w:rPr>
+              <w:fldChar w:fldCharType="begin"/>
+            </w:r>
+            <w:r>
+              <w:rPr>
+                <w:noProof/>
+                <w:webHidden/>
+              </w:rPr>
+              <w:instrText xml:space="preserve"> PAGEREF _Toc235909171 \h </w:instrText>
+            </w:r>
+            <w:r>
+              <w:rPr>
+                <w:noProof/>
+                <w:webHidden/>
+              </w:rPr>
+            </w:r>
+            <w:r>
+              <w:rPr>
+                <w:noProof/>
+                <w:webHidden/>
+              </w:rPr>
+              <w:fldChar w:fldCharType="separate"/>
+            </w:r>
+            <w:r>
+              <w:rPr>
+                <w:noProof/>
+                <w:webHidden/>
+              </w:rPr>
+              <w:t>9</w:t>
+            </w:r>
+            <w:r>
+              <w:rPr>
+                <w:noProof/>
+                <w:webHidden/>
+              </w:rPr>
+              <w:fldChar w:fldCharType="end"/>
+            </w:r>
+          </w:hyperlink>
+        </w:p>
+        <w:p>
+          <w:pPr>
+            <w:pStyle w:val="TOC3"/>
+            <w:tabs>
+              <w:tab w:val="left" w:pos="1200"/>
+              <w:tab w:val="right" w:leader="dot" w:pos="9016"/>
+            </w:tabs>
+            <w:rPr>
+              <w:rFonts w:eastAsiaTheme="minorEastAsia"/>
+              <w:noProof/>
+              <w:lang w:eastAsia="en-AU"/>
+            </w:rPr>
+          </w:pPr>
+          <w:hyperlink w:anchor="_Toc235909172" w:history="1">
+            <w:r>
+              <w:rPr>
+                <w:rStyle w:val="Hyperlink"/>
+                <w:noProof/>
+              </w:rPr>
+              <w:t>5.2.</w:t>
+            </w:r>
+            <w:r>
+              <w:rPr>
+                <w:rFonts w:eastAsiaTheme="minorEastAsia"/>
+                <w:noProof/>
+                <w:lang w:eastAsia="en-AU"/>
+              </w:rPr>
+              <w:tab/>
+            </w:r>
+            <w:r>
+              <w:rPr>
+                <w:rStyle w:val="Hyperlink"/>
+                <w:noProof/>
+              </w:rPr>
+              <w:t>Storing and organising literature</w:t>
+            </w:r>
+            <w:r>
+              <w:rPr>
+                <w:noProof/>
+                <w:webHidden/>
+              </w:rPr>
+              <w:tab/>
+            </w:r>
+            <w:r>
+              <w:rPr>
+                <w:noProof/>
+                <w:webHidden/>
+              </w:rPr>
+              <w:fldChar w:fldCharType="begin"/>
+            </w:r>
+            <w:r>
+              <w:rPr>
+                <w:noProof/>
+                <w:webHidden/>
+              </w:rPr>
+              <w:instrText xml:space="preserve"> PAGEREF _Toc235909172 \h </w:instrText>
+            </w:r>
+            <w:r>
+              <w:rPr>
+                <w:noProof/>
+                <w:webHidden/>
+              </w:rPr>
+            </w:r>
+            <w:r>
+              <w:rPr>
+                <w:noProof/>
+                <w:webHidden/>
+              </w:rPr>
+              <w:fldChar w:fldCharType="separate"/>
+            </w:r>
+            <w:r>
+              <w:rPr>
+                <w:noProof/>
+                <w:webHidden/>
+              </w:rPr>
+              <w:t>9</w:t>
+            </w:r>
+            <w:r>
+              <w:rPr>
+                <w:noProof/>
+                <w:webHidden/>
+              </w:rPr>
+              <w:fldChar w:fldCharType="end"/>
+            </w:r>
+          </w:hyperlink>
+        </w:p>
+        <w:p>
+          <w:pPr>
+            <w:pStyle w:val="TOC3"/>
+            <w:tabs>
+              <w:tab w:val="left" w:pos="1200"/>
+              <w:tab w:val="right" w:leader="dot" w:pos="9016"/>
+            </w:tabs>
+            <w:rPr>
+              <w:rFonts w:eastAsiaTheme="minorEastAsia"/>
+              <w:noProof/>
+              <w:lang w:eastAsia="en-AU"/>
+            </w:rPr>
+          </w:pPr>
+          <w:hyperlink w:anchor="_Toc235909173" w:history="1">
+            <w:r>
+              <w:rPr>
+                <w:rStyle w:val="Hyperlink"/>
+                <w:noProof/>
+              </w:rPr>
+              <w:t>5.3.</w:t>
+            </w:r>
+            <w:r>
+              <w:rPr>
+                <w:rFonts w:eastAsiaTheme="minorEastAsia"/>
+                <w:noProof/>
+                <w:lang w:eastAsia="en-AU"/>
+              </w:rPr>
+              <w:tab/>
+            </w:r>
+            <w:r>
+              <w:rPr>
+                <w:rStyle w:val="Hyperlink"/>
+                <w:noProof/>
+              </w:rPr>
+              <w:t>Managing references</w:t>
+            </w:r>
+            <w:r>
+              <w:rPr>
+                <w:noProof/>
+                <w:webHidden/>
+              </w:rPr>
+              <w:tab/>
+            </w:r>
+            <w:r>
+              <w:rPr>
+                <w:noProof/>
+                <w:webHidden/>
+              </w:rPr>
+              <w:fldChar w:fldCharType="begin"/>
+            </w:r>
+            <w:r>
+              <w:rPr>
+                <w:noProof/>
+                <w:webHidden/>
+              </w:rPr>
+              <w:instrText xml:space="preserve"> PAGEREF _Toc235909173 \h </w:instrText>
+            </w:r>
+            <w:r>
+              <w:rPr>
+                <w:noProof/>
+                <w:webHidden/>
+              </w:rPr>
+            </w:r>
+            <w:r>
+              <w:rPr>
+                <w:noProof/>
+                <w:webHidden/>
+              </w:rPr>
+              <w:fldChar w:fldCharType="separate"/>
+            </w:r>
+            <w:r>
+              <w:rPr>
+                <w:noProof/>
+                <w:webHidden/>
+              </w:rPr>
+              <w:t>9</w:t>
+            </w:r>
+            <w:r>
+              <w:rPr>
+                <w:noProof/>
+                <w:webHidden/>
+              </w:rPr>
+              <w:fldChar w:fldCharType="end"/>
+            </w:r>
+          </w:hyperlink>
+        </w:p>
+        <w:p>
+          <w:pPr>
+            <w:pStyle w:val="TOC3"/>
+            <w:tabs>
+              <w:tab w:val="left" w:pos="1200"/>
+              <w:tab w:val="right" w:leader="dot" w:pos="9016"/>
+            </w:tabs>
+            <w:rPr>
+              <w:rFonts w:eastAsiaTheme="minorEastAsia"/>
+              <w:noProof/>
+              <w:lang w:eastAsia="en-AU"/>
+            </w:rPr>
+          </w:pPr>
+          <w:hyperlink w:anchor="_Toc235909174" w:history="1">
+            <w:r>
+              <w:rPr>
+                <w:rStyle w:val="Hyperlink"/>
+                <w:noProof/>
+              </w:rPr>
+              <w:t>5.4.</w:t>
+            </w:r>
+            <w:r>
+              <w:rPr>
+                <w:rFonts w:eastAsiaTheme="minorEastAsia"/>
+                <w:noProof/>
+                <w:lang w:eastAsia="en-AU"/>
+              </w:rPr>
+              <w:tab/>
+            </w:r>
+            <w:r>
+              <w:rPr>
+                <w:rStyle w:val="Hyperlink"/>
+                <w:noProof/>
+              </w:rPr>
+              <w:t>Documenting your searching</w:t>
+            </w:r>
+            <w:r>
+              <w:rPr>
+                <w:noProof/>
+                <w:webHidden/>
+              </w:rPr>
+              <w:tab/>
+            </w:r>
+            <w:r>
+              <w:rPr>
+                <w:noProof/>
+                <w:webHidden/>
+              </w:rPr>
+              <w:fldChar w:fldCharType="begin"/>
+            </w:r>
+            <w:r>
+              <w:rPr>
+                <w:noProof/>
+                <w:webHidden/>
+              </w:rPr>
+              <w:instrText xml:space="preserve"> PAGEREF _Toc235909174 \h </w:instrText>
+            </w:r>
+            <w:r>
+              <w:rPr>
+                <w:noProof/>
+                <w:webHidden/>
+              </w:rPr>
+            </w:r>
+            <w:r>
+              <w:rPr>
+                <w:noProof/>
+                <w:webHidden/>
+              </w:rPr>
+              <w:fldChar w:fldCharType="separate"/>
+            </w:r>
+            <w:r>
+              <w:rPr>
+                <w:noProof/>
+                <w:webHidden/>
+              </w:rPr>
+              <w:t>9</w:t>
+            </w:r>
+            <w:r>
+              <w:rPr>
+                <w:noProof/>
+                <w:webHidden/>
+              </w:rPr>
               <w:fldChar w:fldCharType="end"/>
             </w:r>
           </w:hyperlink>
@@ -431,57 +1326,7 @@
             <w:pStyle w:val="TOC2"/>
             <w:tabs>
               <w:tab w:val="left" w:pos="720"/>
-              <w:tab w:val="right" w:leader="dot" w:pos="9015"/>
-            </w:tabs>
-            <w:rPr>
-              <w:noProof/>
-            </w:rPr>
-          </w:pPr>
-          <w:hyperlink w:anchor="_Toc2132437029">
-            <w:r>
-              <w:rPr>
-                <w:rStyle w:val="Hyperlink"/>
-              </w:rPr>
-              <w:t>4.</w:t>
-            </w:r>
-            <w:r>
-              <w:tab/>
-            </w:r>
-            <w:r>
-              <w:rPr>
-                <w:rStyle w:val="Hyperlink"/>
-              </w:rPr>
-              <w:t>Search strategy</w:t>
-            </w:r>
-            <w:r>
-              <w:tab/>
-            </w:r>
-            <w:r>
-              <w:fldChar w:fldCharType="begin"/>
-            </w:r>
-            <w:r>
-              <w:instrText>PAGEREF _Toc2132437029 \h</w:instrText>
-            </w:r>
-            <w:r>
-              <w:fldChar w:fldCharType="separate"/>
-            </w:r>
-            <w:r>
-              <w:rPr>
-                <w:rStyle w:val="Hyperlink"/>
-              </w:rPr>
-              <w:t>3</w:t>
-            </w:r>
-            <w:r>
-              <w:fldChar w:fldCharType="end"/>
-            </w:r>
-          </w:hyperlink>
-        </w:p>
-        <w:p>
-          <w:pPr>
-            <w:pStyle w:val="TOC3"/>
-            <w:tabs>
-              <w:tab w:val="left" w:pos="960"/>
-              <w:tab w:val="right" w:leader="dot" w:pos="9015"/>
+              <w:tab w:val="right" w:leader="dot" w:pos="9016"/>
             </w:tabs>
             <w:rPr>
               <w:rFonts w:eastAsiaTheme="minorEastAsia"/>
@@ -489,41 +1334,75 @@
               <w:lang w:eastAsia="en-AU"/>
             </w:rPr>
           </w:pPr>
-          <w:hyperlink w:anchor="_Toc25460463">
+          <w:hyperlink w:anchor="_Toc235909175" w:history="1">
             <w:r>
               <w:rPr>
                 <w:rStyle w:val="Hyperlink"/>
-              </w:rPr>
-              <w:t>4.1.</w:t>
-            </w:r>
-            <w:r>
+                <w:noProof/>
+              </w:rPr>
+              <w:t>6.</w:t>
+            </w:r>
+            <w:r>
+              <w:rPr>
+                <w:rFonts w:eastAsiaTheme="minorEastAsia"/>
+                <w:noProof/>
+                <w:lang w:eastAsia="en-AU"/>
+              </w:rPr>
               <w:tab/>
             </w:r>
             <w:r>
               <w:rPr>
                 <w:rStyle w:val="Hyperlink"/>
-              </w:rPr>
-              <w:t>Formulate search statement</w:t>
-            </w:r>
-            <w:r>
+                <w:noProof/>
+              </w:rPr>
+              <w:t>Current awareness strategy</w:t>
+            </w:r>
+            <w:r>
+              <w:rPr>
+                <w:noProof/>
+                <w:webHidden/>
+              </w:rPr>
               <w:tab/>
             </w:r>
             <w:r>
+              <w:rPr>
+                <w:noProof/>
+                <w:webHidden/>
+              </w:rPr>
               <w:fldChar w:fldCharType="begin"/>
             </w:r>
             <w:r>
-              <w:instrText>PAGEREF _Toc25460463 \h</w:instrText>
-            </w:r>
-            <w:r>
+              <w:rPr>
+                <w:noProof/>
+                <w:webHidden/>
+              </w:rPr>
+              <w:instrText xml:space="preserve"> PAGEREF _Toc235909175 \h </w:instrText>
+            </w:r>
+            <w:r>
+              <w:rPr>
+                <w:noProof/>
+                <w:webHidden/>
+              </w:rPr>
+            </w:r>
+            <w:r>
+              <w:rPr>
+                <w:noProof/>
+                <w:webHidden/>
+              </w:rPr>
               <w:fldChar w:fldCharType="separate"/>
             </w:r>
             <w:r>
               <w:rPr>
-                <w:rStyle w:val="Hyperlink"/>
-              </w:rPr>
-              <w:t>3</w:t>
-            </w:r>
-            <w:r>
+                <w:noProof/>
+                <w:webHidden/>
+              </w:rPr>
+              <w:t>10</w:t>
+            </w:r>
+            <w:r>
+              <w:rPr>
+                <w:noProof/>
+                <w:webHidden/>
+              </w:rPr>
               <w:fldChar w:fldCharType="end"/>
             </w:r>
           </w:hyperlink>
@@ -532,48 +1411,84 @@
           <w:pPr>
             <w:pStyle w:val="TOC3"/>
             <w:tabs>
-              <w:tab w:val="left" w:pos="960"/>
-              <w:tab w:val="right" w:leader="dot" w:pos="9015"/>
+              <w:tab w:val="left" w:pos="1200"/>
+              <w:tab w:val="right" w:leader="dot" w:pos="9016"/>
             </w:tabs>
             <w:rPr>
+              <w:rFonts w:eastAsiaTheme="minorEastAsia"/>
               <w:noProof/>
+              <w:lang w:eastAsia="en-AU"/>
             </w:rPr>
           </w:pPr>
-          <w:hyperlink w:anchor="_Toc880028663">
+          <w:hyperlink w:anchor="_Toc235909176" w:history="1">
             <w:r>
               <w:rPr>
                 <w:rStyle w:val="Hyperlink"/>
-              </w:rPr>
-              <w:t>4.2.</w:t>
-            </w:r>
-            <w:r>
+                <w:noProof/>
+              </w:rPr>
+              <w:t>6.1.</w:t>
+            </w:r>
+            <w:r>
+              <w:rPr>
+                <w:rFonts w:eastAsiaTheme="minorEastAsia"/>
+                <w:noProof/>
+                <w:lang w:eastAsia="en-AU"/>
+              </w:rPr>
               <w:tab/>
             </w:r>
             <w:r>
               <w:rPr>
                 <w:rStyle w:val="Hyperlink"/>
-              </w:rPr>
-              <w:t>Search strategy development</w:t>
-            </w:r>
-            <w:r>
+                <w:noProof/>
+              </w:rPr>
+              <w:t>Strategy 1: Scopus alarms</w:t>
+            </w:r>
+            <w:r>
+              <w:rPr>
+                <w:noProof/>
+                <w:webHidden/>
+              </w:rPr>
               <w:tab/>
             </w:r>
             <w:r>
+              <w:rPr>
+                <w:noProof/>
+                <w:webHidden/>
+              </w:rPr>
               <w:fldChar w:fldCharType="begin"/>
             </w:r>
             <w:r>
-              <w:instrText>PAGEREF _Toc880028663 \h</w:instrText>
-            </w:r>
-            <w:r>
+              <w:rPr>
+                <w:noProof/>
+                <w:webHidden/>
+              </w:rPr>
+              <w:instrText xml:space="preserve"> PAGEREF _Toc235909176 \h </w:instrText>
+            </w:r>
+            <w:r>
+              <w:rPr>
+                <w:noProof/>
+                <w:webHidden/>
+              </w:rPr>
+            </w:r>
+            <w:r>
+              <w:rPr>
+                <w:noProof/>
+                <w:webHidden/>
+              </w:rPr>
               <w:fldChar w:fldCharType="separate"/>
             </w:r>
             <w:r>
               <w:rPr>
-                <w:rStyle w:val="Hyperlink"/>
-              </w:rPr>
-              <w:t>3</w:t>
-            </w:r>
-            <w:r>
+                <w:noProof/>
+                <w:webHidden/>
+              </w:rPr>
+              <w:t>10</w:t>
+            </w:r>
+            <w:r>
+              <w:rPr>
+                <w:noProof/>
+                <w:webHidden/>
+              </w:rPr>
               <w:fldChar w:fldCharType="end"/>
             </w:r>
           </w:hyperlink>
@@ -582,48 +1497,170 @@
           <w:pPr>
             <w:pStyle w:val="TOC3"/>
             <w:tabs>
-              <w:tab w:val="left" w:pos="960"/>
-              <w:tab w:val="right" w:leader="dot" w:pos="9015"/>
+              <w:tab w:val="left" w:pos="1200"/>
+              <w:tab w:val="right" w:leader="dot" w:pos="9016"/>
             </w:tabs>
             <w:rPr>
+              <w:rFonts w:eastAsiaTheme="minorEastAsia"/>
               <w:noProof/>
+              <w:lang w:eastAsia="en-AU"/>
             </w:rPr>
           </w:pPr>
-          <w:hyperlink w:anchor="_Toc88204301">
+          <w:hyperlink w:anchor="_Toc235909177" w:history="1">
             <w:r>
               <w:rPr>
                 <w:rStyle w:val="Hyperlink"/>
-              </w:rPr>
-              <w:t>4.3.</w:t>
-            </w:r>
-            <w:r>
+                <w:noProof/>
+              </w:rPr>
+              <w:t>6.2.</w:t>
+            </w:r>
+            <w:r>
+              <w:rPr>
+                <w:rFonts w:eastAsiaTheme="minorEastAsia"/>
+                <w:noProof/>
+                <w:lang w:eastAsia="en-AU"/>
+              </w:rPr>
               <w:tab/>
             </w:r>
             <w:r>
               <w:rPr>
                 <w:rStyle w:val="Hyperlink"/>
-              </w:rPr>
-              <w:t>Search results analysis</w:t>
-            </w:r>
-            <w:r>
+                <w:noProof/>
+              </w:rPr>
+              <w:t>Strategy 2: Following lead researchers in LinkedIn.</w:t>
+            </w:r>
+            <w:r>
+              <w:rPr>
+                <w:noProof/>
+                <w:webHidden/>
+              </w:rPr>
               <w:tab/>
             </w:r>
             <w:r>
+              <w:rPr>
+                <w:noProof/>
+                <w:webHidden/>
+              </w:rPr>
               <w:fldChar w:fldCharType="begin"/>
             </w:r>
             <w:r>
-              <w:instrText>PAGEREF _Toc88204301 \h</w:instrText>
-            </w:r>
-            <w:r>
+              <w:rPr>
+                <w:noProof/>
+                <w:webHidden/>
+              </w:rPr>
+              <w:instrText xml:space="preserve"> PAGEREF _Toc235909177 \h </w:instrText>
+            </w:r>
+            <w:r>
+              <w:rPr>
+                <w:noProof/>
+                <w:webHidden/>
+              </w:rPr>
+            </w:r>
+            <w:r>
+              <w:rPr>
+                <w:noProof/>
+                <w:webHidden/>
+              </w:rPr>
               <w:fldChar w:fldCharType="separate"/>
             </w:r>
             <w:r>
               <w:rPr>
+                <w:noProof/>
+                <w:webHidden/>
+              </w:rPr>
+              <w:t>11</w:t>
+            </w:r>
+            <w:r>
+              <w:rPr>
+                <w:noProof/>
+                <w:webHidden/>
+              </w:rPr>
+              <w:fldChar w:fldCharType="end"/>
+            </w:r>
+          </w:hyperlink>
+        </w:p>
+        <w:p>
+          <w:pPr>
+            <w:pStyle w:val="TOC3"/>
+            <w:tabs>
+              <w:tab w:val="left" w:pos="1200"/>
+              <w:tab w:val="right" w:leader="dot" w:pos="9016"/>
+            </w:tabs>
+            <w:rPr>
+              <w:rFonts w:eastAsiaTheme="minorEastAsia"/>
+              <w:noProof/>
+              <w:lang w:eastAsia="en-AU"/>
+            </w:rPr>
+          </w:pPr>
+          <w:hyperlink w:anchor="_Toc235909178" w:history="1">
+            <w:r>
+              <w:rPr>
                 <w:rStyle w:val="Hyperlink"/>
-              </w:rPr>
-              <w:t>3</w:t>
-            </w:r>
-            <w:r>
+                <w:noProof/>
+              </w:rPr>
+              <w:t>6.3.</w:t>
+            </w:r>
+            <w:r>
+              <w:rPr>
+                <w:rFonts w:eastAsiaTheme="minorEastAsia"/>
+                <w:noProof/>
+                <w:lang w:eastAsia="en-AU"/>
+              </w:rPr>
+              <w:tab/>
+            </w:r>
+            <w:r>
+              <w:rPr>
+                <w:rStyle w:val="Hyperlink"/>
+                <w:noProof/>
+              </w:rPr>
+              <w:t>Strategy 3: Conference attendance and subscription</w:t>
+            </w:r>
+            <w:r>
+              <w:rPr>
+                <w:noProof/>
+                <w:webHidden/>
+              </w:rPr>
+              <w:tab/>
+            </w:r>
+            <w:r>
+              <w:rPr>
+                <w:noProof/>
+                <w:webHidden/>
+              </w:rPr>
+              <w:fldChar w:fldCharType="begin"/>
+            </w:r>
+            <w:r>
+              <w:rPr>
+                <w:noProof/>
+                <w:webHidden/>
+              </w:rPr>
+              <w:instrText xml:space="preserve"> PAGEREF _Toc235909178 \h </w:instrText>
+            </w:r>
+            <w:r>
+              <w:rPr>
+                <w:noProof/>
+                <w:webHidden/>
+              </w:rPr>
+            </w:r>
+            <w:r>
+              <w:rPr>
+                <w:noProof/>
+                <w:webHidden/>
+              </w:rPr>
+              <w:fldChar w:fldCharType="separate"/>
+            </w:r>
+            <w:r>
+              <w:rPr>
+                <w:noProof/>
+                <w:webHidden/>
+              </w:rPr>
+              <w:t>12</w:t>
+            </w:r>
+            <w:r>
+              <w:rPr>
+                <w:noProof/>
+                <w:webHidden/>
+              </w:rPr>
               <w:fldChar w:fldCharType="end"/>
             </w:r>
           </w:hyperlink>
@@ -633,107 +1670,7 @@
             <w:pStyle w:val="TOC2"/>
             <w:tabs>
               <w:tab w:val="left" w:pos="720"/>
-              <w:tab w:val="right" w:leader="dot" w:pos="9015"/>
-            </w:tabs>
-            <w:rPr>
-              <w:noProof/>
-            </w:rPr>
-          </w:pPr>
-          <w:hyperlink w:anchor="_Toc1073419251">
-            <w:r>
-              <w:rPr>
-                <w:rStyle w:val="Hyperlink"/>
-              </w:rPr>
-              <w:t>5.</w:t>
-            </w:r>
-            <w:r>
-              <w:tab/>
-            </w:r>
-            <w:r>
-              <w:rPr>
-                <w:rStyle w:val="Hyperlink"/>
-              </w:rPr>
-              <w:t>Information management strategy</w:t>
-            </w:r>
-            <w:r>
-              <w:tab/>
-            </w:r>
-            <w:r>
-              <w:fldChar w:fldCharType="begin"/>
-            </w:r>
-            <w:r>
-              <w:instrText>PAGEREF _Toc1073419251 \h</w:instrText>
-            </w:r>
-            <w:r>
-              <w:fldChar w:fldCharType="separate"/>
-            </w:r>
-            <w:r>
-              <w:rPr>
-                <w:rStyle w:val="Hyperlink"/>
-              </w:rPr>
-              <w:t>3</w:t>
-            </w:r>
-            <w:r>
-              <w:fldChar w:fldCharType="end"/>
-            </w:r>
-          </w:hyperlink>
-        </w:p>
-        <w:p>
-          <w:pPr>
-            <w:pStyle w:val="TOC3"/>
-            <w:tabs>
-              <w:tab w:val="left" w:pos="960"/>
-              <w:tab w:val="right" w:leader="dot" w:pos="9015"/>
-            </w:tabs>
-            <w:rPr>
-              <w:noProof/>
-            </w:rPr>
-          </w:pPr>
-          <w:hyperlink w:anchor="_Toc1189658588">
-            <w:r>
-              <w:rPr>
-                <w:rStyle w:val="Hyperlink"/>
-              </w:rPr>
-              <w:t>5.1.</w:t>
-            </w:r>
-            <w:r>
-              <w:tab/>
-            </w:r>
-            <w:r>
-              <w:rPr>
-                <w:rStyle w:val="Hyperlink"/>
-              </w:rPr>
-              <w:t>Reading and taking notes</w:t>
-            </w:r>
-            <w:r>
-              <w:tab/>
-            </w:r>
-            <w:r>
-              <w:fldChar w:fldCharType="begin"/>
-            </w:r>
-            <w:r>
-              <w:instrText>PAGEREF _Toc1189658588 \h</w:instrText>
-            </w:r>
-            <w:r>
-              <w:fldChar w:fldCharType="separate"/>
-            </w:r>
-            <w:r>
-              <w:rPr>
-                <w:rStyle w:val="Hyperlink"/>
-              </w:rPr>
-              <w:t>3</w:t>
-            </w:r>
-            <w:r>
-              <w:fldChar w:fldCharType="end"/>
-            </w:r>
-          </w:hyperlink>
-        </w:p>
-        <w:p>
-          <w:pPr>
-            <w:pStyle w:val="TOC3"/>
-            <w:tabs>
-              <w:tab w:val="left" w:pos="960"/>
-              <w:tab w:val="right" w:leader="dot" w:pos="9015"/>
+              <w:tab w:val="right" w:leader="dot" w:pos="9016"/>
             </w:tabs>
             <w:rPr>
               <w:rFonts w:eastAsiaTheme="minorEastAsia"/>
@@ -741,41 +1678,75 @@
               <w:lang w:eastAsia="en-AU"/>
             </w:rPr>
           </w:pPr>
-          <w:hyperlink w:anchor="_Toc1656586523">
+          <w:hyperlink w:anchor="_Toc235909179" w:history="1">
             <w:r>
               <w:rPr>
                 <w:rStyle w:val="Hyperlink"/>
-              </w:rPr>
-              <w:t>5.2.</w:t>
-            </w:r>
-            <w:r>
+                <w:noProof/>
+              </w:rPr>
+              <w:t>7.</w:t>
+            </w:r>
+            <w:r>
+              <w:rPr>
+                <w:rFonts w:eastAsiaTheme="minorEastAsia"/>
+                <w:noProof/>
+                <w:lang w:eastAsia="en-AU"/>
+              </w:rPr>
               <w:tab/>
             </w:r>
             <w:r>
               <w:rPr>
                 <w:rStyle w:val="Hyperlink"/>
-              </w:rPr>
-              <w:t>Storing and organising literature</w:t>
-            </w:r>
-            <w:r>
+                <w:noProof/>
+              </w:rPr>
+              <w:t>Sample source analysis</w:t>
+            </w:r>
+            <w:r>
+              <w:rPr>
+                <w:noProof/>
+                <w:webHidden/>
+              </w:rPr>
               <w:tab/>
             </w:r>
             <w:r>
+              <w:rPr>
+                <w:noProof/>
+                <w:webHidden/>
+              </w:rPr>
               <w:fldChar w:fldCharType="begin"/>
             </w:r>
             <w:r>
-              <w:instrText>PAGEREF _Toc1656586523 \h</w:instrText>
-            </w:r>
-            <w:r>
+              <w:rPr>
+                <w:noProof/>
+                <w:webHidden/>
+              </w:rPr>
+              <w:instrText xml:space="preserve"> PAGEREF _Toc235909179 \h </w:instrText>
+            </w:r>
+            <w:r>
+              <w:rPr>
+                <w:noProof/>
+                <w:webHidden/>
+              </w:rPr>
+            </w:r>
+            <w:r>
+              <w:rPr>
+                <w:noProof/>
+                <w:webHidden/>
+              </w:rPr>
               <w:fldChar w:fldCharType="separate"/>
             </w:r>
             <w:r>
               <w:rPr>
-                <w:rStyle w:val="Hyperlink"/>
-              </w:rPr>
-              <w:t>3</w:t>
-            </w:r>
-            <w:r>
+                <w:noProof/>
+                <w:webHidden/>
+              </w:rPr>
+              <w:t>12</w:t>
+            </w:r>
+            <w:r>
+              <w:rPr>
+                <w:noProof/>
+                <w:webHidden/>
+              </w:rPr>
               <w:fldChar w:fldCharType="end"/>
             </w:r>
           </w:hyperlink>
@@ -784,8 +1755,8 @@
           <w:pPr>
             <w:pStyle w:val="TOC3"/>
             <w:tabs>
-              <w:tab w:val="left" w:pos="960"/>
-              <w:tab w:val="right" w:leader="dot" w:pos="9015"/>
+              <w:tab w:val="left" w:pos="1200"/>
+              <w:tab w:val="right" w:leader="dot" w:pos="9016"/>
             </w:tabs>
             <w:rPr>
               <w:rFonts w:eastAsiaTheme="minorEastAsia"/>
@@ -793,41 +1764,75 @@
               <w:lang w:eastAsia="en-AU"/>
             </w:rPr>
           </w:pPr>
-          <w:hyperlink w:anchor="_Toc1276434707">
+          <w:hyperlink w:anchor="_Toc235909180" w:history="1">
             <w:r>
               <w:rPr>
                 <w:rStyle w:val="Hyperlink"/>
-              </w:rPr>
-              <w:t>5.3.</w:t>
-            </w:r>
-            <w:r>
+                <w:noProof/>
+              </w:rPr>
+              <w:t>7.1.</w:t>
+            </w:r>
+            <w:r>
+              <w:rPr>
+                <w:rFonts w:eastAsiaTheme="minorEastAsia"/>
+                <w:noProof/>
+                <w:lang w:eastAsia="en-AU"/>
+              </w:rPr>
               <w:tab/>
             </w:r>
             <w:r>
               <w:rPr>
                 <w:rStyle w:val="Hyperlink"/>
-              </w:rPr>
-              <w:t>Managing references</w:t>
-            </w:r>
-            <w:r>
+                <w:noProof/>
+              </w:rPr>
+              <w:t>Source 1</w:t>
+            </w:r>
+            <w:r>
+              <w:rPr>
+                <w:noProof/>
+                <w:webHidden/>
+              </w:rPr>
               <w:tab/>
             </w:r>
             <w:r>
+              <w:rPr>
+                <w:noProof/>
+                <w:webHidden/>
+              </w:rPr>
               <w:fldChar w:fldCharType="begin"/>
             </w:r>
             <w:r>
-              <w:instrText>PAGEREF _Toc1276434707 \h</w:instrText>
-            </w:r>
-            <w:r>
+              <w:rPr>
+                <w:noProof/>
+                <w:webHidden/>
+              </w:rPr>
+              <w:instrText xml:space="preserve"> PAGEREF _Toc235909180 \h </w:instrText>
+            </w:r>
+            <w:r>
+              <w:rPr>
+                <w:noProof/>
+                <w:webHidden/>
+              </w:rPr>
+            </w:r>
+            <w:r>
+              <w:rPr>
+                <w:noProof/>
+                <w:webHidden/>
+              </w:rPr>
               <w:fldChar w:fldCharType="separate"/>
             </w:r>
             <w:r>
               <w:rPr>
-                <w:rStyle w:val="Hyperlink"/>
-              </w:rPr>
-              <w:t>3</w:t>
-            </w:r>
-            <w:r>
+                <w:noProof/>
+                <w:webHidden/>
+              </w:rPr>
+              <w:t>12</w:t>
+            </w:r>
+            <w:r>
+              <w:rPr>
+                <w:noProof/>
+                <w:webHidden/>
+              </w:rPr>
               <w:fldChar w:fldCharType="end"/>
             </w:r>
           </w:hyperlink>
@@ -836,8 +1841,8 @@
           <w:pPr>
             <w:pStyle w:val="TOC3"/>
             <w:tabs>
-              <w:tab w:val="left" w:pos="960"/>
-              <w:tab w:val="right" w:leader="dot" w:pos="9015"/>
+              <w:tab w:val="left" w:pos="1200"/>
+              <w:tab w:val="right" w:leader="dot" w:pos="9016"/>
             </w:tabs>
             <w:rPr>
               <w:rFonts w:eastAsiaTheme="minorEastAsia"/>
@@ -845,51 +1850,85 @@
               <w:lang w:eastAsia="en-AU"/>
             </w:rPr>
           </w:pPr>
-          <w:hyperlink w:anchor="_Toc949104463">
+          <w:hyperlink w:anchor="_Toc235909181" w:history="1">
             <w:r>
               <w:rPr>
                 <w:rStyle w:val="Hyperlink"/>
-              </w:rPr>
-              <w:t>5.4.</w:t>
-            </w:r>
-            <w:r>
+                <w:noProof/>
+              </w:rPr>
+              <w:t>7.2.</w:t>
+            </w:r>
+            <w:r>
+              <w:rPr>
+                <w:rFonts w:eastAsiaTheme="minorEastAsia"/>
+                <w:noProof/>
+                <w:lang w:eastAsia="en-AU"/>
+              </w:rPr>
               <w:tab/>
             </w:r>
             <w:r>
               <w:rPr>
                 <w:rStyle w:val="Hyperlink"/>
-              </w:rPr>
-              <w:t>Documenting your searching</w:t>
-            </w:r>
-            <w:r>
+                <w:noProof/>
+              </w:rPr>
+              <w:t>Source 2</w:t>
+            </w:r>
+            <w:r>
+              <w:rPr>
+                <w:noProof/>
+                <w:webHidden/>
+              </w:rPr>
               <w:tab/>
             </w:r>
             <w:r>
+              <w:rPr>
+                <w:noProof/>
+                <w:webHidden/>
+              </w:rPr>
               <w:fldChar w:fldCharType="begin"/>
             </w:r>
             <w:r>
-              <w:instrText>PAGEREF _Toc949104463 \h</w:instrText>
-            </w:r>
-            <w:r>
+              <w:rPr>
+                <w:noProof/>
+                <w:webHidden/>
+              </w:rPr>
+              <w:instrText xml:space="preserve"> PAGEREF _Toc235909181 \h </w:instrText>
+            </w:r>
+            <w:r>
+              <w:rPr>
+                <w:noProof/>
+                <w:webHidden/>
+              </w:rPr>
+            </w:r>
+            <w:r>
+              <w:rPr>
+                <w:noProof/>
+                <w:webHidden/>
+              </w:rPr>
               <w:fldChar w:fldCharType="separate"/>
             </w:r>
             <w:r>
               <w:rPr>
-                <w:rStyle w:val="Hyperlink"/>
-              </w:rPr>
-              <w:t>3</w:t>
-            </w:r>
-            <w:r>
+                <w:noProof/>
+                <w:webHidden/>
+              </w:rPr>
+              <w:t>13</w:t>
+            </w:r>
+            <w:r>
+              <w:rPr>
+                <w:noProof/>
+                <w:webHidden/>
+              </w:rPr>
               <w:fldChar w:fldCharType="end"/>
             </w:r>
           </w:hyperlink>
         </w:p>
         <w:p>
           <w:pPr>
-            <w:pStyle w:val="TOC2"/>
+            <w:pStyle w:val="TOC3"/>
             <w:tabs>
-              <w:tab w:val="left" w:pos="720"/>
-              <w:tab w:val="right" w:leader="dot" w:pos="9015"/>
+              <w:tab w:val="left" w:pos="1200"/>
+              <w:tab w:val="right" w:leader="dot" w:pos="9016"/>
             </w:tabs>
             <w:rPr>
               <w:rFonts w:eastAsiaTheme="minorEastAsia"/>
@@ -897,444 +1936,75 @@
               <w:lang w:eastAsia="en-AU"/>
             </w:rPr>
           </w:pPr>
-          <w:hyperlink w:anchor="_Toc777977441">
+          <w:hyperlink w:anchor="_Toc235909182" w:history="1">
             <w:r>
               <w:rPr>
                 <w:rStyle w:val="Hyperlink"/>
-              </w:rPr>
-              <w:t>6.</w:t>
-            </w:r>
-            <w:r>
+                <w:noProof/>
+              </w:rPr>
+              <w:t>7.3.</w:t>
+            </w:r>
+            <w:r>
+              <w:rPr>
+                <w:rFonts w:eastAsiaTheme="minorEastAsia"/>
+                <w:noProof/>
+                <w:lang w:eastAsia="en-AU"/>
+              </w:rPr>
               <w:tab/>
             </w:r>
             <w:r>
               <w:rPr>
                 <w:rStyle w:val="Hyperlink"/>
-              </w:rPr>
-              <w:t>Current awareness strategy</w:t>
-            </w:r>
-            <w:r>
+                <w:noProof/>
+              </w:rPr>
+              <w:t>Source 3</w:t>
+            </w:r>
+            <w:r>
+              <w:rPr>
+                <w:noProof/>
+                <w:webHidden/>
+              </w:rPr>
               <w:tab/>
             </w:r>
             <w:r>
+              <w:rPr>
+                <w:noProof/>
+                <w:webHidden/>
+              </w:rPr>
               <w:fldChar w:fldCharType="begin"/>
             </w:r>
             <w:r>
-              <w:instrText>PAGEREF _Toc777977441 \h</w:instrText>
-            </w:r>
-            <w:r>
+              <w:rPr>
+                <w:noProof/>
+                <w:webHidden/>
+              </w:rPr>
+              <w:instrText xml:space="preserve"> PAGEREF _Toc235909182 \h </w:instrText>
+            </w:r>
+            <w:r>
+              <w:rPr>
+                <w:noProof/>
+                <w:webHidden/>
+              </w:rPr>
+            </w:r>
+            <w:r>
+              <w:rPr>
+                <w:noProof/>
+                <w:webHidden/>
+              </w:rPr>
               <w:fldChar w:fldCharType="separate"/>
             </w:r>
             <w:r>
               <w:rPr>
-                <w:rStyle w:val="Hyperlink"/>
-              </w:rPr>
-              <w:t>3</w:t>
-            </w:r>
-            <w:r>
-              <w:fldChar w:fldCharType="end"/>
-            </w:r>
-          </w:hyperlink>
-        </w:p>
-        <w:p>
-          <w:pPr>
-            <w:pStyle w:val="TOC3"/>
-            <w:tabs>
-              <w:tab w:val="left" w:pos="960"/>
-              <w:tab w:val="right" w:leader="dot" w:pos="9015"/>
-            </w:tabs>
-          </w:pPr>
-          <w:hyperlink w:anchor="_Toc474746882">
-            <w:r>
-              <w:rPr>
-                <w:rStyle w:val="Hyperlink"/>
-              </w:rPr>
-              <w:t>6.1.</w:t>
-            </w:r>
-            <w:r>
-              <w:tab/>
-            </w:r>
-            <w:r>
-              <w:rPr>
-                <w:rStyle w:val="Hyperlink"/>
-              </w:rPr>
-              <w:t>Strategy 1:</w:t>
-            </w:r>
-            <w:r>
-              <w:tab/>
-            </w:r>
-            <w:r>
-              <w:fldChar w:fldCharType="begin"/>
-            </w:r>
-            <w:r>
-              <w:instrText>PAGEREF _Toc474746882 \h</w:instrText>
-            </w:r>
-            <w:r>
-              <w:fldChar w:fldCharType="separate"/>
-            </w:r>
-            <w:r>
-              <w:rPr>
-                <w:rStyle w:val="Hyperlink"/>
-              </w:rPr>
-              <w:t>3</w:t>
-            </w:r>
-            <w:r>
-              <w:fldChar w:fldCharType="end"/>
-            </w:r>
-          </w:hyperlink>
-        </w:p>
-        <w:p>
-          <w:pPr>
-            <w:pStyle w:val="TOC3"/>
-            <w:tabs>
-              <w:tab w:val="left" w:pos="960"/>
-              <w:tab w:val="right" w:leader="dot" w:pos="9015"/>
-            </w:tabs>
-          </w:pPr>
-          <w:hyperlink w:anchor="_Toc402577863">
-            <w:r>
-              <w:rPr>
-                <w:rStyle w:val="Hyperlink"/>
-              </w:rPr>
-              <w:t>6.2.</w:t>
-            </w:r>
-            <w:r>
-              <w:tab/>
-            </w:r>
-            <w:r>
-              <w:rPr>
-                <w:rStyle w:val="Hyperlink"/>
-              </w:rPr>
-              <w:t>Strategy 2:</w:t>
-            </w:r>
-            <w:r>
-              <w:tab/>
-            </w:r>
-            <w:r>
-              <w:fldChar w:fldCharType="begin"/>
-            </w:r>
-            <w:r>
-              <w:instrText>PAGEREF _Toc402577863 \h</w:instrText>
-            </w:r>
-            <w:r>
-              <w:fldChar w:fldCharType="separate"/>
-            </w:r>
-            <w:r>
-              <w:rPr>
-                <w:rStyle w:val="Hyperlink"/>
-              </w:rPr>
-              <w:t>3</w:t>
-            </w:r>
-            <w:r>
-              <w:fldChar w:fldCharType="end"/>
-            </w:r>
-          </w:hyperlink>
-        </w:p>
-        <w:p>
-          <w:pPr>
-            <w:pStyle w:val="TOC3"/>
-            <w:tabs>
-              <w:tab w:val="left" w:pos="960"/>
-              <w:tab w:val="right" w:leader="dot" w:pos="9015"/>
-            </w:tabs>
-          </w:pPr>
-          <w:hyperlink w:anchor="_Toc1861838140">
-            <w:r>
-              <w:rPr>
-                <w:rStyle w:val="Hyperlink"/>
-              </w:rPr>
-              <w:t>6.3.</w:t>
-            </w:r>
-            <w:r>
-              <w:tab/>
-            </w:r>
-            <w:r>
-              <w:rPr>
-                <w:rStyle w:val="Hyperlink"/>
-              </w:rPr>
-              <w:t>Strategy 3:</w:t>
-            </w:r>
-            <w:r>
-              <w:tab/>
-            </w:r>
-            <w:r>
-              <w:fldChar w:fldCharType="begin"/>
-            </w:r>
-            <w:r>
-              <w:instrText>PAGEREF _Toc1861838140 \h</w:instrText>
-            </w:r>
-            <w:r>
-              <w:fldChar w:fldCharType="separate"/>
-            </w:r>
-            <w:r>
-              <w:rPr>
-                <w:rStyle w:val="Hyperlink"/>
-              </w:rPr>
-              <w:t>3</w:t>
-            </w:r>
-            <w:r>
-              <w:fldChar w:fldCharType="end"/>
-            </w:r>
-          </w:hyperlink>
-        </w:p>
-        <w:p>
-          <w:pPr>
-            <w:pStyle w:val="TOC2"/>
-            <w:tabs>
-              <w:tab w:val="left" w:pos="720"/>
-              <w:tab w:val="right" w:leader="dot" w:pos="9015"/>
-            </w:tabs>
-          </w:pPr>
-          <w:hyperlink w:anchor="_Toc1197618777">
-            <w:r>
-              <w:rPr>
-                <w:rStyle w:val="Hyperlink"/>
-              </w:rPr>
-              <w:t>7.</w:t>
-            </w:r>
-            <w:r>
-              <w:tab/>
-            </w:r>
-            <w:r>
-              <w:rPr>
-                <w:rStyle w:val="Hyperlink"/>
-              </w:rPr>
-              <w:t>Sample source analysis</w:t>
-            </w:r>
-            <w:r>
-              <w:tab/>
-            </w:r>
-            <w:r>
-              <w:fldChar w:fldCharType="begin"/>
-            </w:r>
-            <w:r>
-              <w:instrText>PAGEREF _Toc1197618777 \h</w:instrText>
-            </w:r>
-            <w:r>
-              <w:fldChar w:fldCharType="separate"/>
-            </w:r>
-            <w:r>
-              <w:rPr>
-                <w:rStyle w:val="Hyperlink"/>
-              </w:rPr>
-              <w:t>3</w:t>
-            </w:r>
-            <w:r>
-              <w:fldChar w:fldCharType="end"/>
-            </w:r>
-          </w:hyperlink>
-        </w:p>
-        <w:p>
-          <w:pPr>
-            <w:pStyle w:val="TOC3"/>
-            <w:tabs>
-              <w:tab w:val="left" w:pos="960"/>
-              <w:tab w:val="right" w:leader="dot" w:pos="9015"/>
-            </w:tabs>
-          </w:pPr>
-          <w:hyperlink w:anchor="_Toc1720753644">
-            <w:r>
-              <w:rPr>
-                <w:rStyle w:val="Hyperlink"/>
-              </w:rPr>
-              <w:t>7.1.</w:t>
-            </w:r>
-            <w:r>
-              <w:tab/>
-            </w:r>
-            <w:r>
-              <w:rPr>
-                <w:rStyle w:val="Hyperlink"/>
-              </w:rPr>
-              <w:t>Source 1</w:t>
-            </w:r>
-            <w:r>
-              <w:tab/>
-            </w:r>
-            <w:r>
-              <w:fldChar w:fldCharType="begin"/>
-            </w:r>
-            <w:r>
-              <w:instrText>PAGEREF _Toc1720753644 \h</w:instrText>
-            </w:r>
-            <w:r>
-              <w:fldChar w:fldCharType="separate"/>
-            </w:r>
-            <w:r>
-              <w:rPr>
-                <w:rStyle w:val="Hyperlink"/>
-              </w:rPr>
-              <w:t>3</w:t>
-            </w:r>
-            <w:r>
-              <w:fldChar w:fldCharType="end"/>
-            </w:r>
-          </w:hyperlink>
-        </w:p>
-        <w:p>
-          <w:pPr>
-            <w:pStyle w:val="TOC3"/>
-            <w:tabs>
-              <w:tab w:val="left" w:pos="960"/>
-              <w:tab w:val="right" w:leader="dot" w:pos="9015"/>
-            </w:tabs>
-          </w:pPr>
-          <w:hyperlink w:anchor="_Toc1540627231">
-            <w:r>
-              <w:rPr>
-                <w:rStyle w:val="Hyperlink"/>
-              </w:rPr>
-              <w:t>7.2.</w:t>
-            </w:r>
-            <w:r>
-              <w:tab/>
-            </w:r>
-            <w:r>
-              <w:rPr>
-                <w:rStyle w:val="Hyperlink"/>
-              </w:rPr>
-              <w:t>Source 2</w:t>
-            </w:r>
-            <w:r>
-              <w:tab/>
-            </w:r>
-            <w:r>
-              <w:fldChar w:fldCharType="begin"/>
-            </w:r>
-            <w:r>
-              <w:instrText>PAGEREF _Toc1540627231 \h</w:instrText>
-            </w:r>
-            <w:r>
-              <w:fldChar w:fldCharType="separate"/>
-            </w:r>
-            <w:r>
-              <w:rPr>
-                <w:rStyle w:val="Hyperlink"/>
-              </w:rPr>
-              <w:t>3</w:t>
-            </w:r>
-            <w:r>
-              <w:fldChar w:fldCharType="end"/>
-            </w:r>
-          </w:hyperlink>
-        </w:p>
-        <w:p>
-          <w:pPr>
-            <w:pStyle w:val="TOC3"/>
-            <w:tabs>
-              <w:tab w:val="left" w:pos="960"/>
-              <w:tab w:val="right" w:leader="dot" w:pos="9015"/>
-            </w:tabs>
-          </w:pPr>
-          <w:hyperlink w:anchor="_Toc773455248">
-            <w:r>
-              <w:rPr>
-                <w:rStyle w:val="Hyperlink"/>
-              </w:rPr>
-              <w:t>7.3.</w:t>
-            </w:r>
-            <w:r>
-              <w:tab/>
-            </w:r>
-            <w:r>
-              <w:rPr>
-                <w:rStyle w:val="Hyperlink"/>
-              </w:rPr>
-              <w:t>Source 3</w:t>
-            </w:r>
-            <w:r>
-              <w:tab/>
-            </w:r>
-            <w:r>
-              <w:fldChar w:fldCharType="begin"/>
-            </w:r>
-            <w:r>
-              <w:instrText>PAGEREF _Toc773455248 \h</w:instrText>
-            </w:r>
-            <w:r>
-              <w:fldChar w:fldCharType="separate"/>
-            </w:r>
-            <w:r>
-              <w:rPr>
-                <w:rStyle w:val="Hyperlink"/>
-              </w:rPr>
-              <w:t>3</w:t>
-            </w:r>
-            <w:r>
-              <w:fldChar w:fldCharType="end"/>
-            </w:r>
-          </w:hyperlink>
-        </w:p>
-        <w:p>
-          <w:pPr>
-            <w:pStyle w:val="TOC2"/>
-            <w:tabs>
-              <w:tab w:val="right" w:leader="dot" w:pos="9015"/>
-            </w:tabs>
-          </w:pPr>
-          <w:hyperlink w:anchor="_Toc159275700">
-            <w:r>
-              <w:rPr>
-                <w:rStyle w:val="Hyperlink"/>
-              </w:rPr>
-              <w:t>Reference list (if needed)</w:t>
-            </w:r>
-            <w:r>
-              <w:tab/>
-            </w:r>
-            <w:r>
-              <w:fldChar w:fldCharType="begin"/>
-            </w:r>
-            <w:r>
-              <w:instrText>PAGEREF _Toc159275700 \h</w:instrText>
-            </w:r>
-            <w:r>
-              <w:fldChar w:fldCharType="separate"/>
-            </w:r>
-            <w:r>
-              <w:rPr>
-                <w:rStyle w:val="Hyperlink"/>
-              </w:rPr>
-              <w:t>3</w:t>
-            </w:r>
-            <w:r>
-              <w:fldChar w:fldCharType="end"/>
-            </w:r>
-          </w:hyperlink>
-        </w:p>
-        <w:p>
-          <w:pPr>
-            <w:pStyle w:val="TOC2"/>
-            <w:tabs>
-              <w:tab w:val="right" w:leader="dot" w:pos="9015"/>
-            </w:tabs>
-          </w:pPr>
-          <w:hyperlink w:anchor="_Toc1961404446">
-            <w:r>
-              <w:rPr>
-                <w:rStyle w:val="Hyperlink"/>
-              </w:rPr>
-              <w:t>Appendices (if needed)</w:t>
-            </w:r>
-            <w:r>
-              <w:tab/>
-            </w:r>
-            <w:r>
-              <w:fldChar w:fldCharType="begin"/>
-            </w:r>
-            <w:r>
-              <w:instrText>PAGEREF _Toc1961404446 \h</w:instrText>
-            </w:r>
-            <w:r>
-              <w:fldChar w:fldCharType="separate"/>
-            </w:r>
-            <w:r>
-              <w:rPr>
-                <w:rStyle w:val="Hyperlink"/>
-              </w:rPr>
-              <w:t>4</w:t>
-            </w:r>
-            <w:r>
+                <w:noProof/>
+                <w:webHidden/>
+              </w:rPr>
+              <w:t>13</w:t>
+            </w:r>
+            <w:r>
+              <w:rPr>
+                <w:noProof/>
+                <w:webHidden/>
+              </w:rPr>
               <w:fldChar w:fldCharType="end"/>
             </w:r>
           </w:hyperlink>
@@ -1359,7 +2029,7 @@
           <w:numId w:val="5"/>
         </w:numPr>
       </w:pPr>
-      <w:bookmarkStart w:id="0" w:name="_Toc2011181414"/>
+      <w:bookmarkStart w:id="0" w:name="_Toc235909161"/>
       <w:r>
         <w:lastRenderedPageBreak/>
         <w:t>Introduction</w:t>
@@ -1367,140 +2037,52 @@
       <w:bookmarkEnd w:id="0"/>
     </w:p>
     <w:p>
-      <w:pPr>
-        <w:pStyle w:val="Heading2"/>
-        <w:ind w:left="360"/>
-        <w:jc w:val="both"/>
-        <w:rPr>
-          <w:rFonts w:asciiTheme="minorHAnsi" w:eastAsiaTheme="minorHAnsi" w:hAnsiTheme="minorHAnsi" w:cstheme="minorBidi"/>
-          <w:color w:val="auto"/>
-          <w:sz w:val="24"/>
-          <w:szCs w:val="24"/>
-        </w:rPr>
-      </w:pPr>
-      <w:bookmarkStart w:id="1" w:name="_Toc1569493088"/>
-      <w:r>
-        <w:rPr>
-          <w:rFonts w:asciiTheme="minorHAnsi" w:eastAsiaTheme="minorHAnsi" w:hAnsiTheme="minorHAnsi" w:cstheme="minorBidi"/>
-          <w:color w:val="auto"/>
-          <w:sz w:val="24"/>
-          <w:szCs w:val="24"/>
-        </w:rPr>
+      <w:r>
         <w:t xml:space="preserve">This document </w:t>
       </w:r>
       <w:r>
-        <w:rPr>
-          <w:rFonts w:asciiTheme="minorHAnsi" w:eastAsiaTheme="minorHAnsi" w:hAnsiTheme="minorHAnsi" w:cstheme="minorBidi"/>
-          <w:color w:val="auto"/>
-          <w:sz w:val="24"/>
-          <w:szCs w:val="24"/>
-        </w:rPr>
         <w:t>presents</w:t>
       </w:r>
       <w:r>
-        <w:rPr>
-          <w:rFonts w:asciiTheme="minorHAnsi" w:eastAsiaTheme="minorHAnsi" w:hAnsiTheme="minorHAnsi" w:cstheme="minorBidi"/>
-          <w:color w:val="auto"/>
-          <w:sz w:val="24"/>
-          <w:szCs w:val="24"/>
-        </w:rPr>
-        <w:t xml:space="preserve"> a detailed Research Information Strategy Report</w:t>
-      </w:r>
-      <w:r>
-        <w:rPr>
-          <w:rFonts w:asciiTheme="minorHAnsi" w:eastAsiaTheme="minorHAnsi" w:hAnsiTheme="minorHAnsi" w:cstheme="minorBidi"/>
-          <w:color w:val="auto"/>
-          <w:sz w:val="24"/>
-          <w:szCs w:val="24"/>
-        </w:rPr>
-        <w:t xml:space="preserve"> subdivided into sections. It starts with the research question</w:t>
-      </w:r>
-      <w:r>
-        <w:rPr>
-          <w:rFonts w:asciiTheme="minorHAnsi" w:eastAsiaTheme="minorHAnsi" w:hAnsiTheme="minorHAnsi" w:cstheme="minorBidi"/>
-          <w:color w:val="auto"/>
-          <w:sz w:val="24"/>
-          <w:szCs w:val="24"/>
-        </w:rPr>
+        <w:t xml:space="preserve"> a detailed Research Information Strategy Report subdivided into sections. It starts with the research question</w:t>
+      </w:r>
+      <w:r>
         <w:t>. Then, t</w:t>
       </w:r>
       <w:r>
-        <w:rPr>
-          <w:rFonts w:asciiTheme="minorHAnsi" w:eastAsiaTheme="minorHAnsi" w:hAnsiTheme="minorHAnsi" w:cstheme="minorBidi"/>
-          <w:color w:val="auto"/>
-          <w:sz w:val="24"/>
-          <w:szCs w:val="24"/>
-        </w:rPr>
         <w:t xml:space="preserve">his question is decomposed into concepts and keywords that will help construct the search string. </w:t>
       </w:r>
       <w:r>
-        <w:rPr>
-          <w:rFonts w:asciiTheme="minorHAnsi" w:eastAsiaTheme="minorHAnsi" w:hAnsiTheme="minorHAnsi" w:cstheme="minorBidi"/>
-          <w:color w:val="auto"/>
-          <w:sz w:val="24"/>
-          <w:szCs w:val="24"/>
-        </w:rPr>
         <w:t>I</w:t>
       </w:r>
       <w:r>
-        <w:rPr>
-          <w:rFonts w:asciiTheme="minorHAnsi" w:eastAsiaTheme="minorHAnsi" w:hAnsiTheme="minorHAnsi" w:cstheme="minorBidi"/>
-          <w:color w:val="auto"/>
-          <w:sz w:val="24"/>
-          <w:szCs w:val="24"/>
-        </w:rPr>
-        <w:t>t shows the database selection followed by the research strategy that contains the search statement and its findings. Afterwards, it present</w:t>
-      </w:r>
-      <w:r>
-        <w:rPr>
-          <w:rFonts w:asciiTheme="minorHAnsi" w:eastAsiaTheme="minorHAnsi" w:hAnsiTheme="minorHAnsi" w:cstheme="minorBidi"/>
-          <w:color w:val="auto"/>
-          <w:sz w:val="24"/>
-          <w:szCs w:val="24"/>
-        </w:rPr>
+        <w:t>t shows the database selection followed by the search strategy that contains the search statement and its findings. Afterwards, it present</w:t>
+      </w:r>
+      <w:r>
         <w:t>s</w:t>
       </w:r>
       <w:r>
-        <w:rPr>
-          <w:rFonts w:asciiTheme="minorHAnsi" w:eastAsiaTheme="minorHAnsi" w:hAnsiTheme="minorHAnsi" w:cstheme="minorBidi"/>
-          <w:color w:val="auto"/>
-          <w:sz w:val="24"/>
-          <w:szCs w:val="24"/>
-        </w:rPr>
         <w:t xml:space="preserve"> the information management strategy followed by the current awareness strategy, where the document will show how to keep the researcher updated with the latest developments in the field. Finally, it will move to the analysis of some sources; in this section, three provided sources </w:t>
       </w:r>
       <w:r>
-        <w:rPr>
-          <w:rFonts w:asciiTheme="minorHAnsi" w:eastAsiaTheme="minorHAnsi" w:hAnsiTheme="minorHAnsi" w:cstheme="minorBidi"/>
-          <w:color w:val="auto"/>
-          <w:sz w:val="24"/>
-          <w:szCs w:val="24"/>
-        </w:rPr>
         <w:t>are</w:t>
       </w:r>
       <w:r>
-        <w:rPr>
-          <w:rFonts w:asciiTheme="minorHAnsi" w:eastAsiaTheme="minorHAnsi" w:hAnsiTheme="minorHAnsi" w:cstheme="minorBidi"/>
-          <w:color w:val="auto"/>
-          <w:sz w:val="24"/>
-          <w:szCs w:val="24"/>
-        </w:rPr>
         <w:t xml:space="preserve"> analysed for authenticity</w:t>
       </w:r>
       <w:r>
-        <w:rPr>
-          <w:rFonts w:asciiTheme="minorHAnsi" w:eastAsiaTheme="minorHAnsi" w:hAnsiTheme="minorHAnsi" w:cstheme="minorBidi"/>
-          <w:color w:val="auto"/>
-          <w:sz w:val="24"/>
-          <w:szCs w:val="24"/>
-        </w:rPr>
         <w:t>.</w:t>
       </w:r>
     </w:p>
     <w:p>
       <w:pPr>
         <w:pStyle w:val="Heading3"/>
-      </w:pPr>
+        <w:numPr>
+          <w:ilvl w:val="0"/>
+          <w:numId w:val="5"/>
+        </w:numPr>
+      </w:pPr>
+      <w:bookmarkStart w:id="1" w:name="_Toc235909162"/>
       <w:r>
         <w:t>Research question</w:t>
       </w:r>
@@ -1508,7 +2090,6 @@
       <w:r>
         <w:t xml:space="preserve"> </w:t>
       </w:r>
-      <w:bookmarkStart w:id="2" w:name="_Toc1120900347"/>
     </w:p>
     <w:p>
       <w:pPr>
@@ -1518,6 +2099,7 @@
           <w:numId w:val="5"/>
         </w:numPr>
       </w:pPr>
+      <w:bookmarkStart w:id="2" w:name="_Toc235909163"/>
       <w:r>
         <w:t xml:space="preserve">Research </w:t>
       </w:r>
@@ -1536,10 +2118,12 @@
       </w:r>
     </w:p>
     <w:p>
+      <w:pPr>
+        <w:jc w:val="both"/>
+      </w:pPr>
       <w:r>
         <w:t xml:space="preserve"> </w:t>
       </w:r>
-      <w:bookmarkStart w:id="3" w:name="_Toc953919908"/>
       <w:r>
         <w:t xml:space="preserve">The following research question </w:t>
       </w:r>
@@ -1567,11 +2151,9 @@
       <w:r>
         <w:t xml:space="preserve"> project. </w:t>
       </w:r>
-      <w:proofErr w:type="gramStart"/>
-      <w:r>
-        <w:t>For the purpose of</w:t>
-      </w:r>
-      <w:proofErr w:type="gramEnd"/>
+      <w:r>
+        <w:t>For</w:t>
+      </w:r>
       <w:r>
         <w:t xml:space="preserve"> this document, only the third one </w:t>
       </w:r>
@@ -1598,6 +2180,9 @@
       </w:r>
     </w:p>
     <w:p>
+      <w:pPr>
+        <w:jc w:val="both"/>
+      </w:pPr>
       <w:r>
         <w:t>This project uses natural language processing to analyse diplomatic text that has been submitted to the Antarctic Treaty Consultative Meetings (ATCM) that take place every year. The first and second parts of this project contain two questions that are focused on extracting, out of the diplomatic text, the positions or vectors of different countries throughout the history of the ATCMs</w:t>
       </w:r>
@@ -1668,20 +2253,13 @@
           <w:sz w:val="26"/>
           <w:szCs w:val="28"/>
         </w:rPr>
-        <w:t>oncepts</w:t>
-      </w:r>
-      <w:bookmarkEnd w:id="3"/>
-      <w:r>
-        <w:rPr>
-          <w:rFonts w:eastAsiaTheme="majorEastAsia" w:cstheme="majorBidi"/>
-          <w:color w:val="0F4761" w:themeColor="accent1" w:themeShade="BF"/>
-          <w:sz w:val="26"/>
-          <w:szCs w:val="28"/>
-        </w:rPr>
-        <w:t xml:space="preserve"> </w:t>
-      </w:r>
-    </w:p>
-    <w:p>
+        <w:t xml:space="preserve">oncepts </w:t>
+      </w:r>
+    </w:p>
+    <w:p>
+      <w:pPr>
+        <w:jc w:val="both"/>
+      </w:pPr>
       <w:r>
         <w:t xml:space="preserve">To build a structured search string, the research question is deconstructed into research concepts. These concepts are </w:t>
       </w:r>
@@ -1699,6 +2277,7 @@
           <w:ilvl w:val="0"/>
           <w:numId w:val="14"/>
         </w:numPr>
+        <w:jc w:val="both"/>
       </w:pPr>
       <w:r>
         <w:t>MARL simulation.</w:t>
@@ -1711,6 +2290,7 @@
           <w:ilvl w:val="0"/>
           <w:numId w:val="14"/>
         </w:numPr>
+        <w:jc w:val="both"/>
       </w:pPr>
       <w:r>
         <w:t>Parametric preference vectors.</w:t>
@@ -1723,12 +2303,16 @@
           <w:ilvl w:val="0"/>
           <w:numId w:val="14"/>
         </w:numPr>
+        <w:jc w:val="both"/>
       </w:pPr>
       <w:r>
         <w:t>Consensus output prediction.</w:t>
       </w:r>
     </w:p>
     <w:p>
+      <w:pPr>
+        <w:jc w:val="both"/>
+      </w:pPr>
       <w:r>
         <w:t xml:space="preserve">Three research concepts span three different fields that define the scope of the literature search. The first one is computer science, </w:t>
       </w:r>
@@ -1777,16 +2361,19 @@
           <w:numId w:val="5"/>
         </w:numPr>
       </w:pPr>
-      <w:bookmarkStart w:id="4" w:name="_Toc1504867220"/>
+      <w:bookmarkStart w:id="3" w:name="_Toc235909164"/>
       <w:r>
         <w:t>Keywords, synonyms and related terms</w:t>
       </w:r>
-      <w:bookmarkEnd w:id="4"/>
+      <w:bookmarkEnd w:id="3"/>
       <w:r>
         <w:t xml:space="preserve"> </w:t>
       </w:r>
     </w:p>
     <w:p>
+      <w:pPr>
+        <w:jc w:val="both"/>
+      </w:pPr>
       <w:r>
         <w:t>To</w:t>
       </w:r>
@@ -1812,7 +2399,13 @@
         <w:t xml:space="preserve"> studies </w:t>
       </w:r>
       <w:r>
-        <w:t>to our literature review, the</w:t>
+        <w:t xml:space="preserve">to </w:t>
+      </w:r>
+      <w:r>
+        <w:t>the</w:t>
+      </w:r>
+      <w:r>
+        <w:t xml:space="preserve"> literature review, the</w:t>
       </w:r>
       <w:r>
         <w:t xml:space="preserve"> research concepts are </w:t>
@@ -1839,7 +2432,13 @@
         <w:t xml:space="preserve"> show the related terms or synonyms</w:t>
       </w:r>
       <w:r>
-        <w:t xml:space="preserve"> that will be used for our literature search</w:t>
+        <w:t xml:space="preserve"> that </w:t>
+      </w:r>
+      <w:r>
+        <w:t>are</w:t>
+      </w:r>
+      <w:r>
+        <w:t xml:space="preserve"> used for our literature search</w:t>
       </w:r>
       <w:r>
         <w:t>.</w:t>
@@ -1853,24 +2452,14 @@
       <w:r>
         <w:t xml:space="preserve">Table </w:t>
       </w:r>
-      <w:r>
-        <w:fldChar w:fldCharType="begin"/>
-      </w:r>
-      <w:r>
-        <w:instrText xml:space="preserve"> SEQ Table \* ARABIC </w:instrText>
-      </w:r>
-      <w:r>
-        <w:fldChar w:fldCharType="separate"/>
-      </w:r>
-      <w:r>
-        <w:rPr>
-          <w:noProof/>
-        </w:rPr>
-        <w:t>1</w:t>
-      </w:r>
-      <w:r>
-        <w:fldChar w:fldCharType="end"/>
-      </w:r>
+      <w:fldSimple w:instr=" SEQ Table \* ARABIC ">
+        <w:r>
+          <w:rPr>
+            <w:noProof/>
+          </w:rPr>
+          <w:t>1</w:t>
+        </w:r>
+      </w:fldSimple>
       <w:r>
         <w:t>. Keywords</w:t>
       </w:r>
@@ -2411,16 +3000,7 @@
                 <w:lang w:eastAsia="en-AU"/>
                 <w14:ligatures w14:val="none"/>
               </w:rPr>
-              <w:t xml:space="preserve">; </w:t>
-            </w:r>
-            <w:r>
-              <w:rPr>
-                <w:rFonts w:ascii="Times New Roman" w:eastAsia="Times New Roman" w:hAnsi="Times New Roman" w:cs="Times New Roman"/>
-                <w:kern w:val="0"/>
-                <w:lang w:eastAsia="en-AU"/>
-                <w14:ligatures w14:val="none"/>
-              </w:rPr>
-              <w:t>Unanimity</w:t>
+              <w:t>; Unanimity</w:t>
             </w:r>
           </w:p>
         </w:tc>
@@ -2435,94 +3015,38 @@
           <w:numId w:val="5"/>
         </w:numPr>
       </w:pPr>
-      <w:bookmarkStart w:id="5" w:name="_Toc634669455"/>
+      <w:bookmarkStart w:id="4" w:name="_Toc235909165"/>
       <w:r>
         <w:t>Database</w:t>
       </w:r>
-      <w:bookmarkEnd w:id="5"/>
+      <w:bookmarkEnd w:id="4"/>
       <w:r>
         <w:t xml:space="preserve"> </w:t>
       </w:r>
     </w:p>
     <w:p>
-      <w:r>
-        <w:t xml:space="preserve">Considering that the research concepts span </w:t>
-      </w:r>
-      <w:r>
-        <w:t>four</w:t>
-      </w:r>
-      <w:r>
-        <w:t xml:space="preserve"> different fields</w:t>
-      </w:r>
-      <w:r>
-        <w:t>:</w:t>
-      </w:r>
-      <w:r>
-        <w:t xml:space="preserve"> computer science for </w:t>
-      </w:r>
-      <w:r>
-        <w:t>agent</w:t>
-      </w:r>
-      <w:r>
-        <w:t xml:space="preserve"> simulation</w:t>
-      </w:r>
-      <w:r>
-        <w:t>s</w:t>
-      </w:r>
-      <w:r>
-        <w:t xml:space="preserve">, </w:t>
-      </w:r>
-      <w:r>
-        <w:t>applied</w:t>
-      </w:r>
-      <w:r>
-        <w:t xml:space="preserve"> mathematics and linear algebra for parametrized vectors</w:t>
-      </w:r>
-      <w:r>
-        <w:t xml:space="preserve">, </w:t>
-      </w:r>
-      <w:r>
-        <w:t xml:space="preserve">game </w:t>
-      </w:r>
-      <w:r>
-        <w:t>theory</w:t>
-      </w:r>
-      <w:r>
-        <w:t xml:space="preserve"> and international relations</w:t>
-      </w:r>
-      <w:r>
-        <w:t xml:space="preserve"> literature</w:t>
-      </w:r>
-      <w:r>
-        <w:t xml:space="preserve"> for consensus dynamics</w:t>
-      </w:r>
-      <w:r>
-        <w:t xml:space="preserve">. </w:t>
-      </w:r>
-      <w:r>
-        <w:t>The selected database n</w:t>
-      </w:r>
-      <w:r>
-        <w:t xml:space="preserve">eeds to </w:t>
-      </w:r>
-      <w:r>
-        <w:t xml:space="preserve">have access to </w:t>
-      </w:r>
-      <w:r>
-        <w:t>all these field to avoid missing relevant information.</w:t>
-      </w:r>
-    </w:p>
-    <w:p>
-      <w:r>
-        <w:t xml:space="preserve">It is also important that this database captures most of the papers that are presented in different conferences, since a big part of computer science papers are presented in this type of events. </w:t>
-      </w:r>
-    </w:p>
-    <w:p>
-      <w:r>
-        <w:t>Considering the above criteria, the</w:t>
-      </w:r>
-      <w:r>
-        <w:t xml:space="preserve"> selected database is </w:t>
+      <w:pPr>
+        <w:jc w:val="both"/>
+      </w:pPr>
+      <w:r>
+        <w:t>Considering that the research concepts span three different fields: computer science for agent simulations</w:t>
+      </w:r>
+      <w:r>
+        <w:t xml:space="preserve"> and parametrized vectors</w:t>
+      </w:r>
+      <w:r>
+        <w:t xml:space="preserve">, game theory and </w:t>
+      </w:r>
+      <w:r>
+        <w:t>decision science</w:t>
+      </w:r>
+      <w:r>
+        <w:t xml:space="preserve"> literature for consensus dynamics, the selected database needs to have access to all these fields to avoid missing relevant information.</w:t>
+      </w:r>
+    </w:p>
+    <w:p>
+      <w:r>
+        <w:t xml:space="preserve">Considering the above criteria, the selected database is </w:t>
       </w:r>
       <w:r>
         <w:rPr>
@@ -2532,22 +3056,7 @@
         <w:t>Scopus</w:t>
       </w:r>
       <w:r>
-        <w:t>.</w:t>
-      </w:r>
-      <w:r>
-        <w:t xml:space="preserve"> This </w:t>
-      </w:r>
-      <w:r>
-        <w:t xml:space="preserve">database was selected using </w:t>
-      </w:r>
-      <w:r>
-        <w:t>five</w:t>
-      </w:r>
-      <w:r>
-        <w:t xml:space="preserve"> different criteria</w:t>
-      </w:r>
-      <w:r>
-        <w:t>:</w:t>
+        <w:t>. This database was selected using five different criteria:</w:t>
       </w:r>
     </w:p>
     <w:p>
@@ -2555,14 +3064,17 @@
         <w:pStyle w:val="ListParagraph"/>
         <w:numPr>
           <w:ilvl w:val="0"/>
-          <w:numId w:val="10"/>
+          <w:numId w:val="15"/>
         </w:numPr>
       </w:pPr>
       <w:r>
-        <w:t>The first one was comprehensiveness. It contains more than one hundred million records across three hundred and thirty subject areas. It also contains all the needed literature from different areas: RL simulation, algebra, game theory, and international relations.</w:t>
-      </w:r>
-      <w:r>
-        <w:t xml:space="preserve"> </w:t>
+        <w:t xml:space="preserve">The first one is comprehensiveness. It contains more than one hundred million records across three hundred and thirty subject areas. It also contains all the needed literature from different areas: simulation, algebra, game theory, and </w:t>
+      </w:r>
+      <w:r>
+        <w:t>decision science</w:t>
+      </w:r>
+      <w:r>
+        <w:t>.</w:t>
       </w:r>
     </w:p>
     <w:p>
@@ -2570,18 +3082,26 @@
         <w:pStyle w:val="ListParagraph"/>
         <w:numPr>
           <w:ilvl w:val="0"/>
-          <w:numId w:val="10"/>
+          <w:numId w:val="15"/>
         </w:numPr>
       </w:pPr>
       <w:r>
-        <w:lastRenderedPageBreak/>
-        <w:t xml:space="preserve">The second criteria </w:t>
-      </w:r>
-      <w:r>
-        <w:t>are</w:t>
-      </w:r>
-      <w:r>
-        <w:t xml:space="preserve"> scope and coverage. It is multidisciplinary and cross-publisher. That means that it checks also in IEEE database, ACM, Springer, Elsevier, and other social sciences journals.</w:t>
+        <w:t xml:space="preserve">The second </w:t>
+      </w:r>
+      <w:r>
+        <w:t xml:space="preserve">criterion is scope and coverage. It is multidisciplinary and cross-publisher. </w:t>
+      </w:r>
+      <w:r>
+        <w:t>It also indexes</w:t>
+      </w:r>
+      <w:r>
+        <w:t xml:space="preserve"> IEEE, ACM, Springer, Elsevier, and other social sciences </w:t>
+      </w:r>
+      <w:r>
+        <w:t>publishers</w:t>
+      </w:r>
+      <w:r>
+        <w:t>.</w:t>
       </w:r>
     </w:p>
     <w:p>
@@ -2589,20 +3109,27 @@
         <w:pStyle w:val="ListParagraph"/>
         <w:numPr>
           <w:ilvl w:val="0"/>
-          <w:numId w:val="10"/>
+          <w:numId w:val="15"/>
         </w:numPr>
       </w:pPr>
       <w:r>
-        <w:t>The third criterion is quality. All the papers that are there are peer-reviewed and curated. There is an independent content selection in Scopus</w:t>
-      </w:r>
-      <w:r>
-        <w:t>. It also does not contain gr</w:t>
-      </w:r>
-      <w:r>
-        <w:t>e</w:t>
-      </w:r>
-      <w:r>
-        <w:t>y literature or preprints.</w:t>
+        <w:t xml:space="preserve">The third criterion is quality. </w:t>
+      </w:r>
+      <w:r>
+        <w:t xml:space="preserve">All </w:t>
+      </w:r>
+      <w:r>
+        <w:t>indexed papers</w:t>
+      </w:r>
+      <w:r>
+        <w:rPr>
+          <w:b/>
+          <w:bCs/>
+        </w:rPr>
+        <w:t xml:space="preserve"> </w:t>
+      </w:r>
+      <w:r>
+        <w:t>are peer-reviewed and curated.</w:t>
       </w:r>
     </w:p>
     <w:p>
@@ -2610,23 +3137,36 @@
         <w:pStyle w:val="ListParagraph"/>
         <w:numPr>
           <w:ilvl w:val="0"/>
-          <w:numId w:val="10"/>
+          <w:numId w:val="15"/>
         </w:numPr>
       </w:pPr>
       <w:r>
-        <w:t xml:space="preserve">The fourth criterion is the search interface, syntax, and the algorithm. It facilitates all the Boolean and field-targeted searching that </w:t>
-      </w:r>
-      <w:r>
-        <w:t>are</w:t>
-      </w:r>
-      <w:r>
-        <w:t xml:space="preserve"> need</w:t>
-      </w:r>
-      <w:r>
-        <w:t>ed</w:t>
-      </w:r>
-      <w:r>
-        <w:t xml:space="preserve"> for our search. For example, proximity operators, wildcards, etcetera.</w:t>
+        <w:lastRenderedPageBreak/>
+        <w:t xml:space="preserve">The fourth criterion </w:t>
+      </w:r>
+      <w:r>
+        <w:t xml:space="preserve">is the search interface, syntax, and the </w:t>
+      </w:r>
+      <w:r>
+        <w:t xml:space="preserve">search </w:t>
+      </w:r>
+      <w:r>
+        <w:t>algorithm</w:t>
+      </w:r>
+      <w:r>
+        <w:t>. It facilitates all the Boolean and field-targeted searching</w:t>
+      </w:r>
+      <w:r>
+        <w:t xml:space="preserve"> and filtering</w:t>
+      </w:r>
+      <w:r>
+        <w:t xml:space="preserve"> </w:t>
+      </w:r>
+      <w:r>
+        <w:t>needed</w:t>
+      </w:r>
+      <w:r>
+        <w:t>.</w:t>
       </w:r>
     </w:p>
     <w:p>
@@ -2634,14 +3174,11 @@
         <w:pStyle w:val="ListParagraph"/>
         <w:numPr>
           <w:ilvl w:val="0"/>
-          <w:numId w:val="10"/>
+          <w:numId w:val="15"/>
         </w:numPr>
       </w:pPr>
       <w:r>
-        <w:t>The fifth criterion is usability. It is easy to access since it is web-based</w:t>
-      </w:r>
-      <w:r>
-        <w:t>.</w:t>
+        <w:t>The fifth criterion is usability. It is easy to access since it is web-based.</w:t>
       </w:r>
     </w:p>
     <w:p/>
@@ -2653,10 +3190,27 @@
           <w:numId w:val="5"/>
         </w:numPr>
       </w:pPr>
-      <w:bookmarkStart w:id="6" w:name="_Toc2132437029"/>
+      <w:bookmarkStart w:id="5" w:name="_Toc235909166"/>
       <w:r>
         <w:t>Search strategy</w:t>
       </w:r>
+      <w:bookmarkEnd w:id="5"/>
+      <w:r>
+        <w:t xml:space="preserve"> </w:t>
+      </w:r>
+    </w:p>
+    <w:p>
+      <w:pPr>
+        <w:pStyle w:val="Heading3"/>
+        <w:numPr>
+          <w:ilvl w:val="1"/>
+          <w:numId w:val="5"/>
+        </w:numPr>
+      </w:pPr>
+      <w:bookmarkStart w:id="6" w:name="_Toc235909167"/>
+      <w:r>
+        <w:t>Formulate search statement</w:t>
+      </w:r>
       <w:bookmarkEnd w:id="6"/>
       <w:r>
         <w:t xml:space="preserve"> </w:t>
@@ -2664,260 +3218,203 @@
     </w:p>
     <w:p>
       <w:pPr>
-        <w:pStyle w:val="Heading3"/>
-      </w:pPr>
-      <w:bookmarkStart w:id="7" w:name="_Toc25460463"/>
-      <w:r>
-        <w:t>Formulate search statement</w:t>
-      </w:r>
-      <w:bookmarkEnd w:id="7"/>
-      <w:r>
-        <w:t xml:space="preserve"> </w:t>
-      </w:r>
-    </w:p>
-    <w:p>
-      <w:r>
-        <w:t xml:space="preserve">The initial </w:t>
-      </w:r>
-      <w:r>
-        <w:t>goal</w:t>
-      </w:r>
-      <w:r>
-        <w:t xml:space="preserve"> is to</w:t>
-      </w:r>
-      <w:r>
-        <w:t xml:space="preserve"> build</w:t>
-      </w:r>
-      <w:r>
-        <w:t xml:space="preserve"> the research statement using </w:t>
-      </w:r>
-      <w:r>
-        <w:t>table 1</w:t>
-      </w:r>
-      <w:r>
-        <w:t>, going row-wise (i.e. per research concept)</w:t>
+        <w:jc w:val="both"/>
+      </w:pPr>
+      <w:r>
+        <w:t xml:space="preserve">The initial goal is to build </w:t>
+      </w:r>
+      <w:r>
+        <w:t>the search statement</w:t>
+      </w:r>
+      <w:r>
+        <w:t xml:space="preserve"> using Table 1, going row-wise (i.e. per research concept). Per row, the keywords, synonyms and related terms of the first research concept are joined using OR Boolean operators, except when the terms are necessarily mutually exclusive</w:t>
       </w:r>
       <w:r>
         <w:t xml:space="preserve">. </w:t>
       </w:r>
       <w:r>
-        <w:t>Per row</w:t>
-      </w:r>
-      <w:r>
-        <w:t>, the</w:t>
-      </w:r>
-      <w:r>
-        <w:t xml:space="preserve"> keywords, </w:t>
-      </w:r>
-      <w:r>
-        <w:t>synonyms</w:t>
-      </w:r>
-      <w:r>
-        <w:t xml:space="preserve"> and related concepts of the first research concepts are </w:t>
-      </w:r>
-      <w:r>
-        <w:t>joined using OR Boolean operators, except when the terms are necessarily mutually exclusive</w:t>
-      </w:r>
-      <w:r>
-        <w:t xml:space="preserve">. </w:t>
-      </w:r>
-      <w:r>
-        <w:t>Likewise,</w:t>
+        <w:t>The same applies to</w:t>
       </w:r>
       <w:r>
         <w:t xml:space="preserve"> the other table rows.</w:t>
       </w:r>
       <w:r>
-        <w:t xml:space="preserve"> The </w:t>
+        <w:t xml:space="preserve"> The resulting strings from each table row are joined together using the AND Boolean operator to restrict the results to </w:t>
+      </w:r>
+      <w:r>
+        <w:t>interdisciplinary</w:t>
+      </w:r>
+      <w:r>
+        <w:t xml:space="preserve"> studies, and </w:t>
+      </w:r>
+      <w:r>
+        <w:t xml:space="preserve">are applied </w:t>
+      </w:r>
+      <w:r>
+        <w:t>as</w:t>
+      </w:r>
+      <w:r>
+        <w:t xml:space="preserve"> field </w:t>
+      </w:r>
+      <w:r>
+        <w:t>search</w:t>
+      </w:r>
+      <w:r>
+        <w:t xml:space="preserve"> on title, abstract and keywords.</w:t>
+      </w:r>
+    </w:p>
+    <w:p>
+      <w:pPr>
+        <w:jc w:val="both"/>
+      </w:pPr>
+      <w:r>
+        <w:t>Since there are several multi-word terms, phrase searching was applied in several places of the search statement, for example, "MARL simulation" and "multi-objective reinforcement". Furthermore</w:t>
+      </w:r>
+      <w:r>
+        <w:t xml:space="preserve">, nesting </w:t>
+      </w:r>
+      <w:r>
+        <w:t>is</w:t>
+      </w:r>
+      <w:r>
+        <w:t xml:space="preserve"> used to group synonyms and truncations for the words </w:t>
+      </w:r>
+      <w:r>
+        <w:t>that commonly vary</w:t>
+      </w:r>
+      <w:r>
+        <w:t xml:space="preserve"> in form</w:t>
+      </w:r>
+      <w:r>
+        <w:t>,</w:t>
+      </w:r>
+      <w:r>
+        <w:t xml:space="preserve"> for example, "</w:t>
+      </w:r>
+      <w:proofErr w:type="spellStart"/>
+      <w:r>
+        <w:t>reinforc</w:t>
+      </w:r>
+      <w:proofErr w:type="spellEnd"/>
+      <w:r>
+        <w:t>*", which can take the form of "reinforcement" or "reinforced".</w:t>
+      </w:r>
+    </w:p>
+    <w:p>
+      <w:pPr>
+        <w:jc w:val="both"/>
+      </w:pPr>
+      <w:r>
+        <w:t xml:space="preserve">The </w:t>
       </w:r>
       <w:r>
         <w:t xml:space="preserve">resulting </w:t>
       </w:r>
       <w:r>
-        <w:t>string</w:t>
-      </w:r>
-      <w:r>
-        <w:t>s</w:t>
-      </w:r>
-      <w:r>
-        <w:t xml:space="preserve"> from each table row are joined together using AND Boolean operator to restrict the </w:t>
-      </w:r>
-      <w:r>
-        <w:t xml:space="preserve">results to very </w:t>
-      </w:r>
-      <w:r>
-        <w:t>inter</w:t>
-      </w:r>
-      <w:r>
-        <w:t>discipl</w:t>
-      </w:r>
-      <w:r>
-        <w:t>inary</w:t>
-      </w:r>
-      <w:r>
-        <w:t xml:space="preserve"> studies and they are</w:t>
-      </w:r>
-      <w:r>
-        <w:t xml:space="preserve"> </w:t>
-      </w:r>
-      <w:r>
-        <w:t>applied are fields search on title, abstract</w:t>
-      </w:r>
-      <w:r>
-        <w:t xml:space="preserve"> and keywords.</w:t>
-      </w:r>
-    </w:p>
-    <w:p>
-      <w:r>
-        <w:t xml:space="preserve">Since there are several multi-word terms, </w:t>
-      </w:r>
-      <w:r>
-        <w:t xml:space="preserve">phrase searching was applied in several places of the search statement, for example, </w:t>
-      </w:r>
-      <w:r>
-        <w:t>“MARL simulation” and “multi-object reinfo</w:t>
-      </w:r>
-      <w:r>
-        <w:t xml:space="preserve">rcement”. </w:t>
-      </w:r>
-      <w:r>
-        <w:t>Furthermore, n</w:t>
-      </w:r>
-      <w:r>
-        <w:t xml:space="preserve">esting terms were used </w:t>
-      </w:r>
-      <w:r>
-        <w:t xml:space="preserve">to group </w:t>
-      </w:r>
-      <w:r>
-        <w:t>synonyms</w:t>
-      </w:r>
-      <w:r>
-        <w:t xml:space="preserve"> </w:t>
-      </w:r>
-      <w:r>
-        <w:t xml:space="preserve">and truncations for the words that are common with variation, for example, </w:t>
-      </w:r>
-      <w:r>
-        <w:t>“</w:t>
+        <w:t>search statement is:</w:t>
+      </w:r>
+    </w:p>
+    <w:p>
+      <w:pPr>
+        <w:jc w:val="both"/>
+      </w:pPr>
+      <w:r>
+        <w:t>TITLE-ABS-KEY ( "multi agent reinforcement learning" OR "multiagent reinforcement learning" OR marl OR "</w:t>
       </w:r>
       <w:proofErr w:type="spellStart"/>
       <w:r>
-        <w:t>reinforc</w:t>
+        <w:t>decentrali?ed</w:t>
       </w:r>
       <w:proofErr w:type="spellEnd"/>
       <w:r>
-        <w:t>*” which can take the form of “reinforcement”</w:t>
-      </w:r>
-      <w:r>
-        <w:t xml:space="preserve"> or “reinforced”.</w:t>
-      </w:r>
-      <w:r>
-        <w:t xml:space="preserve"> </w:t>
-      </w:r>
-    </w:p>
-    <w:p>
-      <w:r>
-        <w:t xml:space="preserve">The </w:t>
-      </w:r>
-      <w:r>
-        <w:t xml:space="preserve">resulting </w:t>
-      </w:r>
-      <w:r>
-        <w:t>search statement is:</w:t>
-      </w:r>
-    </w:p>
-    <w:p>
-      <w:r>
-        <w:t>TITLE-ABS-KEY ( "multi agent reinforcement learning" OR "multiagent reinforcement learning" OR marl OR "</w:t>
+        <w:t xml:space="preserve"> reinforcement learning" OR "stochastic game*" OR "</w:t>
       </w:r>
       <w:proofErr w:type="spellStart"/>
       <w:r>
-        <w:t>decentrali?ed</w:t>
+        <w:t>markov</w:t>
       </w:r>
       <w:proofErr w:type="spellEnd"/>
       <w:r>
-        <w:t xml:space="preserve"> reinforcement learning" OR "stochastic game*" OR "</w:t>
+        <w:t xml:space="preserve"> game*" OR "agent based </w:t>
       </w:r>
       <w:proofErr w:type="spellStart"/>
       <w:r>
-        <w:t>markov</w:t>
+        <w:t>simulat</w:t>
       </w:r>
       <w:proofErr w:type="spellEnd"/>
       <w:r>
-        <w:t xml:space="preserve"> game*" OR "agent based </w:t>
+        <w:t xml:space="preserve">*" ) AND ALL ( "preference vector*" OR "preference weight*" OR "weight vector*" OR "preference condition*" OR "multi objective reinforcement learning" OR </w:t>
       </w:r>
       <w:proofErr w:type="spellStart"/>
       <w:r>
-        <w:t>simulat</w:t>
+        <w:t>morl</w:t>
       </w:r>
       <w:proofErr w:type="spellEnd"/>
       <w:r>
-        <w:t xml:space="preserve">*" ) AND ALL ( "preference vector*" OR "preference weight*" OR "weight vector*" OR "preference condition*" OR "multi objective reinforcement learning" OR </w:t>
+        <w:t xml:space="preserve"> OR </w:t>
       </w:r>
       <w:proofErr w:type="spellStart"/>
       <w:r>
-        <w:t>morl</w:t>
+        <w:t>scalari?ation</w:t>
       </w:r>
       <w:proofErr w:type="spellEnd"/>
       <w:r>
-        <w:t xml:space="preserve"> OR </w:t>
+        <w:t xml:space="preserve"> OR "reward weight*" ) AND ALL ( consensus OR "collective decision*" OR "group decision*" OR "emergent agreement" OR "joint policy" OR "joint policies" OR "policy aggregation" OR </w:t>
       </w:r>
       <w:proofErr w:type="spellStart"/>
       <w:r>
-        <w:t>scalari?ation</w:t>
+        <w:t>coordinat</w:t>
       </w:r>
       <w:proofErr w:type="spellEnd"/>
       <w:r>
-        <w:t xml:space="preserve"> OR "reward weight*" ) AND ALL ( consensus OR "collective decision*" OR "group decision*" OR "emergent agreement" OR "joint policy" OR "joint policies" OR "policy aggregation" OR </w:t>
+        <w:t>* OR "social welfare" ) AND ( LIMIT-TO ( SRCTYPE , "j" ) ) AND ( LIMIT-TO ( DOCTYPE , "</w:t>
       </w:r>
       <w:proofErr w:type="spellStart"/>
       <w:r>
-        <w:t>coordinat</w:t>
+        <w:t>ar</w:t>
       </w:r>
       <w:proofErr w:type="spellEnd"/>
       <w:r>
-        <w:t>* OR "social welfare" ) AND ( LIMIT-TO ( SRCTYPE , "j" ) ) AND ( LIMIT-TO ( DOCTYPE , "</w:t>
-      </w:r>
-      <w:proofErr w:type="spellStart"/>
-      <w:r>
-        <w:t>ar</w:t>
-      </w:r>
-      <w:proofErr w:type="spellEnd"/>
-      <w:r>
         <w:t>" ) OR LIMIT-TO ( DOCTYPE , "re" ) )</w:t>
       </w:r>
     </w:p>
     <w:p>
-      <w:r>
-        <w:t xml:space="preserve">The results of the application of the above statement in Scopus </w:t>
-      </w:r>
-      <w:r>
-        <w:t xml:space="preserve">filtered by </w:t>
-      </w:r>
-      <w:r>
-        <w:t>only include Journals as Source type, and Article and Review as Document Type</w:t>
-      </w:r>
-      <w:r>
-        <w:t xml:space="preserve"> are</w:t>
-      </w:r>
-      <w:r>
-        <w:t xml:space="preserve"> presented in </w:t>
+      <w:pPr>
+        <w:keepNext/>
+        <w:jc w:val="both"/>
+      </w:pPr>
+      <w:r>
+        <w:t xml:space="preserve">The results of the application of the above statement in Scopus, </w:t>
+      </w:r>
+      <w:r>
+        <w:t xml:space="preserve">filtered </w:t>
+      </w:r>
+      <w:r>
+        <w:t>to</w:t>
+      </w:r>
+      <w:r>
+        <w:t xml:space="preserve"> include </w:t>
+      </w:r>
+      <w:r>
+        <w:t xml:space="preserve">only </w:t>
+      </w:r>
+      <w:r>
+        <w:t>Journals as Source type,</w:t>
+      </w:r>
+      <w:r>
+        <w:t xml:space="preserve"> and Article and Review as Document Type, are presented in Figure 1.</w:t>
+      </w:r>
+      <w:r>
+        <w:br/>
       </w:r>
       <w:r>
         <w:lastRenderedPageBreak/>
-        <w:t xml:space="preserve">figure </w:t>
-      </w:r>
-      <w:r>
-        <w:t>1.</w:t>
-      </w:r>
-      <w:r>
         <w:br/>
       </w:r>
       <w:r>
-        <w:br/>
-      </w:r>
-      <w:r>
+        <w:rPr>
+          <w:noProof/>
+        </w:rPr>
         <w:drawing>
           <wp:inline distT="0" distB="0" distL="0" distR="0" wp14:anchorId="15E746F8" wp14:editId="4E53D6D4">
             <wp:extent cx="5731510" cy="3634740"/>
@@ -2955,129 +3452,69 @@
         </w:drawing>
       </w:r>
     </w:p>
+    <w:p>
+      <w:pPr>
+        <w:pStyle w:val="Caption"/>
+      </w:pPr>
+      <w:r>
+        <w:t xml:space="preserve">Figure </w:t>
+      </w:r>
+      <w:fldSimple w:instr=" SEQ Figure \* ARABIC ">
+        <w:r>
+          <w:rPr>
+            <w:noProof/>
+          </w:rPr>
+          <w:t>1</w:t>
+        </w:r>
+      </w:fldSimple>
+      <w:r>
+        <w:t>. Search results</w:t>
+      </w:r>
+    </w:p>
     <w:p/>
     <w:p>
       <w:pPr>
         <w:pStyle w:val="Heading3"/>
-      </w:pPr>
-      <w:bookmarkStart w:id="8" w:name="_Toc880028663"/>
+        <w:numPr>
+          <w:ilvl w:val="1"/>
+          <w:numId w:val="5"/>
+        </w:numPr>
+      </w:pPr>
+      <w:bookmarkStart w:id="7" w:name="_Toc235909168"/>
       <w:r>
         <w:t>Search strategy development</w:t>
       </w:r>
-      <w:bookmarkEnd w:id="8"/>
-    </w:p>
-    <w:p>
-      <w:r>
-        <w:t xml:space="preserve">The final research statement is </w:t>
-      </w:r>
-      <w:proofErr w:type="gramStart"/>
-      <w:r>
-        <w:t>build</w:t>
-      </w:r>
-      <w:proofErr w:type="gramEnd"/>
-      <w:r>
-        <w:t xml:space="preserve"> iteratively, starting from the most restrictive search and the expanding it to a reasonable number of results. The first </w:t>
-      </w:r>
-      <w:r>
-        <w:t>research statement outputs only th</w:t>
-      </w:r>
-      <w:r>
-        <w:t>re</w:t>
-      </w:r>
-      <w:r>
-        <w:t xml:space="preserve">e articles (see figure 2). </w:t>
-      </w:r>
-      <w:r>
-        <w:t xml:space="preserve">Even though they are from the right disciplines, there are still too few to be considered a good </w:t>
-      </w:r>
-      <w:r>
-        <w:t>search</w:t>
-      </w:r>
-      <w:r>
-        <w:t>.</w:t>
-      </w:r>
-      <w:r>
-        <w:t xml:space="preserve"> Therefore, some of the restrictions of the statement (i.e. AND </w:t>
-      </w:r>
-      <w:r>
-        <w:t>Boolean</w:t>
-      </w:r>
-      <w:r>
-        <w:t xml:space="preserve"> operators and </w:t>
-      </w:r>
-      <w:r>
-        <w:t>restricted</w:t>
-      </w:r>
-      <w:r>
-        <w:t xml:space="preserve"> field search</w:t>
-      </w:r>
-      <w:r>
-        <w:t>)</w:t>
-      </w:r>
-      <w:r>
-        <w:t xml:space="preserve"> need to change.</w:t>
-      </w:r>
-      <w:r>
+      <w:bookmarkEnd w:id="7"/>
+    </w:p>
+    <w:p>
+      <w:pPr>
+        <w:jc w:val="both"/>
+      </w:pPr>
+      <w:r>
+        <w:t xml:space="preserve">The final search statement is built iteratively, starting from the most restrictive search and then expanding it to a reasonable number of results. The first search statement outputs only three articles (see Figure 2). Even though they are from the right disciplines, there are still too few to be considered a good search. Therefore, some of the restrictions of the statement (i.e. AND Boolean operators and restricted field search) need to change. From the three research concepts, the most restricted one is consensus. </w:t>
+      </w:r>
+      <w:r>
+        <w:t>That is because, usually, computer science and mathematics are interrelated, and they show up in several resources together.</w:t>
+      </w:r>
+      <w:r>
+        <w:rPr>
+          <w:b/>
+          <w:bCs/>
+        </w:rPr>
         <w:t xml:space="preserve"> </w:t>
       </w:r>
       <w:r>
-        <w:br/>
-        <w:t xml:space="preserve">From the three </w:t>
-      </w:r>
-      <w:r>
-        <w:t xml:space="preserve">research concepts, the most restricted one is consensus. That is because, usually, computer science and mathematics are interrelated, and they show up in several resources together. That is because computer science uses mathematical innovations to work, </w:t>
-      </w:r>
-      <w:proofErr w:type="gramStart"/>
-      <w:r>
-        <w:t>and</w:t>
-      </w:r>
-      <w:r>
-        <w:t>,</w:t>
-      </w:r>
-      <w:proofErr w:type="gramEnd"/>
-      <w:r>
-        <w:t xml:space="preserve"> sometimes mathematicians use computers to</w:t>
-      </w:r>
-      <w:r>
-        <w:t xml:space="preserve"> compute numbers</w:t>
-      </w:r>
-      <w:r>
-        <w:t>.</w:t>
-      </w:r>
-      <w:r>
-        <w:t xml:space="preserve"> </w:t>
-      </w:r>
-      <w:r>
-        <w:t xml:space="preserve">Therefore, the most restrictive term is consensus, or the research concept where consensus or unanimity is </w:t>
-      </w:r>
-      <w:r>
-        <w:t>mentioned</w:t>
-      </w:r>
-      <w:r>
-        <w:t xml:space="preserve">. That is because being </w:t>
-      </w:r>
-      <w:r>
-        <w:t>a</w:t>
-      </w:r>
-      <w:r>
-        <w:t xml:space="preserve"> decision-making </w:t>
-      </w:r>
-      <w:r>
-        <w:t xml:space="preserve">system </w:t>
-      </w:r>
-      <w:r>
-        <w:t xml:space="preserve">makes it the less likely to show up together with computer science and mathematics. There is where all the work needs to focus </w:t>
-      </w:r>
-      <w:r>
-        <w:t>to</w:t>
-      </w:r>
-      <w:r>
-        <w:t xml:space="preserve"> improve our search, at least in the first iterations.</w:t>
-      </w:r>
-    </w:p>
-    <w:p/>
-    <w:p>
-      <w:r>
+        <w:t>Therefore, the most restrictive term is consensus, or the research concept where consensus or unanimity is mentioned. That is because being a decision-making system makes it less likely to show up together with computer science and mathematics. That is where all the work needs to focus to improve our search, at least in the first iterations.</w:t>
+      </w:r>
+    </w:p>
+    <w:p>
+      <w:pPr>
+        <w:keepNext/>
+      </w:pPr>
+      <w:r>
+        <w:rPr>
+          <w:noProof/>
+        </w:rPr>
         <w:lastRenderedPageBreak/>
         <w:drawing>
           <wp:inline distT="0" distB="0" distL="0" distR="0" wp14:anchorId="0793AF7D" wp14:editId="4310C5C7">
@@ -3116,24 +3553,40 @@
         </w:drawing>
       </w:r>
     </w:p>
+    <w:p>
+      <w:pPr>
+        <w:pStyle w:val="Caption"/>
+      </w:pPr>
+      <w:r>
+        <w:t xml:space="preserve">Figure </w:t>
+      </w:r>
+      <w:fldSimple w:instr=" SEQ Figure \* ARABIC ">
+        <w:r>
+          <w:rPr>
+            <w:noProof/>
+          </w:rPr>
+          <w:t>2</w:t>
+        </w:r>
+      </w:fldSimple>
+      <w:r>
+        <w:t>. First iteration</w:t>
+      </w:r>
+    </w:p>
     <w:p/>
     <w:p>
-      <w:r>
-        <w:t xml:space="preserve">Changing the </w:t>
-      </w:r>
-      <w:r>
-        <w:t xml:space="preserve">last part to ALL fields instead of just TITLE-ABS-KEY, produces </w:t>
-      </w:r>
-      <w:r>
-        <w:t>2 results</w:t>
-      </w:r>
-      <w:r>
-        <w:t xml:space="preserve"> (see figure 3).</w:t>
+      <w:pPr>
+        <w:keepNext/>
+      </w:pPr>
+      <w:r>
+        <w:t>Changing the last part to ALL fields instead of just TITLE-ABS-KEY produces two results (see Figure 3).</w:t>
       </w:r>
       <w:r>
         <w:br/>
       </w:r>
       <w:r>
+        <w:rPr>
+          <w:noProof/>
+        </w:rPr>
         <w:drawing>
           <wp:inline distT="0" distB="0" distL="0" distR="0" wp14:anchorId="1DB8B261" wp14:editId="4203EAAF">
             <wp:extent cx="5731510" cy="3738245"/>
@@ -3171,101 +3624,110 @@
         </w:drawing>
       </w:r>
     </w:p>
+    <w:p>
+      <w:pPr>
+        <w:pStyle w:val="Caption"/>
+      </w:pPr>
+      <w:r>
+        <w:t xml:space="preserve">Figure </w:t>
+      </w:r>
+      <w:fldSimple w:instr=" SEQ Figure \* ARABIC ">
+        <w:r>
+          <w:rPr>
+            <w:noProof/>
+          </w:rPr>
+          <w:t>3</w:t>
+        </w:r>
+      </w:fldSimple>
+      <w:r>
+        <w:t>. Second iteration</w:t>
+      </w:r>
+    </w:p>
     <w:p/>
     <w:p>
-      <w:r>
-        <w:t xml:space="preserve">When changing the format and the way of writing the third sub-research statement that handles the consensus and unanimity terms, it always gives us very, very few results. Therefore, a further test is needed to try to test our hypothesis about the restriction that </w:t>
-      </w:r>
+      <w:pPr>
+        <w:jc w:val="both"/>
+      </w:pPr>
       <w:r>
         <w:lastRenderedPageBreak/>
-        <w:t xml:space="preserve">this third concept represents. If it happens to be true, it means that we need to revisit the research concept to try to find better terms in the consensus part. The hypothesis is that maybe the third concept, with its keywords, related terms, and synonyms, are not </w:t>
-      </w:r>
-      <w:proofErr w:type="spellStart"/>
-      <w:r>
-        <w:t>fraimed</w:t>
-      </w:r>
-      <w:proofErr w:type="spellEnd"/>
-      <w:r>
-        <w:t xml:space="preserve"> well.</w:t>
+        <w:t xml:space="preserve">When changing the third sub-search statement that handles the consensus and unanimity terms, always gives </w:t>
+      </w:r>
+      <w:r>
+        <w:t>few</w:t>
+      </w:r>
+      <w:r>
+        <w:t xml:space="preserve"> results. Therefore, </w:t>
+      </w:r>
+      <w:r>
+        <w:t>it is the C</w:t>
+      </w:r>
+      <w:r>
+        <w:t xml:space="preserve">onsensus research concept that is restricting the search. This hypothesis </w:t>
+      </w:r>
+      <w:r>
+        <w:t>needs</w:t>
+      </w:r>
+      <w:r>
+        <w:t xml:space="preserve"> to be tested</w:t>
+      </w:r>
+      <w:r>
+        <w:t>.</w:t>
+      </w:r>
+      <w:r>
+        <w:t xml:space="preserve"> If true, it means that the consensus </w:t>
+      </w:r>
+      <w:r>
+        <w:t xml:space="preserve">search term </w:t>
+      </w:r>
+      <w:r>
+        <w:t>requires</w:t>
+      </w:r>
+      <w:r>
+        <w:t xml:space="preserve"> better </w:t>
+      </w:r>
+      <w:r>
+        <w:t xml:space="preserve">similar terms and </w:t>
+      </w:r>
+      <w:r>
+        <w:t>synonyms</w:t>
+      </w:r>
+      <w:r>
+        <w:t>.</w:t>
+      </w:r>
+    </w:p>
+    <w:p>
+      <w:pPr>
+        <w:jc w:val="both"/>
+      </w:pPr>
+      <w:r>
+        <w:t xml:space="preserve">When removing the third concept from the search statement, </w:t>
+      </w:r>
+      <w:r>
+        <w:t xml:space="preserve">the Figure 4 shows the </w:t>
+      </w:r>
+      <w:r>
+        <w:t>results increase</w:t>
+      </w:r>
+      <w:r>
+        <w:t xml:space="preserve"> to seventy-seven.</w:t>
+      </w:r>
+      <w:r>
+        <w:t xml:space="preserve"> This confirms the hypothesis</w:t>
+      </w:r>
+      <w:r>
+        <w:t>.</w:t>
       </w:r>
       <w:r>
         <w:t xml:space="preserve"> </w:t>
       </w:r>
       <w:r>
-        <w:t xml:space="preserve">When removing </w:t>
-      </w:r>
-      <w:r>
-        <w:t xml:space="preserve">the third concept from the research statement, the </w:t>
-      </w:r>
-      <w:r>
-        <w:t xml:space="preserve">search </w:t>
-      </w:r>
-      <w:r>
-        <w:t>results</w:t>
-      </w:r>
-      <w:r>
-        <w:t xml:space="preserve"> </w:t>
-      </w:r>
-      <w:r>
-        <w:t>Figure 4 shows</w:t>
-      </w:r>
-      <w:r>
-        <w:t xml:space="preserve"> the expansion of the results to </w:t>
-      </w:r>
-      <w:r>
-        <w:t xml:space="preserve">77. This confirms the hypothesis about </w:t>
-      </w:r>
-      <w:proofErr w:type="spellStart"/>
-      <w:r>
-        <w:t>Consencus</w:t>
-      </w:r>
-      <w:proofErr w:type="spellEnd"/>
-      <w:r>
-        <w:t xml:space="preserve"> term being the restrictive factor.</w:t>
-      </w:r>
-      <w:r>
-        <w:br/>
-      </w:r>
-      <w:r>
-        <w:t>‘</w:t>
-      </w:r>
-    </w:p>
-    <w:p>
-      <w:r>
-        <w:t>Therefore, for this third research concept — synonyms: absolute agreements, and aggregated outputs are change</w:t>
-      </w:r>
-      <w:r>
-        <w:t>d</w:t>
-      </w:r>
-      <w:r>
-        <w:t xml:space="preserve"> </w:t>
-      </w:r>
-      <w:r>
-        <w:t xml:space="preserve">for </w:t>
-      </w:r>
-      <w:r>
-        <w:t xml:space="preserve">collective decision, group decision, and emergent agreement. </w:t>
-      </w:r>
-      <w:r>
-        <w:t>R</w:t>
-      </w:r>
-      <w:r>
-        <w:t>elated terms: consensus algorithms, ensemble prediction, both-in aggregation, and unanimity are change</w:t>
-      </w:r>
-      <w:r>
-        <w:t>d</w:t>
-      </w:r>
-      <w:r>
-        <w:t xml:space="preserve"> </w:t>
-      </w:r>
-      <w:r>
-        <w:t>to</w:t>
-      </w:r>
-      <w:r>
-        <w:t xml:space="preserve"> joint policy, policy aggregation, coordination, and social welfare.</w:t>
-      </w:r>
-      <w:r>
-        <w:t xml:space="preserve"> The refined table is the following</w:t>
+        <w:t xml:space="preserve">Therefore, </w:t>
+      </w:r>
+      <w:r>
+        <w:t>t</w:t>
+      </w:r>
+      <w:r>
+        <w:t>he refined table is the following</w:t>
       </w:r>
     </w:p>
     <w:tbl>
@@ -3751,6 +4213,7 @@
           </w:tcPr>
           <w:p>
             <w:pPr>
+              <w:keepNext/>
               <w:spacing w:after="0" w:line="240" w:lineRule="auto"/>
               <w:rPr>
                 <w:rFonts w:ascii="Times New Roman" w:eastAsia="Times New Roman" w:hAnsi="Times New Roman" w:cs="Times New Roman"/>
@@ -3782,27 +4245,69 @@
         </w:tc>
       </w:tr>
     </w:tbl>
-    <w:p/>
-    <w:p>
-      <w:r>
-        <w:t>Using</w:t>
-      </w:r>
-      <w:r>
-        <w:t xml:space="preserve"> the same strategy as described in the previous section, provides the research statement that is used to output </w:t>
-      </w:r>
-      <w:r>
-        <w:t>ninety</w:t>
-      </w:r>
-      <w:r>
-        <w:t xml:space="preserve"> results that seem to have good quality. All those results belong to the disciplines that this report considers important. Therefore, this is considered the final research statement.</w:t>
-      </w:r>
-    </w:p>
-    <w:p/>
+    <w:p>
+      <w:pPr>
+        <w:pStyle w:val="Caption"/>
+      </w:pPr>
+      <w:r>
+        <w:t xml:space="preserve">Figure </w:t>
+      </w:r>
+      <w:fldSimple w:instr=" SEQ Figure \* ARABIC ">
+        <w:r>
+          <w:rPr>
+            <w:noProof/>
+          </w:rPr>
+          <w:t>4</w:t>
+        </w:r>
+      </w:fldSimple>
+      <w:r>
+        <w:t>. Refined table</w:t>
+      </w:r>
+    </w:p>
+    <w:p>
+      <w:pPr>
+        <w:jc w:val="both"/>
+      </w:pPr>
+      <w:r>
+        <w:t xml:space="preserve">Using the same strategy described in the previous section provides the </w:t>
+      </w:r>
+      <w:r>
+        <w:t>final</w:t>
+      </w:r>
+      <w:r>
+        <w:t xml:space="preserve"> search, which returns </w:t>
+      </w:r>
+      <w:r>
+        <w:t>ninety good-quality</w:t>
+      </w:r>
+      <w:r>
+        <w:t xml:space="preserve"> results.</w:t>
+      </w:r>
+      <w:r>
+        <w:t xml:space="preserve"> All those results belong to the disciplines that this report considers important. Therefore, this is </w:t>
+      </w:r>
+      <w:r>
+        <w:t>deemed</w:t>
+      </w:r>
+      <w:r>
+        <w:t xml:space="preserve"> the final search statement</w:t>
+      </w:r>
+      <w:r>
+        <w:t xml:space="preserve"> (see section 4.1)</w:t>
+      </w:r>
+      <w:r>
+        <w:t>.</w:t>
+      </w:r>
+    </w:p>
     <w:p>
       <w:pPr>
         <w:pStyle w:val="Heading3"/>
-      </w:pPr>
-      <w:bookmarkStart w:id="9" w:name="_Toc88204301"/>
+        <w:numPr>
+          <w:ilvl w:val="1"/>
+          <w:numId w:val="5"/>
+        </w:numPr>
+      </w:pPr>
+      <w:bookmarkStart w:id="8" w:name="_Toc235909169"/>
       <w:r>
         <w:t>S</w:t>
       </w:r>
@@ -3812,189 +4317,107 @@
       <w:r>
         <w:t>analysis</w:t>
       </w:r>
-      <w:bookmarkEnd w:id="9"/>
+      <w:bookmarkEnd w:id="8"/>
       <w:r>
         <w:t xml:space="preserve"> </w:t>
       </w:r>
     </w:p>
     <w:p>
-      <w:r>
-        <w:t xml:space="preserve">The criteria that </w:t>
-      </w:r>
-      <w:proofErr w:type="gramStart"/>
-      <w:r>
-        <w:t>is</w:t>
-      </w:r>
-      <w:proofErr w:type="gramEnd"/>
-      <w:r>
-        <w:t xml:space="preserve"> used to evaluate the results is the following: First, it will start with the quality of the results. Second, it will evaluate the scope of the results. And third, it will evaluate if the results belong to the disciplines that are relevant to the research question and the project itself.</w:t>
-      </w:r>
-    </w:p>
-    <w:p>
-      <w:r>
-        <w:t xml:space="preserve">The ninety results obtained from the search statement are already filtered out to only show journals that are peer-reviewed, and it only shows articles and reviews. Therefore, the quality of the results is ensured by </w:t>
-      </w:r>
-      <w:r>
-        <w:t>showin</w:t>
-      </w:r>
-      <w:r>
-        <w:t>g</w:t>
-      </w:r>
-      <w:r>
-        <w:t xml:space="preserve"> only articles from </w:t>
-      </w:r>
-      <w:r>
-        <w:t>peer-reviewed journals</w:t>
-      </w:r>
-      <w:r>
-        <w:t>.</w:t>
-      </w:r>
-    </w:p>
-    <w:p>
+      <w:pPr>
+        <w:jc w:val="both"/>
+      </w:pPr>
+      <w:r>
+        <w:t xml:space="preserve">The criteria that are used to evaluate the results are the following: First, it </w:t>
+      </w:r>
+      <w:r>
+        <w:t>evaluates</w:t>
+      </w:r>
+      <w:r>
+        <w:t xml:space="preserve"> the quality of the results. Second, it </w:t>
+      </w:r>
+      <w:r>
+        <w:t>assesses</w:t>
+      </w:r>
+      <w:r>
+        <w:t xml:space="preserve"> the scope of the results. And third, it </w:t>
+      </w:r>
+      <w:r>
+        <w:t>evaluates</w:t>
+      </w:r>
+      <w:r>
+        <w:t xml:space="preserve"> whether the results belong to the disciplines that are relevant to the research question and the project itself.</w:t>
+      </w:r>
+    </w:p>
+    <w:p>
+      <w:pPr>
+        <w:jc w:val="both"/>
+      </w:pPr>
+      <w:r>
+        <w:t>The ninety results obtained from the search statement are already filtered to show only journals that are peer-reviewed, and they include only articles and reviews. Therefore, the quality of the results is ensured by showing only articles from peer-reviewed journals.</w:t>
+      </w:r>
+    </w:p>
+    <w:p>
+      <w:pPr>
+        <w:jc w:val="both"/>
+      </w:pPr>
+      <w:r>
+        <w:t xml:space="preserve">The scope of the results is evaluated based on the years of publication and the range of the whole set of articles that the search outputs. The years of publication range from 2017 to 2026, which reflects the fact that this multidisciplinary field is </w:t>
+      </w:r>
+      <w:r>
+        <w:t>recent</w:t>
+      </w:r>
+      <w:r>
+        <w:t xml:space="preserve">. </w:t>
+      </w:r>
+      <w:r>
+        <w:t>Only when the graphics processing units, GPUs, were developed, they made multi-agent reinforcement learning, possible. That is the starting point of this specific field, and that occurred between 2015 and 2020, in the research labs. And this matches the dates of publication of the resulting articles.</w:t>
+      </w:r>
+    </w:p>
+    <w:p>
+      <w:pPr>
+        <w:jc w:val="both"/>
+      </w:pPr>
       <w:r>
         <w:lastRenderedPageBreak/>
-        <w:t xml:space="preserve">The scope of the results is evaluated based on the years of publication and the range of the whole set of articles that search outputs. </w:t>
-      </w:r>
-      <w:r>
-        <w:t xml:space="preserve">The years of publication </w:t>
-      </w:r>
-      <w:r>
-        <w:t xml:space="preserve">range from 2017 to </w:t>
-      </w:r>
-      <w:proofErr w:type="gramStart"/>
-      <w:r>
-        <w:t>2026,</w:t>
-      </w:r>
-      <w:proofErr w:type="gramEnd"/>
-      <w:r>
-        <w:t xml:space="preserve"> </w:t>
-      </w:r>
-      <w:r>
-        <w:t xml:space="preserve">it reflects the fact </w:t>
-      </w:r>
-      <w:r>
-        <w:t xml:space="preserve">that this </w:t>
-      </w:r>
-      <w:r>
-        <w:t>multi-</w:t>
-      </w:r>
-      <w:r>
-        <w:t>disciplin</w:t>
-      </w:r>
-      <w:r>
-        <w:t>ary</w:t>
-      </w:r>
-      <w:r>
-        <w:t xml:space="preserve"> field</w:t>
-      </w:r>
-      <w:r>
-        <w:t xml:space="preserve"> is very recent</w:t>
-      </w:r>
-      <w:r>
-        <w:t xml:space="preserve">. </w:t>
-      </w:r>
-      <w:r>
-        <w:t xml:space="preserve">Only when the graphic processing units, GPUs, were developed and made public, they made artificial intelligence, and more specifically, multi-agent reinforcement learning, possible. That's the starting point of this specific field, and that occurred between </w:t>
-      </w:r>
-      <w:r>
-        <w:t>2015 and 2020</w:t>
-      </w:r>
-      <w:r>
-        <w:t xml:space="preserve">, in the research labs. And this matches the </w:t>
-      </w:r>
-      <w:r>
-        <w:t xml:space="preserve">dates </w:t>
-      </w:r>
-      <w:proofErr w:type="gramStart"/>
-      <w:r>
-        <w:t>of  publication</w:t>
-      </w:r>
-      <w:proofErr w:type="gramEnd"/>
-      <w:r>
-        <w:t xml:space="preserve"> of </w:t>
-      </w:r>
-      <w:r>
-        <w:t xml:space="preserve">the </w:t>
-      </w:r>
-      <w:r>
-        <w:t>result</w:t>
-      </w:r>
-      <w:r>
-        <w:t>ing articles.</w:t>
-      </w:r>
-    </w:p>
-    <w:p>
-      <w:r>
-        <w:t xml:space="preserve">Finally, the results' relevance is evaluated based on the number of disciplines that the </w:t>
-      </w:r>
-      <w:r>
-        <w:t>re</w:t>
-      </w:r>
-      <w:r>
-        <w:t xml:space="preserve">search articles </w:t>
-      </w:r>
-      <w:r>
-        <w:t>belong to</w:t>
-      </w:r>
-      <w:r>
-        <w:t>. In this case, most of the articles belong to computer science, engineering, mathematics, social science</w:t>
-      </w:r>
-      <w:r>
-        <w:t xml:space="preserve"> and</w:t>
-      </w:r>
-      <w:r>
-        <w:t xml:space="preserve"> decision science, which are </w:t>
-      </w:r>
-      <w:proofErr w:type="gramStart"/>
-      <w:r>
-        <w:t>actually the</w:t>
-      </w:r>
-      <w:proofErr w:type="gramEnd"/>
-      <w:r>
-        <w:t xml:space="preserve"> core of </w:t>
+        <w:t>Finally, the results' relevance is evaluated based on the number of disciplines that the research articles belong to. In this case, most of the articles belong to computer science, engineering, mathematics, social science and decision science</w:t>
+      </w:r>
+      <w:r>
+        <w:t xml:space="preserve">, which are </w:t>
       </w:r>
       <w:r>
         <w:t>the</w:t>
       </w:r>
       <w:r>
-        <w:t xml:space="preserve"> research.</w:t>
-      </w:r>
-      <w:r>
-        <w:t xml:space="preserve"> </w:t>
-      </w:r>
-      <w:r>
-        <w:t xml:space="preserve">Even though most of the </w:t>
-      </w:r>
-      <w:r>
-        <w:t>results</w:t>
-      </w:r>
-      <w:r>
-        <w:t xml:space="preserve"> belong to the field this research question is focused on, there are around </w:t>
-      </w:r>
-      <w:r>
-        <w:t>seven</w:t>
-      </w:r>
-      <w:r>
-        <w:t xml:space="preserve"> results that are from other disciplines that are </w:t>
-      </w:r>
-      <w:r>
-        <w:t>un</w:t>
-      </w:r>
-      <w:r>
-        <w:t>related. For example, medicine, earth and planetary sciences, biochemistry, genetics and molecular biology, and chemistry.</w:t>
-      </w:r>
-      <w:r>
-        <w:t xml:space="preserve"> These fields are </w:t>
-      </w:r>
-      <w:r>
-        <w:t>filtered out</w:t>
-      </w:r>
-      <w:r>
-        <w:t>.</w:t>
-      </w:r>
-    </w:p>
-    <w:p/>
-    <w:p/>
+        <w:t xml:space="preserve"> core of the research. Ev</w:t>
+      </w:r>
+      <w:r>
+        <w:t>en though most of the results belong to the field</w:t>
+      </w:r>
+      <w:r>
+        <w:t>s</w:t>
+      </w:r>
+      <w:r>
+        <w:t xml:space="preserve"> this research question is focused on, </w:t>
+      </w:r>
+      <w:r>
+        <w:t xml:space="preserve">there are seven </w:t>
+      </w:r>
+      <w:r>
+        <w:t>articles</w:t>
+      </w:r>
+      <w:r>
+        <w:t xml:space="preserve"> that are from other </w:t>
+      </w:r>
+      <w:r>
+        <w:t xml:space="preserve">unrelated </w:t>
+      </w:r>
+      <w:r>
+        <w:t>disciplines. For example, medicine, earth and planetary sciences, biochemistry, genetics and molecular biology, and chemistry. These fields</w:t>
+      </w:r>
+      <w:r>
+        <w:t xml:space="preserve"> are filtered out.</w:t>
+      </w:r>
+    </w:p>
     <w:p/>
     <w:p>
       <w:pPr>
@@ -4004,116 +4427,76 @@
           <w:numId w:val="5"/>
         </w:numPr>
       </w:pPr>
-      <w:bookmarkStart w:id="10" w:name="_Toc1073419251"/>
+      <w:bookmarkStart w:id="9" w:name="_Toc235909170"/>
       <w:r>
         <w:t>Information management strategy</w:t>
       </w:r>
+      <w:bookmarkEnd w:id="9"/>
+      <w:r>
+        <w:t xml:space="preserve"> </w:t>
+      </w:r>
+    </w:p>
+    <w:p>
+      <w:pPr>
+        <w:jc w:val="both"/>
+      </w:pPr>
+      <w:r>
+        <w:t xml:space="preserve">Due to the high number of research articles that the strategies output (i.e. ninety in this case), an information management strategy is fundamental </w:t>
+      </w:r>
+      <w:r>
+        <w:t>for</w:t>
+      </w:r>
+      <w:r>
+        <w:t xml:space="preserve"> the success of a research project.</w:t>
+      </w:r>
+      <w:r>
+        <w:t xml:space="preserve"> </w:t>
+      </w:r>
+      <w:r>
+        <w:t>For that reason, the following sections</w:t>
+      </w:r>
+      <w:r>
+        <w:t xml:space="preserve"> describe</w:t>
+      </w:r>
+      <w:r>
+        <w:t xml:space="preserve"> </w:t>
+      </w:r>
+      <w:r>
+        <w:t>the</w:t>
+      </w:r>
+      <w:r>
+        <w:t xml:space="preserve"> steps taken to read, organize, store, classify, annotate, and retrieve the information in an efficient and organized way.</w:t>
+      </w:r>
+    </w:p>
+    <w:p>
+      <w:pPr>
+        <w:pStyle w:val="Heading3"/>
+        <w:numPr>
+          <w:ilvl w:val="1"/>
+          <w:numId w:val="5"/>
+        </w:numPr>
+      </w:pPr>
+      <w:bookmarkStart w:id="10" w:name="_Toc235909171"/>
+      <w:r>
+        <w:t>Reading and taking notes</w:t>
+      </w:r>
       <w:bookmarkEnd w:id="10"/>
       <w:r>
         <w:t xml:space="preserve"> </w:t>
       </w:r>
     </w:p>
     <w:p>
-      <w:r>
-        <w:t xml:space="preserve">Due to the high number of research articles that </w:t>
-      </w:r>
-      <w:r>
-        <w:t xml:space="preserve">the </w:t>
-      </w:r>
-      <w:r>
-        <w:t>strategies</w:t>
-      </w:r>
-      <w:r>
-        <w:t xml:space="preserve"> </w:t>
-      </w:r>
-      <w:r>
-        <w:t>output (</w:t>
-      </w:r>
-      <w:r>
-        <w:t>i.e. 90 in this case).</w:t>
-      </w:r>
-      <w:r>
-        <w:t xml:space="preserve"> </w:t>
-      </w:r>
-      <w:r>
-        <w:t>T</w:t>
-      </w:r>
-      <w:r>
-        <w:t>he existence of an information management strategy is fundamental to the success of a research project during the whole research degree.</w:t>
-      </w:r>
-    </w:p>
-    <w:p>
-      <w:r>
-        <w:t>For that reason, in the following sections, there will be a description of all the different steps that are taken to r</w:t>
-      </w:r>
-      <w:r>
-        <w:t>ead</w:t>
-      </w:r>
-      <w:r>
-        <w:t>, organize, store, classify, annotate, and retrieve the information in an efficient and organized way</w:t>
-      </w:r>
-      <w:r>
-        <w:t>.</w:t>
-      </w:r>
-    </w:p>
-    <w:p>
-      <w:pPr>
-        <w:pStyle w:val="Heading3"/>
-      </w:pPr>
-      <w:bookmarkStart w:id="11" w:name="_Toc1189658588"/>
-      <w:r>
-        <w:t>Reading and taking notes</w:t>
-      </w:r>
-      <w:bookmarkEnd w:id="11"/>
-      <w:r>
-        <w:t xml:space="preserve"> </w:t>
-      </w:r>
-    </w:p>
-    <w:p>
-      <w:r>
-        <w:t xml:space="preserve">All </w:t>
-      </w:r>
-      <w:r>
-        <w:t>articles</w:t>
-      </w:r>
-      <w:r>
-        <w:t xml:space="preserve"> are</w:t>
-      </w:r>
-      <w:r>
-        <w:t xml:space="preserve"> filtered by reading the title, abstract and keywords</w:t>
-      </w:r>
-      <w:r>
-        <w:t xml:space="preserve"> first, this discard some of the irrelevant ones. </w:t>
-      </w:r>
-      <w:proofErr w:type="spellStart"/>
-      <w:r>
-        <w:t>Subsiquently</w:t>
-      </w:r>
-      <w:proofErr w:type="spellEnd"/>
-      <w:r>
-        <w:t xml:space="preserve">, </w:t>
-      </w:r>
-      <w:r>
-        <w:t xml:space="preserve">the selected list of articles </w:t>
-      </w:r>
-      <w:proofErr w:type="gramStart"/>
-      <w:r>
-        <w:t>are</w:t>
-      </w:r>
-      <w:proofErr w:type="gramEnd"/>
-      <w:r>
-        <w:t xml:space="preserve"> input into </w:t>
-      </w:r>
-      <w:r>
-        <w:t xml:space="preserve">Zotero, including the actual pdf. During this step all type of </w:t>
-      </w:r>
-      <w:r>
-        <w:t xml:space="preserve">syncing is disable do avoid the pdf being uploaded to external servers. </w:t>
-      </w:r>
-    </w:p>
-    <w:p>
-      <w:r>
-        <w:t xml:space="preserve">The </w:t>
+      <w:pPr>
+        <w:jc w:val="both"/>
+      </w:pPr>
+      <w:r>
+        <w:t xml:space="preserve">All articles are filtered by reading the title, abstract and keywords first. This discards some of the irrelevant ones. Subsequently, the selected </w:t>
+      </w:r>
+      <w:r>
+        <w:t>list</w:t>
+      </w:r>
+      <w:r>
+        <w:t xml:space="preserve"> is input into </w:t>
       </w:r>
       <w:r>
         <w:rPr>
@@ -4123,104 +4506,27 @@
         <w:t>Zotero</w:t>
       </w:r>
       <w:r>
-        <w:t xml:space="preserve"> pdf reader in used locally, this reader allows writing</w:t>
-      </w:r>
-      <w:r>
-        <w:t xml:space="preserve"> and annotating</w:t>
-      </w:r>
-      <w:r>
-        <w:t xml:space="preserve"> over the pdf and storing those comments and </w:t>
-      </w:r>
-      <w:r>
-        <w:t xml:space="preserve">pdf text systematically for later referencing. Exporting references can be done in Zotero or </w:t>
-      </w:r>
-      <w:r>
-        <w:t xml:space="preserve">in any other software tool. </w:t>
-      </w:r>
-    </w:p>
-    <w:p>
-      <w:pPr>
-        <w:pStyle w:val="Heading3"/>
-      </w:pPr>
-      <w:bookmarkStart w:id="12" w:name="_Toc1656586523"/>
-      <w:r>
-        <w:lastRenderedPageBreak/>
-        <w:t>Storing and organising literature</w:t>
-      </w:r>
-      <w:bookmarkEnd w:id="12"/>
-    </w:p>
-    <w:p>
-      <w:r>
-        <w:t>For storing and organizing literature Zotero software is being used</w:t>
-      </w:r>
-      <w:r>
-        <w:t xml:space="preserve"> to Store </w:t>
-      </w:r>
-      <w:proofErr w:type="spellStart"/>
-      <w:r>
-        <w:t>medata</w:t>
-      </w:r>
-      <w:proofErr w:type="spellEnd"/>
-      <w:r>
-        <w:t xml:space="preserve"> (title, abstract, </w:t>
-      </w:r>
-      <w:proofErr w:type="spellStart"/>
-      <w:r>
-        <w:t>authord</w:t>
-      </w:r>
-      <w:proofErr w:type="spellEnd"/>
-      <w:r>
-        <w:t>, DOI etc) and the pdf itself.</w:t>
-      </w:r>
-      <w:r>
-        <w:t xml:space="preserve"> The syncing Zotero feature is disable </w:t>
-      </w:r>
-      <w:proofErr w:type="gramStart"/>
-      <w:r>
-        <w:t>in order to</w:t>
-      </w:r>
-      <w:proofErr w:type="gramEnd"/>
-      <w:r>
-        <w:t xml:space="preserve"> prevent </w:t>
-      </w:r>
-      <w:r>
-        <w:t>the pdf being uploaded to unwanted server.</w:t>
-      </w:r>
-    </w:p>
-    <w:p>
-      <w:r>
-        <w:t xml:space="preserve">Using </w:t>
-      </w:r>
-      <w:r>
-        <w:t>Zotero</w:t>
-      </w:r>
-      <w:r>
-        <w:t xml:space="preserve"> and </w:t>
-      </w:r>
-      <w:r>
-        <w:t xml:space="preserve">using its </w:t>
-      </w:r>
-      <w:r>
-        <w:t xml:space="preserve">collections capabilities the articles are classified according to </w:t>
-      </w:r>
-      <w:r>
-        <w:t xml:space="preserve">its </w:t>
-      </w:r>
-      <w:bookmarkStart w:id="13" w:name="_Toc1276434707"/>
-      <w:r>
-        <w:t>purpose</w:t>
-      </w:r>
-      <w:r>
-        <w:t>:</w:t>
-      </w:r>
-      <w:r>
-        <w:t xml:space="preserve"> meth</w:t>
-      </w:r>
-      <w:r>
-        <w:t>od</w:t>
-      </w:r>
-      <w:r>
-        <w:t xml:space="preserve">ology, framework, application or review. </w:t>
+        <w:t xml:space="preserve">, including the actual </w:t>
+      </w:r>
+      <w:r>
+        <w:t xml:space="preserve">articles’ </w:t>
+      </w:r>
+      <w:r>
+        <w:t>PDF.</w:t>
+      </w:r>
+    </w:p>
+    <w:p>
+      <w:pPr>
+        <w:jc w:val="both"/>
+      </w:pPr>
+      <w:r>
+        <w:t xml:space="preserve">The Zotero PDF reader is used locally. This reader </w:t>
+      </w:r>
+      <w:r>
+        <w:t>allows writing and annotating the PDF and storing those comments and PDF text systemat</w:t>
+      </w:r>
+      <w:r>
+        <w:t>ically for later referencing. Exporting references can be done in Zotero or in any other software tool.</w:t>
       </w:r>
     </w:p>
     <w:p>
@@ -4228,45 +4534,99 @@
         <w:pStyle w:val="Heading3"/>
         <w:numPr>
           <w:ilvl w:val="1"/>
-          <w:numId w:val="11"/>
+          <w:numId w:val="5"/>
         </w:numPr>
       </w:pPr>
-      <w:r>
-        <w:t>Managing references</w:t>
+      <w:bookmarkStart w:id="11" w:name="_Toc235909172"/>
+      <w:r>
+        <w:t>Storing and organising literature</w:t>
+      </w:r>
+      <w:bookmarkEnd w:id="11"/>
+    </w:p>
+    <w:p>
+      <w:pPr>
+        <w:jc w:val="both"/>
+      </w:pPr>
+      <w:r>
+        <w:t xml:space="preserve">For storing and organizing literature, Zotero software is being used to store metadata (title, abstract, authors, DOI, etc.) and the PDF itself. The Zotero syncing feature is disabled </w:t>
+      </w:r>
+      <w:r>
+        <w:t>to</w:t>
+      </w:r>
+      <w:r>
+        <w:t xml:space="preserve"> prevent the PDF being uploaded to unwanted servers.</w:t>
+      </w:r>
+    </w:p>
+    <w:p>
+      <w:pPr>
+        <w:jc w:val="both"/>
+      </w:pPr>
+      <w:r>
+        <w:t>Using Zotero</w:t>
+      </w:r>
+      <w:r>
+        <w:t>’s</w:t>
+      </w:r>
+      <w:r>
+        <w:t xml:space="preserve"> capabilities, the </w:t>
+      </w:r>
+      <w:r>
+        <w:t>articles are classified according to their purpose: methodology, framework, application or review.</w:t>
       </w:r>
       <w:r>
         <w:t xml:space="preserve"> </w:t>
       </w:r>
     </w:p>
-    <w:bookmarkEnd w:id="13"/>
-    <w:p>
+    <w:p>
+      <w:pPr>
+        <w:pStyle w:val="Heading3"/>
+        <w:numPr>
+          <w:ilvl w:val="1"/>
+          <w:numId w:val="5"/>
+        </w:numPr>
+      </w:pPr>
+      <w:bookmarkStart w:id="12" w:name="_Toc235909173"/>
+      <w:r>
+        <w:t>Managing</w:t>
+      </w:r>
+      <w:r>
+        <w:t xml:space="preserve"> references</w:t>
+      </w:r>
+      <w:bookmarkEnd w:id="12"/>
+      <w:r>
+        <w:t xml:space="preserve"> </w:t>
+      </w:r>
+    </w:p>
+    <w:p>
+      <w:pPr>
+        <w:jc w:val="both"/>
+      </w:pPr>
       <w:r>
         <w:t>Zotero is used as the primary reference manager</w:t>
       </w:r>
       <w:r>
         <w:t xml:space="preserve"> using it </w:t>
       </w:r>
-      <w:proofErr w:type="spellStart"/>
-      <w:r>
-        <w:t>pluging</w:t>
-      </w:r>
-      <w:proofErr w:type="spellEnd"/>
+      <w:r>
+        <w:t>plugging</w:t>
+      </w:r>
       <w:r>
         <w:t xml:space="preserve"> to Word text editor. This allows the direct referencing of in-</w:t>
       </w:r>
-      <w:proofErr w:type="gramStart"/>
-      <w:r>
-        <w:t xml:space="preserve">text </w:t>
-      </w:r>
-      <w:r>
-        <w:t xml:space="preserve"> citations</w:t>
-      </w:r>
-      <w:proofErr w:type="gramEnd"/>
+      <w:r>
+        <w:t>text citations</w:t>
+      </w:r>
       <w:r>
         <w:t xml:space="preserve"> directly from Zotero</w:t>
       </w:r>
       <w:r>
-        <w:t>. Since, all articles are imported directly from Scopus</w:t>
+        <w:t xml:space="preserve">. </w:t>
+      </w:r>
+      <w:r>
+        <w:t>Since</w:t>
+      </w:r>
+      <w:r>
+        <w:t xml:space="preserve"> all articles are imported directly from Scopus</w:t>
       </w:r>
       <w:r>
         <w:t xml:space="preserve">, the whole process </w:t>
@@ -4281,61 +4641,67 @@
     <w:p>
       <w:pPr>
         <w:pStyle w:val="Heading3"/>
-      </w:pPr>
-      <w:bookmarkStart w:id="14" w:name="_Toc949104463"/>
-      <w:r>
-        <w:t>Documenting your searching</w:t>
-      </w:r>
-      <w:bookmarkEnd w:id="14"/>
+        <w:numPr>
+          <w:ilvl w:val="1"/>
+          <w:numId w:val="5"/>
+        </w:numPr>
+      </w:pPr>
+      <w:bookmarkStart w:id="13" w:name="_Toc235909174"/>
+      <w:r>
+        <w:t>Documenting</w:t>
+      </w:r>
+      <w:r>
+        <w:t xml:space="preserve"> your searching</w:t>
+      </w:r>
+      <w:bookmarkEnd w:id="13"/>
       <w:r>
         <w:t xml:space="preserve"> </w:t>
       </w:r>
     </w:p>
     <w:p>
       <w:r>
-        <w:t>The search is documented using Scopus build-in feature to save search string and results</w:t>
-      </w:r>
-      <w:r>
-        <w:t xml:space="preserve"> (</w:t>
-      </w:r>
-      <w:r>
-        <w:t>See picture below</w:t>
-      </w:r>
-      <w:r>
-        <w:t>)</w:t>
-      </w:r>
-      <w:r>
-        <w:t xml:space="preserve">. This will allow </w:t>
-      </w:r>
-      <w:r>
-        <w:t xml:space="preserve">the tracking every search with its results and </w:t>
-      </w:r>
-      <w:r>
-        <w:t xml:space="preserve">date. Furthermore, in case of extra comments need to </w:t>
-      </w:r>
-      <w:proofErr w:type="gramStart"/>
-      <w:r>
-        <w:t>added</w:t>
-      </w:r>
-      <w:proofErr w:type="gramEnd"/>
-      <w:r>
-        <w:t xml:space="preserve"> a </w:t>
-      </w:r>
-      <w:r>
-        <w:t xml:space="preserve">md file will be kept in </w:t>
-      </w:r>
-      <w:r>
-        <w:t>one</w:t>
-      </w:r>
-      <w:r>
-        <w:t xml:space="preserve"> drive that links the search with the log entry comments.</w:t>
-      </w:r>
-    </w:p>
-    <w:p>
-      <w:r>
+        <w:t xml:space="preserve">The search is documented using the Scopus built-in feature to save the search string and results (see the figure </w:t>
+      </w:r>
+      <w:r>
+        <w:t>5</w:t>
+      </w:r>
+      <w:r>
+        <w:t xml:space="preserve">). This </w:t>
+      </w:r>
+      <w:r>
+        <w:t>allow</w:t>
+      </w:r>
+      <w:r>
+        <w:t>s</w:t>
+      </w:r>
+      <w:r>
+        <w:t xml:space="preserve"> </w:t>
+      </w:r>
+      <w:r>
+        <w:t xml:space="preserve">every search to be tracked </w:t>
+      </w:r>
+      <w:r>
+        <w:t>with</w:t>
+      </w:r>
+      <w:r>
+        <w:t xml:space="preserve"> its</w:t>
+      </w:r>
+      <w:r>
+        <w:t xml:space="preserve"> results and date. Furthermore, in case extra comments need to be added, an .md file will be kept in OneDrive that links the search with the log-entry comments.</w:t>
+      </w:r>
+    </w:p>
+    <w:p>
+      <w:pPr>
+        <w:keepNext/>
+      </w:pPr>
+      <w:r>
+        <w:lastRenderedPageBreak/>
         <w:br/>
       </w:r>
       <w:r>
+        <w:rPr>
+          <w:noProof/>
+        </w:rPr>
         <w:drawing>
           <wp:inline distT="0" distB="0" distL="0" distR="0" wp14:anchorId="08A73C0E" wp14:editId="73864AE1">
             <wp:extent cx="5731510" cy="1308735"/>
@@ -4373,6 +4739,25 @@
         </w:drawing>
       </w:r>
     </w:p>
+    <w:p>
+      <w:pPr>
+        <w:pStyle w:val="Caption"/>
+      </w:pPr>
+      <w:r>
+        <w:t xml:space="preserve">Figure </w:t>
+      </w:r>
+      <w:fldSimple w:instr=" SEQ Figure \* ARABIC ">
+        <w:r>
+          <w:rPr>
+            <w:noProof/>
+          </w:rPr>
+          <w:t>5</w:t>
+        </w:r>
+      </w:fldSimple>
+      <w:r>
+        <w:t>. Saved searches</w:t>
+      </w:r>
+    </w:p>
     <w:p/>
     <w:p>
       <w:pPr>
@@ -4382,98 +4767,98 @@
           <w:numId w:val="5"/>
         </w:numPr>
       </w:pPr>
-      <w:bookmarkStart w:id="15" w:name="_Toc777977441"/>
+      <w:bookmarkStart w:id="14" w:name="_Toc235909175"/>
       <w:r>
         <w:t>Current awareness strategy</w:t>
       </w:r>
+      <w:bookmarkEnd w:id="14"/>
+      <w:r>
+        <w:t xml:space="preserve"> </w:t>
+      </w:r>
+    </w:p>
+    <w:p>
+      <w:pPr>
+        <w:jc w:val="both"/>
+      </w:pPr>
+      <w:r>
+        <w:t>In the Artificial Intelligence-related field, the advance of scientific knowledge has been staggering in the last decade. This makes an awareness strategy necessary to keep pace with cutting-edge AI science</w:t>
+      </w:r>
+      <w:r>
+        <w:t>.</w:t>
+      </w:r>
+      <w:r>
+        <w:t xml:space="preserve"> </w:t>
+      </w:r>
+    </w:p>
+    <w:p>
+      <w:pPr>
+        <w:pStyle w:val="Heading3"/>
+        <w:numPr>
+          <w:ilvl w:val="1"/>
+          <w:numId w:val="5"/>
+        </w:numPr>
+      </w:pPr>
+      <w:bookmarkStart w:id="15" w:name="_Toc235909176"/>
+      <w:r>
+        <w:t>Strategy 1:</w:t>
+      </w:r>
+      <w:r>
+        <w:t xml:space="preserve"> Scopus alarms</w:t>
+      </w:r>
       <w:bookmarkEnd w:id="15"/>
-      <w:r>
-        <w:t xml:space="preserve"> </w:t>
-      </w:r>
-    </w:p>
-    <w:p>
-      <w:r>
-        <w:t xml:space="preserve">In Artificial Intelligence related </w:t>
-      </w:r>
-      <w:proofErr w:type="gramStart"/>
-      <w:r>
-        <w:t>field</w:t>
-      </w:r>
-      <w:proofErr w:type="gramEnd"/>
-      <w:r>
-        <w:t xml:space="preserve"> the </w:t>
-      </w:r>
-      <w:proofErr w:type="spellStart"/>
-      <w:r>
-        <w:t>advace</w:t>
-      </w:r>
-      <w:proofErr w:type="spellEnd"/>
-      <w:r>
-        <w:t xml:space="preserve"> and </w:t>
-      </w:r>
-      <w:r>
-        <w:t xml:space="preserve">of scientific knowledge is staggering in the las decade. This makes </w:t>
-      </w:r>
-      <w:proofErr w:type="spellStart"/>
-      <w:proofErr w:type="gramStart"/>
-      <w:r>
-        <w:t>a</w:t>
-      </w:r>
-      <w:proofErr w:type="spellEnd"/>
-      <w:proofErr w:type="gramEnd"/>
-      <w:r>
-        <w:t xml:space="preserve"> awareness strategy necessary to keep the pace of the </w:t>
-      </w:r>
-      <w:r>
-        <w:t xml:space="preserve">of </w:t>
-      </w:r>
-      <w:proofErr w:type="gramStart"/>
-      <w:r>
-        <w:t xml:space="preserve">cutting </w:t>
-      </w:r>
-      <w:r>
-        <w:t>edge</w:t>
-      </w:r>
-      <w:proofErr w:type="gramEnd"/>
-      <w:r>
-        <w:t xml:space="preserve"> AI science</w:t>
+    </w:p>
+    <w:p>
+      <w:pPr>
+        <w:jc w:val="both"/>
+      </w:pPr>
+      <w:r>
+        <w:t xml:space="preserve">The first awareness strategy is set using the Scopus built-in tool, where a periodic alarm sends </w:t>
+      </w:r>
+      <w:r>
+        <w:t>the user</w:t>
+      </w:r>
+      <w:r>
+        <w:t xml:space="preserve"> an email </w:t>
+      </w:r>
+      <w:r>
+        <w:t>at a set interval</w:t>
+      </w:r>
+      <w:r>
+        <w:t xml:space="preserve"> informing </w:t>
+      </w:r>
+      <w:r>
+        <w:t>with</w:t>
+      </w:r>
+      <w:r>
+        <w:t xml:space="preserve"> the newest results </w:t>
+      </w:r>
+      <w:r>
+        <w:t xml:space="preserve">for </w:t>
+      </w:r>
+      <w:r>
+        <w:t>the</w:t>
+      </w:r>
+      <w:r>
+        <w:t xml:space="preserve"> user</w:t>
+      </w:r>
+      <w:r>
+        <w:t xml:space="preserve"> search statement. See figure </w:t>
+      </w:r>
+      <w:r>
+        <w:t>6</w:t>
       </w:r>
       <w:r>
         <w:t>.</w:t>
       </w:r>
-      <w:r>
-        <w:t xml:space="preserve"> </w:t>
-      </w:r>
-    </w:p>
-    <w:p>
-      <w:pPr>
-        <w:pStyle w:val="Heading3"/>
-      </w:pPr>
-      <w:bookmarkStart w:id="16" w:name="_Toc474746882"/>
-      <w:r>
-        <w:t>Strategy 1:</w:t>
-      </w:r>
-      <w:bookmarkEnd w:id="16"/>
-      <w:r>
-        <w:t xml:space="preserve"> Scopus alarms</w:t>
-      </w:r>
-    </w:p>
-    <w:p>
-      <w:r>
-        <w:t xml:space="preserve">The first awareness strategy is set </w:t>
-      </w:r>
-      <w:r>
-        <w:t xml:space="preserve">using Scopes build-in tool where a periodical alarm sends you an email every stated day </w:t>
-      </w:r>
-      <w:r>
-        <w:t>informing about the newest results on the search statement that the user wants</w:t>
-      </w:r>
-      <w:r>
-        <w:t>. See figure below.</w:t>
-      </w:r>
-    </w:p>
-    <w:p>
-      <w:r>
+    </w:p>
+    <w:p>
+      <w:pPr>
+        <w:keepNext/>
+      </w:pPr>
+      <w:r>
+        <w:rPr>
+          <w:noProof/>
+        </w:rPr>
         <w:lastRenderedPageBreak/>
         <w:drawing>
           <wp:inline distT="0" distB="0" distL="0" distR="0" wp14:anchorId="675B6FAB" wp14:editId="5B84E5F0">
@@ -4512,18 +4897,37 @@
         </w:drawing>
       </w:r>
     </w:p>
+    <w:p>
+      <w:pPr>
+        <w:pStyle w:val="Caption"/>
+      </w:pPr>
+      <w:r>
+        <w:t xml:space="preserve">Figure </w:t>
+      </w:r>
+      <w:fldSimple w:instr=" SEQ Figure \* ARABIC ">
+        <w:r>
+          <w:rPr>
+            <w:noProof/>
+          </w:rPr>
+          <w:t>6</w:t>
+        </w:r>
+      </w:fldSimple>
+      <w:r>
+        <w:t>. Scopus Alert</w:t>
+      </w:r>
+    </w:p>
     <w:p/>
     <w:p>
       <w:pPr>
         <w:pStyle w:val="Heading3"/>
-      </w:pPr>
-      <w:bookmarkStart w:id="17" w:name="_Toc402577863"/>
-      <w:r>
-        <w:t>Strategy 2:</w:t>
-      </w:r>
-      <w:bookmarkEnd w:id="17"/>
-      <w:r>
-        <w:t xml:space="preserve"> </w:t>
+        <w:numPr>
+          <w:ilvl w:val="1"/>
+          <w:numId w:val="5"/>
+        </w:numPr>
+      </w:pPr>
+      <w:bookmarkStart w:id="16" w:name="_Toc235909177"/>
+      <w:r>
+        <w:t xml:space="preserve">Strategy 2: </w:t>
       </w:r>
       <w:r>
         <w:t xml:space="preserve">Following </w:t>
@@ -4531,39 +4935,33 @@
       <w:r>
         <w:t xml:space="preserve">lead researchers in </w:t>
       </w:r>
-      <w:proofErr w:type="spellStart"/>
-      <w:r>
-        <w:t>Linkedin</w:t>
-      </w:r>
-      <w:proofErr w:type="spellEnd"/>
+      <w:r>
+        <w:t>LinkedIn</w:t>
+      </w:r>
       <w:r>
         <w:t>.</w:t>
       </w:r>
-    </w:p>
-    <w:p>
-      <w:r>
-        <w:t xml:space="preserve">The second </w:t>
-      </w:r>
-      <w:r>
-        <w:t>strategy is to follow the top</w:t>
-      </w:r>
-      <w:r>
-        <w:t xml:space="preserve"> researchers in this interdisciplinary field. Usually, lead researchers publish in their </w:t>
-      </w:r>
-      <w:proofErr w:type="spellStart"/>
-      <w:r>
-        <w:t>linkedin</w:t>
-      </w:r>
-      <w:proofErr w:type="spellEnd"/>
-      <w:r>
-        <w:t xml:space="preserve"> pages when new has been released to the public. One of those researchers is </w:t>
-      </w:r>
-      <w:r>
-        <w:t>Zhen Gao, who is in the author of two of the articles resulting from the search. See figure below.</w:t>
-      </w:r>
-    </w:p>
-    <w:p>
-      <w:r>
+      <w:bookmarkEnd w:id="16"/>
+    </w:p>
+    <w:p>
+      <w:r>
+        <w:t xml:space="preserve">The second strategy is to follow the top researchers in this interdisciplinary field. Usually, lead researchers publish on their LinkedIn pages when news has been released to the public. One of those researchers is Zhen Gao, who is the author of two of the articles resulting from the search. See figure </w:t>
+      </w:r>
+      <w:r>
+        <w:t>7</w:t>
+      </w:r>
+      <w:r>
+        <w:t>.</w:t>
+      </w:r>
+    </w:p>
+    <w:p>
+      <w:pPr>
+        <w:keepNext/>
+      </w:pPr>
+      <w:r>
+        <w:rPr>
+          <w:noProof/>
+        </w:rPr>
         <w:lastRenderedPageBreak/>
         <w:drawing>
           <wp:inline distT="0" distB="0" distL="0" distR="0" wp14:anchorId="38A0D3F6" wp14:editId="6E74F9B1">
@@ -4604,54 +5002,47 @@
     </w:p>
     <w:p>
       <w:pPr>
+        <w:pStyle w:val="Caption"/>
+      </w:pPr>
+      <w:r>
+        <w:t xml:space="preserve">Figure </w:t>
+      </w:r>
+      <w:fldSimple w:instr=" SEQ Figure \* ARABIC ">
+        <w:r>
+          <w:rPr>
+            <w:noProof/>
+          </w:rPr>
+          <w:t>7</w:t>
+        </w:r>
+      </w:fldSimple>
+      <w:r>
+        <w:t>. Top researcher</w:t>
+      </w:r>
+    </w:p>
+    <w:p/>
+    <w:p>
+      <w:pPr>
         <w:pStyle w:val="Heading3"/>
-      </w:pPr>
-      <w:bookmarkStart w:id="18" w:name="_Toc1861838140"/>
-      <w:r>
-        <w:t>Strategy 3:</w:t>
-      </w:r>
-      <w:bookmarkEnd w:id="18"/>
-      <w:r>
-        <w:t xml:space="preserve"> </w:t>
+        <w:numPr>
+          <w:ilvl w:val="1"/>
+          <w:numId w:val="5"/>
+        </w:numPr>
+      </w:pPr>
+      <w:bookmarkStart w:id="17" w:name="_Toc235909178"/>
+      <w:r>
+        <w:t xml:space="preserve">Strategy 3: </w:t>
       </w:r>
       <w:r>
         <w:t>Conference attendance and subscription</w:t>
       </w:r>
-    </w:p>
-    <w:p>
-      <w:r>
-        <w:t xml:space="preserve">The other way to keep </w:t>
-      </w:r>
-      <w:r>
-        <w:t xml:space="preserve">up to date with the latest research developments is to subscribe to email alerts </w:t>
-      </w:r>
-      <w:r>
-        <w:t xml:space="preserve">to the biggest conferences </w:t>
-      </w:r>
-      <w:r>
-        <w:t xml:space="preserve">and to attend to those when possible. In this case, the biggest is </w:t>
-      </w:r>
-      <w:r>
-        <w:rPr>
-          <w:b/>
-          <w:bCs/>
-        </w:rPr>
-        <w:t>AAMAS</w:t>
-      </w:r>
-      <w:r>
-        <w:t xml:space="preserve"> (t</w:t>
-      </w:r>
-      <w:r>
-        <w:t>he International Conference on Autonomous Agents and Multiagent Systems</w:t>
-      </w:r>
-      <w:r>
-        <w:t xml:space="preserve">) </w:t>
-      </w:r>
-      <w:r>
-        <w:t>which take place yearly</w:t>
-      </w:r>
-      <w:r>
-        <w:t xml:space="preserve"> in different cities around the world.</w:t>
+      <w:bookmarkEnd w:id="17"/>
+    </w:p>
+    <w:p>
+      <w:pPr>
+        <w:jc w:val="both"/>
+      </w:pPr>
+      <w:r>
+        <w:t>In this section, three provided references are analysed for authenticity following a structured validation strategy. For each source, a judgement of authenticity is provided, along with the process that leads to that judgement. When the source's judgement resolves to "fabricated", no other criterion is used, since there is no point in continuing.</w:t>
       </w:r>
     </w:p>
     <w:p>
@@ -4662,82 +5053,87 @@
           <w:numId w:val="5"/>
         </w:numPr>
       </w:pPr>
-      <w:bookmarkStart w:id="19" w:name="_Toc1197618777"/>
+      <w:bookmarkStart w:id="18" w:name="_Toc235909179"/>
       <w:r>
         <w:t>Sample source analysis</w:t>
       </w:r>
+      <w:bookmarkEnd w:id="18"/>
+      <w:r>
+        <w:t xml:space="preserve"> </w:t>
+      </w:r>
+    </w:p>
+    <w:p>
+      <w:pPr>
+        <w:jc w:val="both"/>
+      </w:pPr>
+      <w:r>
+        <w:t xml:space="preserve">In this section three provided references are analysed for </w:t>
+      </w:r>
+      <w:r>
+        <w:t xml:space="preserve">authenticity following </w:t>
+      </w:r>
+      <w:r>
+        <w:t>a</w:t>
+      </w:r>
+      <w:r>
+        <w:t xml:space="preserve"> structured validation strategy. </w:t>
+      </w:r>
+      <w:r>
+        <w:t xml:space="preserve">For each source a judgement of authenticity is provided and </w:t>
+      </w:r>
+      <w:r>
+        <w:t xml:space="preserve">the </w:t>
+      </w:r>
+      <w:r>
+        <w:t>process that leads to that judgement.</w:t>
+      </w:r>
+      <w:r>
+        <w:t xml:space="preserve"> When the source</w:t>
+      </w:r>
+      <w:r>
+        <w:t>’s judgement resolves to “</w:t>
+      </w:r>
+      <w:r>
+        <w:t>fabricated</w:t>
+      </w:r>
+      <w:r>
+        <w:t xml:space="preserve">”, no other criteria </w:t>
+      </w:r>
+      <w:r>
+        <w:t>are</w:t>
+      </w:r>
+      <w:r>
+        <w:t xml:space="preserve"> </w:t>
+      </w:r>
+      <w:r>
+        <w:t xml:space="preserve">used, </w:t>
+      </w:r>
+      <w:r>
+        <w:t>since</w:t>
+      </w:r>
+      <w:r>
+        <w:t xml:space="preserve"> there is </w:t>
+      </w:r>
+      <w:r>
+        <w:t>no</w:t>
+      </w:r>
+      <w:r>
+        <w:t xml:space="preserve"> point in continuing.</w:t>
+      </w:r>
+    </w:p>
+    <w:p>
+      <w:pPr>
+        <w:pStyle w:val="Heading3"/>
+        <w:numPr>
+          <w:ilvl w:val="1"/>
+          <w:numId w:val="5"/>
+        </w:numPr>
+      </w:pPr>
+      <w:bookmarkStart w:id="19" w:name="_Toc235909180"/>
+      <w:r>
+        <w:t>Source 1</w:t>
+      </w:r>
       <w:bookmarkEnd w:id="19"/>
-      <w:r>
-        <w:t xml:space="preserve"> </w:t>
-      </w:r>
-    </w:p>
-    <w:p>
-      <w:r>
-        <w:t xml:space="preserve">In this section three provided references are analysed for </w:t>
-      </w:r>
-      <w:r>
-        <w:t xml:space="preserve">authenticity following </w:t>
-      </w:r>
-      <w:proofErr w:type="gramStart"/>
-      <w:r>
-        <w:t>an</w:t>
-      </w:r>
-      <w:proofErr w:type="gramEnd"/>
-      <w:r>
-        <w:t xml:space="preserve"> structured validation strategy. </w:t>
-      </w:r>
-      <w:r>
-        <w:t xml:space="preserve">For each source a judgement of authenticity is provided and </w:t>
-      </w:r>
-      <w:r>
-        <w:t xml:space="preserve">the </w:t>
-      </w:r>
-      <w:r>
-        <w:t>process that leads to that judgement.</w:t>
-      </w:r>
-      <w:r>
-        <w:t xml:space="preserve"> When the source</w:t>
-      </w:r>
-      <w:r>
-        <w:t>’s judgement resolves to “</w:t>
-      </w:r>
-      <w:proofErr w:type="spellStart"/>
-      <w:r>
-        <w:t>frabricated</w:t>
-      </w:r>
-      <w:proofErr w:type="spellEnd"/>
-      <w:r>
-        <w:t xml:space="preserve">”, no other criteria is </w:t>
-      </w:r>
-      <w:r>
-        <w:t xml:space="preserve">used, </w:t>
-      </w:r>
-      <w:proofErr w:type="gramStart"/>
-      <w:r>
-        <w:t>since,</w:t>
-      </w:r>
-      <w:proofErr w:type="gramEnd"/>
-      <w:r>
-        <w:t xml:space="preserve"> there is </w:t>
-      </w:r>
-      <w:proofErr w:type="spellStart"/>
-      <w:r>
-        <w:t>not</w:t>
-      </w:r>
-      <w:proofErr w:type="spellEnd"/>
-      <w:r>
-        <w:t xml:space="preserve"> point in continuing.</w:t>
-      </w:r>
-    </w:p>
-    <w:p>
-      <w:pPr>
-        <w:pStyle w:val="Heading3"/>
-      </w:pPr>
-      <w:bookmarkStart w:id="20" w:name="_Toc1720753644"/>
-      <w:r>
-        <w:t>Source 1</w:t>
-      </w:r>
-      <w:bookmarkEnd w:id="20"/>
     </w:p>
     <w:p>
       <w:r>
@@ -4757,23 +5153,120 @@
           <w:rPr>
             <w:rStyle w:val="Hyperlink"/>
           </w:rPr>
-          <w:t>https://doi.org/10.1080/24750158.20</w:t>
-        </w:r>
-        <w:r>
-          <w:rPr>
-            <w:rStyle w:val="Hyperlink"/>
-          </w:rPr>
-          <w:t>2</w:t>
-        </w:r>
-        <w:r>
-          <w:rPr>
-            <w:rStyle w:val="Hyperlink"/>
-          </w:rPr>
-          <w:t>5.2460128</w:t>
+          <w:t>https://doi.org/10.1080/24750158.2025.2460128</w:t>
         </w:r>
       </w:hyperlink>
       <w:r>
         <w:t xml:space="preserve"> </w:t>
+      </w:r>
+    </w:p>
+    <w:p>
+      <w:pPr>
+        <w:rPr>
+          <w:b/>
+          <w:bCs/>
+        </w:rPr>
+      </w:pPr>
+      <w:r>
+        <w:rPr>
+          <w:b/>
+          <w:bCs/>
+        </w:rPr>
+        <w:lastRenderedPageBreak/>
+        <w:t>Authenticity judgement:</w:t>
+      </w:r>
+    </w:p>
+    <w:p>
+      <w:r>
+        <w:t>Fabricated</w:t>
+      </w:r>
+    </w:p>
+    <w:p>
+      <w:pPr>
+        <w:rPr>
+          <w:b/>
+          <w:bCs/>
+        </w:rPr>
+      </w:pPr>
+      <w:r>
+        <w:rPr>
+          <w:b/>
+          <w:bCs/>
+        </w:rPr>
+        <w:t>Veri</w:t>
+      </w:r>
+      <w:r>
+        <w:rPr>
+          <w:b/>
+          <w:bCs/>
+        </w:rPr>
+        <w:t>fication process and criteria:</w:t>
+      </w:r>
+    </w:p>
+    <w:p>
+      <w:pPr>
+        <w:pStyle w:val="ListParagraph"/>
+        <w:numPr>
+          <w:ilvl w:val="0"/>
+          <w:numId w:val="12"/>
+        </w:numPr>
+      </w:pPr>
+      <w:r>
+        <w:t xml:space="preserve">Does the metadata make sense? No, the DOI shows "2025" but the year of publication is 2023. This mismatch </w:t>
+      </w:r>
+      <w:r>
+        <w:t>is a red flag</w:t>
+      </w:r>
+      <w:r>
+        <w:t>.</w:t>
+      </w:r>
+    </w:p>
+    <w:p>
+      <w:pPr>
+        <w:pStyle w:val="ListParagraph"/>
+        <w:numPr>
+          <w:ilvl w:val="0"/>
+          <w:numId w:val="12"/>
+        </w:numPr>
+      </w:pPr>
+      <w:r>
+        <w:t>Does the DOI resolve to the referenced article? No, the given DOI leads to a different article and different authors.</w:t>
+      </w:r>
+    </w:p>
+    <w:p>
+      <w:pPr>
+        <w:pStyle w:val="ListParagraph"/>
+      </w:pPr>
+    </w:p>
+    <w:p>
+      <w:pPr>
+        <w:pStyle w:val="Heading3"/>
+        <w:numPr>
+          <w:ilvl w:val="1"/>
+          <w:numId w:val="5"/>
+        </w:numPr>
+      </w:pPr>
+      <w:bookmarkStart w:id="20" w:name="_Toc235909181"/>
+      <w:r>
+        <w:t>Source 2</w:t>
+      </w:r>
+      <w:bookmarkEnd w:id="20"/>
+    </w:p>
+    <w:p>
+      <w:r>
+        <w:t>Walter, M. (2025). Doing Indigenous statistics in Australia: The racial burden of disregard. In Chris Andersen, Maggie</w:t>
+      </w:r>
+      <w:r>
+        <w:t xml:space="preserve"> </w:t>
+      </w:r>
+      <w:r>
+        <w:t>Walter, Tahu Kukutai, &amp; Chelsea Gabel (Eds.), Indigenous statistics: From data deficits to data sovereignty.</w:t>
+      </w:r>
+      <w:r>
+        <w:t xml:space="preserve"> </w:t>
+      </w:r>
+      <w:r>
+        <w:t>(2nd ed., pp. 139–159). Routledge.</w:t>
       </w:r>
     </w:p>
     <w:p>
@@ -4793,143 +5286,6 @@
     </w:p>
     <w:p>
       <w:r>
-        <w:t>Fabricated</w:t>
-      </w:r>
-    </w:p>
-    <w:p>
-      <w:pPr>
-        <w:rPr>
-          <w:b/>
-          <w:bCs/>
-        </w:rPr>
-      </w:pPr>
-      <w:r>
-        <w:rPr>
-          <w:b/>
-          <w:bCs/>
-        </w:rPr>
-        <w:lastRenderedPageBreak/>
-        <w:t>Veri</w:t>
-      </w:r>
-      <w:r>
-        <w:rPr>
-          <w:b/>
-          <w:bCs/>
-        </w:rPr>
-        <w:t>fication process and criteria:</w:t>
-      </w:r>
-    </w:p>
-    <w:p>
-      <w:pPr>
-        <w:pStyle w:val="ListParagraph"/>
-        <w:numPr>
-          <w:ilvl w:val="0"/>
-          <w:numId w:val="13"/>
-        </w:numPr>
-        <w:rPr>
-          <w:b/>
-          <w:bCs/>
-        </w:rPr>
-      </w:pPr>
-      <w:r>
-        <w:t xml:space="preserve">Does the metadata </w:t>
-      </w:r>
-      <w:r>
-        <w:t>make sense</w:t>
-      </w:r>
-      <w:r>
-        <w:t>?</w:t>
-      </w:r>
-      <w:r>
-        <w:t xml:space="preserve"> No, The DOI </w:t>
-      </w:r>
-      <w:r>
-        <w:t>shows “</w:t>
-      </w:r>
-      <w:r>
-        <w:t>2025” but the year of publication is 2023. This mismatch gives a bad smell</w:t>
-      </w:r>
-    </w:p>
-    <w:p>
-      <w:pPr>
-        <w:pStyle w:val="ListParagraph"/>
-        <w:numPr>
-          <w:ilvl w:val="0"/>
-          <w:numId w:val="12"/>
-        </w:numPr>
-      </w:pPr>
-      <w:r>
-        <w:t>Does t</w:t>
-      </w:r>
-      <w:r>
-        <w:t xml:space="preserve">he DOI </w:t>
-      </w:r>
-      <w:r>
-        <w:t>resolve</w:t>
-      </w:r>
-      <w:r>
-        <w:t xml:space="preserve"> to the referenced article</w:t>
-      </w:r>
-      <w:r>
-        <w:t>?</w:t>
-      </w:r>
-      <w:r>
-        <w:t xml:space="preserve"> No, </w:t>
-      </w:r>
-      <w:r>
-        <w:t xml:space="preserve">the given DOI leads to </w:t>
-      </w:r>
-      <w:r>
-        <w:t xml:space="preserve">a totally different </w:t>
-      </w:r>
-      <w:r>
-        <w:t>article and different authors.</w:t>
-      </w:r>
-    </w:p>
-    <w:p>
-      <w:pPr>
-        <w:pStyle w:val="Heading3"/>
-      </w:pPr>
-      <w:bookmarkStart w:id="21" w:name="_Toc1540627231"/>
-      <w:r>
-        <w:t>Source 2</w:t>
-      </w:r>
-      <w:bookmarkEnd w:id="21"/>
-    </w:p>
-    <w:p>
-      <w:r>
-        <w:t>Walter, M. (2025). Doing Indigenous statistics in Australia: The racial burden of disregard. In Chris Andersen, Maggie</w:t>
-      </w:r>
-      <w:r>
-        <w:t xml:space="preserve"> </w:t>
-      </w:r>
-      <w:r>
-        <w:t>Walter, Tahu Kukutai, &amp; Chelsea Gabel (Eds.), Indigenous statistics: From data deficits to data sovereignty.</w:t>
-      </w:r>
-      <w:r>
-        <w:t xml:space="preserve"> </w:t>
-      </w:r>
-      <w:r>
-        <w:t>(2nd ed., pp. 139–159). Routledge.</w:t>
-      </w:r>
-    </w:p>
-    <w:p>
-      <w:pPr>
-        <w:rPr>
-          <w:b/>
-          <w:bCs/>
-        </w:rPr>
-      </w:pPr>
-      <w:r>
-        <w:rPr>
-          <w:b/>
-          <w:bCs/>
-        </w:rPr>
-        <w:t>Authenticity judgement:</w:t>
-      </w:r>
-    </w:p>
-    <w:p>
-      <w:r>
         <w:t>Genuine</w:t>
       </w:r>
     </w:p>
@@ -4950,134 +5306,85 @@
     </w:p>
     <w:p>
       <w:pPr>
-        <w:pStyle w:val="ListParagraph"/>
         <w:numPr>
           <w:ilvl w:val="0"/>
-          <w:numId w:val="12"/>
+          <w:numId w:val="21"/>
         </w:numPr>
+        <w:spacing w:after="0" w:line="240" w:lineRule="auto"/>
+        <w:ind w:left="714" w:hanging="357"/>
       </w:pPr>
       <w:r>
         <w:t xml:space="preserve">Is the resource found when </w:t>
       </w:r>
       <w:r>
-        <w:t xml:space="preserve">doing </w:t>
-      </w:r>
-      <w:r>
-        <w:t>a</w:t>
-      </w:r>
-      <w:r>
-        <w:t xml:space="preserve"> string</w:t>
-      </w:r>
-      <w:r>
-        <w:t xml:space="preserve"> google search</w:t>
-      </w:r>
-      <w:r>
-        <w:t>?</w:t>
-      </w:r>
-      <w:r>
-        <w:t xml:space="preserve"> </w:t>
-      </w:r>
-      <w:r>
-        <w:t>Y</w:t>
-      </w:r>
-      <w:r>
-        <w:t>es</w:t>
-      </w:r>
-      <w:r>
-        <w:t>.</w:t>
-      </w:r>
-    </w:p>
-    <w:p>
-      <w:pPr>
-        <w:pStyle w:val="ListParagraph"/>
+        <w:t>searching the full</w:t>
+      </w:r>
+      <w:r>
+        <w:t xml:space="preserve"> citation string in</w:t>
+      </w:r>
+      <w:r>
+        <w:t xml:space="preserve"> Google</w:t>
+      </w:r>
+      <w:r>
+        <w:t xml:space="preserve"> scholar</w:t>
+      </w:r>
+      <w:r>
+        <w:t>? Yes.</w:t>
+      </w:r>
+    </w:p>
+    <w:p>
+      <w:pPr>
         <w:numPr>
           <w:ilvl w:val="0"/>
-          <w:numId w:val="12"/>
+          <w:numId w:val="21"/>
         </w:numPr>
-      </w:pPr>
-      <w:r>
-        <w:t xml:space="preserve">Do the </w:t>
-      </w:r>
-      <w:r>
-        <w:t>authors</w:t>
-      </w:r>
-      <w:r>
-        <w:t xml:space="preserve"> mat</w:t>
-      </w:r>
-      <w:r>
-        <w:t>c</w:t>
-      </w:r>
-      <w:r>
-        <w:t xml:space="preserve">h the </w:t>
-      </w:r>
-      <w:r>
-        <w:t>resource found on the internet? Yes</w:t>
-      </w:r>
-      <w:r>
-        <w:t>.</w:t>
-      </w:r>
-    </w:p>
-    <w:p>
-      <w:pPr>
-        <w:pStyle w:val="ListParagraph"/>
+        <w:spacing w:after="0" w:line="240" w:lineRule="auto"/>
+        <w:ind w:left="714" w:hanging="357"/>
+      </w:pPr>
+      <w:r>
+        <w:t>Do the authors match the resource found on the internet? Yes.</w:t>
+      </w:r>
+    </w:p>
+    <w:p>
+      <w:pPr>
         <w:numPr>
           <w:ilvl w:val="0"/>
-          <w:numId w:val="12"/>
+          <w:numId w:val="21"/>
         </w:numPr>
-      </w:pPr>
-      <w:r>
-        <w:t xml:space="preserve">Do the </w:t>
-      </w:r>
-      <w:r>
-        <w:t xml:space="preserve">referenced </w:t>
-      </w:r>
-      <w:r>
-        <w:t xml:space="preserve">pages match the </w:t>
-      </w:r>
-      <w:r>
-        <w:t>books pages? Yes</w:t>
-      </w:r>
-      <w:r>
-        <w:t xml:space="preserve"> (The book is </w:t>
-      </w:r>
-      <w:r>
-        <w:t>open access).</w:t>
-      </w:r>
-    </w:p>
-    <w:p>
-      <w:pPr>
-        <w:pStyle w:val="ListParagraph"/>
+        <w:spacing w:after="0" w:line="240" w:lineRule="auto"/>
+        <w:ind w:left="714" w:hanging="357"/>
+      </w:pPr>
+      <w:r>
+        <w:t>Do the referenced pages match the book's pages? Yes (the book is open access).</w:t>
+      </w:r>
+    </w:p>
+    <w:p>
+      <w:pPr>
         <w:numPr>
           <w:ilvl w:val="0"/>
-          <w:numId w:val="12"/>
+          <w:numId w:val="21"/>
         </w:numPr>
-      </w:pPr>
-      <w:r>
-        <w:t>Do</w:t>
-      </w:r>
-      <w:r>
-        <w:t>es</w:t>
-      </w:r>
-      <w:r>
-        <w:t xml:space="preserve"> the referenced chapter match the one in the </w:t>
-      </w:r>
-      <w:r>
-        <w:t>book</w:t>
-      </w:r>
-      <w:r>
-        <w:t>? Yes.</w:t>
+        <w:spacing w:after="0" w:line="240" w:lineRule="auto"/>
+        <w:ind w:left="714" w:hanging="357"/>
+      </w:pPr>
+      <w:r>
+        <w:t>Does the referenced chapter match the one in the book? Yes.</w:t>
       </w:r>
     </w:p>
     <w:p/>
     <w:p>
       <w:pPr>
         <w:pStyle w:val="Heading3"/>
-      </w:pPr>
-      <w:bookmarkStart w:id="22" w:name="_Toc773455248"/>
+        <w:numPr>
+          <w:ilvl w:val="1"/>
+          <w:numId w:val="5"/>
+        </w:numPr>
+      </w:pPr>
+      <w:bookmarkStart w:id="21" w:name="_Toc235909182"/>
       <w:r>
         <w:t>Source 3</w:t>
       </w:r>
-      <w:bookmarkEnd w:id="22"/>
+      <w:bookmarkEnd w:id="21"/>
     </w:p>
     <w:p>
       <w:proofErr w:type="spellStart"/>
@@ -5114,6 +5421,36 @@
     </w:p>
     <w:p>
       <w:pPr>
+        <w:spacing w:after="0" w:line="240" w:lineRule="auto"/>
+        <w:rPr>
+          <w:b/>
+          <w:bCs/>
+        </w:rPr>
+      </w:pPr>
+      <w:r>
+        <w:rPr>
+          <w:b/>
+          <w:bCs/>
+        </w:rPr>
+        <w:t xml:space="preserve">Authenticity judgement: </w:t>
+      </w:r>
+    </w:p>
+    <w:p>
+      <w:pPr>
+        <w:spacing w:after="0" w:line="240" w:lineRule="auto"/>
+      </w:pPr>
+      <w:r>
+        <w:t>Genuine</w:t>
+      </w:r>
+    </w:p>
+    <w:p>
+      <w:pPr>
+        <w:spacing w:after="0" w:line="240" w:lineRule="auto"/>
+      </w:pPr>
+    </w:p>
+    <w:p>
+      <w:pPr>
+        <w:spacing w:after="0" w:line="240" w:lineRule="auto"/>
         <w:rPr>
           <w:b/>
           <w:bCs/>
@@ -5129,134 +5466,86 @@
     </w:p>
     <w:p>
       <w:pPr>
-        <w:pStyle w:val="ListParagraph"/>
         <w:numPr>
           <w:ilvl w:val="0"/>
-          <w:numId w:val="12"/>
+          <w:numId w:val="22"/>
         </w:numPr>
-      </w:pPr>
-      <w:r>
-        <w:t xml:space="preserve">Does the metadata </w:t>
-      </w:r>
-      <w:r>
-        <w:t>make sense</w:t>
-      </w:r>
-      <w:r>
-        <w:t>? Yes</w:t>
-      </w:r>
-      <w:r>
-        <w:t xml:space="preserve">, there is no contradictory information in the reference </w:t>
-      </w:r>
-      <w:r>
-        <w:t>metadata.</w:t>
-      </w:r>
-    </w:p>
-    <w:p>
-      <w:pPr>
-        <w:pStyle w:val="ListParagraph"/>
+        <w:spacing w:after="0" w:line="240" w:lineRule="auto"/>
+      </w:pPr>
+      <w:r>
+        <w:t>Does the metadata make sense? Yes, there is no contradictory information in the reference metadata.</w:t>
+      </w:r>
+    </w:p>
+    <w:p>
+      <w:pPr>
         <w:numPr>
           <w:ilvl w:val="0"/>
-          <w:numId w:val="12"/>
+          <w:numId w:val="22"/>
         </w:numPr>
-      </w:pPr>
-      <w:r>
-        <w:t>Does the DOI revolve to an article with same metadata</w:t>
-      </w:r>
-      <w:r>
-        <w:t xml:space="preserve"> as the reference</w:t>
-      </w:r>
-      <w:r>
-        <w:t>? Yes</w:t>
-      </w:r>
-    </w:p>
-    <w:p>
-      <w:pPr>
-        <w:pStyle w:val="ListParagraph"/>
+        <w:spacing w:after="0" w:line="240" w:lineRule="auto"/>
+      </w:pPr>
+      <w:r>
+        <w:t>Does the DOI resolve to an article with the same metadata as the reference? Yes.</w:t>
+      </w:r>
+    </w:p>
+    <w:p>
+      <w:pPr>
         <w:numPr>
           <w:ilvl w:val="0"/>
-          <w:numId w:val="12"/>
+          <w:numId w:val="22"/>
         </w:numPr>
-      </w:pPr>
-      <w:r>
-        <w:t>Do the authors match the resource found on the internet? Yes</w:t>
-      </w:r>
-      <w:r>
-        <w:t>.</w:t>
-      </w:r>
-    </w:p>
-    <w:p>
-      <w:pPr>
-        <w:pStyle w:val="ListParagraph"/>
+        <w:spacing w:after="0" w:line="240" w:lineRule="auto"/>
+      </w:pPr>
+      <w:r>
+        <w:t>Do the authors match the resource found on the internet? Yes.</w:t>
+      </w:r>
+    </w:p>
+    <w:p>
+      <w:pPr>
         <w:numPr>
           <w:ilvl w:val="0"/>
-          <w:numId w:val="12"/>
+          <w:numId w:val="22"/>
         </w:numPr>
-      </w:pPr>
-      <w:r>
-        <w:t xml:space="preserve">Do the </w:t>
-      </w:r>
-      <w:r>
-        <w:t xml:space="preserve">referenced </w:t>
-      </w:r>
-      <w:r>
-        <w:t>pages match the books pages? Yes</w:t>
-      </w:r>
-      <w:r>
-        <w:t>.</w:t>
-      </w:r>
-    </w:p>
-    <w:p>
-      <w:pPr>
-        <w:pStyle w:val="ListParagraph"/>
+        <w:spacing w:after="0" w:line="240" w:lineRule="auto"/>
+      </w:pPr>
+      <w:r>
+        <w:t>Do the referenced pages match the paper's pages? Yes.</w:t>
+      </w:r>
+    </w:p>
+    <w:p>
+      <w:pPr>
         <w:numPr>
           <w:ilvl w:val="0"/>
-          <w:numId w:val="12"/>
+          <w:numId w:val="22"/>
         </w:numPr>
-      </w:pPr>
-      <w:r>
-        <w:t>Does</w:t>
-      </w:r>
-      <w:r>
-        <w:t xml:space="preserve"> </w:t>
-      </w:r>
-      <w:r>
-        <w:t xml:space="preserve">Journal or conference match the reference? </w:t>
-      </w:r>
-      <w:r>
-        <w:t>Kind of, the reference shows “</w:t>
-      </w:r>
-      <w:r>
-        <w:t>[Conference paper]</w:t>
-      </w:r>
-      <w:r>
-        <w:t>” and the actual conference is “</w:t>
-      </w:r>
-      <w:r>
-        <w:rPr>
-          <w:i/>
-          <w:iCs/>
-        </w:rPr>
-        <w:t>2024 IEEE International Conference on Robotics and Automation (ICRA</w:t>
-      </w:r>
-      <w:r>
-        <w:t>)</w:t>
-      </w:r>
-      <w:r>
-        <w:t xml:space="preserve">” but that does </w:t>
-      </w:r>
-      <w:r>
-        <w:t xml:space="preserve">not make </w:t>
-      </w:r>
-      <w:r>
-        <w:t xml:space="preserve">it fabricated just not </w:t>
-      </w:r>
-      <w:r>
-        <w:t>complete enough.</w:t>
-      </w:r>
-    </w:p>
-    <w:p/>
-    <w:p>
-      <w:pPr>
+        <w:spacing w:after="0" w:line="240" w:lineRule="auto"/>
+      </w:pPr>
+      <w:r>
+        <w:t xml:space="preserve">Is the resource found when doing a string Google </w:t>
+      </w:r>
+      <w:r>
+        <w:t xml:space="preserve">scholar </w:t>
+      </w:r>
+      <w:r>
+        <w:t>search? Yes.</w:t>
+      </w:r>
+    </w:p>
+    <w:p>
+      <w:pPr>
+        <w:numPr>
+          <w:ilvl w:val="0"/>
+          <w:numId w:val="22"/>
+        </w:numPr>
+        <w:spacing w:after="0" w:line="240" w:lineRule="auto"/>
+      </w:pPr>
+      <w:r>
+        <w:lastRenderedPageBreak/>
+        <w:t>Does the journal or conference match the reference? Partly: the reference shows "[Conference paper]" and the actual conference is "2024 IEEE International Conference on Robotics and Automation (ICRA)", but that does not make it fabricated, just not complete enough.</w:t>
+      </w:r>
+    </w:p>
+    <w:p>
+      <w:pPr>
+        <w:spacing w:after="0" w:line="240" w:lineRule="auto"/>
         <w:rPr>
           <w:rFonts w:asciiTheme="majorHAnsi" w:eastAsiaTheme="majorEastAsia" w:hAnsiTheme="majorHAnsi" w:cstheme="majorBidi"/>
           <w:color w:val="0F4761" w:themeColor="accent1" w:themeShade="BF"/>
@@ -5265,141 +5554,7 @@
         </w:rPr>
       </w:pPr>
       <w:r>
-        <w:lastRenderedPageBreak/>
         <w:br w:type="page"/>
-      </w:r>
-    </w:p>
-    <w:p>
-      <w:pPr>
-        <w:rPr>
-          <w:b/>
-          <w:bCs/>
-        </w:rPr>
-      </w:pPr>
-      <w:bookmarkStart w:id="23" w:name="_Toc159275700"/>
-      <w:r>
-        <w:rPr>
-          <w:b/>
-          <w:bCs/>
-        </w:rPr>
-        <w:lastRenderedPageBreak/>
-        <w:t>Authenticity judgement:</w:t>
-      </w:r>
-    </w:p>
-    <w:p>
-      <w:r>
-        <w:t>Genuine</w:t>
-      </w:r>
-    </w:p>
-    <w:p>
-      <w:pPr>
-        <w:rPr>
-          <w:b/>
-          <w:bCs/>
-        </w:rPr>
-      </w:pPr>
-      <w:r>
-        <w:rPr>
-          <w:b/>
-          <w:bCs/>
-        </w:rPr>
-        <w:t>Verification process and criteria:</w:t>
-      </w:r>
-    </w:p>
-    <w:p>
-      <w:pPr>
-        <w:pStyle w:val="ListParagraph"/>
-        <w:numPr>
-          <w:ilvl w:val="0"/>
-          <w:numId w:val="12"/>
-        </w:numPr>
-      </w:pPr>
-      <w:r>
-        <w:t>Is the resource found when doing a string google search? Yes</w:t>
-      </w:r>
-      <w:r>
-        <w:t>.</w:t>
-      </w:r>
-    </w:p>
-    <w:p>
-      <w:pPr>
-        <w:pStyle w:val="Heading2"/>
-      </w:pPr>
-      <w:r>
-        <w:t>Reference list (if needed)</w:t>
-      </w:r>
-      <w:bookmarkEnd w:id="23"/>
-      <w:r>
-        <w:t xml:space="preserve"> </w:t>
-      </w:r>
-    </w:p>
-    <w:p>
-      <w:pPr>
-        <w:pStyle w:val="Heading2"/>
-      </w:pPr>
-      <w:bookmarkStart w:id="24" w:name="_Toc1961404446"/>
-      <w:r>
-        <w:t>Appendices (if needed)</w:t>
-      </w:r>
-      <w:bookmarkEnd w:id="24"/>
-      <w:r>
-        <w:t xml:space="preserve"> </w:t>
-      </w:r>
-    </w:p>
-    <w:p>
-      <w:r>
-        <w:t xml:space="preserve">Everything in your appendices should have a purpose. They should be labelled clearly and </w:t>
-      </w:r>
-      <w:r>
-        <w:t>referred</w:t>
-      </w:r>
-      <w:r>
-        <w:t xml:space="preserve"> to in the body of the report. </w:t>
-      </w:r>
-    </w:p>
-    <w:p>
-      <w:r>
-        <w:t>This may include</w:t>
-      </w:r>
-    </w:p>
-    <w:p>
-      <w:pPr>
-        <w:pStyle w:val="ListParagraph"/>
-        <w:numPr>
-          <w:ilvl w:val="0"/>
-          <w:numId w:val="1"/>
-        </w:numPr>
-      </w:pPr>
-      <w:r>
-        <w:t xml:space="preserve">Complex search strings </w:t>
-      </w:r>
-    </w:p>
-    <w:p>
-      <w:pPr>
-        <w:pStyle w:val="ListParagraph"/>
-        <w:numPr>
-          <w:ilvl w:val="0"/>
-          <w:numId w:val="1"/>
-        </w:numPr>
-      </w:pPr>
-      <w:r>
-        <w:t xml:space="preserve">Images, including screenshots </w:t>
-      </w:r>
-    </w:p>
-    <w:p>
-      <w:r>
-        <w:t xml:space="preserve">More details can be found here: </w:t>
-      </w:r>
-      <w:hyperlink r:id="rId17">
-        <w:r>
-          <w:rPr>
-            <w:rStyle w:val="Hyperlink"/>
-          </w:rPr>
-          <w:t>https://apastyle.apa.org/style-grammar-guidelines/paper-format/appendices</w:t>
-        </w:r>
-      </w:hyperlink>
-      <w:r>
-        <w:t xml:space="preserve"> </w:t>
       </w:r>
     </w:p>
     <w:sectPr>
@@ -5413,7 +5568,7 @@
 </file>
 
 <file path=word/numbering.xml><?xml version="1.0" encoding="utf-8"?>
-<w:numbering xmlns:wpc="http://schemas.microsoft.com/office/word/2010/wordprocessingCanvas" xmlns:cx="http://schemas.microsoft.com/office/drawing/2014/chartex" xmlns:cx1="http://schemas.microsoft.com/office/drawing/2015/9/8/chartex" xmlns:cx2="http://schemas.microsoft.com/office/drawing/2015/10/21/chartex" xmlns:cx3="http://schemas.microsoft.com/office/drawing/2016/5/9/chartex" xmlns:cx4="http://schemas.microsoft.com/office/drawing/2016/5/10/chartex" xmlns:cx5="http://schemas.microsoft.com/office/drawing/2016/5/11/chartex" xmlns:cx6="http://schemas.microsoft.com/office/drawing/2016/5/12/chartex" xmlns:cx7="http://schemas.microsoft.com/office/drawing/2016/5/13/chartex" xmlns:cx8="http://schemas.microsoft.com/office/drawing/2016/5/14/chartex" xmlns:mc="http://schemas.openxmlformats.org/markup-compatibility/2006" xmlns:aink="http://schemas.microsoft.com/office/drawing/2016/ink" xmlns:am3d="http://schemas.microsoft.com/office/drawing/2017/model3d" xmlns:o="urn:schemas-microsoft-com:office:office" xmlns:oel="http://schemas.microsoft.com/office/2019/extlst" xmlns:r="http://schemas.openxmlformats.org/officeDocument/2006/relationships" xmlns:m="http://schemas.openxmlformats.org/officeDocument/2006/math" xmlns:v="urn:schemas-microsoft-com:vml" xmlns:wp14="http://schemas.microsoft.com/office/word/2010/wordprocessingDrawing" xmlns:wp="http://schemas.openxmlformats.org/drawingml/2006/wordprocessingDrawing" xmlns:w10="urn:schemas-microsoft-com:office:word" xmlns:w="http://schemas.openxmlformats.org/wordprocessingml/2006/main" xmlns:w14="http://schemas.microsoft.com/office/word/2010/wordml" xmlns:w15="http://schemas.microsoft.com/office/word/2012/wordml" xmlns:w16cex="http://schemas.microsoft.com/office/word/2018/wordml/cex" xmlns:w16cid="http://schemas.microsoft.com/office/word/2016/wordml/cid" xmlns:w16="http://schemas.microsoft.com/office/word/2018/wordml" xmlns:w16du="http://schemas.microsoft.com/office/word/2023/wordml/word16du" xmlns:w16sdtdh="http://schemas.microsoft.com/office/word/2020/wordml/sdtdatahash" xmlns:w16sdtfl="http://schemas.microsoft.com/office/word/2024/wordml/sdtformatlock" xmlns:w16se="http://schemas.microsoft.com/office/word/2015/wordml/symex" xmlns:wpg="http://schemas.microsoft.com/office/word/2010/wordprocessingGroup" xmlns:wpi="http://schemas.microsoft.com/office/word/2010/wordprocessingInk" xmlns:wne="http://schemas.microsoft.com/office/word/2006/wordml" xmlns:wps="http://schemas.microsoft.com/office/word/2010/wordprocessingShape" mc:Ignorable="w14 w15 w16se w16cid w16 w16cex w16sdtdh w16sdtfl w16du wp14">
+<w:numbering xmlns:wpc="http://schemas.microsoft.com/office/word/2010/wordprocessingCanvas" xmlns:cx="http://schemas.microsoft.com/office/drawing/2014/chartex" xmlns:cx1="http://schemas.microsoft.com/office/drawing/2015/9/8/chartex" xmlns:cx2="http://schemas.microsoft.com/office/drawing/2015/10/21/chartex" xmlns:cx3="http://schemas.microsoft.com/office/drawing/2016/5/9/chartex" xmlns:cx4="http://schemas.microsoft.com/office/drawing/2016/5/10/chartex" xmlns:cx5="http://schemas.microsoft.com/office/drawing/2016/5/11/chartex" xmlns:cx6="http://schemas.microsoft.com/office/drawing/2016/5/12/chartex" xmlns:cx7="http://schemas.microsoft.com/office/drawing/2016/5/13/chartex" xmlns:cx8="http://schemas.microsoft.com/office/drawing/2016/5/14/chartex" xmlns:mc="http://schemas.openxmlformats.org/markup-compatibility/2006" xmlns:aink="http://schemas.microsoft.com/office/drawing/2016/ink" xmlns:am3d="http://schemas.microsoft.com/office/drawing/2017/model3d" xmlns:o="urn:schemas-microsoft-com:office:office" xmlns:oel="http://schemas.microsoft.com/office/2019/extlst" xmlns:r="http://schemas.openxmlformats.org/officeDocument/2006/relationships" xmlns:m="http://schemas.openxmlformats.org/officeDocument/2006/math" xmlns:v="urn:schemas-microsoft-com:vml" xmlns:wp14="http://schemas.microsoft.com/office/word/2010/wordprocessingDrawing" xmlns:wp="http://schemas.openxmlformats.org/drawingml/2006/wordprocessingDrawing" xmlns:w10="urn:schemas-microsoft-com:office:word" xmlns:w="http://schemas.openxmlformats.org/wordprocessingml/2006/main" xmlns:w14="http://schemas.microsoft.com/office/word/2010/wordml" xmlns:w15="http://schemas.microsoft.com/office/word/2012/wordml" xmlns:w16cei="http://schemas.microsoft.com/office/word/2026/wordml/cei" xmlns:w16cex="http://schemas.microsoft.com/office/word/2018/wordml/cex" xmlns:w16cid="http://schemas.microsoft.com/office/word/2016/wordml/cid" xmlns:w16="http://schemas.microsoft.com/office/word/2018/wordml" xmlns:w16du="http://schemas.microsoft.com/office/word/2023/wordml/word16du" xmlns:w16sdtdh="http://schemas.microsoft.com/office/word/2020/wordml/sdtdatahash" xmlns:w16sdtfl="http://schemas.microsoft.com/office/word/2024/wordml/sdtformatlock" xmlns:w16se="http://schemas.microsoft.com/office/word/2015/wordml/symex" xmlns:wpg="http://schemas.microsoft.com/office/word/2010/wordprocessingGroup" xmlns:wpi="http://schemas.microsoft.com/office/word/2010/wordprocessingInk" xmlns:wne="http://schemas.microsoft.com/office/word/2006/wordml" xmlns:wps="http://schemas.microsoft.com/office/word/2010/wordprocessingShape" mc:Ignorable="w14 w15 w16se w16cid w16 w16cex w16sdtdh w16sdtfl w16du wp14">
   <w:abstractNum w:abstractNumId="0" w15:restartNumberingAfterBreak="0">
     <w:nsid w:val="01874ABA"/>
     <w:multiLevelType w:val="multilevel"/>
@@ -5926,6 +6081,268 @@
     </w:lvl>
   </w:abstractNum>
   <w:abstractNum w:abstractNumId="5" w15:restartNumberingAfterBreak="0">
+    <w:nsid w:val="1236433C"/>
+    <w:multiLevelType w:val="multilevel"/>
+    <w:tmpl w:val="0CE88BE6"/>
+    <w:lvl w:ilvl="0">
+      <w:start w:val="6"/>
+      <w:numFmt w:val="decimal"/>
+      <w:lvlText w:val="%1"/>
+      <w:lvlJc w:val="left"/>
+      <w:pPr>
+        <w:ind w:left="1080" w:hanging="360"/>
+      </w:pPr>
+      <w:rPr>
+        <w:rFonts w:hint="default"/>
+      </w:rPr>
+    </w:lvl>
+    <w:lvl w:ilvl="1">
+      <w:start w:val="1"/>
+      <w:numFmt w:val="decimal"/>
+      <w:lvlText w:val="%1.%2"/>
+      <w:lvlJc w:val="left"/>
+      <w:pPr>
+        <w:ind w:left="1872" w:hanging="360"/>
+      </w:pPr>
+      <w:rPr>
+        <w:rFonts w:hint="default"/>
+      </w:rPr>
+    </w:lvl>
+    <w:lvl w:ilvl="2">
+      <w:start w:val="1"/>
+      <w:numFmt w:val="decimal"/>
+      <w:lvlText w:val="%1.%2.%3"/>
+      <w:lvlJc w:val="left"/>
+      <w:pPr>
+        <w:ind w:left="3024" w:hanging="720"/>
+      </w:pPr>
+      <w:rPr>
+        <w:rFonts w:hint="default"/>
+      </w:rPr>
+    </w:lvl>
+    <w:lvl w:ilvl="3">
+      <w:start w:val="1"/>
+      <w:numFmt w:val="decimal"/>
+      <w:lvlText w:val="%1.%2.%3.%4"/>
+      <w:lvlJc w:val="left"/>
+      <w:pPr>
+        <w:ind w:left="4176" w:hanging="1080"/>
+      </w:pPr>
+      <w:rPr>
+        <w:rFonts w:hint="default"/>
+      </w:rPr>
+    </w:lvl>
+    <w:lvl w:ilvl="4">
+      <w:start w:val="1"/>
+      <w:numFmt w:val="decimal"/>
+      <w:lvlText w:val="%1.%2.%3.%4.%5"/>
+      <w:lvlJc w:val="left"/>
+      <w:pPr>
+        <w:ind w:left="4968" w:hanging="1080"/>
+      </w:pPr>
+      <w:rPr>
+        <w:rFonts w:hint="default"/>
+      </w:rPr>
+    </w:lvl>
+    <w:lvl w:ilvl="5">
+      <w:start w:val="1"/>
+      <w:numFmt w:val="decimal"/>
+      <w:lvlText w:val="%1.%2.%3.%4.%5.%6"/>
+      <w:lvlJc w:val="left"/>
+      <w:pPr>
+        <w:ind w:left="6120" w:hanging="1440"/>
+      </w:pPr>
+      <w:rPr>
+        <w:rFonts w:hint="default"/>
+      </w:rPr>
+    </w:lvl>
+    <w:lvl w:ilvl="6">
+      <w:start w:val="1"/>
+      <w:numFmt w:val="decimal"/>
+      <w:lvlText w:val="%1.%2.%3.%4.%5.%6.%7"/>
+      <w:lvlJc w:val="left"/>
+      <w:pPr>
+        <w:ind w:left="6912" w:hanging="1440"/>
+      </w:pPr>
+      <w:rPr>
+        <w:rFonts w:hint="default"/>
+      </w:rPr>
+    </w:lvl>
+    <w:lvl w:ilvl="7">
+      <w:start w:val="1"/>
+      <w:numFmt w:val="decimal"/>
+      <w:lvlText w:val="%1.%2.%3.%4.%5.%6.%7.%8"/>
+      <w:lvlJc w:val="left"/>
+      <w:pPr>
+        <w:ind w:left="8064" w:hanging="1800"/>
+      </w:pPr>
+      <w:rPr>
+        <w:rFonts w:hint="default"/>
+      </w:rPr>
+    </w:lvl>
+    <w:lvl w:ilvl="8">
+      <w:start w:val="1"/>
+      <w:numFmt w:val="decimal"/>
+      <w:lvlText w:val="%1.%2.%3.%4.%5.%6.%7.%8.%9"/>
+      <w:lvlJc w:val="left"/>
+      <w:pPr>
+        <w:ind w:left="9216" w:hanging="2160"/>
+      </w:pPr>
+      <w:rPr>
+        <w:rFonts w:hint="default"/>
+      </w:rPr>
+    </w:lvl>
+  </w:abstractNum>
+  <w:abstractNum w:abstractNumId="6" w15:restartNumberingAfterBreak="0">
+    <w:nsid w:val="1515027F"/>
+    <w:multiLevelType w:val="multilevel"/>
+    <w:tmpl w:val="CA628DFA"/>
+    <w:lvl w:ilvl="0">
+      <w:start w:val="1"/>
+      <w:numFmt w:val="bullet"/>
+      <w:lvlText w:val=""/>
+      <w:lvlJc w:val="left"/>
+      <w:pPr>
+        <w:tabs>
+          <w:tab w:val="num" w:pos="720"/>
+        </w:tabs>
+        <w:ind w:left="720" w:hanging="360"/>
+      </w:pPr>
+      <w:rPr>
+        <w:rFonts w:ascii="Symbol" w:hAnsi="Symbol" w:hint="default"/>
+        <w:sz w:val="20"/>
+      </w:rPr>
+    </w:lvl>
+    <w:lvl w:ilvl="1" w:tentative="1">
+      <w:start w:val="1"/>
+      <w:numFmt w:val="bullet"/>
+      <w:lvlText w:val="o"/>
+      <w:lvlJc w:val="left"/>
+      <w:pPr>
+        <w:tabs>
+          <w:tab w:val="num" w:pos="1440"/>
+        </w:tabs>
+        <w:ind w:left="1440" w:hanging="360"/>
+      </w:pPr>
+      <w:rPr>
+        <w:rFonts w:ascii="Courier New" w:hAnsi="Courier New" w:hint="default"/>
+        <w:sz w:val="20"/>
+      </w:rPr>
+    </w:lvl>
+    <w:lvl w:ilvl="2" w:tentative="1">
+      <w:start w:val="1"/>
+      <w:numFmt w:val="bullet"/>
+      <w:lvlText w:val=""/>
+      <w:lvlJc w:val="left"/>
+      <w:pPr>
+        <w:tabs>
+          <w:tab w:val="num" w:pos="2160"/>
+        </w:tabs>
+        <w:ind w:left="2160" w:hanging="360"/>
+      </w:pPr>
+      <w:rPr>
+        <w:rFonts w:ascii="Wingdings" w:hAnsi="Wingdings" w:hint="default"/>
+        <w:sz w:val="20"/>
+      </w:rPr>
+    </w:lvl>
+    <w:lvl w:ilvl="3" w:tentative="1">
+      <w:start w:val="1"/>
+      <w:numFmt w:val="bullet"/>
+      <w:lvlText w:val=""/>
+      <w:lvlJc w:val="left"/>
+      <w:pPr>
+        <w:tabs>
+          <w:tab w:val="num" w:pos="2880"/>
+        </w:tabs>
+        <w:ind w:left="2880" w:hanging="360"/>
+      </w:pPr>
+      <w:rPr>
+        <w:rFonts w:ascii="Wingdings" w:hAnsi="Wingdings" w:hint="default"/>
+        <w:sz w:val="20"/>
+      </w:rPr>
+    </w:lvl>
+    <w:lvl w:ilvl="4" w:tentative="1">
+      <w:start w:val="1"/>
+      <w:numFmt w:val="bullet"/>
+      <w:lvlText w:val=""/>
+      <w:lvlJc w:val="left"/>
+      <w:pPr>
+        <w:tabs>
+          <w:tab w:val="num" w:pos="3600"/>
+        </w:tabs>
+        <w:ind w:left="3600" w:hanging="360"/>
+      </w:pPr>
+      <w:rPr>
+        <w:rFonts w:ascii="Wingdings" w:hAnsi="Wingdings" w:hint="default"/>
+        <w:sz w:val="20"/>
+      </w:rPr>
+    </w:lvl>
+    <w:lvl w:ilvl="5" w:tentative="1">
+      <w:start w:val="1"/>
+      <w:numFmt w:val="bullet"/>
+      <w:lvlText w:val=""/>
+      <w:lvlJc w:val="left"/>
+      <w:pPr>
+        <w:tabs>
+          <w:tab w:val="num" w:pos="4320"/>
+        </w:tabs>
+        <w:ind w:left="4320" w:hanging="360"/>
+      </w:pPr>
+      <w:rPr>
+        <w:rFonts w:ascii="Wingdings" w:hAnsi="Wingdings" w:hint="default"/>
+        <w:sz w:val="20"/>
+      </w:rPr>
+    </w:lvl>
+    <w:lvl w:ilvl="6" w:tentative="1">
+      <w:start w:val="1"/>
+      <w:numFmt w:val="bullet"/>
+      <w:lvlText w:val=""/>
+      <w:lvlJc w:val="left"/>
+      <w:pPr>
+        <w:tabs>
+          <w:tab w:val="num" w:pos="5040"/>
+        </w:tabs>
+        <w:ind w:left="5040" w:hanging="360"/>
+      </w:pPr>
+      <w:rPr>
+        <w:rFonts w:ascii="Wingdings" w:hAnsi="Wingdings" w:hint="default"/>
+        <w:sz w:val="20"/>
+      </w:rPr>
+    </w:lvl>
+    <w:lvl w:ilvl="7" w:tentative="1">
+      <w:start w:val="1"/>
+      <w:numFmt w:val="bullet"/>
+      <w:lvlText w:val=""/>
+      <w:lvlJc w:val="left"/>
+      <w:pPr>
+        <w:tabs>
+          <w:tab w:val="num" w:pos="5760"/>
+        </w:tabs>
+        <w:ind w:left="5760" w:hanging="360"/>
+      </w:pPr>
+      <w:rPr>
+        <w:rFonts w:ascii="Wingdings" w:hAnsi="Wingdings" w:hint="default"/>
+        <w:sz w:val="20"/>
+      </w:rPr>
+    </w:lvl>
+    <w:lvl w:ilvl="8" w:tentative="1">
+      <w:start w:val="1"/>
+      <w:numFmt w:val="bullet"/>
+      <w:lvlText w:val=""/>
+      <w:lvlJc w:val="left"/>
+      <w:pPr>
+        <w:tabs>
+          <w:tab w:val="num" w:pos="6480"/>
+        </w:tabs>
+        <w:ind w:left="6480" w:hanging="360"/>
+      </w:pPr>
+      <w:rPr>
+        <w:rFonts w:ascii="Wingdings" w:hAnsi="Wingdings" w:hint="default"/>
+        <w:sz w:val="20"/>
+      </w:rPr>
+    </w:lvl>
+  </w:abstractNum>
+  <w:abstractNum w:abstractNumId="7" w15:restartNumberingAfterBreak="0">
     <w:nsid w:val="1C833B1E"/>
     <w:multiLevelType w:val="hybridMultilevel"/>
     <w:tmpl w:val="3E34D8CA"/>
@@ -6038,7 +6455,120 @@
       </w:rPr>
     </w:lvl>
   </w:abstractNum>
-  <w:abstractNum w:abstractNumId="6" w15:restartNumberingAfterBreak="0">
+  <w:abstractNum w:abstractNumId="8" w15:restartNumberingAfterBreak="0">
+    <w:nsid w:val="1F04113D"/>
+    <w:multiLevelType w:val="multilevel"/>
+    <w:tmpl w:val="A608FAF8"/>
+    <w:lvl w:ilvl="0">
+      <w:start w:val="3"/>
+      <w:numFmt w:val="decimal"/>
+      <w:lvlText w:val="%1"/>
+      <w:lvlJc w:val="left"/>
+      <w:pPr>
+        <w:ind w:left="1100" w:hanging="380"/>
+      </w:pPr>
+      <w:rPr>
+        <w:rFonts w:hint="default"/>
+      </w:rPr>
+    </w:lvl>
+    <w:lvl w:ilvl="1">
+      <w:start w:val="2"/>
+      <w:numFmt w:val="decimal"/>
+      <w:lvlText w:val="%1.%2"/>
+      <w:lvlJc w:val="left"/>
+      <w:pPr>
+        <w:ind w:left="2520" w:hanging="720"/>
+      </w:pPr>
+      <w:rPr>
+        <w:rFonts w:hint="default"/>
+      </w:rPr>
+    </w:lvl>
+    <w:lvl w:ilvl="2">
+      <w:start w:val="1"/>
+      <w:numFmt w:val="decimal"/>
+      <w:lvlText w:val="%1.%2.%3"/>
+      <w:lvlJc w:val="left"/>
+      <w:pPr>
+        <w:ind w:left="3600" w:hanging="720"/>
+      </w:pPr>
+      <w:rPr>
+        <w:rFonts w:hint="default"/>
+      </w:rPr>
+    </w:lvl>
+    <w:lvl w:ilvl="3">
+      <w:start w:val="1"/>
+      <w:numFmt w:val="decimal"/>
+      <w:lvlText w:val="%1.%2.%3.%4"/>
+      <w:lvlJc w:val="left"/>
+      <w:pPr>
+        <w:ind w:left="5040" w:hanging="1080"/>
+      </w:pPr>
+      <w:rPr>
+        <w:rFonts w:hint="default"/>
+      </w:rPr>
+    </w:lvl>
+    <w:lvl w:ilvl="4">
+      <w:start w:val="1"/>
+      <w:numFmt w:val="decimal"/>
+      <w:lvlText w:val="%1.%2.%3.%4.%5"/>
+      <w:lvlJc w:val="left"/>
+      <w:pPr>
+        <w:ind w:left="6120" w:hanging="1080"/>
+      </w:pPr>
+      <w:rPr>
+        <w:rFonts w:hint="default"/>
+      </w:rPr>
+    </w:lvl>
+    <w:lvl w:ilvl="5">
+      <w:start w:val="1"/>
+      <w:numFmt w:val="decimal"/>
+      <w:lvlText w:val="%1.%2.%3.%4.%5.%6"/>
+      <w:lvlJc w:val="left"/>
+      <w:pPr>
+        <w:ind w:left="7560" w:hanging="1440"/>
+      </w:pPr>
+      <w:rPr>
+        <w:rFonts w:hint="default"/>
+      </w:rPr>
+    </w:lvl>
+    <w:lvl w:ilvl="6">
+      <w:start w:val="1"/>
+      <w:numFmt w:val="decimal"/>
+      <w:lvlText w:val="%1.%2.%3.%4.%5.%6.%7"/>
+      <w:lvlJc w:val="left"/>
+      <w:pPr>
+        <w:ind w:left="9000" w:hanging="1800"/>
+      </w:pPr>
+      <w:rPr>
+        <w:rFonts w:hint="default"/>
+      </w:rPr>
+    </w:lvl>
+    <w:lvl w:ilvl="7">
+      <w:start w:val="1"/>
+      <w:numFmt w:val="decimal"/>
+      <w:lvlText w:val="%1.%2.%3.%4.%5.%6.%7.%8"/>
+      <w:lvlJc w:val="left"/>
+      <w:pPr>
+        <w:ind w:left="10080" w:hanging="1800"/>
+      </w:pPr>
+      <w:rPr>
+        <w:rFonts w:hint="default"/>
+      </w:rPr>
+    </w:lvl>
+    <w:lvl w:ilvl="8">
+      <w:start w:val="1"/>
+      <w:numFmt w:val="decimal"/>
+      <w:lvlText w:val="%1.%2.%3.%4.%5.%6.%7.%8.%9"/>
+      <w:lvlJc w:val="left"/>
+      <w:pPr>
+        <w:ind w:left="11520" w:hanging="2160"/>
+      </w:pPr>
+      <w:rPr>
+        <w:rFonts w:hint="default"/>
+      </w:rPr>
+    </w:lvl>
+  </w:abstractNum>
+  <w:abstractNum w:abstractNumId="9" w15:restartNumberingAfterBreak="0">
     <w:nsid w:val="22373DC2"/>
     <w:multiLevelType w:val="hybridMultilevel"/>
     <w:tmpl w:val="F5ECE2BC"/>
@@ -6151,7 +6681,206 @@
       </w:rPr>
     </w:lvl>
   </w:abstractNum>
-  <w:abstractNum w:abstractNumId="7" w15:restartNumberingAfterBreak="0">
+  <w:abstractNum w:abstractNumId="10" w15:restartNumberingAfterBreak="0">
+    <w:nsid w:val="26E9623C"/>
+    <w:multiLevelType w:val="multilevel"/>
+    <w:tmpl w:val="A608FAF8"/>
+    <w:lvl w:ilvl="0">
+      <w:start w:val="3"/>
+      <w:numFmt w:val="decimal"/>
+      <w:lvlText w:val="%1"/>
+      <w:lvlJc w:val="left"/>
+      <w:pPr>
+        <w:ind w:left="380" w:hanging="380"/>
+      </w:pPr>
+      <w:rPr>
+        <w:rFonts w:hint="default"/>
+      </w:rPr>
+    </w:lvl>
+    <w:lvl w:ilvl="1">
+      <w:start w:val="2"/>
+      <w:numFmt w:val="decimal"/>
+      <w:lvlText w:val="%1.%2"/>
+      <w:lvlJc w:val="left"/>
+      <w:pPr>
+        <w:ind w:left="1800" w:hanging="720"/>
+      </w:pPr>
+      <w:rPr>
+        <w:rFonts w:hint="default"/>
+      </w:rPr>
+    </w:lvl>
+    <w:lvl w:ilvl="2">
+      <w:start w:val="1"/>
+      <w:numFmt w:val="decimal"/>
+      <w:lvlText w:val="%1.%2.%3"/>
+      <w:lvlJc w:val="left"/>
+      <w:pPr>
+        <w:ind w:left="2880" w:hanging="720"/>
+      </w:pPr>
+      <w:rPr>
+        <w:rFonts w:hint="default"/>
+      </w:rPr>
+    </w:lvl>
+    <w:lvl w:ilvl="3">
+      <w:start w:val="1"/>
+      <w:numFmt w:val="decimal"/>
+      <w:lvlText w:val="%1.%2.%3.%4"/>
+      <w:lvlJc w:val="left"/>
+      <w:pPr>
+        <w:ind w:left="4320" w:hanging="1080"/>
+      </w:pPr>
+      <w:rPr>
+        <w:rFonts w:hint="default"/>
+      </w:rPr>
+    </w:lvl>
+    <w:lvl w:ilvl="4">
+      <w:start w:val="1"/>
+      <w:numFmt w:val="decimal"/>
+      <w:lvlText w:val="%1.%2.%3.%4.%5"/>
+      <w:lvlJc w:val="left"/>
+      <w:pPr>
+        <w:ind w:left="5400" w:hanging="1080"/>
+      </w:pPr>
+      <w:rPr>
+        <w:rFonts w:hint="default"/>
+      </w:rPr>
+    </w:lvl>
+    <w:lvl w:ilvl="5">
+      <w:start w:val="1"/>
+      <w:numFmt w:val="decimal"/>
+      <w:lvlText w:val="%1.%2.%3.%4.%5.%6"/>
+      <w:lvlJc w:val="left"/>
+      <w:pPr>
+        <w:ind w:left="6840" w:hanging="1440"/>
+      </w:pPr>
+      <w:rPr>
+        <w:rFonts w:hint="default"/>
+      </w:rPr>
+    </w:lvl>
+    <w:lvl w:ilvl="6">
+      <w:start w:val="1"/>
+      <w:numFmt w:val="decimal"/>
+      <w:lvlText w:val="%1.%2.%3.%4.%5.%6.%7"/>
+      <w:lvlJc w:val="left"/>
+      <w:pPr>
+        <w:ind w:left="8280" w:hanging="1800"/>
+      </w:pPr>
+      <w:rPr>
+        <w:rFonts w:hint="default"/>
+      </w:rPr>
+    </w:lvl>
+    <w:lvl w:ilvl="7">
+      <w:start w:val="1"/>
+      <w:numFmt w:val="decimal"/>
+      <w:lvlText w:val="%1.%2.%3.%4.%5.%6.%7.%8"/>
+      <w:lvlJc w:val="left"/>
+      <w:pPr>
+        <w:ind w:left="9360" w:hanging="1800"/>
+      </w:pPr>
+      <w:rPr>
+        <w:rFonts w:hint="default"/>
+      </w:rPr>
+    </w:lvl>
+    <w:lvl w:ilvl="8">
+      <w:start w:val="1"/>
+      <w:numFmt w:val="decimal"/>
+      <w:lvlText w:val="%1.%2.%3.%4.%5.%6.%7.%8.%9"/>
+      <w:lvlJc w:val="left"/>
+      <w:pPr>
+        <w:ind w:left="10800" w:hanging="2160"/>
+      </w:pPr>
+      <w:rPr>
+        <w:rFonts w:hint="default"/>
+      </w:rPr>
+    </w:lvl>
+  </w:abstractNum>
+  <w:abstractNum w:abstractNumId="11" w15:restartNumberingAfterBreak="0">
+    <w:nsid w:val="29974137"/>
+    <w:multiLevelType w:val="hybridMultilevel"/>
+    <w:tmpl w:val="02887BBA"/>
+    <w:lvl w:ilvl="0" w:tplc="1DB29860">
+      <w:start w:val="1"/>
+      <w:numFmt w:val="decimal"/>
+      <w:lvlText w:val="%1."/>
+      <w:lvlJc w:val="left"/>
+      <w:pPr>
+        <w:ind w:left="720" w:hanging="360"/>
+      </w:pPr>
+    </w:lvl>
+    <w:lvl w:ilvl="1" w:tplc="9F6CA276">
+      <w:start w:val="1"/>
+      <w:numFmt w:val="lowerLetter"/>
+      <w:lvlText w:val="%2."/>
+      <w:lvlJc w:val="left"/>
+      <w:pPr>
+        <w:ind w:left="1440" w:hanging="360"/>
+      </w:pPr>
+    </w:lvl>
+    <w:lvl w:ilvl="2" w:tplc="0C09001B" w:tentative="1">
+      <w:start w:val="1"/>
+      <w:numFmt w:val="lowerRoman"/>
+      <w:lvlText w:val="%3."/>
+      <w:lvlJc w:val="right"/>
+      <w:pPr>
+        <w:ind w:left="2160" w:hanging="180"/>
+      </w:pPr>
+    </w:lvl>
+    <w:lvl w:ilvl="3" w:tplc="0C09000F" w:tentative="1">
+      <w:start w:val="1"/>
+      <w:numFmt w:val="decimal"/>
+      <w:lvlText w:val="%4."/>
+      <w:lvlJc w:val="left"/>
+      <w:pPr>
+        <w:ind w:left="2880" w:hanging="360"/>
+      </w:pPr>
+    </w:lvl>
+    <w:lvl w:ilvl="4" w:tplc="0C090019" w:tentative="1">
+      <w:start w:val="1"/>
+      <w:numFmt w:val="lowerLetter"/>
+      <w:lvlText w:val="%5."/>
+      <w:lvlJc w:val="left"/>
+      <w:pPr>
+        <w:ind w:left="3600" w:hanging="360"/>
+      </w:pPr>
+    </w:lvl>
+    <w:lvl w:ilvl="5" w:tplc="0C09001B" w:tentative="1">
+      <w:start w:val="1"/>
+      <w:numFmt w:val="lowerRoman"/>
+      <w:lvlText w:val="%6."/>
+      <w:lvlJc w:val="right"/>
+      <w:pPr>
+        <w:ind w:left="4320" w:hanging="180"/>
+      </w:pPr>
+    </w:lvl>
+    <w:lvl w:ilvl="6" w:tplc="0C09000F" w:tentative="1">
+      <w:start w:val="1"/>
+      <w:numFmt w:val="decimal"/>
+      <w:lvlText w:val="%7."/>
+      <w:lvlJc w:val="left"/>
+      <w:pPr>
+        <w:ind w:left="5040" w:hanging="360"/>
+      </w:pPr>
+    </w:lvl>
+    <w:lvl w:ilvl="7" w:tplc="0C090019" w:tentative="1">
+      <w:start w:val="1"/>
+      <w:numFmt w:val="lowerLetter"/>
+      <w:lvlText w:val="%8."/>
+      <w:lvlJc w:val="left"/>
+      <w:pPr>
+        <w:ind w:left="5760" w:hanging="360"/>
+      </w:pPr>
+    </w:lvl>
+    <w:lvl w:ilvl="8" w:tplc="0C09001B" w:tentative="1">
+      <w:start w:val="1"/>
+      <w:numFmt w:val="lowerRoman"/>
+      <w:lvlText w:val="%9."/>
+      <w:lvlJc w:val="right"/>
+      <w:pPr>
+        <w:ind w:left="6480" w:hanging="180"/>
+      </w:pPr>
+    </w:lvl>
+  </w:abstractNum>
+  <w:abstractNum w:abstractNumId="12" w15:restartNumberingAfterBreak="0">
     <w:nsid w:val="2B325676"/>
     <w:multiLevelType w:val="hybridMultilevel"/>
     <w:tmpl w:val="69705AAC"/>
@@ -6237,7 +6966,7 @@
       </w:pPr>
     </w:lvl>
   </w:abstractNum>
-  <w:abstractNum w:abstractNumId="8" w15:restartNumberingAfterBreak="0">
+  <w:abstractNum w:abstractNumId="13" w15:restartNumberingAfterBreak="0">
     <w:nsid w:val="430C6DDB"/>
     <w:multiLevelType w:val="hybridMultilevel"/>
     <w:tmpl w:val="91026C5C"/>
@@ -6350,7 +7079,383 @@
       </w:rPr>
     </w:lvl>
   </w:abstractNum>
-  <w:abstractNum w:abstractNumId="9" w15:restartNumberingAfterBreak="0">
+  <w:abstractNum w:abstractNumId="14" w15:restartNumberingAfterBreak="0">
+    <w:nsid w:val="450C0D49"/>
+    <w:multiLevelType w:val="multilevel"/>
+    <w:tmpl w:val="87042032"/>
+    <w:lvl w:ilvl="0">
+      <w:start w:val="6"/>
+      <w:numFmt w:val="decimal"/>
+      <w:lvlText w:val="%1."/>
+      <w:lvlJc w:val="left"/>
+      <w:pPr>
+        <w:ind w:left="420" w:hanging="420"/>
+      </w:pPr>
+      <w:rPr>
+        <w:rFonts w:hint="default"/>
+      </w:rPr>
+    </w:lvl>
+    <w:lvl w:ilvl="1">
+      <w:start w:val="1"/>
+      <w:numFmt w:val="decimal"/>
+      <w:pStyle w:val="Heading3"/>
+      <w:lvlText w:val="%1.%2."/>
+      <w:lvlJc w:val="left"/>
+      <w:pPr>
+        <w:ind w:left="1440" w:hanging="720"/>
+      </w:pPr>
+      <w:rPr>
+        <w:rFonts w:hint="default"/>
+      </w:rPr>
+    </w:lvl>
+    <w:lvl w:ilvl="2">
+      <w:start w:val="1"/>
+      <w:numFmt w:val="decimal"/>
+      <w:lvlText w:val="%1.%2.%3."/>
+      <w:lvlJc w:val="left"/>
+      <w:pPr>
+        <w:ind w:left="2160" w:hanging="720"/>
+      </w:pPr>
+      <w:rPr>
+        <w:rFonts w:hint="default"/>
+      </w:rPr>
+    </w:lvl>
+    <w:lvl w:ilvl="3">
+      <w:start w:val="1"/>
+      <w:numFmt w:val="decimal"/>
+      <w:lvlText w:val="%1.%2.%3.%4."/>
+      <w:lvlJc w:val="left"/>
+      <w:pPr>
+        <w:ind w:left="3240" w:hanging="1080"/>
+      </w:pPr>
+      <w:rPr>
+        <w:rFonts w:hint="default"/>
+      </w:rPr>
+    </w:lvl>
+    <w:lvl w:ilvl="4">
+      <w:start w:val="1"/>
+      <w:numFmt w:val="decimal"/>
+      <w:lvlText w:val="%1.%2.%3.%4.%5."/>
+      <w:lvlJc w:val="left"/>
+      <w:pPr>
+        <w:ind w:left="3960" w:hanging="1080"/>
+      </w:pPr>
+      <w:rPr>
+        <w:rFonts w:hint="default"/>
+      </w:rPr>
+    </w:lvl>
+    <w:lvl w:ilvl="5">
+      <w:start w:val="1"/>
+      <w:numFmt w:val="decimal"/>
+      <w:lvlText w:val="%1.%2.%3.%4.%5.%6."/>
+      <w:lvlJc w:val="left"/>
+      <w:pPr>
+        <w:ind w:left="5040" w:hanging="1440"/>
+      </w:pPr>
+      <w:rPr>
+        <w:rFonts w:hint="default"/>
+      </w:rPr>
+    </w:lvl>
+    <w:lvl w:ilvl="6">
+      <w:start w:val="1"/>
+      <w:numFmt w:val="decimal"/>
+      <w:lvlText w:val="%1.%2.%3.%4.%5.%6.%7."/>
+      <w:lvlJc w:val="left"/>
+      <w:pPr>
+        <w:ind w:left="6120" w:hanging="1800"/>
+      </w:pPr>
+      <w:rPr>
+        <w:rFonts w:hint="default"/>
+      </w:rPr>
+    </w:lvl>
+    <w:lvl w:ilvl="7">
+      <w:start w:val="1"/>
+      <w:numFmt w:val="decimal"/>
+      <w:lvlText w:val="%1.%2.%3.%4.%5.%6.%7.%8."/>
+      <w:lvlJc w:val="left"/>
+      <w:pPr>
+        <w:ind w:left="6840" w:hanging="1800"/>
+      </w:pPr>
+      <w:rPr>
+        <w:rFonts w:hint="default"/>
+      </w:rPr>
+    </w:lvl>
+    <w:lvl w:ilvl="8">
+      <w:start w:val="1"/>
+      <w:numFmt w:val="decimal"/>
+      <w:lvlText w:val="%1.%2.%3.%4.%5.%6.%7.%8.%9."/>
+      <w:lvlJc w:val="left"/>
+      <w:pPr>
+        <w:ind w:left="7920" w:hanging="2160"/>
+      </w:pPr>
+      <w:rPr>
+        <w:rFonts w:hint="default"/>
+      </w:rPr>
+    </w:lvl>
+  </w:abstractNum>
+  <w:abstractNum w:abstractNumId="15" w15:restartNumberingAfterBreak="0">
+    <w:nsid w:val="45BC10FF"/>
+    <w:multiLevelType w:val="multilevel"/>
+    <w:tmpl w:val="79FE8818"/>
+    <w:lvl w:ilvl="0">
+      <w:start w:val="1"/>
+      <w:numFmt w:val="bullet"/>
+      <w:lvlText w:val=""/>
+      <w:lvlJc w:val="left"/>
+      <w:pPr>
+        <w:tabs>
+          <w:tab w:val="num" w:pos="720"/>
+        </w:tabs>
+        <w:ind w:left="720" w:hanging="360"/>
+      </w:pPr>
+      <w:rPr>
+        <w:rFonts w:ascii="Symbol" w:hAnsi="Symbol" w:hint="default"/>
+        <w:sz w:val="20"/>
+      </w:rPr>
+    </w:lvl>
+    <w:lvl w:ilvl="1" w:tentative="1">
+      <w:start w:val="1"/>
+      <w:numFmt w:val="bullet"/>
+      <w:lvlText w:val="o"/>
+      <w:lvlJc w:val="left"/>
+      <w:pPr>
+        <w:tabs>
+          <w:tab w:val="num" w:pos="1440"/>
+        </w:tabs>
+        <w:ind w:left="1440" w:hanging="360"/>
+      </w:pPr>
+      <w:rPr>
+        <w:rFonts w:ascii="Courier New" w:hAnsi="Courier New" w:hint="default"/>
+        <w:sz w:val="20"/>
+      </w:rPr>
+    </w:lvl>
+    <w:lvl w:ilvl="2" w:tentative="1">
+      <w:start w:val="1"/>
+      <w:numFmt w:val="bullet"/>
+      <w:lvlText w:val=""/>
+      <w:lvlJc w:val="left"/>
+      <w:pPr>
+        <w:tabs>
+          <w:tab w:val="num" w:pos="2160"/>
+        </w:tabs>
+        <w:ind w:left="2160" w:hanging="360"/>
+      </w:pPr>
+      <w:rPr>
+        <w:rFonts w:ascii="Wingdings" w:hAnsi="Wingdings" w:hint="default"/>
+        <w:sz w:val="20"/>
+      </w:rPr>
+    </w:lvl>
+    <w:lvl w:ilvl="3" w:tentative="1">
+      <w:start w:val="1"/>
+      <w:numFmt w:val="bullet"/>
+      <w:lvlText w:val=""/>
+      <w:lvlJc w:val="left"/>
+      <w:pPr>
+        <w:tabs>
+          <w:tab w:val="num" w:pos="2880"/>
+        </w:tabs>
+        <w:ind w:left="2880" w:hanging="360"/>
+      </w:pPr>
+      <w:rPr>
+        <w:rFonts w:ascii="Wingdings" w:hAnsi="Wingdings" w:hint="default"/>
+        <w:sz w:val="20"/>
+      </w:rPr>
+    </w:lvl>
+    <w:lvl w:ilvl="4" w:tentative="1">
+      <w:start w:val="1"/>
+      <w:numFmt w:val="bullet"/>
+      <w:lvlText w:val=""/>
+      <w:lvlJc w:val="left"/>
+      <w:pPr>
+        <w:tabs>
+          <w:tab w:val="num" w:pos="3600"/>
+        </w:tabs>
+        <w:ind w:left="3600" w:hanging="360"/>
+      </w:pPr>
+      <w:rPr>
+        <w:rFonts w:ascii="Wingdings" w:hAnsi="Wingdings" w:hint="default"/>
+        <w:sz w:val="20"/>
+      </w:rPr>
+    </w:lvl>
+    <w:lvl w:ilvl="5" w:tentative="1">
+      <w:start w:val="1"/>
+      <w:numFmt w:val="bullet"/>
+      <w:lvlText w:val=""/>
+      <w:lvlJc w:val="left"/>
+      <w:pPr>
+        <w:tabs>
+          <w:tab w:val="num" w:pos="4320"/>
+        </w:tabs>
+        <w:ind w:left="4320" w:hanging="360"/>
+      </w:pPr>
+      <w:rPr>
+        <w:rFonts w:ascii="Wingdings" w:hAnsi="Wingdings" w:hint="default"/>
+        <w:sz w:val="20"/>
+      </w:rPr>
+    </w:lvl>
+    <w:lvl w:ilvl="6" w:tentative="1">
+      <w:start w:val="1"/>
+      <w:numFmt w:val="bullet"/>
+      <w:lvlText w:val=""/>
+      <w:lvlJc w:val="left"/>
+      <w:pPr>
+        <w:tabs>
+          <w:tab w:val="num" w:pos="5040"/>
+        </w:tabs>
+        <w:ind w:left="5040" w:hanging="360"/>
+      </w:pPr>
+      <w:rPr>
+        <w:rFonts w:ascii="Wingdings" w:hAnsi="Wingdings" w:hint="default"/>
+        <w:sz w:val="20"/>
+      </w:rPr>
+    </w:lvl>
+    <w:lvl w:ilvl="7" w:tentative="1">
+      <w:start w:val="1"/>
+      <w:numFmt w:val="bullet"/>
+      <w:lvlText w:val=""/>
+      <w:lvlJc w:val="left"/>
+      <w:pPr>
+        <w:tabs>
+          <w:tab w:val="num" w:pos="5760"/>
+        </w:tabs>
+        <w:ind w:left="5760" w:hanging="360"/>
+      </w:pPr>
+      <w:rPr>
+        <w:rFonts w:ascii="Wingdings" w:hAnsi="Wingdings" w:hint="default"/>
+        <w:sz w:val="20"/>
+      </w:rPr>
+    </w:lvl>
+    <w:lvl w:ilvl="8" w:tentative="1">
+      <w:start w:val="1"/>
+      <w:numFmt w:val="bullet"/>
+      <w:lvlText w:val=""/>
+      <w:lvlJc w:val="left"/>
+      <w:pPr>
+        <w:tabs>
+          <w:tab w:val="num" w:pos="6480"/>
+        </w:tabs>
+        <w:ind w:left="6480" w:hanging="360"/>
+      </w:pPr>
+      <w:rPr>
+        <w:rFonts w:ascii="Wingdings" w:hAnsi="Wingdings" w:hint="default"/>
+        <w:sz w:val="20"/>
+      </w:rPr>
+    </w:lvl>
+  </w:abstractNum>
+  <w:abstractNum w:abstractNumId="16" w15:restartNumberingAfterBreak="0">
+    <w:nsid w:val="5B8F575B"/>
+    <w:multiLevelType w:val="multilevel"/>
+    <w:tmpl w:val="F7C0172E"/>
+    <w:lvl w:ilvl="0">
+      <w:start w:val="5"/>
+      <w:numFmt w:val="decimal"/>
+      <w:lvlText w:val="%1"/>
+      <w:lvlJc w:val="left"/>
+      <w:pPr>
+        <w:ind w:left="360" w:hanging="360"/>
+      </w:pPr>
+      <w:rPr>
+        <w:rFonts w:hint="default"/>
+      </w:rPr>
+    </w:lvl>
+    <w:lvl w:ilvl="1">
+      <w:start w:val="3"/>
+      <w:numFmt w:val="decimal"/>
+      <w:lvlText w:val="%1.%2"/>
+      <w:lvlJc w:val="left"/>
+      <w:pPr>
+        <w:ind w:left="720" w:hanging="360"/>
+      </w:pPr>
+      <w:rPr>
+        <w:rFonts w:hint="default"/>
+      </w:rPr>
+    </w:lvl>
+    <w:lvl w:ilvl="2">
+      <w:start w:val="1"/>
+      <w:numFmt w:val="decimal"/>
+      <w:lvlText w:val="%1.%2.%3"/>
+      <w:lvlJc w:val="left"/>
+      <w:pPr>
+        <w:ind w:left="1440" w:hanging="720"/>
+      </w:pPr>
+      <w:rPr>
+        <w:rFonts w:hint="default"/>
+      </w:rPr>
+    </w:lvl>
+    <w:lvl w:ilvl="3">
+      <w:start w:val="1"/>
+      <w:numFmt w:val="decimal"/>
+      <w:lvlText w:val="%1.%2.%3.%4"/>
+      <w:lvlJc w:val="left"/>
+      <w:pPr>
+        <w:ind w:left="2160" w:hanging="1080"/>
+      </w:pPr>
+      <w:rPr>
+        <w:rFonts w:hint="default"/>
+      </w:rPr>
+    </w:lvl>
+    <w:lvl w:ilvl="4">
+      <w:start w:val="1"/>
+      <w:numFmt w:val="decimal"/>
+      <w:lvlText w:val="%1.%2.%3.%4.%5"/>
+      <w:lvlJc w:val="left"/>
+      <w:pPr>
+        <w:ind w:left="2520" w:hanging="1080"/>
+      </w:pPr>
+      <w:rPr>
+        <w:rFonts w:hint="default"/>
+      </w:rPr>
+    </w:lvl>
+    <w:lvl w:ilvl="5">
+      <w:start w:val="1"/>
+      <w:numFmt w:val="decimal"/>
+      <w:lvlText w:val="%1.%2.%3.%4.%5.%6"/>
+      <w:lvlJc w:val="left"/>
+      <w:pPr>
+        <w:ind w:left="3240" w:hanging="1440"/>
+      </w:pPr>
+      <w:rPr>
+        <w:rFonts w:hint="default"/>
+      </w:rPr>
+    </w:lvl>
+    <w:lvl w:ilvl="6">
+      <w:start w:val="1"/>
+      <w:numFmt w:val="decimal"/>
+      <w:lvlText w:val="%1.%2.%3.%4.%5.%6.%7"/>
+      <w:lvlJc w:val="left"/>
+      <w:pPr>
+        <w:ind w:left="3600" w:hanging="1440"/>
+      </w:pPr>
+      <w:rPr>
+        <w:rFonts w:hint="default"/>
+      </w:rPr>
+    </w:lvl>
+    <w:lvl w:ilvl="7">
+      <w:start w:val="1"/>
+      <w:numFmt w:val="decimal"/>
+      <w:lvlText w:val="%1.%2.%3.%4.%5.%6.%7.%8"/>
+      <w:lvlJc w:val="left"/>
+      <w:pPr>
+        <w:ind w:left="4320" w:hanging="1800"/>
+      </w:pPr>
+      <w:rPr>
+        <w:rFonts w:hint="default"/>
+      </w:rPr>
+    </w:lvl>
+    <w:lvl w:ilvl="8">
+      <w:start w:val="1"/>
+      <w:numFmt w:val="decimal"/>
+      <w:lvlText w:val="%1.%2.%3.%4.%5.%6.%7.%8.%9"/>
+      <w:lvlJc w:val="left"/>
+      <w:pPr>
+        <w:ind w:left="5040" w:hanging="2160"/>
+      </w:pPr>
+      <w:rPr>
+        <w:rFonts w:hint="default"/>
+      </w:rPr>
+    </w:lvl>
+  </w:abstractNum>
+  <w:abstractNum w:abstractNumId="17" w15:restartNumberingAfterBreak="0">
     <w:nsid w:val="5C5F00AA"/>
     <w:multiLevelType w:val="hybridMultilevel"/>
     <w:tmpl w:val="66A676DC"/>
@@ -6463,7 +7568,7 @@
       </w:rPr>
     </w:lvl>
   </w:abstractNum>
-  <w:abstractNum w:abstractNumId="10" w15:restartNumberingAfterBreak="0">
+  <w:abstractNum w:abstractNumId="18" w15:restartNumberingAfterBreak="0">
     <w:nsid w:val="611957B3"/>
     <w:multiLevelType w:val="multilevel"/>
     <w:tmpl w:val="47A858EA"/>
@@ -6612,7 +7717,120 @@
       </w:rPr>
     </w:lvl>
   </w:abstractNum>
-  <w:abstractNum w:abstractNumId="11" w15:restartNumberingAfterBreak="0">
+  <w:abstractNum w:abstractNumId="19" w15:restartNumberingAfterBreak="0">
+    <w:nsid w:val="61DA30D1"/>
+    <w:multiLevelType w:val="hybridMultilevel"/>
+    <w:tmpl w:val="13BC5D18"/>
+    <w:lvl w:ilvl="0" w:tplc="0C090001">
+      <w:start w:val="1"/>
+      <w:numFmt w:val="bullet"/>
+      <w:lvlText w:val=""/>
+      <w:lvlJc w:val="left"/>
+      <w:pPr>
+        <w:ind w:left="720" w:hanging="360"/>
+      </w:pPr>
+      <w:rPr>
+        <w:rFonts w:ascii="Symbol" w:hAnsi="Symbol" w:hint="default"/>
+      </w:rPr>
+    </w:lvl>
+    <w:lvl w:ilvl="1" w:tplc="0C090003" w:tentative="1">
+      <w:start w:val="1"/>
+      <w:numFmt w:val="bullet"/>
+      <w:lvlText w:val="o"/>
+      <w:lvlJc w:val="left"/>
+      <w:pPr>
+        <w:ind w:left="1440" w:hanging="360"/>
+      </w:pPr>
+      <w:rPr>
+        <w:rFonts w:ascii="Courier New" w:hAnsi="Courier New" w:cs="Courier New" w:hint="default"/>
+      </w:rPr>
+    </w:lvl>
+    <w:lvl w:ilvl="2" w:tplc="0C090005" w:tentative="1">
+      <w:start w:val="1"/>
+      <w:numFmt w:val="bullet"/>
+      <w:lvlText w:val=""/>
+      <w:lvlJc w:val="left"/>
+      <w:pPr>
+        <w:ind w:left="2160" w:hanging="360"/>
+      </w:pPr>
+      <w:rPr>
+        <w:rFonts w:ascii="Wingdings" w:hAnsi="Wingdings" w:hint="default"/>
+      </w:rPr>
+    </w:lvl>
+    <w:lvl w:ilvl="3" w:tplc="0C090001" w:tentative="1">
+      <w:start w:val="1"/>
+      <w:numFmt w:val="bullet"/>
+      <w:lvlText w:val=""/>
+      <w:lvlJc w:val="left"/>
+      <w:pPr>
+        <w:ind w:left="2880" w:hanging="360"/>
+      </w:pPr>
+      <w:rPr>
+        <w:rFonts w:ascii="Symbol" w:hAnsi="Symbol" w:hint="default"/>
+      </w:rPr>
+    </w:lvl>
+    <w:lvl w:ilvl="4" w:tplc="0C090003" w:tentative="1">
+      <w:start w:val="1"/>
+      <w:numFmt w:val="bullet"/>
+      <w:lvlText w:val="o"/>
+      <w:lvlJc w:val="left"/>
+      <w:pPr>
+        <w:ind w:left="3600" w:hanging="360"/>
+      </w:pPr>
+      <w:rPr>
+        <w:rFonts w:ascii="Courier New" w:hAnsi="Courier New" w:cs="Courier New" w:hint="default"/>
+      </w:rPr>
+    </w:lvl>
+    <w:lvl w:ilvl="5" w:tplc="0C090005" w:tentative="1">
+      <w:start w:val="1"/>
+      <w:numFmt w:val="bullet"/>
+      <w:lvlText w:val=""/>
+      <w:lvlJc w:val="left"/>
+      <w:pPr>
+        <w:ind w:left="4320" w:hanging="360"/>
+      </w:pPr>
+      <w:rPr>
+        <w:rFonts w:ascii="Wingdings" w:hAnsi="Wingdings" w:hint="default"/>
+      </w:rPr>
+    </w:lvl>
+    <w:lvl w:ilvl="6" w:tplc="0C090001" w:tentative="1">
+      <w:start w:val="1"/>
+      <w:numFmt w:val="bullet"/>
+      <w:lvlText w:val=""/>
+      <w:lvlJc w:val="left"/>
+      <w:pPr>
+        <w:ind w:left="5040" w:hanging="360"/>
+      </w:pPr>
+      <w:rPr>
+        <w:rFonts w:ascii="Symbol" w:hAnsi="Symbol" w:hint="default"/>
+      </w:rPr>
+    </w:lvl>
+    <w:lvl w:ilvl="7" w:tplc="0C090003" w:tentative="1">
+      <w:start w:val="1"/>
+      <w:numFmt w:val="bullet"/>
+      <w:lvlText w:val="o"/>
+      <w:lvlJc w:val="left"/>
+      <w:pPr>
+        <w:ind w:left="5760" w:hanging="360"/>
+      </w:pPr>
+      <w:rPr>
+        <w:rFonts w:ascii="Courier New" w:hAnsi="Courier New" w:cs="Courier New" w:hint="default"/>
+      </w:rPr>
+    </w:lvl>
+    <w:lvl w:ilvl="8" w:tplc="0C090005" w:tentative="1">
+      <w:start w:val="1"/>
+      <w:numFmt w:val="bullet"/>
+      <w:lvlText w:val=""/>
+      <w:lvlJc w:val="left"/>
+      <w:pPr>
+        <w:ind w:left="6480" w:hanging="360"/>
+      </w:pPr>
+      <w:rPr>
+        <w:rFonts w:ascii="Wingdings" w:hAnsi="Wingdings" w:hint="default"/>
+      </w:rPr>
+    </w:lvl>
+  </w:abstractNum>
+  <w:abstractNum w:abstractNumId="20" w15:restartNumberingAfterBreak="0">
     <w:nsid w:val="6E963C9C"/>
     <w:multiLevelType w:val="multilevel"/>
     <w:tmpl w:val="0C09001F"/>
@@ -6698,14 +7916,13 @@
       </w:pPr>
     </w:lvl>
   </w:abstractNum>
-  <w:abstractNum w:abstractNumId="12" w15:restartNumberingAfterBreak="0">
+  <w:abstractNum w:abstractNumId="21" w15:restartNumberingAfterBreak="0">
     <w:nsid w:val="76502E9C"/>
     <w:multiLevelType w:val="multilevel"/>
-    <w:tmpl w:val="2C005786"/>
+    <w:tmpl w:val="0658A322"/>
     <w:lvl w:ilvl="0">
       <w:start w:val="1"/>
       <w:numFmt w:val="decimal"/>
-      <w:pStyle w:val="Heading3"/>
       <w:lvlText w:val="%1."/>
       <w:lvlJc w:val="left"/>
       <w:pPr>
@@ -6782,6 +7999,92 @@
       <w:lvlJc w:val="left"/>
       <w:pPr>
         <w:ind w:left="4320" w:hanging="1440"/>
+      </w:pPr>
+    </w:lvl>
+  </w:abstractNum>
+  <w:abstractNum w:abstractNumId="22" w15:restartNumberingAfterBreak="0">
+    <w:nsid w:val="7CD24FB3"/>
+    <w:multiLevelType w:val="multilevel"/>
+    <w:tmpl w:val="0658A322"/>
+    <w:lvl w:ilvl="0">
+      <w:start w:val="1"/>
+      <w:numFmt w:val="decimal"/>
+      <w:lvlText w:val="%1."/>
+      <w:lvlJc w:val="left"/>
+      <w:pPr>
+        <w:ind w:left="1080" w:hanging="360"/>
+      </w:pPr>
+    </w:lvl>
+    <w:lvl w:ilvl="1">
+      <w:start w:val="1"/>
+      <w:numFmt w:val="decimal"/>
+      <w:lvlText w:val="%1.%2."/>
+      <w:lvlJc w:val="left"/>
+      <w:pPr>
+        <w:ind w:left="1512" w:hanging="432"/>
+      </w:pPr>
+    </w:lvl>
+    <w:lvl w:ilvl="2">
+      <w:start w:val="1"/>
+      <w:numFmt w:val="decimal"/>
+      <w:lvlText w:val="%1.%2.%3."/>
+      <w:lvlJc w:val="left"/>
+      <w:pPr>
+        <w:ind w:left="1944" w:hanging="504"/>
+      </w:pPr>
+    </w:lvl>
+    <w:lvl w:ilvl="3">
+      <w:start w:val="1"/>
+      <w:numFmt w:val="decimal"/>
+      <w:lvlText w:val="%1.%2.%3.%4."/>
+      <w:lvlJc w:val="left"/>
+      <w:pPr>
+        <w:ind w:left="2448" w:hanging="648"/>
+      </w:pPr>
+    </w:lvl>
+    <w:lvl w:ilvl="4">
+      <w:start w:val="1"/>
+      <w:numFmt w:val="decimal"/>
+      <w:lvlText w:val="%1.%2.%3.%4.%5."/>
+      <w:lvlJc w:val="left"/>
+      <w:pPr>
+        <w:ind w:left="2952" w:hanging="792"/>
+      </w:pPr>
+    </w:lvl>
+    <w:lvl w:ilvl="5">
+      <w:start w:val="1"/>
+      <w:numFmt w:val="decimal"/>
+      <w:lvlText w:val="%1.%2.%3.%4.%5.%6."/>
+      <w:lvlJc w:val="left"/>
+      <w:pPr>
+        <w:ind w:left="3456" w:hanging="936"/>
+      </w:pPr>
+    </w:lvl>
+    <w:lvl w:ilvl="6">
+      <w:start w:val="1"/>
+      <w:numFmt w:val="decimal"/>
+      <w:lvlText w:val="%1.%2.%3.%4.%5.%6.%7."/>
+      <w:lvlJc w:val="left"/>
+      <w:pPr>
+        <w:ind w:left="3960" w:hanging="1080"/>
+      </w:pPr>
+    </w:lvl>
+    <w:lvl w:ilvl="7">
+      <w:start w:val="1"/>
+      <w:numFmt w:val="decimal"/>
+      <w:lvlText w:val="%1.%2.%3.%4.%5.%6.%7.%8."/>
+      <w:lvlJc w:val="left"/>
+      <w:pPr>
+        <w:ind w:left="4464" w:hanging="1224"/>
+      </w:pPr>
+    </w:lvl>
+    <w:lvl w:ilvl="8">
+      <w:start w:val="1"/>
+      <w:numFmt w:val="decimal"/>
+      <w:lvlText w:val="%1.%2.%3.%4.%5.%6.%7.%8.%9."/>
+      <w:lvlJc w:val="left"/>
+      <w:pPr>
+        <w:ind w:left="5040" w:hanging="1440"/>
       </w:pPr>
     </w:lvl>
   </w:abstractNum>
@@ -6789,34 +8092,34 @@
     <w:abstractNumId w:val="3"/>
   </w:num>
   <w:num w:numId="2" w16cid:durableId="1315138699">
-    <w:abstractNumId w:val="5"/>
+    <w:abstractNumId w:val="7"/>
   </w:num>
   <w:num w:numId="3" w16cid:durableId="683287785">
-    <w:abstractNumId w:val="7"/>
+    <w:abstractNumId w:val="12"/>
   </w:num>
   <w:num w:numId="4" w16cid:durableId="1592852956">
     <w:abstractNumId w:val="1"/>
   </w:num>
   <w:num w:numId="5" w16cid:durableId="1844320523">
-    <w:abstractNumId w:val="12"/>
+    <w:abstractNumId w:val="21"/>
   </w:num>
   <w:num w:numId="6" w16cid:durableId="2013604388">
-    <w:abstractNumId w:val="11"/>
+    <w:abstractNumId w:val="20"/>
   </w:num>
   <w:num w:numId="7" w16cid:durableId="515778692">
     <w:abstractNumId w:val="0"/>
   </w:num>
   <w:num w:numId="8" w16cid:durableId="1356031321">
-    <w:abstractNumId w:val="10"/>
+    <w:abstractNumId w:val="18"/>
   </w:num>
   <w:num w:numId="9" w16cid:durableId="652683066">
-    <w:abstractNumId w:val="6"/>
+    <w:abstractNumId w:val="9"/>
   </w:num>
   <w:num w:numId="10" w16cid:durableId="783234174">
     <w:abstractNumId w:val="4"/>
   </w:num>
   <w:num w:numId="11" w16cid:durableId="1060249197">
-    <w:abstractNumId w:val="12"/>
+    <w:abstractNumId w:val="21"/>
     <w:lvlOverride w:ilvl="0">
       <w:startOverride w:val="1"/>
     </w:lvlOverride>
@@ -6846,12 +8149,51 @@
     </w:lvlOverride>
   </w:num>
   <w:num w:numId="12" w16cid:durableId="363940914">
-    <w:abstractNumId w:val="9"/>
+    <w:abstractNumId w:val="17"/>
   </w:num>
   <w:num w:numId="13" w16cid:durableId="646935549">
     <w:abstractNumId w:val="2"/>
   </w:num>
   <w:num w:numId="14" w16cid:durableId="1984115583">
+    <w:abstractNumId w:val="13"/>
+  </w:num>
+  <w:num w:numId="15" w16cid:durableId="1871340366">
+    <w:abstractNumId w:val="19"/>
+  </w:num>
+  <w:num w:numId="16" w16cid:durableId="1205487180">
+    <w:abstractNumId w:val="16"/>
+  </w:num>
+  <w:num w:numId="17" w16cid:durableId="191459401">
+    <w:abstractNumId w:val="21"/>
+    <w:lvlOverride w:ilvl="0">
+      <w:startOverride w:val="6"/>
+    </w:lvlOverride>
+    <w:lvlOverride w:ilvl="1">
+      <w:startOverride w:val="1"/>
+    </w:lvlOverride>
+  </w:num>
+  <w:num w:numId="18" w16cid:durableId="1146238124">
+    <w:abstractNumId w:val="5"/>
+  </w:num>
+  <w:num w:numId="19" w16cid:durableId="993535422">
+    <w:abstractNumId w:val="11"/>
+  </w:num>
+  <w:num w:numId="20" w16cid:durableId="7830427">
+    <w:abstractNumId w:val="14"/>
+  </w:num>
+  <w:num w:numId="21" w16cid:durableId="323509336">
+    <w:abstractNumId w:val="6"/>
+  </w:num>
+  <w:num w:numId="22" w16cid:durableId="1154030885">
+    <w:abstractNumId w:val="15"/>
+  </w:num>
+  <w:num w:numId="23" w16cid:durableId="1733190101">
+    <w:abstractNumId w:val="22"/>
+  </w:num>
+  <w:num w:numId="24" w16cid:durableId="1394428006">
+    <w:abstractNumId w:val="10"/>
+  </w:num>
+  <w:num w:numId="25" w16cid:durableId="412969574">
     <w:abstractNumId w:val="8"/>
   </w:num>
 </w:numbering>
@@ -7257,7 +8599,7 @@
   <w:style w:type="paragraph" w:default="1" w:styleId="Normal">
     <w:name w:val="Normal"/>
     <w:qFormat/>
-    <w:rsid w:val="00282AAA"/>
+    <w:rsid w:val="00187299"/>
   </w:style>
   <w:style w:type="paragraph" w:styleId="Heading1">
     <w:name w:val="heading 1"/>
@@ -7285,8 +8627,8 @@
     <w:basedOn w:val="Normal"/>
     <w:next w:val="Normal"/>
     <w:link w:val="Heading2Char"/>
-    <w:autoRedefine/>
     <w:uiPriority w:val="9"/>
+    <w:semiHidden/>
     <w:unhideWhenUsed/>
     <w:qFormat/>
     <w:rsid w:val="00D77719"/>
@@ -7299,7 +8641,7 @@
     <w:rPr>
       <w:rFonts w:asciiTheme="majorHAnsi" w:eastAsiaTheme="majorEastAsia" w:hAnsiTheme="majorHAnsi" w:cstheme="majorBidi"/>
       <w:color w:val="0F4761" w:themeColor="accent1" w:themeShade="BF"/>
-      <w:sz w:val="28"/>
+      <w:sz w:val="32"/>
       <w:szCs w:val="32"/>
     </w:rPr>
   </w:style>
@@ -7308,24 +8650,21 @@
     <w:basedOn w:val="Normal"/>
     <w:next w:val="Normal"/>
     <w:link w:val="Heading3Char"/>
-    <w:autoRedefine/>
     <w:uiPriority w:val="9"/>
+    <w:semiHidden/>
     <w:unhideWhenUsed/>
     <w:qFormat/>
-    <w:rsid w:val="00035505"/>
+    <w:rsid w:val="00E52CA7"/>
     <w:pPr>
       <w:keepNext/>
       <w:keepLines/>
-      <w:numPr>
-        <w:numId w:val="5"/>
-      </w:numPr>
       <w:spacing w:before="160" w:after="80"/>
       <w:outlineLvl w:val="2"/>
     </w:pPr>
     <w:rPr>
       <w:rFonts w:eastAsiaTheme="majorEastAsia" w:cstheme="majorBidi"/>
       <w:color w:val="0F4761" w:themeColor="accent1" w:themeShade="BF"/>
-      <w:sz w:val="26"/>
+      <w:sz w:val="28"/>
       <w:szCs w:val="28"/>
     </w:rPr>
   </w:style>
@@ -7505,11 +8844,12 @@
     <w:basedOn w:val="DefaultParagraphFont"/>
     <w:link w:val="Heading2"/>
     <w:uiPriority w:val="9"/>
+    <w:semiHidden/>
     <w:rsid w:val="00D77719"/>
     <w:rPr>
       <w:rFonts w:asciiTheme="majorHAnsi" w:eastAsiaTheme="majorEastAsia" w:hAnsiTheme="majorHAnsi" w:cstheme="majorBidi"/>
       <w:color w:val="0F4761" w:themeColor="accent1" w:themeShade="BF"/>
-      <w:sz w:val="28"/>
+      <w:sz w:val="32"/>
       <w:szCs w:val="32"/>
     </w:rPr>
   </w:style>
@@ -7518,11 +8858,12 @@
     <w:basedOn w:val="DefaultParagraphFont"/>
     <w:link w:val="Heading3"/>
     <w:uiPriority w:val="9"/>
-    <w:rsid w:val="00035505"/>
+    <w:semiHidden/>
+    <w:rsid w:val="00E52CA7"/>
     <w:rPr>
       <w:rFonts w:eastAsiaTheme="majorEastAsia" w:cstheme="majorBidi"/>
       <w:color w:val="0F4761" w:themeColor="accent1" w:themeShade="BF"/>
-      <w:sz w:val="26"/>
+      <w:sz w:val="28"/>
       <w:szCs w:val="28"/>
     </w:rPr>
   </w:style>
@@ -7780,19 +9121,17 @@
     <w:basedOn w:val="Heading1"/>
     <w:next w:val="Normal"/>
     <w:uiPriority w:val="39"/>
+    <w:semiHidden/>
     <w:unhideWhenUsed/>
     <w:qFormat/>
     <w:rsid w:val="00CF453F"/>
     <w:pPr>
-      <w:spacing w:before="240" w:after="0" w:line="259" w:lineRule="auto"/>
+      <w:spacing w:before="240" w:after="0"/>
       <w:outlineLvl w:val="9"/>
     </w:pPr>
     <w:rPr>
-      <w:kern w:val="0"/>
       <w:sz w:val="32"/>
       <w:szCs w:val="32"/>
-      <w:lang w:val="en-US"/>
-      <w14:ligatures w14:val="none"/>
     </w:rPr>
   </w:style>
   <w:style w:type="paragraph" w:styleId="TOC2">
@@ -7886,6 +9225,7 @@
     <w:basedOn w:val="Normal"/>
     <w:next w:val="Normal"/>
     <w:uiPriority w:val="35"/>
+    <w:semiHidden/>
     <w:unhideWhenUsed/>
     <w:qFormat/>
     <w:rsid w:val="00B262CF"/>
@@ -8219,26 +9559,10 @@
 </file>
 
 <file path=customXml/item1.xml><?xml version="1.0" encoding="utf-8"?>
-<p:properties xmlns:p="http://schemas.microsoft.com/office/2006/metadata/properties" xmlns:xsi="http://www.w3.org/2001/XMLSchema-instance" xmlns:pc="http://schemas.microsoft.com/office/infopath/2007/PartnerControls">
-  <documentManagement>
-    <lcf76f155ced4ddcb4097134ff3c332f xmlns="1e6c8ea6-7bba-4134-a4d4-65070d127d3e">
-      <Terms xmlns="http://schemas.microsoft.com/office/infopath/2007/PartnerControls"/>
-    </lcf76f155ced4ddcb4097134ff3c332f>
-    <TaxCatchAll xmlns="ba2c0041-fee8-48a2-b713-a8827e2ef91f" xsi:nil="true"/>
-  </documentManagement>
-</p:properties>
+<b:Sources xmlns:b="http://schemas.openxmlformats.org/officeDocument/2006/bibliography" xmlns="http://schemas.openxmlformats.org/officeDocument/2006/bibliography" SelectedStyle="\APASixthEditionOfficeOnline.xsl" StyleName="APA" Version="6"/>
 </file>
 
 <file path=customXml/item2.xml><?xml version="1.0" encoding="utf-8"?>
-<?mso-contentType ?>
-<FormTemplates xmlns="http://schemas.microsoft.com/sharepoint/v3/contenttype/forms">
-  <Display>DocumentLibraryForm</Display>
-  <Edit>DocumentLibraryForm</Edit>
-  <New>DocumentLibraryForm</New>
-</FormTemplates>
-</file>
-
-<file path=customXml/item3.xml><?xml version="1.0" encoding="utf-8"?>
 <ct:contentTypeSchema xmlns:ct="http://schemas.microsoft.com/office/2006/metadata/contentType" xmlns:ma="http://schemas.microsoft.com/office/2006/metadata/properties/metaAttributes" ct:_="" ma:_="" ma:contentTypeName="Document" ma:contentTypeID="0x0101009C890A217D91C04B99D570E54F0C6F1E" ma:contentTypeVersion="14" ma:contentTypeDescription="Create a new document." ma:contentTypeScope="" ma:versionID="13ec8812ab6acf6aa125929c0c9b0a67">
   <xsd:schema xmlns:xsd="http://www.w3.org/2001/XMLSchema" xmlns:xs="http://www.w3.org/2001/XMLSchema" xmlns:p="http://schemas.microsoft.com/office/2006/metadata/properties" xmlns:ns2="1e6c8ea6-7bba-4134-a4d4-65070d127d3e" xmlns:ns3="ba2c0041-fee8-48a2-b713-a8827e2ef91f" targetNamespace="http://schemas.microsoft.com/office/2006/metadata/properties" ma:root="true" ma:fieldsID="59525349419be25600ca3844ec4dfcda" ns2:_="" ns3:_="">
     <xsd:import namespace="1e6c8ea6-7bba-4134-a4d4-65070d127d3e"/>
@@ -8467,30 +9791,35 @@
 </ct:contentTypeSchema>
 </file>
 
+<file path=customXml/item3.xml><?xml version="1.0" encoding="utf-8"?>
+<?mso-contentType ?>
+<FormTemplates xmlns="http://schemas.microsoft.com/sharepoint/v3/contenttype/forms">
+  <Display>DocumentLibraryForm</Display>
+  <Edit>DocumentLibraryForm</Edit>
+  <New>DocumentLibraryForm</New>
+</FormTemplates>
+</file>
+
 <file path=customXml/item4.xml><?xml version="1.0" encoding="utf-8"?>
-<b:Sources xmlns:b="http://schemas.openxmlformats.org/officeDocument/2006/bibliography" xmlns="http://schemas.openxmlformats.org/officeDocument/2006/bibliography" SelectedStyle="\APASixthEditionOfficeOnline.xsl" StyleName="APA" Version="6"/>
+<p:properties xmlns:p="http://schemas.microsoft.com/office/2006/metadata/properties" xmlns:xsi="http://www.w3.org/2001/XMLSchema-instance" xmlns:pc="http://schemas.microsoft.com/office/infopath/2007/PartnerControls">
+  <documentManagement>
+    <lcf76f155ced4ddcb4097134ff3c332f xmlns="1e6c8ea6-7bba-4134-a4d4-65070d127d3e">
+      <Terms xmlns="http://schemas.microsoft.com/office/infopath/2007/PartnerControls"/>
+    </lcf76f155ced4ddcb4097134ff3c332f>
+    <TaxCatchAll xmlns="ba2c0041-fee8-48a2-b713-a8827e2ef91f" xsi:nil="true"/>
+  </documentManagement>
+</p:properties>
 </file>
 
 <file path=customXml/itemProps1.xml><?xml version="1.0" encoding="utf-8"?>
-<ds:datastoreItem xmlns:ds="http://schemas.openxmlformats.org/officeDocument/2006/customXml" ds:itemID="{2A9E4AC2-9564-48F8-B6BE-E92D0983C6D1}">
+<ds:datastoreItem xmlns:ds="http://schemas.openxmlformats.org/officeDocument/2006/customXml" ds:itemID="{9D6A992C-3F4B-436A-8310-78D249FA449F}">
   <ds:schemaRefs>
-    <ds:schemaRef ds:uri="http://schemas.microsoft.com/office/2006/metadata/properties"/>
-    <ds:schemaRef ds:uri="http://schemas.microsoft.com/office/infopath/2007/PartnerControls"/>
-    <ds:schemaRef ds:uri="1e6c8ea6-7bba-4134-a4d4-65070d127d3e"/>
-    <ds:schemaRef ds:uri="ba2c0041-fee8-48a2-b713-a8827e2ef91f"/>
+    <ds:schemaRef ds:uri="http://schemas.openxmlformats.org/officeDocument/2006/bibliography"/>
   </ds:schemaRefs>
 </ds:datastoreItem>
 </file>
 
 <file path=customXml/itemProps2.xml><?xml version="1.0" encoding="utf-8"?>
-<ds:datastoreItem xmlns:ds="http://schemas.openxmlformats.org/officeDocument/2006/customXml" ds:itemID="{05FF8E5F-B78E-4B6E-A230-F04733E1C1BD}">
-  <ds:schemaRefs>
-    <ds:schemaRef ds:uri="http://schemas.microsoft.com/sharepoint/v3/contenttype/forms"/>
-  </ds:schemaRefs>
-</ds:datastoreItem>
-</file>
-
-<file path=customXml/itemProps3.xml><?xml version="1.0" encoding="utf-8"?>
 <ds:datastoreItem xmlns:ds="http://schemas.openxmlformats.org/officeDocument/2006/customXml" ds:itemID="{4CC9510D-FE53-481C-910B-A2D4F19C8232}">
   <ds:schemaRefs>
     <ds:schemaRef ds:uri="http://schemas.microsoft.com/office/2006/metadata/contentType"/>
@@ -8509,10 +9838,21 @@
 </ds:datastoreItem>
 </file>
 
+<file path=customXml/itemProps3.xml><?xml version="1.0" encoding="utf-8"?>
+<ds:datastoreItem xmlns:ds="http://schemas.openxmlformats.org/officeDocument/2006/customXml" ds:itemID="{05FF8E5F-B78E-4B6E-A230-F04733E1C1BD}">
+  <ds:schemaRefs>
+    <ds:schemaRef ds:uri="http://schemas.microsoft.com/sharepoint/v3/contenttype/forms"/>
+  </ds:schemaRefs>
+</ds:datastoreItem>
+</file>
+
 <file path=customXml/itemProps4.xml><?xml version="1.0" encoding="utf-8"?>
-<ds:datastoreItem xmlns:ds="http://schemas.openxmlformats.org/officeDocument/2006/customXml" ds:itemID="{9D6A992C-3F4B-436A-8310-78D249FA449F}">
+<ds:datastoreItem xmlns:ds="http://schemas.openxmlformats.org/officeDocument/2006/customXml" ds:itemID="{2A9E4AC2-9564-48F8-B6BE-E92D0983C6D1}">
   <ds:schemaRefs>
-    <ds:schemaRef ds:uri="http://schemas.openxmlformats.org/officeDocument/2006/bibliography"/>
+    <ds:schemaRef ds:uri="http://schemas.microsoft.com/office/2006/metadata/properties"/>
+    <ds:schemaRef ds:uri="http://schemas.microsoft.com/office/infopath/2007/PartnerControls"/>
+    <ds:schemaRef ds:uri="1e6c8ea6-7bba-4134-a4d4-65070d127d3e"/>
+    <ds:schemaRef ds:uri="ba2c0041-fee8-48a2-b713-a8827e2ef91f"/>
   </ds:schemaRefs>
 </ds:datastoreItem>
 </file>